--- a/fuentes/123101_CF19_DU.docx
+++ b/fuentes/123101_CF19_DU.docx
@@ -1,6 +1,6 @@
 
 <file path=word/document.xml><?xml version="1.0" encoding="utf-8"?>
-<w:document xmlns:wpc="http://schemas.microsoft.com/office/word/2010/wordprocessingCanvas" xmlns:cx="http://schemas.microsoft.com/office/drawing/2014/chartex" xmlns:cx1="http://schemas.microsoft.com/office/drawing/2015/9/8/chartex" xmlns:cx2="http://schemas.microsoft.com/office/drawing/2015/10/21/chartex" xmlns:cx3="http://schemas.microsoft.com/office/drawing/2016/5/9/chartex" xmlns:cx4="http://schemas.microsoft.com/office/drawing/2016/5/10/chartex" xmlns:cx5="http://schemas.microsoft.com/office/drawing/2016/5/11/chartex" xmlns:cx6="http://schemas.microsoft.com/office/drawing/2016/5/12/chartex" xmlns:cx7="http://schemas.microsoft.com/office/drawing/2016/5/13/chartex" xmlns:cx8="http://schemas.microsoft.com/office/drawing/2016/5/14/chartex" xmlns:mc="http://schemas.openxmlformats.org/markup-compatibility/2006" xmlns:aink="http://schemas.microsoft.com/office/drawing/2016/ink" xmlns:am3d="http://schemas.microsoft.com/office/drawing/2017/model3d" xmlns:o="urn:schemas-microsoft-com:office:office" xmlns:oel="http://schemas.microsoft.com/office/2019/extlst" xmlns:r="http://schemas.openxmlformats.org/officeDocument/2006/relationships" xmlns:m="http://schemas.openxmlformats.org/officeDocument/2006/math" xmlns:v="urn:schemas-microsoft-com:vml" xmlns:wp14="http://schemas.microsoft.com/office/word/2010/wordprocessingDrawing" xmlns:wp="http://schemas.openxmlformats.org/drawingml/2006/wordprocessingDrawing" xmlns:w10="urn:schemas-microsoft-com:office:word" xmlns:w="http://schemas.openxmlformats.org/wordprocessingml/2006/main" xmlns:w14="http://schemas.microsoft.com/office/word/2010/wordml" xmlns:w15="http://schemas.microsoft.com/office/word/2012/wordml" xmlns:w16cex="http://schemas.microsoft.com/office/word/2018/wordml/cex" xmlns:w16cid="http://schemas.microsoft.com/office/word/2016/wordml/cid" xmlns:w16="http://schemas.microsoft.com/office/word/2018/wordml" xmlns:w16du="http://schemas.microsoft.com/office/word/2023/wordml/word16du" xmlns:w16sdtdh="http://schemas.microsoft.com/office/word/2020/wordml/sdtdatahash" xmlns:w16sdtfl="http://schemas.microsoft.com/office/word/2024/wordml/sdtformatlock" xmlns:w16se="http://schemas.microsoft.com/office/word/2015/wordml/symex" xmlns:wpg="http://schemas.microsoft.com/office/word/2010/wordprocessingGroup" xmlns:wpi="http://schemas.microsoft.com/office/word/2010/wordprocessingInk" xmlns:wne="http://schemas.microsoft.com/office/word/2006/wordml" xmlns:wps="http://schemas.microsoft.com/office/word/2010/wordprocessingShape" mc:Ignorable="w14 w15 w16se w16cid w16 w16cex w16sdtdh w16sdtfl w16du wp14">
+<w:document xmlns:wpc="http://schemas.microsoft.com/office/word/2010/wordprocessingCanvas" xmlns:cx="http://schemas.microsoft.com/office/drawing/2014/chartex" xmlns:cx1="http://schemas.microsoft.com/office/drawing/2015/9/8/chartex" xmlns:cx2="http://schemas.microsoft.com/office/drawing/2015/10/21/chartex" xmlns:cx3="http://schemas.microsoft.com/office/drawing/2016/5/9/chartex" xmlns:cx4="http://schemas.microsoft.com/office/drawing/2016/5/10/chartex" xmlns:cx5="http://schemas.microsoft.com/office/drawing/2016/5/11/chartex" xmlns:cx6="http://schemas.microsoft.com/office/drawing/2016/5/12/chartex" xmlns:cx7="http://schemas.microsoft.com/office/drawing/2016/5/13/chartex" xmlns:cx8="http://schemas.microsoft.com/office/drawing/2016/5/14/chartex" xmlns:mc="http://schemas.openxmlformats.org/markup-compatibility/2006" xmlns:aink="http://schemas.microsoft.com/office/drawing/2016/ink" xmlns:am3d="http://schemas.microsoft.com/office/drawing/2017/model3d" xmlns:o="urn:schemas-microsoft-com:office:office" xmlns:oel="http://schemas.microsoft.com/office/2019/extlst" xmlns:r="http://schemas.openxmlformats.org/officeDocument/2006/relationships" xmlns:m="http://schemas.openxmlformats.org/officeDocument/2006/math" xmlns:v="urn:schemas-microsoft-com:vml" xmlns:wp14="http://schemas.microsoft.com/office/word/2010/wordprocessingDrawing" xmlns:wp="http://schemas.openxmlformats.org/drawingml/2006/wordprocessingDrawing" xmlns:w10="urn:schemas-microsoft-com:office:word" xmlns:w="http://schemas.openxmlformats.org/wordprocessingml/2006/main" xmlns:w14="http://schemas.microsoft.com/office/word/2010/wordml" xmlns:w15="http://schemas.microsoft.com/office/word/2012/wordml" xmlns:w16cex="http://schemas.microsoft.com/office/word/2018/wordml/cex" xmlns:w16cid="http://schemas.microsoft.com/office/word/2016/wordml/cid" xmlns:w16="http://schemas.microsoft.com/office/word/2018/wordml" xmlns:w16du="http://schemas.microsoft.com/office/word/2023/wordml/word16du" xmlns:w16sdtdh="http://schemas.microsoft.com/office/word/2020/wordml/sdtdatahash" xmlns:w16se="http://schemas.microsoft.com/office/word/2015/wordml/symex" xmlns:wpg="http://schemas.microsoft.com/office/word/2010/wordprocessingGroup" xmlns:wpi="http://schemas.microsoft.com/office/word/2010/wordprocessingInk" xmlns:wne="http://schemas.microsoft.com/office/word/2006/wordml" xmlns:wps="http://schemas.microsoft.com/office/word/2010/wordprocessingShape" mc:Ignorable="w14 w15 w16se w16cid w16 w16cex w16sdtdh w16du wp14">
   <w:body>
     <w:p>
       <w:pPr>
@@ -12,7 +12,7 @@
           <w:lang w:eastAsia="es-CO"/>
         </w:rPr>
         <w:drawing>
-          <wp:anchor distT="0" distB="0" distL="114300" distR="114300" simplePos="0" relativeHeight="251659264" behindDoc="1" locked="0" layoutInCell="1" allowOverlap="1" wp14:anchorId="6A55977C" wp14:editId="5103F950">
+          <wp:anchor distT="0" distB="0" distL="114300" distR="114300" simplePos="0" relativeHeight="251659264" behindDoc="1" locked="0" layoutInCell="1" allowOverlap="1" wp14:anchorId="6A55977C" wp14:editId="6A64DE0E">
             <wp:simplePos x="0" y="0"/>
             <wp:positionH relativeFrom="column">
               <wp:posOffset>-749106</wp:posOffset>
@@ -136,7 +136,7 @@
         <mc:AlternateContent>
           <mc:Choice Requires="wps">
             <w:drawing>
-              <wp:anchor distT="0" distB="0" distL="114300" distR="114300" simplePos="0" relativeHeight="251661312" behindDoc="1" locked="0" layoutInCell="1" allowOverlap="1" wp14:anchorId="0853532D" wp14:editId="501466EB">
+              <wp:anchor distT="0" distB="0" distL="114300" distR="114300" simplePos="0" relativeHeight="251661312" behindDoc="1" locked="0" layoutInCell="1" allowOverlap="1" wp14:anchorId="0853532D" wp14:editId="18125AA7">
                 <wp:simplePos x="0" y="0"/>
                 <wp:positionH relativeFrom="column">
                   <wp:posOffset>-710565</wp:posOffset>
@@ -205,9 +205,9 @@
               </wp:anchor>
             </w:drawing>
           </mc:Choice>
-          <mc:Fallback>
+          <mc:Fallback xmlns:w16sdtfl="http://schemas.microsoft.com/office/word/2024/wordml/sdtformatlock">
             <w:pict>
-              <v:rect w14:anchorId="76B1553C" id="Rectángulo 3" o:spid="_x0000_s1026" style="position:absolute;margin-left:-55.95pt;margin-top:26.4pt;width:613.85pt;height:164.25pt;z-index:-251655168;visibility:visible;mso-wrap-style:square;mso-height-percent:0;mso-wrap-distance-left:9pt;mso-wrap-distance-top:0;mso-wrap-distance-right:9pt;mso-wrap-distance-bottom:0;mso-position-horizontal:absolute;mso-position-horizontal-relative:text;mso-position-vertical:absolute;mso-position-vertical-relative:text;mso-height-percent:0;mso-height-relative:margin;v-text-anchor:middle" o:gfxdata="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" fillcolor="#00314d" stroked="f" strokeweight="1pt"/>
+              <v:rect w14:anchorId="40A43CE7" id="Rectángulo 3" o:spid="_x0000_s1026" style="position:absolute;margin-left:-55.95pt;margin-top:26.4pt;width:613.85pt;height:164.25pt;z-index:-251655168;visibility:visible;mso-wrap-style:square;mso-height-percent:0;mso-wrap-distance-left:9pt;mso-wrap-distance-top:0;mso-wrap-distance-right:9pt;mso-wrap-distance-bottom:0;mso-position-horizontal:absolute;mso-position-horizontal-relative:text;mso-position-vertical:absolute;mso-position-vertical-relative:text;mso-height-percent:0;mso-height-relative:margin;v-text-anchor:middle" o:gfxdata="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" fillcolor="#00314d" stroked="f" strokeweight="1pt"/>
             </w:pict>
           </mc:Fallback>
         </mc:AlternateContent>
@@ -314,7 +314,7 @@
                 <v:stroke joinstyle="miter"/>
                 <v:path gradientshapeok="t" o:connecttype="rect"/>
               </v:shapetype>
-              <v:shape id="Cuadro de texto 2" o:spid="_x0000_s1026" type="#_x0000_t202" style="position:absolute;left:0;text-align:left;margin-left:-19.95pt;margin-top:14.55pt;width:549pt;height:126pt;z-index:251663360;visibility:visible;mso-wrap-style:square;mso-width-percent:0;mso-height-percent:0;mso-wrap-distance-left:9pt;mso-wrap-distance-top:3.6pt;mso-wrap-distance-right:9pt;mso-wrap-distance-bottom:3.6pt;mso-position-horizontal:absolute;mso-position-horizontal-relative:text;mso-position-vertical:absolute;mso-position-vertical-relative:text;mso-width-percent:0;mso-height-percent:0;mso-width-relative:margin;mso-height-relative:margin;v-text-anchor:top" o:gfxdata="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" filled="f" stroked="f">
+              <v:shape id="Cuadro de texto 2" o:spid="_x0000_s1026" type="#_x0000_t202" alt="&quot;&quot;" style="position:absolute;left:0;text-align:left;margin-left:-19.95pt;margin-top:14.55pt;width:549pt;height:126pt;z-index:251663360;visibility:visible;mso-wrap-style:square;mso-width-percent:0;mso-height-percent:0;mso-wrap-distance-left:9pt;mso-wrap-distance-top:3.6pt;mso-wrap-distance-right:9pt;mso-wrap-distance-bottom:3.6pt;mso-position-horizontal:absolute;mso-position-horizontal-relative:text;mso-position-vertical:absolute;mso-position-vertical-relative:text;mso-width-percent:0;mso-height-percent:0;mso-width-relative:margin;mso-height-relative:margin;v-text-anchor:top" o:gfxdata="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" filled="f" stroked="f">
                 <v:textbox>
                   <w:txbxContent>
                     <w:p>
@@ -582,7 +582,7 @@
           <w:r>
             <w:fldChar w:fldCharType="separate"/>
           </w:r>
-          <w:hyperlink w:anchor="_Toc199488628" w:history="1">
+          <w:hyperlink w:anchor="_Toc200571592" w:history="1">
             <w:r>
               <w:rPr>
                 <w:rStyle w:val="Hipervnculo"/>
@@ -609,7 +609,7 @@
                 <w:noProof/>
                 <w:webHidden/>
               </w:rPr>
-              <w:instrText xml:space="preserve"> PAGEREF _Toc199488628 \h </w:instrText>
+              <w:instrText xml:space="preserve"> PAGEREF _Toc200571592 \h </w:instrText>
             </w:r>
             <w:r>
               <w:rPr>
@@ -655,7 +655,7 @@
               <w:lang w:eastAsia="es-CO"/>
             </w:rPr>
           </w:pPr>
-          <w:hyperlink w:anchor="_Toc199488629" w:history="1">
+          <w:hyperlink w:anchor="_Toc200571593" w:history="1">
             <w:r>
               <w:rPr>
                 <w:rStyle w:val="Hipervnculo"/>
@@ -699,7 +699,7 @@
                 <w:noProof/>
                 <w:webHidden/>
               </w:rPr>
-              <w:instrText xml:space="preserve"> PAGEREF _Toc199488629 \h </w:instrText>
+              <w:instrText xml:space="preserve"> PAGEREF _Toc200571593 \h </w:instrText>
             </w:r>
             <w:r>
               <w:rPr>
@@ -745,7 +745,7 @@
               <w:lang w:eastAsia="es-CO"/>
             </w:rPr>
           </w:pPr>
-          <w:hyperlink w:anchor="_Toc199488630" w:history="1">
+          <w:hyperlink w:anchor="_Toc200571594" w:history="1">
             <w:r>
               <w:rPr>
                 <w:rStyle w:val="Hipervnculo"/>
@@ -795,7 +795,7 @@
                 <w:noProof/>
                 <w:webHidden/>
               </w:rPr>
-              <w:instrText xml:space="preserve"> PAGEREF _Toc199488630 \h </w:instrText>
+              <w:instrText xml:space="preserve"> PAGEREF _Toc200571594 \h </w:instrText>
             </w:r>
             <w:r>
               <w:rPr>
@@ -841,7 +841,7 @@
               <w:lang w:eastAsia="es-CO"/>
             </w:rPr>
           </w:pPr>
-          <w:hyperlink w:anchor="_Toc199488631" w:history="1">
+          <w:hyperlink w:anchor="_Toc200571595" w:history="1">
             <w:r>
               <w:rPr>
                 <w:rStyle w:val="Hipervnculo"/>
@@ -891,7 +891,7 @@
                 <w:noProof/>
                 <w:webHidden/>
               </w:rPr>
-              <w:instrText xml:space="preserve"> PAGEREF _Toc199488631 \h </w:instrText>
+              <w:instrText xml:space="preserve"> PAGEREF _Toc200571595 \h </w:instrText>
             </w:r>
             <w:r>
               <w:rPr>
@@ -937,7 +937,7 @@
               <w:lang w:eastAsia="es-CO"/>
             </w:rPr>
           </w:pPr>
-          <w:hyperlink w:anchor="_Toc199488632" w:history="1">
+          <w:hyperlink w:anchor="_Toc200571596" w:history="1">
             <w:r>
               <w:rPr>
                 <w:rStyle w:val="Hipervnculo"/>
@@ -981,7 +981,7 @@
                 <w:noProof/>
                 <w:webHidden/>
               </w:rPr>
-              <w:instrText xml:space="preserve"> PAGEREF _Toc199488632 \h </w:instrText>
+              <w:instrText xml:space="preserve"> PAGEREF _Toc200571596 \h </w:instrText>
             </w:r>
             <w:r>
               <w:rPr>
@@ -1027,7 +1027,7 @@
               <w:lang w:eastAsia="es-CO"/>
             </w:rPr>
           </w:pPr>
-          <w:hyperlink w:anchor="_Toc199488633" w:history="1">
+          <w:hyperlink w:anchor="_Toc200571597" w:history="1">
             <w:r>
               <w:rPr>
                 <w:rStyle w:val="Hipervnculo"/>
@@ -1077,7 +1077,7 @@
                 <w:noProof/>
                 <w:webHidden/>
               </w:rPr>
-              <w:instrText xml:space="preserve"> PAGEREF _Toc199488633 \h </w:instrText>
+              <w:instrText xml:space="preserve"> PAGEREF _Toc200571597 \h </w:instrText>
             </w:r>
             <w:r>
               <w:rPr>
@@ -1123,7 +1123,7 @@
               <w:lang w:eastAsia="es-CO"/>
             </w:rPr>
           </w:pPr>
-          <w:hyperlink w:anchor="_Toc199488634" w:history="1">
+          <w:hyperlink w:anchor="_Toc200571598" w:history="1">
             <w:r>
               <w:rPr>
                 <w:rStyle w:val="Hipervnculo"/>
@@ -1173,7 +1173,7 @@
                 <w:noProof/>
                 <w:webHidden/>
               </w:rPr>
-              <w:instrText xml:space="preserve"> PAGEREF _Toc199488634 \h </w:instrText>
+              <w:instrText xml:space="preserve"> PAGEREF _Toc200571598 \h </w:instrText>
             </w:r>
             <w:r>
               <w:rPr>
@@ -1219,7 +1219,7 @@
               <w:lang w:eastAsia="es-CO"/>
             </w:rPr>
           </w:pPr>
-          <w:hyperlink w:anchor="_Toc199488635" w:history="1">
+          <w:hyperlink w:anchor="_Toc200571599" w:history="1">
             <w:r>
               <w:rPr>
                 <w:rStyle w:val="Hipervnculo"/>
@@ -1269,7 +1269,7 @@
                 <w:noProof/>
                 <w:webHidden/>
               </w:rPr>
-              <w:instrText xml:space="preserve"> PAGEREF _Toc199488635 \h </w:instrText>
+              <w:instrText xml:space="preserve"> PAGEREF _Toc200571599 \h </w:instrText>
             </w:r>
             <w:r>
               <w:rPr>
@@ -1315,7 +1315,7 @@
               <w:lang w:eastAsia="es-CO"/>
             </w:rPr>
           </w:pPr>
-          <w:hyperlink w:anchor="_Toc199488636" w:history="1">
+          <w:hyperlink w:anchor="_Toc200571600" w:history="1">
             <w:r>
               <w:rPr>
                 <w:rStyle w:val="Hipervnculo"/>
@@ -1359,7 +1359,7 @@
                 <w:noProof/>
                 <w:webHidden/>
               </w:rPr>
-              <w:instrText xml:space="preserve"> PAGEREF _Toc199488636 \h </w:instrText>
+              <w:instrText xml:space="preserve"> PAGEREF _Toc200571600 \h </w:instrText>
             </w:r>
             <w:r>
               <w:rPr>
@@ -1404,7 +1404,7 @@
               <w:lang w:eastAsia="es-CO"/>
             </w:rPr>
           </w:pPr>
-          <w:hyperlink w:anchor="_Toc199488637" w:history="1">
+          <w:hyperlink w:anchor="_Toc200571601" w:history="1">
             <w:r>
               <w:rPr>
                 <w:rStyle w:val="Hipervnculo"/>
@@ -1431,7 +1431,7 @@
                 <w:noProof/>
                 <w:webHidden/>
               </w:rPr>
-              <w:instrText xml:space="preserve"> PAGEREF _Toc199488637 \h </w:instrText>
+              <w:instrText xml:space="preserve"> PAGEREF _Toc200571601 \h </w:instrText>
             </w:r>
             <w:r>
               <w:rPr>
@@ -1476,7 +1476,7 @@
               <w:lang w:eastAsia="es-CO"/>
             </w:rPr>
           </w:pPr>
-          <w:hyperlink w:anchor="_Toc199488638" w:history="1">
+          <w:hyperlink w:anchor="_Toc200571602" w:history="1">
             <w:r>
               <w:rPr>
                 <w:rStyle w:val="Hipervnculo"/>
@@ -1503,7 +1503,7 @@
                 <w:noProof/>
                 <w:webHidden/>
               </w:rPr>
-              <w:instrText xml:space="preserve"> PAGEREF _Toc199488638 \h </w:instrText>
+              <w:instrText xml:space="preserve"> PAGEREF _Toc200571602 \h </w:instrText>
             </w:r>
             <w:r>
               <w:rPr>
@@ -1548,7 +1548,7 @@
               <w:lang w:eastAsia="es-CO"/>
             </w:rPr>
           </w:pPr>
-          <w:hyperlink w:anchor="_Toc199488639" w:history="1">
+          <w:hyperlink w:anchor="_Toc200571603" w:history="1">
             <w:r>
               <w:rPr>
                 <w:rStyle w:val="Hipervnculo"/>
@@ -1575,7 +1575,7 @@
                 <w:noProof/>
                 <w:webHidden/>
               </w:rPr>
-              <w:instrText xml:space="preserve"> PAGEREF _Toc199488639 \h </w:instrText>
+              <w:instrText xml:space="preserve"> PAGEREF _Toc200571603 \h </w:instrText>
             </w:r>
             <w:r>
               <w:rPr>
@@ -1620,7 +1620,7 @@
               <w:lang w:eastAsia="es-CO"/>
             </w:rPr>
           </w:pPr>
-          <w:hyperlink w:anchor="_Toc199488640" w:history="1">
+          <w:hyperlink w:anchor="_Toc200571604" w:history="1">
             <w:r>
               <w:rPr>
                 <w:rStyle w:val="Hipervnculo"/>
@@ -1647,7 +1647,7 @@
                 <w:noProof/>
                 <w:webHidden/>
               </w:rPr>
-              <w:instrText xml:space="preserve"> PAGEREF _Toc199488640 \h </w:instrText>
+              <w:instrText xml:space="preserve"> PAGEREF _Toc200571604 \h </w:instrText>
             </w:r>
             <w:r>
               <w:rPr>
@@ -1692,7 +1692,7 @@
               <w:lang w:eastAsia="es-CO"/>
             </w:rPr>
           </w:pPr>
-          <w:hyperlink w:anchor="_Toc199488641" w:history="1">
+          <w:hyperlink w:anchor="_Toc200571605" w:history="1">
             <w:r>
               <w:rPr>
                 <w:rStyle w:val="Hipervnculo"/>
@@ -1719,7 +1719,7 @@
                 <w:noProof/>
                 <w:webHidden/>
               </w:rPr>
-              <w:instrText xml:space="preserve"> PAGEREF _Toc199488641 \h </w:instrText>
+              <w:instrText xml:space="preserve"> PAGEREF _Toc200571605 \h </w:instrText>
             </w:r>
             <w:r>
               <w:rPr>
@@ -1761,7 +1761,7 @@
       <w:pPr>
         <w:pStyle w:val="Titulosgenerales"/>
       </w:pPr>
-      <w:bookmarkStart w:id="0" w:name="_Toc199488628"/>
+      <w:bookmarkStart w:id="0" w:name="_Toc200571592"/>
       <w:r>
         <w:lastRenderedPageBreak/>
         <w:t>Introducción</w:t>
@@ -1793,7 +1793,7 @@
       <w:pPr>
         <w:pStyle w:val="Ttulo1"/>
       </w:pPr>
-      <w:bookmarkStart w:id="1" w:name="_Toc199488629"/>
+      <w:bookmarkStart w:id="1" w:name="_Toc200571593"/>
       <w:r>
         <w:lastRenderedPageBreak/>
         <w:t>Presupuesto</w:t>
@@ -1817,7 +1817,7 @@
       <w:pPr>
         <w:pStyle w:val="Ttulo2"/>
       </w:pPr>
-      <w:bookmarkStart w:id="2" w:name="_Toc199488630"/>
+      <w:bookmarkStart w:id="2" w:name="_Toc200571594"/>
       <w:r>
         <w:t>Generalidades</w:t>
       </w:r>
@@ -1916,7 +1916,7 @@
         <w:pStyle w:val="Prrafodelista"/>
         <w:numPr>
           <w:ilvl w:val="0"/>
-          <w:numId w:val="70"/>
+          <w:numId w:val="6"/>
         </w:numPr>
         <w:rPr>
           <w:lang w:val="es-419" w:eastAsia="es-CO"/>
@@ -1934,7 +1934,7 @@
         <w:pStyle w:val="Prrafodelista"/>
         <w:numPr>
           <w:ilvl w:val="0"/>
-          <w:numId w:val="70"/>
+          <w:numId w:val="6"/>
         </w:numPr>
         <w:rPr>
           <w:lang w:val="es-419" w:eastAsia="es-CO"/>
@@ -1952,7 +1952,7 @@
         <w:pStyle w:val="Prrafodelista"/>
         <w:numPr>
           <w:ilvl w:val="0"/>
-          <w:numId w:val="70"/>
+          <w:numId w:val="6"/>
         </w:numPr>
         <w:rPr>
           <w:lang w:val="es-419" w:eastAsia="es-CO"/>
@@ -1970,7 +1970,7 @@
         <w:pStyle w:val="Prrafodelista"/>
         <w:numPr>
           <w:ilvl w:val="0"/>
-          <w:numId w:val="70"/>
+          <w:numId w:val="6"/>
         </w:numPr>
         <w:rPr>
           <w:lang w:val="es-419" w:eastAsia="es-CO"/>
@@ -2022,7 +2022,7 @@
         <w:pStyle w:val="Prrafodelista"/>
         <w:numPr>
           <w:ilvl w:val="0"/>
-          <w:numId w:val="71"/>
+          <w:numId w:val="7"/>
         </w:numPr>
         <w:rPr>
           <w:lang w:eastAsia="es-CO"/>
@@ -2054,7 +2054,7 @@
         <w:pStyle w:val="Prrafodelista"/>
         <w:numPr>
           <w:ilvl w:val="0"/>
-          <w:numId w:val="71"/>
+          <w:numId w:val="7"/>
         </w:numPr>
         <w:rPr>
           <w:lang w:eastAsia="es-CO"/>
@@ -2087,7 +2087,7 @@
         <w:pStyle w:val="Prrafodelista"/>
         <w:numPr>
           <w:ilvl w:val="0"/>
-          <w:numId w:val="71"/>
+          <w:numId w:val="7"/>
         </w:numPr>
         <w:rPr>
           <w:lang w:eastAsia="es-CO"/>
@@ -2119,7 +2119,7 @@
         <w:pStyle w:val="Prrafodelista"/>
         <w:numPr>
           <w:ilvl w:val="0"/>
-          <w:numId w:val="71"/>
+          <w:numId w:val="7"/>
         </w:numPr>
         <w:rPr>
           <w:lang w:eastAsia="es-CO"/>
@@ -2150,7 +2150,7 @@
       <w:pPr>
         <w:pStyle w:val="Ttulo2"/>
       </w:pPr>
-      <w:bookmarkStart w:id="3" w:name="_Toc199488631"/>
+      <w:bookmarkStart w:id="3" w:name="_Toc200571595"/>
       <w:r>
         <w:t>Clasificación del presupuesto</w:t>
       </w:r>
@@ -2195,7 +2195,7 @@
         <w:pStyle w:val="Prrafodelista"/>
         <w:numPr>
           <w:ilvl w:val="0"/>
-          <w:numId w:val="72"/>
+          <w:numId w:val="8"/>
         </w:numPr>
         <w:rPr>
           <w:lang w:val="es-419" w:eastAsia="es-CO"/>
@@ -2227,7 +2227,7 @@
         <w:pStyle w:val="Prrafodelista"/>
         <w:numPr>
           <w:ilvl w:val="0"/>
-          <w:numId w:val="72"/>
+          <w:numId w:val="8"/>
         </w:numPr>
         <w:rPr>
           <w:lang w:val="es-419" w:eastAsia="es-CO"/>
@@ -2281,7 +2281,7 @@
         <w:pStyle w:val="Prrafodelista"/>
         <w:numPr>
           <w:ilvl w:val="0"/>
-          <w:numId w:val="73"/>
+          <w:numId w:val="9"/>
         </w:numPr>
         <w:rPr>
           <w:lang w:val="es-419" w:eastAsia="es-CO"/>
@@ -2313,7 +2313,7 @@
         <w:pStyle w:val="Prrafodelista"/>
         <w:numPr>
           <w:ilvl w:val="0"/>
-          <w:numId w:val="73"/>
+          <w:numId w:val="9"/>
         </w:numPr>
         <w:rPr>
           <w:lang w:val="es-419" w:eastAsia="es-CO"/>
@@ -2366,7 +2366,7 @@
         <w:pStyle w:val="Prrafodelista"/>
         <w:numPr>
           <w:ilvl w:val="0"/>
-          <w:numId w:val="74"/>
+          <w:numId w:val="10"/>
         </w:numPr>
         <w:rPr>
           <w:lang w:val="es-419" w:eastAsia="es-CO"/>
@@ -2399,7 +2399,7 @@
         <w:pStyle w:val="Prrafodelista"/>
         <w:numPr>
           <w:ilvl w:val="0"/>
-          <w:numId w:val="74"/>
+          <w:numId w:val="10"/>
         </w:numPr>
         <w:rPr>
           <w:lang w:val="es-419" w:eastAsia="es-CO"/>
@@ -2584,7 +2584,7 @@
       <w:pPr>
         <w:pStyle w:val="Ttulo1"/>
       </w:pPr>
-      <w:bookmarkStart w:id="4" w:name="_Toc199488632"/>
+      <w:bookmarkStart w:id="4" w:name="_Toc200571596"/>
       <w:r>
         <w:lastRenderedPageBreak/>
         <w:t>Presupuesto operativo</w:t>
@@ -2622,7 +2622,7 @@
       <w:pPr>
         <w:pStyle w:val="Ttulo2"/>
       </w:pPr>
-      <w:bookmarkStart w:id="5" w:name="_Toc199488633"/>
+      <w:bookmarkStart w:id="5" w:name="_Toc200571597"/>
       <w:r>
         <w:t>Componentes del presupuesto operativo</w:t>
       </w:r>
@@ -2646,7 +2646,7 @@
         <w:pStyle w:val="Prrafodelista"/>
         <w:numPr>
           <w:ilvl w:val="0"/>
-          <w:numId w:val="75"/>
+          <w:numId w:val="11"/>
         </w:numPr>
         <w:rPr>
           <w:lang w:eastAsia="es-CO"/>
@@ -2678,7 +2678,7 @@
         <w:pStyle w:val="Prrafodelista"/>
         <w:numPr>
           <w:ilvl w:val="0"/>
-          <w:numId w:val="75"/>
+          <w:numId w:val="11"/>
         </w:numPr>
         <w:rPr>
           <w:lang w:eastAsia="es-CO"/>
@@ -2710,7 +2710,7 @@
         <w:pStyle w:val="Prrafodelista"/>
         <w:numPr>
           <w:ilvl w:val="0"/>
-          <w:numId w:val="75"/>
+          <w:numId w:val="11"/>
         </w:numPr>
         <w:rPr>
           <w:lang w:eastAsia="es-CO"/>
@@ -2743,7 +2743,7 @@
         <w:pStyle w:val="Prrafodelista"/>
         <w:numPr>
           <w:ilvl w:val="1"/>
-          <w:numId w:val="75"/>
+          <w:numId w:val="11"/>
         </w:numPr>
         <w:rPr>
           <w:lang w:eastAsia="es-CO"/>
@@ -2753,13 +2753,7 @@
         <w:rPr>
           <w:lang w:eastAsia="es-CO"/>
         </w:rPr>
-        <w:t>G</w:t>
-      </w:r>
-      <w:r>
-        <w:rPr>
-          <w:lang w:eastAsia="es-CO"/>
-        </w:rPr>
-        <w:t>astos de administración: nómina, servicios, mantenimiento, seguros, arrendamientos, honorarios, depreciaciones.</w:t>
+        <w:t>Gastos de administración: nómina, servicios, mantenimiento, seguros, arrendamientos, honorarios, depreciaciones.</w:t>
       </w:r>
     </w:p>
     <w:p>
@@ -2767,7 +2761,7 @@
         <w:pStyle w:val="Prrafodelista"/>
         <w:numPr>
           <w:ilvl w:val="1"/>
-          <w:numId w:val="75"/>
+          <w:numId w:val="11"/>
         </w:numPr>
         <w:rPr>
           <w:lang w:eastAsia="es-CO"/>
@@ -2784,7 +2778,7 @@
       <w:pPr>
         <w:pStyle w:val="Ttulo2"/>
       </w:pPr>
-      <w:bookmarkStart w:id="6" w:name="_Toc199488634"/>
+      <w:bookmarkStart w:id="6" w:name="_Toc200571598"/>
       <w:r>
         <w:t>Metodología para la elaboración del presupuesto operativo</w:t>
       </w:r>
@@ -2955,7 +2949,7 @@
       <w:pPr>
         <w:pStyle w:val="Ttulo2"/>
       </w:pPr>
-      <w:bookmarkStart w:id="7" w:name="_Toc199488635"/>
+      <w:bookmarkStart w:id="7" w:name="_Toc200571599"/>
       <w:r>
         <w:t>Aplicación práctica</w:t>
       </w:r>
@@ -2979,7 +2973,7 @@
         <w:pStyle w:val="Prrafodelista"/>
         <w:numPr>
           <w:ilvl w:val="0"/>
-          <w:numId w:val="76"/>
+          <w:numId w:val="12"/>
         </w:numPr>
         <w:rPr>
           <w:lang w:val="es-419" w:eastAsia="es-CO"/>
@@ -3011,7 +3005,7 @@
         <w:pStyle w:val="Prrafodelista"/>
         <w:numPr>
           <w:ilvl w:val="0"/>
-          <w:numId w:val="76"/>
+          <w:numId w:val="12"/>
         </w:numPr>
         <w:rPr>
           <w:lang w:val="es-419" w:eastAsia="es-CO"/>
@@ -3043,7 +3037,7 @@
         <w:pStyle w:val="Prrafodelista"/>
         <w:numPr>
           <w:ilvl w:val="0"/>
-          <w:numId w:val="76"/>
+          <w:numId w:val="12"/>
         </w:numPr>
         <w:rPr>
           <w:lang w:val="es-419" w:eastAsia="es-CO"/>
@@ -3101,7 +3095,7 @@
         <w:pStyle w:val="Prrafodelista"/>
         <w:numPr>
           <w:ilvl w:val="0"/>
-          <w:numId w:val="77"/>
+          <w:numId w:val="13"/>
         </w:numPr>
         <w:rPr>
           <w:lang w:val="es-419" w:eastAsia="es-CO"/>
@@ -3440,7 +3434,7 @@
         <w:pStyle w:val="Prrafodelista"/>
         <w:numPr>
           <w:ilvl w:val="0"/>
-          <w:numId w:val="77"/>
+          <w:numId w:val="13"/>
         </w:numPr>
         <w:rPr>
           <w:lang w:val="es-419" w:eastAsia="es-CO"/>
@@ -3450,7 +3444,21 @@
         <w:rPr>
           <w:lang w:eastAsia="es-CO"/>
         </w:rPr>
-        <w:t>Se proyectan las ventas futuras del sector para los próximos años utilizando la ecuación y = mx + b, en donde:</w:t>
+        <w:t xml:space="preserve">Se proyectan las ventas futuras del sector para los próximos años utilizando la ecuación </w:t>
+      </w:r>
+      <w:r>
+        <w:rPr>
+          <w:b/>
+          <w:bCs/>
+          <w:lang w:eastAsia="es-CO"/>
+        </w:rPr>
+        <w:t>y = mx + b</w:t>
+      </w:r>
+      <w:r>
+        <w:rPr>
+          <w:lang w:eastAsia="es-CO"/>
+        </w:rPr>
+        <w:t>, en donde:</w:t>
       </w:r>
     </w:p>
     <w:p>
@@ -3458,7 +3466,7 @@
         <w:pStyle w:val="Prrafodelista"/>
         <w:numPr>
           <w:ilvl w:val="0"/>
-          <w:numId w:val="78"/>
+          <w:numId w:val="14"/>
         </w:numPr>
         <w:rPr>
           <w:lang w:val="es-419" w:eastAsia="es-CO"/>
@@ -3476,7 +3484,35 @@
         <w:rPr>
           <w:lang w:val="es-419" w:eastAsia="es-CO"/>
         </w:rPr>
-        <w:t xml:space="preserve"> es la pendiente de la línea de regresión que representa el número de unidades que aumenta y por cada unidad de x. Se calcula con la siguiente fórmula:</w:t>
+        <w:t xml:space="preserve"> es la pendiente de la línea de regresión que representa el número de unidades que aumenta </w:t>
+      </w:r>
+      <w:r>
+        <w:rPr>
+          <w:b/>
+          <w:bCs/>
+          <w:lang w:val="es-419" w:eastAsia="es-CO"/>
+        </w:rPr>
+        <w:t>y</w:t>
+      </w:r>
+      <w:r>
+        <w:rPr>
+          <w:lang w:val="es-419" w:eastAsia="es-CO"/>
+        </w:rPr>
+        <w:t xml:space="preserve"> por cada unidad de </w:t>
+      </w:r>
+      <w:r>
+        <w:rPr>
+          <w:b/>
+          <w:bCs/>
+          <w:lang w:val="es-419" w:eastAsia="es-CO"/>
+        </w:rPr>
+        <w:t>x</w:t>
+      </w:r>
+      <w:r>
+        <w:rPr>
+          <w:lang w:val="es-419" w:eastAsia="es-CO"/>
+        </w:rPr>
+        <w:t>. Se calcula con la siguiente fórmula:</w:t>
       </w:r>
     </w:p>
     <w:p>
@@ -3498,10 +3534,10 @@
           <w:lang w:val="es-419" w:eastAsia="es-CO"/>
         </w:rPr>
         <w:drawing>
-          <wp:inline distT="0" distB="0" distL="0" distR="0" wp14:anchorId="43C593B2" wp14:editId="7BE2CC3E">
+          <wp:inline distT="0" distB="0" distL="0" distR="0" wp14:anchorId="43C593B2" wp14:editId="2F299357">
             <wp:extent cx="2038350" cy="809625"/>
             <wp:effectExtent l="0" t="0" r="0" b="9525"/>
-            <wp:docPr id="687222375" name="Imagen 5">
+            <wp:docPr id="687222375" name="Imagen 5" descr="Fórmula para calcular la pendiente (m) en una regresión lineal: se multiplica el número de datos (n) por la suma del producto de cada par de valores x*y, y a esto se le resta el producto entre la suma de x y la suma de y. El resultado se divide entre n por la suma de los cuadrados de x, menos el cuadrado de la suma de x.">
               <a:extLst xmlns:a="http://schemas.openxmlformats.org/drawingml/2006/main">
                 <a:ext uri="{C183D7F6-B498-43B3-948B-1728B52AA6E4}">
                   <adec:decorative xmlns:adec="http://schemas.microsoft.com/office/drawing/2017/decorative" val="1"/>
@@ -3515,7 +3551,7 @@
               <a:graphicData uri="http://schemas.openxmlformats.org/drawingml/2006/picture">
                 <pic:pic xmlns:pic="http://schemas.openxmlformats.org/drawingml/2006/picture">
                   <pic:nvPicPr>
-                    <pic:cNvPr id="687222375" name="Imagen 5">
+                    <pic:cNvPr id="687222375" name="Imagen 5" descr="Fórmula para calcular la pendiente (m) en una regresión lineal: se multiplica el número de datos (n) por la suma del producto de cada par de valores x*y, y a esto se le resta el producto entre la suma de x y la suma de y. El resultado se divide entre n por la suma de los cuadrados de x, menos el cuadrado de la suma de x.">
                       <a:extLst>
                         <a:ext uri="{C183D7F6-B498-43B3-948B-1728B52AA6E4}">
                           <adec:decorative xmlns:adec="http://schemas.microsoft.com/office/drawing/2017/decorative" val="1"/>
@@ -3561,7 +3597,7 @@
         <w:pStyle w:val="Prrafodelista"/>
         <w:numPr>
           <w:ilvl w:val="0"/>
-          <w:numId w:val="78"/>
+          <w:numId w:val="14"/>
         </w:numPr>
         <w:rPr>
           <w:lang w:val="es-419" w:eastAsia="es-CO"/>
@@ -3579,7 +3615,35 @@
         <w:rPr>
           <w:lang w:val="es-419" w:eastAsia="es-CO"/>
         </w:rPr>
-        <w:t xml:space="preserve"> es la intersección de y en la línea de regresión cuando x toma el valor de cero. Se calcula con la siguiente fórmula:</w:t>
+        <w:t xml:space="preserve"> es la intersección de </w:t>
+      </w:r>
+      <w:r>
+        <w:rPr>
+          <w:b/>
+          <w:bCs/>
+          <w:lang w:val="es-419" w:eastAsia="es-CO"/>
+        </w:rPr>
+        <w:t>y</w:t>
+      </w:r>
+      <w:r>
+        <w:rPr>
+          <w:lang w:val="es-419" w:eastAsia="es-CO"/>
+        </w:rPr>
+        <w:t xml:space="preserve"> en la línea de regresión cuando </w:t>
+      </w:r>
+      <w:r>
+        <w:rPr>
+          <w:b/>
+          <w:bCs/>
+          <w:lang w:val="es-419" w:eastAsia="es-CO"/>
+        </w:rPr>
+        <w:t>x</w:t>
+      </w:r>
+      <w:r>
+        <w:rPr>
+          <w:lang w:val="es-419" w:eastAsia="es-CO"/>
+        </w:rPr>
+        <w:t xml:space="preserve"> toma el valor de cero. Se calcula con la siguiente fórmula:</w:t>
       </w:r>
     </w:p>
     <w:p>
@@ -3597,10 +3661,10 @@
           <w:lang w:val="es-419" w:eastAsia="es-CO"/>
         </w:rPr>
         <w:drawing>
-          <wp:inline distT="0" distB="0" distL="0" distR="0" wp14:anchorId="62923F0F" wp14:editId="53182F3B">
+          <wp:inline distT="0" distB="0" distL="0" distR="0" wp14:anchorId="62923F0F" wp14:editId="30385A93">
             <wp:extent cx="2495550" cy="809625"/>
             <wp:effectExtent l="0" t="0" r="0" b="9525"/>
-            <wp:docPr id="667279583" name="Imagen 7">
+            <wp:docPr id="667279583" name="Imagen 7" descr="Fórmula matemática para calcular la pendiente b en una regresión lineal, con sumatorias de productos y cuadrados de variables x y y, y el número de observaciones n.">
               <a:extLst xmlns:a="http://schemas.openxmlformats.org/drawingml/2006/main">
                 <a:ext uri="{C183D7F6-B498-43B3-948B-1728B52AA6E4}">
                   <adec:decorative xmlns:adec="http://schemas.microsoft.com/office/drawing/2017/decorative" val="1"/>
@@ -3614,7 +3678,7 @@
               <a:graphicData uri="http://schemas.openxmlformats.org/drawingml/2006/picture">
                 <pic:pic xmlns:pic="http://schemas.openxmlformats.org/drawingml/2006/picture">
                   <pic:nvPicPr>
-                    <pic:cNvPr id="667279583" name="Imagen 7">
+                    <pic:cNvPr id="667279583" name="Imagen 7" descr="Fórmula matemática para calcular la pendiente b en una regresión lineal, con sumatorias de productos y cuadrados de variables x y y, y el número de observaciones n.">
                       <a:extLst>
                         <a:ext uri="{C183D7F6-B498-43B3-948B-1728B52AA6E4}">
                           <adec:decorative xmlns:adec="http://schemas.microsoft.com/office/drawing/2017/decorative" val="1"/>
@@ -3660,7 +3724,7 @@
         <w:pStyle w:val="Prrafodelista"/>
         <w:numPr>
           <w:ilvl w:val="0"/>
-          <w:numId w:val="78"/>
+          <w:numId w:val="14"/>
         </w:numPr>
         <w:rPr>
           <w:lang w:val="es-419" w:eastAsia="es-CO"/>
@@ -3704,7 +3768,7 @@
         <w:pStyle w:val="Prrafodelista"/>
         <w:numPr>
           <w:ilvl w:val="0"/>
-          <w:numId w:val="77"/>
+          <w:numId w:val="13"/>
         </w:numPr>
         <w:rPr>
           <w:lang w:val="es-419" w:eastAsia="es-CO"/>
@@ -3729,27 +3793,13 @@
           <w:bCs/>
           <w:lang w:eastAsia="es-CO"/>
         </w:rPr>
-        <w:t>m</w:t>
-      </w:r>
-      <w:r>
-        <w:rPr>
-          <w:b/>
-          <w:bCs/>
-          <w:lang w:eastAsia="es-CO"/>
-        </w:rPr>
-        <w:t xml:space="preserve"> </w:t>
-      </w:r>
-      <w:r>
-        <w:rPr>
-          <w:lang w:eastAsia="es-CO"/>
-        </w:rPr>
-        <w:t>y</w:t>
-      </w:r>
-      <w:r>
-        <w:rPr>
-          <w:lang w:eastAsia="es-CO"/>
-        </w:rPr>
-        <w:t xml:space="preserve"> </w:t>
+        <w:t xml:space="preserve">m </w:t>
+      </w:r>
+      <w:r>
+        <w:rPr>
+          <w:lang w:eastAsia="es-CO"/>
+        </w:rPr>
+        <w:t xml:space="preserve">y </w:t>
       </w:r>
       <w:r>
         <w:rPr>
@@ -4750,7 +4800,7 @@
         <w:pStyle w:val="Prrafodelista"/>
         <w:numPr>
           <w:ilvl w:val="0"/>
-          <w:numId w:val="77"/>
+          <w:numId w:val="13"/>
         </w:numPr>
         <w:rPr>
           <w:lang w:val="es-419" w:eastAsia="es-CO"/>
@@ -4786,7 +4836,7 @@
           <w:lang w:eastAsia="es-CO"/>
         </w:rPr>
         <w:drawing>
-          <wp:inline distT="0" distB="0" distL="0" distR="0" wp14:anchorId="074283E7" wp14:editId="7915C848">
+          <wp:inline distT="0" distB="0" distL="0" distR="0" wp14:anchorId="074283E7" wp14:editId="5042FFFD">
             <wp:extent cx="3565955" cy="1809750"/>
             <wp:effectExtent l="0" t="0" r="0" b="0"/>
             <wp:docPr id="1613258815" name="Imagen 9" descr="Gráfico de dispersión con línea de regresión lineal que representa la tendencia de ventas proyectadas."/>
@@ -4837,7 +4887,7 @@
         <w:pStyle w:val="Prrafodelista"/>
         <w:numPr>
           <w:ilvl w:val="0"/>
-          <w:numId w:val="77"/>
+          <w:numId w:val="13"/>
         </w:numPr>
         <w:rPr>
           <w:lang w:val="es-419" w:eastAsia="es-CO"/>
@@ -4862,7 +4912,13 @@
           <w:bCs/>
           <w:lang w:eastAsia="es-CO"/>
         </w:rPr>
-        <w:t>m</w:t>
+        <w:t xml:space="preserve">m </w:t>
+      </w:r>
+      <w:r>
+        <w:rPr>
+          <w:lang w:eastAsia="es-CO"/>
+        </w:rPr>
+        <w:t xml:space="preserve">y </w:t>
       </w:r>
       <w:r>
         <w:rPr>
@@ -4870,35 +4926,7 @@
           <w:bCs/>
           <w:lang w:eastAsia="es-CO"/>
         </w:rPr>
-        <w:t xml:space="preserve"> </w:t>
-      </w:r>
-      <w:r>
-        <w:rPr>
-          <w:lang w:eastAsia="es-CO"/>
-        </w:rPr>
-        <w:t>y</w:t>
-      </w:r>
-      <w:r>
-        <w:rPr>
-          <w:lang w:eastAsia="es-CO"/>
-        </w:rPr>
-        <w:t xml:space="preserve"> </w:t>
-      </w:r>
-      <w:r>
-        <w:rPr>
-          <w:b/>
-          <w:bCs/>
-          <w:lang w:eastAsia="es-CO"/>
-        </w:rPr>
-        <w:t>b</w:t>
-      </w:r>
-      <w:r>
-        <w:rPr>
-          <w:b/>
-          <w:bCs/>
-          <w:lang w:eastAsia="es-CO"/>
-        </w:rPr>
-        <w:t xml:space="preserve"> </w:t>
+        <w:t xml:space="preserve">b </w:t>
       </w:r>
       <w:r>
         <w:rPr>
@@ -5327,7 +5355,7 @@
         <w:pStyle w:val="Prrafodelista"/>
         <w:numPr>
           <w:ilvl w:val="0"/>
-          <w:numId w:val="77"/>
+          <w:numId w:val="13"/>
         </w:numPr>
         <w:rPr>
           <w:lang w:val="es-419" w:eastAsia="es-CO"/>
@@ -5770,10 +5798,10 @@
           <w:lang w:val="es-419" w:eastAsia="es-CO"/>
         </w:rPr>
         <w:drawing>
-          <wp:inline distT="0" distB="0" distL="0" distR="0" wp14:anchorId="15EA195B" wp14:editId="61A0401E">
+          <wp:inline distT="0" distB="0" distL="0" distR="0" wp14:anchorId="15EA195B" wp14:editId="60158E4F">
             <wp:extent cx="3343275" cy="710446"/>
             <wp:effectExtent l="0" t="0" r="0" b="0"/>
-            <wp:docPr id="1656354722" name="Imagen 11">
+            <wp:docPr id="1656354722" name="Imagen 11" descr="Esquema con fórmula para calcular el crecimiento porcentual de ventas entre dos años, que incluye los valores $5.380.000 para el Año 2 y $4.950.000 para el Año 1, resultando en un aumento del 8,69 %.">
               <a:extLst xmlns:a="http://schemas.openxmlformats.org/drawingml/2006/main">
                 <a:ext uri="{C183D7F6-B498-43B3-948B-1728B52AA6E4}">
                   <adec:decorative xmlns:adec="http://schemas.microsoft.com/office/drawing/2017/decorative" val="1"/>
@@ -5787,7 +5815,7 @@
               <a:graphicData uri="http://schemas.openxmlformats.org/drawingml/2006/picture">
                 <pic:pic xmlns:pic="http://schemas.openxmlformats.org/drawingml/2006/picture">
                   <pic:nvPicPr>
-                    <pic:cNvPr id="1656354722" name="Imagen 11">
+                    <pic:cNvPr id="1656354722" name="Imagen 11" descr="Esquema con fórmula para calcular el crecimiento porcentual de ventas entre dos años, que incluye los valores $5.380.000 para el Año 2 y $4.950.000 para el Año 1, resultando en un aumento del 8,69 %.">
                       <a:extLst>
                         <a:ext uri="{C183D7F6-B498-43B3-948B-1728B52AA6E4}">
                           <adec:decorative xmlns:adec="http://schemas.microsoft.com/office/drawing/2017/decorative" val="1"/>
@@ -6231,19 +6259,7 @@
         <w:rPr>
           <w:lang w:eastAsia="es-CO"/>
         </w:rPr>
-        <w:t xml:space="preserve">Medido con el </w:t>
-      </w:r>
-      <w:r>
-        <w:rPr>
-          <w:lang w:eastAsia="es-CO"/>
-        </w:rPr>
-        <w:t>macro indicador</w:t>
-      </w:r>
-      <w:r>
-        <w:rPr>
-          <w:lang w:eastAsia="es-CO"/>
-        </w:rPr>
-        <w:t xml:space="preserve"> económico Producto Interno Bruto (PIB). Este método se basa en el supuesto de que el crecimiento en el volumen de ventas de una </w:t>
+        <w:t xml:space="preserve">Medido con el macro indicador económico Producto Interno Bruto (PIB). Este método se basa en el supuesto de que el crecimiento en el volumen de ventas de una </w:t>
       </w:r>
       <w:r>
         <w:rPr>
@@ -6291,13 +6307,7 @@
         <w:rPr>
           <w:lang w:eastAsia="es-CO"/>
         </w:rPr>
-        <w:t xml:space="preserve">Datos </w:t>
-      </w:r>
-      <w:r>
-        <w:rPr>
-          <w:lang w:eastAsia="es-CO"/>
-        </w:rPr>
-        <w:t>clave para el cálculo de ventas y costos del primer año</w:t>
+        <w:t>Datos clave para el cálculo de ventas y costos del primer año</w:t>
       </w:r>
     </w:p>
     <w:tbl>
@@ -6628,13 +6638,7 @@
         <w:rPr>
           <w:lang w:eastAsia="es-CO"/>
         </w:rPr>
-        <w:t xml:space="preserve">Costos </w:t>
-      </w:r>
-      <w:r>
-        <w:rPr>
-          <w:lang w:eastAsia="es-CO"/>
-        </w:rPr>
-        <w:t>indirectos de fabricación mensuales</w:t>
+        <w:t>Costos indirectos de fabricación mensuales</w:t>
       </w:r>
     </w:p>
     <w:tbl>
@@ -6856,13 +6860,7 @@
         <w:rPr>
           <w:lang w:eastAsia="es-CO"/>
         </w:rPr>
-        <w:t xml:space="preserve">Niveles </w:t>
-      </w:r>
-      <w:r>
-        <w:rPr>
-          <w:lang w:eastAsia="es-CO"/>
-        </w:rPr>
-        <w:t>de inversión en activos corrientes e impuesto</w:t>
+        <w:t>Niveles de inversión en activos corrientes e impuesto</w:t>
       </w:r>
     </w:p>
     <w:tbl>
@@ -7132,13 +7130,7 @@
         <w:rPr>
           <w:lang w:eastAsia="es-CO"/>
         </w:rPr>
-        <w:t xml:space="preserve">Cálculo de </w:t>
-      </w:r>
-      <w:r>
-        <w:rPr>
-          <w:lang w:eastAsia="es-CO"/>
-        </w:rPr>
-        <w:t>unidades a vender a partir de producción e inventarios</w:t>
+        <w:t>Cálculo de unidades a vender a partir de producción e inventarios</w:t>
       </w:r>
     </w:p>
     <w:tbl>
@@ -7373,13 +7365,7 @@
         <w:rPr>
           <w:lang w:eastAsia="es-CO"/>
         </w:rPr>
-        <w:t xml:space="preserve">Cálculo de </w:t>
-      </w:r>
-      <w:r>
-        <w:rPr>
-          <w:lang w:eastAsia="es-CO"/>
-        </w:rPr>
-        <w:t>unidades a producir a partir de ventas e inventarios</w:t>
+        <w:t>Cálculo de unidades a producir a partir de ventas e inventarios</w:t>
       </w:r>
     </w:p>
     <w:tbl>
@@ -7628,13 +7614,7 @@
           <w:lang w:eastAsia="es-CO"/>
         </w:rPr>
         <w:lastRenderedPageBreak/>
-        <w:t xml:space="preserve">Cálculo </w:t>
-      </w:r>
-      <w:r>
-        <w:rPr>
-          <w:lang w:eastAsia="es-CO"/>
-        </w:rPr>
-        <w:t>ampliado de unidades a producir</w:t>
+        <w:t>Cálculo ampliado de unidades a producir</w:t>
       </w:r>
     </w:p>
     <w:tbl>
@@ -7963,10 +7943,10 @@
           <w:lang w:eastAsia="es-CO"/>
         </w:rPr>
         <w:drawing>
-          <wp:inline distT="0" distB="0" distL="0" distR="0" wp14:anchorId="71FA1822" wp14:editId="58D2CDA9">
+          <wp:inline distT="0" distB="0" distL="0" distR="0" wp14:anchorId="71FA1822" wp14:editId="4771182B">
             <wp:extent cx="5512994" cy="1466850"/>
             <wp:effectExtent l="0" t="0" r="0" b="0"/>
-            <wp:docPr id="685427670" name="Imagen 13">
+            <wp:docPr id="685427670" name="Imagen 13" descr="Fórmula para calcular el inventario promedio de productos terminados, con un ejemplo numérico que multiplica un volumen de ventas de 125.000 por 75 días, dividido entre 360, dando como resultado 26.042.">
               <a:extLst xmlns:a="http://schemas.openxmlformats.org/drawingml/2006/main">
                 <a:ext uri="{C183D7F6-B498-43B3-948B-1728B52AA6E4}">
                   <adec:decorative xmlns:adec="http://schemas.microsoft.com/office/drawing/2017/decorative" val="1"/>
@@ -7980,7 +7960,7 @@
               <a:graphicData uri="http://schemas.openxmlformats.org/drawingml/2006/picture">
                 <pic:pic xmlns:pic="http://schemas.openxmlformats.org/drawingml/2006/picture">
                   <pic:nvPicPr>
-                    <pic:cNvPr id="685427670" name="Imagen 13">
+                    <pic:cNvPr id="685427670" name="Imagen 13" descr="Fórmula para calcular el inventario promedio de productos terminados, con un ejemplo numérico que multiplica un volumen de ventas de 125.000 por 75 días, dividido entre 360, dando como resultado 26.042.">
                       <a:extLst>
                         <a:ext uri="{C183D7F6-B498-43B3-948B-1728B52AA6E4}">
                           <adec:decorative xmlns:adec="http://schemas.microsoft.com/office/drawing/2017/decorative" val="1"/>
@@ -8048,10 +8028,10 @@
         </w:rPr>
         <w:lastRenderedPageBreak/>
         <w:drawing>
-          <wp:inline distT="0" distB="0" distL="0" distR="0" wp14:anchorId="1C769F0A" wp14:editId="20E1A1C6">
+          <wp:inline distT="0" distB="0" distL="0" distR="0" wp14:anchorId="1C769F0A" wp14:editId="67AA4B7C">
             <wp:extent cx="5298201" cy="1409700"/>
             <wp:effectExtent l="0" t="0" r="0" b="0"/>
-            <wp:docPr id="387728243" name="Imagen 15">
+            <wp:docPr id="387728243" name="Imagen 15" descr="Fórmula para calcular el inventario promedio de productos en proceso, con un ejemplo que multiplica un volumen de ventas de 125.000 por 15 días, dividido entre 360, dando como resultado 5.208.">
               <a:extLst xmlns:a="http://schemas.openxmlformats.org/drawingml/2006/main">
                 <a:ext uri="{C183D7F6-B498-43B3-948B-1728B52AA6E4}">
                   <adec:decorative xmlns:adec="http://schemas.microsoft.com/office/drawing/2017/decorative" val="1"/>
@@ -8065,7 +8045,7 @@
               <a:graphicData uri="http://schemas.openxmlformats.org/drawingml/2006/picture">
                 <pic:pic xmlns:pic="http://schemas.openxmlformats.org/drawingml/2006/picture">
                   <pic:nvPicPr>
-                    <pic:cNvPr id="387728243" name="Imagen 15">
+                    <pic:cNvPr id="387728243" name="Imagen 15" descr="Fórmula para calcular el inventario promedio de productos en proceso, con un ejemplo que multiplica un volumen de ventas de 125.000 por 15 días, dividido entre 360, dando como resultado 5.208.">
                       <a:extLst>
                         <a:ext uri="{C183D7F6-B498-43B3-948B-1728B52AA6E4}">
                           <adec:decorative xmlns:adec="http://schemas.microsoft.com/office/drawing/2017/decorative" val="1"/>
@@ -8131,13 +8111,7 @@
         <w:rPr>
           <w:lang w:eastAsia="es-CO"/>
         </w:rPr>
-        <w:t xml:space="preserve">Cálculo de </w:t>
-      </w:r>
-      <w:r>
-        <w:rPr>
-          <w:lang w:eastAsia="es-CO"/>
-        </w:rPr>
-        <w:t>unidades a producir (caso práctico)</w:t>
+        <w:t>Cálculo de unidades a producir (caso práctico)</w:t>
       </w:r>
     </w:p>
     <w:tbl>
@@ -8468,13 +8442,7 @@
         <w:rPr>
           <w:lang w:eastAsia="es-CO"/>
         </w:rPr>
-        <w:t xml:space="preserve">Presupuesto de </w:t>
-      </w:r>
-      <w:r>
-        <w:rPr>
-          <w:lang w:eastAsia="es-CO"/>
-        </w:rPr>
-        <w:t>costo de productos (en miles de pesos)</w:t>
+        <w:t>Presupuesto de costo de productos (en miles de pesos)</w:t>
       </w:r>
     </w:p>
     <w:tbl>
@@ -8914,13 +8882,15 @@
                 <w:bCs w:val="0"/>
               </w:rPr>
             </w:pPr>
-            <w:r>
-              <w:rPr>
-                <w:b/>
-                <w:bCs w:val="0"/>
-              </w:rPr>
-              <w:t>Total,</w:t>
-            </w:r>
+            <w:proofErr w:type="gramStart"/>
+            <w:r>
+              <w:rPr>
+                <w:b/>
+                <w:bCs w:val="0"/>
+              </w:rPr>
+              <w:t>Total</w:t>
+            </w:r>
+            <w:proofErr w:type="gramEnd"/>
             <w:r>
               <w:rPr>
                 <w:b/>
@@ -9240,13 +9210,7 @@
         <w:rPr>
           <w:lang w:eastAsia="es-CO"/>
         </w:rPr>
-        <w:t xml:space="preserve">Inversión en </w:t>
-      </w:r>
-      <w:r>
-        <w:rPr>
-          <w:lang w:eastAsia="es-CO"/>
-        </w:rPr>
-        <w:t>activos corrientes (en miles de pesos)</w:t>
+        <w:t>Inversión en activos corrientes (en miles de pesos)</w:t>
       </w:r>
     </w:p>
     <w:tbl>
@@ -9520,13 +9484,15 @@
                 <w:bCs w:val="0"/>
               </w:rPr>
             </w:pPr>
-            <w:r>
-              <w:rPr>
-                <w:b/>
-                <w:bCs w:val="0"/>
-              </w:rPr>
-              <w:t>Total,</w:t>
-            </w:r>
+            <w:proofErr w:type="gramStart"/>
+            <w:r>
+              <w:rPr>
+                <w:b/>
+                <w:bCs w:val="0"/>
+              </w:rPr>
+              <w:t>Total</w:t>
+            </w:r>
+            <w:proofErr w:type="gramEnd"/>
             <w:r>
               <w:rPr>
                 <w:b/>
@@ -9608,10 +9574,10 @@
           <w:lang w:eastAsia="es-CO"/>
         </w:rPr>
         <w:drawing>
-          <wp:inline distT="0" distB="0" distL="0" distR="0" wp14:anchorId="35D1ABAE" wp14:editId="08B0A488">
+          <wp:inline distT="0" distB="0" distL="0" distR="0" wp14:anchorId="35D1ABAE" wp14:editId="500D75D3">
             <wp:extent cx="2537159" cy="800100"/>
             <wp:effectExtent l="0" t="0" r="0" b="0"/>
-            <wp:docPr id="701234769" name="Imagen 17">
+            <wp:docPr id="701234769" name="Imagen 17" descr="Cálculo con división de 13.281.350 entre 360, cuyo resultado es 36.892,36.">
               <a:extLst xmlns:a="http://schemas.openxmlformats.org/drawingml/2006/main">
                 <a:ext uri="{C183D7F6-B498-43B3-948B-1728B52AA6E4}">
                   <adec:decorative xmlns:adec="http://schemas.microsoft.com/office/drawing/2017/decorative" val="1"/>
@@ -9625,7 +9591,7 @@
               <a:graphicData uri="http://schemas.openxmlformats.org/drawingml/2006/picture">
                 <pic:pic xmlns:pic="http://schemas.openxmlformats.org/drawingml/2006/picture">
                   <pic:nvPicPr>
-                    <pic:cNvPr id="701234769" name="Imagen 17">
+                    <pic:cNvPr id="701234769" name="Imagen 17" descr="Cálculo con división de 13.281.350 entre 360, cuyo resultado es 36.892,36.">
                       <a:extLst>
                         <a:ext uri="{C183D7F6-B498-43B3-948B-1728B52AA6E4}">
                           <adec:decorative xmlns:adec="http://schemas.microsoft.com/office/drawing/2017/decorative" val="1"/>
@@ -9692,10 +9658,10 @@
           <w:lang w:eastAsia="es-CO"/>
         </w:rPr>
         <w:drawing>
-          <wp:inline distT="0" distB="0" distL="0" distR="0" wp14:anchorId="3B067DDA" wp14:editId="6903C0E8">
+          <wp:inline distT="0" distB="0" distL="0" distR="0" wp14:anchorId="3B067DDA" wp14:editId="2A4F691C">
             <wp:extent cx="2628900" cy="687223"/>
             <wp:effectExtent l="0" t="0" r="0" b="0"/>
-            <wp:docPr id="1660356803" name="Imagen 19">
+            <wp:docPr id="1660356803" name="Imagen 19" descr="Multiplicación de 36.892,36 por 60, con resultado igual a 2.212.383.">
               <a:extLst xmlns:a="http://schemas.openxmlformats.org/drawingml/2006/main">
                 <a:ext uri="{C183D7F6-B498-43B3-948B-1728B52AA6E4}">
                   <adec:decorative xmlns:adec="http://schemas.microsoft.com/office/drawing/2017/decorative" val="1"/>
@@ -9709,7 +9675,7 @@
               <a:graphicData uri="http://schemas.openxmlformats.org/drawingml/2006/picture">
                 <pic:pic xmlns:pic="http://schemas.openxmlformats.org/drawingml/2006/picture">
                   <pic:nvPicPr>
-                    <pic:cNvPr id="1660356803" name="Imagen 19">
+                    <pic:cNvPr id="1660356803" name="Imagen 19" descr="Multiplicación de 36.892,36 por 60, con resultado igual a 2.212.383.">
                       <a:extLst>
                         <a:ext uri="{C183D7F6-B498-43B3-948B-1728B52AA6E4}">
                           <adec:decorative xmlns:adec="http://schemas.microsoft.com/office/drawing/2017/decorative" val="1"/>
@@ -9777,10 +9743,10 @@
           <w:lang w:eastAsia="es-CO"/>
         </w:rPr>
         <w:drawing>
-          <wp:inline distT="0" distB="0" distL="0" distR="0" wp14:anchorId="12DD62B7" wp14:editId="7B1A4F17">
+          <wp:inline distT="0" distB="0" distL="0" distR="0" wp14:anchorId="12DD62B7" wp14:editId="53B03936">
             <wp:extent cx="2455948" cy="876300"/>
             <wp:effectExtent l="0" t="0" r="1905" b="0"/>
-            <wp:docPr id="1929946551" name="Imagen 21">
+            <wp:docPr id="1929946551" name="Imagen 21" descr="Cálculo del promedio diario de compras: 125.000 dividido entre 360, multiplicado por 60, da como resultado 20.833.">
               <a:extLst xmlns:a="http://schemas.openxmlformats.org/drawingml/2006/main">
                 <a:ext uri="{C183D7F6-B498-43B3-948B-1728B52AA6E4}">
                   <adec:decorative xmlns:adec="http://schemas.microsoft.com/office/drawing/2017/decorative" val="1"/>
@@ -9794,7 +9760,7 @@
               <a:graphicData uri="http://schemas.openxmlformats.org/drawingml/2006/picture">
                 <pic:pic xmlns:pic="http://schemas.openxmlformats.org/drawingml/2006/picture">
                   <pic:nvPicPr>
-                    <pic:cNvPr id="1929946551" name="Imagen 21">
+                    <pic:cNvPr id="1929946551" name="Imagen 21" descr="Cálculo del promedio diario de compras: 125.000 dividido entre 360, multiplicado por 60, da como resultado 20.833.">
                       <a:extLst>
                         <a:ext uri="{C183D7F6-B498-43B3-948B-1728B52AA6E4}">
                           <adec:decorative xmlns:adec="http://schemas.microsoft.com/office/drawing/2017/decorative" val="1"/>
@@ -9861,10 +9827,10 @@
           <w:lang w:eastAsia="es-CO"/>
         </w:rPr>
         <w:drawing>
-          <wp:inline distT="0" distB="0" distL="0" distR="0" wp14:anchorId="5A1AF88F" wp14:editId="482D7596">
+          <wp:inline distT="0" distB="0" distL="0" distR="0" wp14:anchorId="5A1AF88F" wp14:editId="52C00FA5">
             <wp:extent cx="3066142" cy="742950"/>
             <wp:effectExtent l="0" t="0" r="1270" b="0"/>
-            <wp:docPr id="476182638" name="Imagen 23">
+            <wp:docPr id="476182638" name="Imagen 23" descr="Multiplicación del promedio diario (20.833,98) por un valor unitario de 150,98, con resultado de 3.145.383.">
               <a:extLst xmlns:a="http://schemas.openxmlformats.org/drawingml/2006/main">
                 <a:ext uri="{C183D7F6-B498-43B3-948B-1728B52AA6E4}">
                   <adec:decorative xmlns:adec="http://schemas.microsoft.com/office/drawing/2017/decorative" val="1"/>
@@ -9878,7 +9844,7 @@
               <a:graphicData uri="http://schemas.openxmlformats.org/drawingml/2006/picture">
                 <pic:pic xmlns:pic="http://schemas.openxmlformats.org/drawingml/2006/picture">
                   <pic:nvPicPr>
-                    <pic:cNvPr id="476182638" name="Imagen 23">
+                    <pic:cNvPr id="476182638" name="Imagen 23" descr="Multiplicación del promedio diario (20.833,98) por un valor unitario de 150,98, con resultado de 3.145.383.">
                       <a:extLst>
                         <a:ext uri="{C183D7F6-B498-43B3-948B-1728B52AA6E4}">
                           <adec:decorative xmlns:adec="http://schemas.microsoft.com/office/drawing/2017/decorative" val="1"/>
@@ -10206,10 +10172,10 @@
           <w:lang w:eastAsia="es-CO"/>
         </w:rPr>
         <w:drawing>
-          <wp:inline distT="0" distB="0" distL="0" distR="0" wp14:anchorId="46F93496" wp14:editId="70956541">
+          <wp:inline distT="0" distB="0" distL="0" distR="0" wp14:anchorId="46F93496" wp14:editId="25241D8C">
             <wp:extent cx="3178404" cy="1066800"/>
             <wp:effectExtent l="0" t="0" r="3175" b="0"/>
-            <wp:docPr id="1372697349" name="Imagen 25">
+            <wp:docPr id="1372697349" name="Imagen 25" descr="Fórmula para calcular el saldo promedio de cuentas por pagar: compras multiplicadas por días de proveedores, dividido entre 360.">
               <a:extLst xmlns:a="http://schemas.openxmlformats.org/drawingml/2006/main">
                 <a:ext uri="{C183D7F6-B498-43B3-948B-1728B52AA6E4}">
                   <adec:decorative xmlns:adec="http://schemas.microsoft.com/office/drawing/2017/decorative" val="1"/>
@@ -10223,7 +10189,7 @@
               <a:graphicData uri="http://schemas.openxmlformats.org/drawingml/2006/picture">
                 <pic:pic xmlns:pic="http://schemas.openxmlformats.org/drawingml/2006/picture">
                   <pic:nvPicPr>
-                    <pic:cNvPr id="1372697349" name="Imagen 25">
+                    <pic:cNvPr id="1372697349" name="Imagen 25" descr="Fórmula para calcular el saldo promedio de cuentas por pagar: compras multiplicadas por días de proveedores, dividido entre 360.">
                       <a:extLst>
                         <a:ext uri="{C183D7F6-B498-43B3-948B-1728B52AA6E4}">
                           <adec:decorative xmlns:adec="http://schemas.microsoft.com/office/drawing/2017/decorative" val="1"/>
@@ -10583,13 +10549,15 @@
                 <w:bCs w:val="0"/>
               </w:rPr>
             </w:pPr>
-            <w:r>
-              <w:rPr>
-                <w:b/>
-                <w:bCs w:val="0"/>
-              </w:rPr>
-              <w:t>Total,</w:t>
-            </w:r>
+            <w:proofErr w:type="gramStart"/>
+            <w:r>
+              <w:rPr>
+                <w:b/>
+                <w:bCs w:val="0"/>
+              </w:rPr>
+              <w:t>Total</w:t>
+            </w:r>
+            <w:proofErr w:type="gramEnd"/>
             <w:r>
               <w:rPr>
                 <w:b/>
@@ -10820,13 +10788,15 @@
                 <w:bCs w:val="0"/>
               </w:rPr>
             </w:pPr>
-            <w:r>
-              <w:rPr>
-                <w:b/>
-                <w:bCs w:val="0"/>
-              </w:rPr>
-              <w:t>Total,</w:t>
-            </w:r>
+            <w:proofErr w:type="gramStart"/>
+            <w:r>
+              <w:rPr>
+                <w:b/>
+                <w:bCs w:val="0"/>
+              </w:rPr>
+              <w:t>Total</w:t>
+            </w:r>
+            <w:proofErr w:type="gramEnd"/>
             <w:r>
               <w:rPr>
                 <w:b/>
@@ -11089,13 +11059,7 @@
         <w:rPr>
           <w:lang w:eastAsia="es-CO"/>
         </w:rPr>
-        <w:t xml:space="preserve">álculo de </w:t>
-      </w:r>
-      <w:r>
-        <w:rPr>
-          <w:lang w:eastAsia="es-CO"/>
-        </w:rPr>
-        <w:t>costos de ventas (en miles de pesos)</w:t>
+        <w:t>álculo de costos de ventas (en miles de pesos)</w:t>
       </w:r>
     </w:p>
     <w:tbl>
@@ -11503,10 +11467,10 @@
           <w:lang w:eastAsia="es-CO"/>
         </w:rPr>
         <w:drawing>
-          <wp:inline distT="0" distB="0" distL="0" distR="0" wp14:anchorId="2ECEA373" wp14:editId="08252805">
-            <wp:extent cx="5105130" cy="3114675"/>
+          <wp:inline distT="0" distB="0" distL="0" distR="0" wp14:anchorId="75D7FD45" wp14:editId="639C2B86">
+            <wp:extent cx="4876372" cy="2924175"/>
             <wp:effectExtent l="0" t="0" r="635" b="0"/>
-            <wp:docPr id="2093392639" name="Imagen 27" descr="Esquema sobre flujos de efectivo clasificados en actividades operativas, de inversión y financiación."/>
+            <wp:docPr id="2078329585" name="Gráfico 1" descr="Esquema sobre flujos de efectivo clasificados en actividades operativas, de inversión y financiación."/>
             <wp:cNvGraphicFramePr>
               <a:graphicFrameLocks xmlns:a="http://schemas.openxmlformats.org/drawingml/2006/main" noChangeAspect="1"/>
             </wp:cNvGraphicFramePr>
@@ -11514,39 +11478,29 @@
               <a:graphicData uri="http://schemas.openxmlformats.org/drawingml/2006/picture">
                 <pic:pic xmlns:pic="http://schemas.openxmlformats.org/drawingml/2006/picture">
                   <pic:nvPicPr>
-                    <pic:cNvPr id="2093392639" name="Imagen 27" descr="Esquema sobre flujos de efectivo clasificados en actividades operativas, de inversión y financiación."/>
-                    <pic:cNvPicPr>
-                      <a:picLocks noChangeAspect="1" noChangeArrowheads="1"/>
-                    </pic:cNvPicPr>
+                    <pic:cNvPr id="2078329585" name="Gráfico 1" descr="Esquema sobre flujos de efectivo clasificados en actividades operativas, de inversión y financiación."/>
+                    <pic:cNvPicPr/>
                   </pic:nvPicPr>
-                  <pic:blipFill rotWithShape="1">
+                  <pic:blipFill>
                     <a:blip r:embed="rId23">
                       <a:extLst>
-                        <a:ext uri="{28A0092B-C50C-407E-A947-70E740481C1C}">
-                          <a14:useLocalDpi xmlns:a14="http://schemas.microsoft.com/office/drawing/2010/main" val="0"/>
+                        <a:ext uri="{96DAC541-7B7A-43D3-8B79-37D633B846F1}">
+                          <asvg:svgBlip xmlns:asvg="http://schemas.microsoft.com/office/drawing/2016/SVG/main" r:embed="rId24"/>
                         </a:ext>
                       </a:extLst>
                     </a:blip>
-                    <a:srcRect l="20835" r="21534"/>
-                    <a:stretch/>
+                    <a:stretch>
+                      <a:fillRect/>
+                    </a:stretch>
                   </pic:blipFill>
-                  <pic:spPr bwMode="auto">
+                  <pic:spPr>
                     <a:xfrm>
                       <a:off x="0" y="0"/>
-                      <a:ext cx="5122112" cy="3125036"/>
+                      <a:ext cx="4883979" cy="2928737"/>
                     </a:xfrm>
                     <a:prstGeom prst="rect">
                       <a:avLst/>
                     </a:prstGeom>
-                    <a:noFill/>
-                    <a:ln>
-                      <a:noFill/>
-                    </a:ln>
-                    <a:extLst>
-                      <a:ext uri="{53640926-AAD7-44D8-BBD7-CCE9431645EC}">
-                        <a14:shadowObscured xmlns:a14="http://schemas.microsoft.com/office/drawing/2010/main"/>
-                      </a:ext>
-                    </a:extLst>
                   </pic:spPr>
                 </pic:pic>
               </a:graphicData>
@@ -11834,13 +11788,7 @@
         <w:rPr>
           <w:lang w:eastAsia="es-CO"/>
         </w:rPr>
-        <w:t xml:space="preserve">Estado de </w:t>
-      </w:r>
-      <w:r>
-        <w:rPr>
-          <w:lang w:eastAsia="es-CO"/>
-        </w:rPr>
-        <w:t>flujo de efectivo proyectado completo (en miles de pesos)</w:t>
+        <w:t>Estado de flujo de efectivo proyectado completo (en miles de pesos)</w:t>
       </w:r>
     </w:p>
     <w:tbl>
@@ -12322,13 +12270,15 @@
                 <w:bCs w:val="0"/>
               </w:rPr>
             </w:pPr>
-            <w:r>
-              <w:rPr>
-                <w:b/>
-                <w:bCs w:val="0"/>
-              </w:rPr>
-              <w:t>Total,</w:t>
-            </w:r>
+            <w:proofErr w:type="gramStart"/>
+            <w:r>
+              <w:rPr>
+                <w:b/>
+                <w:bCs w:val="0"/>
+              </w:rPr>
+              <w:t>Total</w:t>
+            </w:r>
+            <w:proofErr w:type="gramEnd"/>
             <w:r>
               <w:rPr>
                 <w:b/>
@@ -12378,13 +12328,15 @@
                 <w:bCs w:val="0"/>
               </w:rPr>
             </w:pPr>
-            <w:r>
-              <w:rPr>
-                <w:b/>
-                <w:bCs w:val="0"/>
-              </w:rPr>
-              <w:t>Total,</w:t>
-            </w:r>
+            <w:proofErr w:type="gramStart"/>
+            <w:r>
+              <w:rPr>
+                <w:b/>
+                <w:bCs w:val="0"/>
+              </w:rPr>
+              <w:t>Total</w:t>
+            </w:r>
+            <w:proofErr w:type="gramEnd"/>
             <w:r>
               <w:rPr>
                 <w:b/>
@@ -12721,7 +12673,19 @@
         <w:rPr>
           <w:lang w:eastAsia="es-CO"/>
         </w:rPr>
-        <w:t>Menos: Efectivo que demandarán las actividades de inversión</w:t>
+        <w:t xml:space="preserve">Menos: </w:t>
+      </w:r>
+      <w:r>
+        <w:rPr>
+          <w:lang w:eastAsia="es-CO"/>
+        </w:rPr>
+        <w:t>e</w:t>
+      </w:r>
+      <w:r>
+        <w:rPr>
+          <w:lang w:eastAsia="es-CO"/>
+        </w:rPr>
+        <w:t>fectivo que demandarán las actividades de inversión</w:t>
       </w:r>
     </w:p>
     <w:tbl>
@@ -12878,14 +12842,7 @@
                 <w:b/>
                 <w:bCs w:val="0"/>
               </w:rPr>
-              <w:t>Total,</w:t>
-            </w:r>
-            <w:r>
-              <w:rPr>
-                <w:b/>
-                <w:bCs w:val="0"/>
-              </w:rPr>
-              <w:t xml:space="preserve"> efectivo demandado actividades de inversión</w:t>
+              <w:t>Total, efectivo demandado actividades de inversión</w:t>
             </w:r>
           </w:p>
         </w:tc>
@@ -13444,13 +13401,15 @@
                 <w:bCs w:val="0"/>
               </w:rPr>
             </w:pPr>
-            <w:r>
-              <w:rPr>
-                <w:b/>
-                <w:bCs w:val="0"/>
-              </w:rPr>
-              <w:t>Total,</w:t>
-            </w:r>
+            <w:proofErr w:type="gramStart"/>
+            <w:r>
+              <w:rPr>
+                <w:b/>
+                <w:bCs w:val="0"/>
+              </w:rPr>
+              <w:t>Total</w:t>
+            </w:r>
+            <w:proofErr w:type="gramEnd"/>
             <w:r>
               <w:rPr>
                 <w:b/>
@@ -13731,13 +13690,15 @@
                 <w:bCs w:val="0"/>
               </w:rPr>
             </w:pPr>
-            <w:r>
-              <w:rPr>
-                <w:b/>
-                <w:bCs w:val="0"/>
-              </w:rPr>
-              <w:t>Total,</w:t>
-            </w:r>
+            <w:proofErr w:type="gramStart"/>
+            <w:r>
+              <w:rPr>
+                <w:b/>
+                <w:bCs w:val="0"/>
+              </w:rPr>
+              <w:t>Total</w:t>
+            </w:r>
+            <w:proofErr w:type="gramEnd"/>
             <w:r>
               <w:rPr>
                 <w:b/>
@@ -13935,13 +13896,15 @@
                 <w:bCs w:val="0"/>
               </w:rPr>
             </w:pPr>
-            <w:r>
-              <w:rPr>
-                <w:b/>
-                <w:bCs w:val="0"/>
-              </w:rPr>
-              <w:t>Total,</w:t>
-            </w:r>
+            <w:proofErr w:type="gramStart"/>
+            <w:r>
+              <w:rPr>
+                <w:b/>
+                <w:bCs w:val="0"/>
+              </w:rPr>
+              <w:t>Total</w:t>
+            </w:r>
+            <w:proofErr w:type="gramEnd"/>
             <w:r>
               <w:rPr>
                 <w:b/>
@@ -14014,7 +13977,7 @@
       <w:pPr>
         <w:pStyle w:val="Ttulo1"/>
       </w:pPr>
-      <w:bookmarkStart w:id="8" w:name="_Toc199488636"/>
+      <w:bookmarkStart w:id="8" w:name="_Toc200571600"/>
       <w:r>
         <w:lastRenderedPageBreak/>
         <w:t>Presupuesto financiero</w:t>
@@ -14039,7 +14002,7 @@
         <w:pStyle w:val="Prrafodelista"/>
         <w:numPr>
           <w:ilvl w:val="0"/>
-          <w:numId w:val="78"/>
+          <w:numId w:val="14"/>
         </w:numPr>
         <w:rPr>
           <w:lang w:val="es-419" w:eastAsia="es-CO"/>
@@ -14071,7 +14034,7 @@
         <w:pStyle w:val="Prrafodelista"/>
         <w:numPr>
           <w:ilvl w:val="0"/>
-          <w:numId w:val="78"/>
+          <w:numId w:val="14"/>
         </w:numPr>
         <w:rPr>
           <w:lang w:val="es-419" w:eastAsia="es-CO"/>
@@ -14103,7 +14066,7 @@
         <w:pStyle w:val="Prrafodelista"/>
         <w:numPr>
           <w:ilvl w:val="0"/>
-          <w:numId w:val="78"/>
+          <w:numId w:val="14"/>
         </w:numPr>
         <w:rPr>
           <w:lang w:val="es-419" w:eastAsia="es-CO"/>
@@ -14186,7 +14149,7 @@
           <w:lang w:val="es-CO"/>
         </w:rPr>
       </w:pPr>
-      <w:bookmarkStart w:id="9" w:name="_Toc199488637"/>
+      <w:bookmarkStart w:id="9" w:name="_Toc200571601"/>
       <w:r>
         <w:rPr>
           <w:lang w:val="es-CO"/>
@@ -14247,7 +14210,7 @@
                     </pic:cNvPicPr>
                   </pic:nvPicPr>
                   <pic:blipFill>
-                    <a:blip r:embed="rId24">
+                    <a:blip r:embed="rId25">
                       <a:extLst>
                         <a:ext uri="{28A0092B-C50C-407E-A947-70E740481C1C}">
                           <a14:useLocalDpi xmlns:a14="http://schemas.microsoft.com/office/drawing/2010/main" val="0"/>
@@ -14292,7 +14255,7 @@
           <w:lang w:val="es-CO"/>
         </w:rPr>
       </w:pPr>
-      <w:bookmarkStart w:id="10" w:name="_Toc199488638"/>
+      <w:bookmarkStart w:id="10" w:name="_Toc200571602"/>
       <w:r>
         <w:rPr>
           <w:lang w:val="es-CO"/>
@@ -14476,7 +14439,7 @@
                 <w:rStyle w:val="Hipervnculo"/>
               </w:rPr>
             </w:pPr>
-            <w:hyperlink r:id="rId25" w:history="1">
+            <w:hyperlink r:id="rId26" w:history="1">
               <w:r>
                 <w:rPr>
                   <w:rStyle w:val="Hipervnculo"/>
@@ -14554,7 +14517,7 @@
             <w:pPr>
               <w:pStyle w:val="TextoTablas"/>
             </w:pPr>
-            <w:hyperlink r:id="rId26" w:history="1">
+            <w:hyperlink r:id="rId27" w:history="1">
               <w:r>
                 <w:rPr>
                   <w:rStyle w:val="Hipervnculo"/>
@@ -14638,7 +14601,7 @@
             <w:pPr>
               <w:pStyle w:val="TextoTablas"/>
             </w:pPr>
-            <w:hyperlink r:id="rId27" w:history="1">
+            <w:hyperlink r:id="rId28" w:history="1">
               <w:r>
                 <w:rPr>
                   <w:rStyle w:val="Hipervnculo"/>
@@ -14664,7 +14627,7 @@
           <w:lang w:val="es-CO"/>
         </w:rPr>
       </w:pPr>
-      <w:bookmarkStart w:id="11" w:name="_Toc199488639"/>
+      <w:bookmarkStart w:id="11" w:name="_Toc200571603"/>
       <w:r>
         <w:rPr>
           <w:lang w:val="es-CO"/>
@@ -14807,7 +14770,7 @@
           <w:lang w:val="es-CO"/>
         </w:rPr>
       </w:pPr>
-      <w:bookmarkStart w:id="12" w:name="_Toc199488640"/>
+      <w:bookmarkStart w:id="12" w:name="_Toc200571604"/>
       <w:r>
         <w:rPr>
           <w:lang w:val="es-CO"/>
@@ -14834,7 +14797,7 @@
       </w:r>
     </w:p>
     <w:p>
-      <w:hyperlink r:id="rId28" w:history="1">
+      <w:hyperlink r:id="rId29" w:history="1">
         <w:r>
           <w:rPr>
             <w:rStyle w:val="Hipervnculo"/>
@@ -14855,7 +14818,7 @@
           <w:lang w:val="es-CO"/>
         </w:rPr>
       </w:pPr>
-      <w:bookmarkStart w:id="13" w:name="_Toc199488641"/>
+      <w:bookmarkStart w:id="13" w:name="_Toc200571605"/>
       <w:r>
         <w:rPr>
           <w:lang w:val="es-CO"/>
@@ -15698,8 +15661,8 @@
       </w:pPr>
     </w:p>
     <w:sectPr>
-      <w:headerReference w:type="default" r:id="rId29"/>
-      <w:footerReference w:type="default" r:id="rId30"/>
+      <w:headerReference w:type="default" r:id="rId30"/>
+      <w:footerReference w:type="default" r:id="rId31"/>
       <w:pgSz w:w="12240" w:h="15840"/>
       <w:pgMar w:top="1701" w:right="1134" w:bottom="1134" w:left="1134" w:header="709" w:footer="737" w:gutter="0"/>
       <w:pgNumType w:start="1"/>
@@ -15712,7 +15675,7 @@
 </file>
 
 <file path=word/endnotes.xml><?xml version="1.0" encoding="utf-8"?>
-<w:endnotes xmlns:wpc="http://schemas.microsoft.com/office/word/2010/wordprocessingCanvas" xmlns:cx="http://schemas.microsoft.com/office/drawing/2014/chartex" xmlns:cx1="http://schemas.microsoft.com/office/drawing/2015/9/8/chartex" xmlns:cx2="http://schemas.microsoft.com/office/drawing/2015/10/21/chartex" xmlns:cx3="http://schemas.microsoft.com/office/drawing/2016/5/9/chartex" xmlns:cx4="http://schemas.microsoft.com/office/drawing/2016/5/10/chartex" xmlns:cx5="http://schemas.microsoft.com/office/drawing/2016/5/11/chartex" xmlns:cx6="http://schemas.microsoft.com/office/drawing/2016/5/12/chartex" xmlns:cx7="http://schemas.microsoft.com/office/drawing/2016/5/13/chartex" xmlns:cx8="http://schemas.microsoft.com/office/drawing/2016/5/14/chartex" xmlns:mc="http://schemas.openxmlformats.org/markup-compatibility/2006" xmlns:aink="http://schemas.microsoft.com/office/drawing/2016/ink" xmlns:am3d="http://schemas.microsoft.com/office/drawing/2017/model3d" xmlns:o="urn:schemas-microsoft-com:office:office" xmlns:oel="http://schemas.microsoft.com/office/2019/extlst" xmlns:r="http://schemas.openxmlformats.org/officeDocument/2006/relationships" xmlns:m="http://schemas.openxmlformats.org/officeDocument/2006/math" xmlns:v="urn:schemas-microsoft-com:vml" xmlns:wp14="http://schemas.microsoft.com/office/word/2010/wordprocessingDrawing" xmlns:wp="http://schemas.openxmlformats.org/drawingml/2006/wordprocessingDrawing" xmlns:w10="urn:schemas-microsoft-com:office:word" xmlns:w="http://schemas.openxmlformats.org/wordprocessingml/2006/main" xmlns:w14="http://schemas.microsoft.com/office/word/2010/wordml" xmlns:w15="http://schemas.microsoft.com/office/word/2012/wordml" xmlns:w16cex="http://schemas.microsoft.com/office/word/2018/wordml/cex" xmlns:w16cid="http://schemas.microsoft.com/office/word/2016/wordml/cid" xmlns:w16="http://schemas.microsoft.com/office/word/2018/wordml" xmlns:w16du="http://schemas.microsoft.com/office/word/2023/wordml/word16du" xmlns:w16sdtdh="http://schemas.microsoft.com/office/word/2020/wordml/sdtdatahash" xmlns:w16sdtfl="http://schemas.microsoft.com/office/word/2024/wordml/sdtformatlock" xmlns:w16se="http://schemas.microsoft.com/office/word/2015/wordml/symex" xmlns:wpg="http://schemas.microsoft.com/office/word/2010/wordprocessingGroup" xmlns:wpi="http://schemas.microsoft.com/office/word/2010/wordprocessingInk" xmlns:wne="http://schemas.microsoft.com/office/word/2006/wordml" xmlns:wps="http://schemas.microsoft.com/office/word/2010/wordprocessingShape" mc:Ignorable="w14 w15 w16se w16cid w16 w16cex w16sdtdh w16sdtfl w16du wp14">
+<w:endnotes xmlns:wpc="http://schemas.microsoft.com/office/word/2010/wordprocessingCanvas" xmlns:cx="http://schemas.microsoft.com/office/drawing/2014/chartex" xmlns:cx1="http://schemas.microsoft.com/office/drawing/2015/9/8/chartex" xmlns:cx2="http://schemas.microsoft.com/office/drawing/2015/10/21/chartex" xmlns:cx3="http://schemas.microsoft.com/office/drawing/2016/5/9/chartex" xmlns:cx4="http://schemas.microsoft.com/office/drawing/2016/5/10/chartex" xmlns:cx5="http://schemas.microsoft.com/office/drawing/2016/5/11/chartex" xmlns:cx6="http://schemas.microsoft.com/office/drawing/2016/5/12/chartex" xmlns:cx7="http://schemas.microsoft.com/office/drawing/2016/5/13/chartex" xmlns:cx8="http://schemas.microsoft.com/office/drawing/2016/5/14/chartex" xmlns:mc="http://schemas.openxmlformats.org/markup-compatibility/2006" xmlns:aink="http://schemas.microsoft.com/office/drawing/2016/ink" xmlns:am3d="http://schemas.microsoft.com/office/drawing/2017/model3d" xmlns:o="urn:schemas-microsoft-com:office:office" xmlns:oel="http://schemas.microsoft.com/office/2019/extlst" xmlns:r="http://schemas.openxmlformats.org/officeDocument/2006/relationships" xmlns:m="http://schemas.openxmlformats.org/officeDocument/2006/math" xmlns:v="urn:schemas-microsoft-com:vml" xmlns:wp14="http://schemas.microsoft.com/office/word/2010/wordprocessingDrawing" xmlns:wp="http://schemas.openxmlformats.org/drawingml/2006/wordprocessingDrawing" xmlns:w10="urn:schemas-microsoft-com:office:word" xmlns:w="http://schemas.openxmlformats.org/wordprocessingml/2006/main" xmlns:w14="http://schemas.microsoft.com/office/word/2010/wordml" xmlns:w15="http://schemas.microsoft.com/office/word/2012/wordml" xmlns:w16cex="http://schemas.microsoft.com/office/word/2018/wordml/cex" xmlns:w16cid="http://schemas.microsoft.com/office/word/2016/wordml/cid" xmlns:w16="http://schemas.microsoft.com/office/word/2018/wordml" xmlns:w16du="http://schemas.microsoft.com/office/word/2023/wordml/word16du" xmlns:w16sdtdh="http://schemas.microsoft.com/office/word/2020/wordml/sdtdatahash" xmlns:w16se="http://schemas.microsoft.com/office/word/2015/wordml/symex" xmlns:wpg="http://schemas.microsoft.com/office/word/2010/wordprocessingGroup" xmlns:wpi="http://schemas.microsoft.com/office/word/2010/wordprocessingInk" xmlns:wne="http://schemas.microsoft.com/office/word/2006/wordml" xmlns:wps="http://schemas.microsoft.com/office/word/2010/wordprocessingShape" mc:Ignorable="w14 w15 w16se w16cid w16 w16cex w16sdtdh w16du wp14">
   <w:endnote w:type="separator" w:id="-1">
     <w:p>
       <w:pPr>
@@ -15737,7 +15700,7 @@
 </file>
 
 <file path=word/footer1.xml><?xml version="1.0" encoding="utf-8"?>
-<w:ftr xmlns:wpc="http://schemas.microsoft.com/office/word/2010/wordprocessingCanvas" xmlns:cx="http://schemas.microsoft.com/office/drawing/2014/chartex" xmlns:cx1="http://schemas.microsoft.com/office/drawing/2015/9/8/chartex" xmlns:cx2="http://schemas.microsoft.com/office/drawing/2015/10/21/chartex" xmlns:cx3="http://schemas.microsoft.com/office/drawing/2016/5/9/chartex" xmlns:cx4="http://schemas.microsoft.com/office/drawing/2016/5/10/chartex" xmlns:cx5="http://schemas.microsoft.com/office/drawing/2016/5/11/chartex" xmlns:cx6="http://schemas.microsoft.com/office/drawing/2016/5/12/chartex" xmlns:cx7="http://schemas.microsoft.com/office/drawing/2016/5/13/chartex" xmlns:cx8="http://schemas.microsoft.com/office/drawing/2016/5/14/chartex" xmlns:mc="http://schemas.openxmlformats.org/markup-compatibility/2006" xmlns:aink="http://schemas.microsoft.com/office/drawing/2016/ink" xmlns:am3d="http://schemas.microsoft.com/office/drawing/2017/model3d" xmlns:o="urn:schemas-microsoft-com:office:office" xmlns:oel="http://schemas.microsoft.com/office/2019/extlst" xmlns:r="http://schemas.openxmlformats.org/officeDocument/2006/relationships" xmlns:m="http://schemas.openxmlformats.org/officeDocument/2006/math" xmlns:v="urn:schemas-microsoft-com:vml" xmlns:wp14="http://schemas.microsoft.com/office/word/2010/wordprocessingDrawing" xmlns:wp="http://schemas.openxmlformats.org/drawingml/2006/wordprocessingDrawing" xmlns:w10="urn:schemas-microsoft-com:office:word" xmlns:w="http://schemas.openxmlformats.org/wordprocessingml/2006/main" xmlns:w14="http://schemas.microsoft.com/office/word/2010/wordml" xmlns:w15="http://schemas.microsoft.com/office/word/2012/wordml" xmlns:w16cex="http://schemas.microsoft.com/office/word/2018/wordml/cex" xmlns:w16cid="http://schemas.microsoft.com/office/word/2016/wordml/cid" xmlns:w16="http://schemas.microsoft.com/office/word/2018/wordml" xmlns:w16du="http://schemas.microsoft.com/office/word/2023/wordml/word16du" xmlns:w16sdtdh="http://schemas.microsoft.com/office/word/2020/wordml/sdtdatahash" xmlns:w16sdtfl="http://schemas.microsoft.com/office/word/2024/wordml/sdtformatlock" xmlns:w16se="http://schemas.microsoft.com/office/word/2015/wordml/symex" xmlns:wpg="http://schemas.microsoft.com/office/word/2010/wordprocessingGroup" xmlns:wpi="http://schemas.microsoft.com/office/word/2010/wordprocessingInk" xmlns:wne="http://schemas.microsoft.com/office/word/2006/wordml" xmlns:wps="http://schemas.microsoft.com/office/word/2010/wordprocessingShape" mc:Ignorable="w14 w15 w16se w16cid w16 w16cex w16sdtdh w16sdtfl w16du wp14">
+<w:ftr xmlns:wpc="http://schemas.microsoft.com/office/word/2010/wordprocessingCanvas" xmlns:cx="http://schemas.microsoft.com/office/drawing/2014/chartex" xmlns:cx1="http://schemas.microsoft.com/office/drawing/2015/9/8/chartex" xmlns:cx2="http://schemas.microsoft.com/office/drawing/2015/10/21/chartex" xmlns:cx3="http://schemas.microsoft.com/office/drawing/2016/5/9/chartex" xmlns:cx4="http://schemas.microsoft.com/office/drawing/2016/5/10/chartex" xmlns:cx5="http://schemas.microsoft.com/office/drawing/2016/5/11/chartex" xmlns:cx6="http://schemas.microsoft.com/office/drawing/2016/5/12/chartex" xmlns:cx7="http://schemas.microsoft.com/office/drawing/2016/5/13/chartex" xmlns:cx8="http://schemas.microsoft.com/office/drawing/2016/5/14/chartex" xmlns:mc="http://schemas.openxmlformats.org/markup-compatibility/2006" xmlns:aink="http://schemas.microsoft.com/office/drawing/2016/ink" xmlns:am3d="http://schemas.microsoft.com/office/drawing/2017/model3d" xmlns:o="urn:schemas-microsoft-com:office:office" xmlns:oel="http://schemas.microsoft.com/office/2019/extlst" xmlns:r="http://schemas.openxmlformats.org/officeDocument/2006/relationships" xmlns:m="http://schemas.openxmlformats.org/officeDocument/2006/math" xmlns:v="urn:schemas-microsoft-com:vml" xmlns:wp14="http://schemas.microsoft.com/office/word/2010/wordprocessingDrawing" xmlns:wp="http://schemas.openxmlformats.org/drawingml/2006/wordprocessingDrawing" xmlns:w10="urn:schemas-microsoft-com:office:word" xmlns:w="http://schemas.openxmlformats.org/wordprocessingml/2006/main" xmlns:w14="http://schemas.microsoft.com/office/word/2010/wordml" xmlns:w15="http://schemas.microsoft.com/office/word/2012/wordml" xmlns:w16cex="http://schemas.microsoft.com/office/word/2018/wordml/cex" xmlns:w16cid="http://schemas.microsoft.com/office/word/2016/wordml/cid" xmlns:w16="http://schemas.microsoft.com/office/word/2018/wordml" xmlns:w16du="http://schemas.microsoft.com/office/word/2023/wordml/word16du" xmlns:w16sdtdh="http://schemas.microsoft.com/office/word/2020/wordml/sdtdatahash" xmlns:w16se="http://schemas.microsoft.com/office/word/2015/wordml/symex" xmlns:wpg="http://schemas.microsoft.com/office/word/2010/wordprocessingGroup" xmlns:wpi="http://schemas.microsoft.com/office/word/2010/wordprocessingInk" xmlns:wne="http://schemas.microsoft.com/office/word/2006/wordml" xmlns:wps="http://schemas.microsoft.com/office/word/2010/wordprocessingShape" mc:Ignorable="w14 w15 w16se w16cid w16 w16cex w16sdtdh w16du wp14">
   <w:sdt>
     <w:sdtPr>
       <w:id w:val="-1465197936"/>
@@ -15840,7 +15803,7 @@
                   <v:stroke joinstyle="miter"/>
                   <v:path gradientshapeok="t" o:connecttype="rect"/>
                 </v:shapetype>
-                <v:shape id="_x0000_s1027" type="#_x0000_t202" style="position:absolute;left:0;text-align:left;margin-left:16.1pt;margin-top:.65pt;width:455.15pt;height:41.4pt;z-index:251661312;visibility:visible;mso-wrap-style:square;mso-width-percent:0;mso-height-percent:0;mso-wrap-distance-left:9pt;mso-wrap-distance-top:3.6pt;mso-wrap-distance-right:9pt;mso-wrap-distance-bottom:3.6pt;mso-position-horizontal:absolute;mso-position-horizontal-relative:text;mso-position-vertical:absolute;mso-position-vertical-relative:text;mso-width-percent:0;mso-height-percent:0;mso-width-relative:margin;mso-height-relative:margin;v-text-anchor:top" o:gfxdata="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" stroked="f">
+                <v:shape id="_x0000_s1027" type="#_x0000_t202" alt="&quot;&quot;" style="position:absolute;left:0;text-align:left;margin-left:16.1pt;margin-top:.65pt;width:455.15pt;height:41.4pt;z-index:251661312;visibility:visible;mso-wrap-style:square;mso-width-percent:0;mso-height-percent:0;mso-wrap-distance-left:9pt;mso-wrap-distance-top:3.6pt;mso-wrap-distance-right:9pt;mso-wrap-distance-bottom:3.6pt;mso-position-horizontal:absolute;mso-position-horizontal-relative:text;mso-position-vertical:absolute;mso-position-vertical-relative:text;mso-width-percent:0;mso-height-percent:0;mso-width-relative:margin;mso-height-relative:margin;v-text-anchor:top" o:gfxdata="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" stroked="f">
                   <v:textbox>
                     <w:txbxContent>
                       <w:p>
@@ -15890,7 +15853,7 @@
 </file>
 
 <file path=word/footnotes.xml><?xml version="1.0" encoding="utf-8"?>
-<w:footnotes xmlns:wpc="http://schemas.microsoft.com/office/word/2010/wordprocessingCanvas" xmlns:cx="http://schemas.microsoft.com/office/drawing/2014/chartex" xmlns:cx1="http://schemas.microsoft.com/office/drawing/2015/9/8/chartex" xmlns:cx2="http://schemas.microsoft.com/office/drawing/2015/10/21/chartex" xmlns:cx3="http://schemas.microsoft.com/office/drawing/2016/5/9/chartex" xmlns:cx4="http://schemas.microsoft.com/office/drawing/2016/5/10/chartex" xmlns:cx5="http://schemas.microsoft.com/office/drawing/2016/5/11/chartex" xmlns:cx6="http://schemas.microsoft.com/office/drawing/2016/5/12/chartex" xmlns:cx7="http://schemas.microsoft.com/office/drawing/2016/5/13/chartex" xmlns:cx8="http://schemas.microsoft.com/office/drawing/2016/5/14/chartex" xmlns:mc="http://schemas.openxmlformats.org/markup-compatibility/2006" xmlns:aink="http://schemas.microsoft.com/office/drawing/2016/ink" xmlns:am3d="http://schemas.microsoft.com/office/drawing/2017/model3d" xmlns:o="urn:schemas-microsoft-com:office:office" xmlns:oel="http://schemas.microsoft.com/office/2019/extlst" xmlns:r="http://schemas.openxmlformats.org/officeDocument/2006/relationships" xmlns:m="http://schemas.openxmlformats.org/officeDocument/2006/math" xmlns:v="urn:schemas-microsoft-com:vml" xmlns:wp14="http://schemas.microsoft.com/office/word/2010/wordprocessingDrawing" xmlns:wp="http://schemas.openxmlformats.org/drawingml/2006/wordprocessingDrawing" xmlns:w10="urn:schemas-microsoft-com:office:word" xmlns:w="http://schemas.openxmlformats.org/wordprocessingml/2006/main" xmlns:w14="http://schemas.microsoft.com/office/word/2010/wordml" xmlns:w15="http://schemas.microsoft.com/office/word/2012/wordml" xmlns:w16cex="http://schemas.microsoft.com/office/word/2018/wordml/cex" xmlns:w16cid="http://schemas.microsoft.com/office/word/2016/wordml/cid" xmlns:w16="http://schemas.microsoft.com/office/word/2018/wordml" xmlns:w16du="http://schemas.microsoft.com/office/word/2023/wordml/word16du" xmlns:w16sdtdh="http://schemas.microsoft.com/office/word/2020/wordml/sdtdatahash" xmlns:w16sdtfl="http://schemas.microsoft.com/office/word/2024/wordml/sdtformatlock" xmlns:w16se="http://schemas.microsoft.com/office/word/2015/wordml/symex" xmlns:wpg="http://schemas.microsoft.com/office/word/2010/wordprocessingGroup" xmlns:wpi="http://schemas.microsoft.com/office/word/2010/wordprocessingInk" xmlns:wne="http://schemas.microsoft.com/office/word/2006/wordml" xmlns:wps="http://schemas.microsoft.com/office/word/2010/wordprocessingShape" mc:Ignorable="w14 w15 w16se w16cid w16 w16cex w16sdtdh w16sdtfl w16du wp14">
+<w:footnotes xmlns:wpc="http://schemas.microsoft.com/office/word/2010/wordprocessingCanvas" xmlns:cx="http://schemas.microsoft.com/office/drawing/2014/chartex" xmlns:cx1="http://schemas.microsoft.com/office/drawing/2015/9/8/chartex" xmlns:cx2="http://schemas.microsoft.com/office/drawing/2015/10/21/chartex" xmlns:cx3="http://schemas.microsoft.com/office/drawing/2016/5/9/chartex" xmlns:cx4="http://schemas.microsoft.com/office/drawing/2016/5/10/chartex" xmlns:cx5="http://schemas.microsoft.com/office/drawing/2016/5/11/chartex" xmlns:cx6="http://schemas.microsoft.com/office/drawing/2016/5/12/chartex" xmlns:cx7="http://schemas.microsoft.com/office/drawing/2016/5/13/chartex" xmlns:cx8="http://schemas.microsoft.com/office/drawing/2016/5/14/chartex" xmlns:mc="http://schemas.openxmlformats.org/markup-compatibility/2006" xmlns:aink="http://schemas.microsoft.com/office/drawing/2016/ink" xmlns:am3d="http://schemas.microsoft.com/office/drawing/2017/model3d" xmlns:o="urn:schemas-microsoft-com:office:office" xmlns:oel="http://schemas.microsoft.com/office/2019/extlst" xmlns:r="http://schemas.openxmlformats.org/officeDocument/2006/relationships" xmlns:m="http://schemas.openxmlformats.org/officeDocument/2006/math" xmlns:v="urn:schemas-microsoft-com:vml" xmlns:wp14="http://schemas.microsoft.com/office/word/2010/wordprocessingDrawing" xmlns:wp="http://schemas.openxmlformats.org/drawingml/2006/wordprocessingDrawing" xmlns:w10="urn:schemas-microsoft-com:office:word" xmlns:w="http://schemas.openxmlformats.org/wordprocessingml/2006/main" xmlns:w14="http://schemas.microsoft.com/office/word/2010/wordml" xmlns:w15="http://schemas.microsoft.com/office/word/2012/wordml" xmlns:w16cex="http://schemas.microsoft.com/office/word/2018/wordml/cex" xmlns:w16cid="http://schemas.microsoft.com/office/word/2016/wordml/cid" xmlns:w16="http://schemas.microsoft.com/office/word/2018/wordml" xmlns:w16du="http://schemas.microsoft.com/office/word/2023/wordml/word16du" xmlns:w16sdtdh="http://schemas.microsoft.com/office/word/2020/wordml/sdtdatahash" xmlns:w16se="http://schemas.microsoft.com/office/word/2015/wordml/symex" xmlns:wpg="http://schemas.microsoft.com/office/word/2010/wordprocessingGroup" xmlns:wpi="http://schemas.microsoft.com/office/word/2010/wordprocessingInk" xmlns:wne="http://schemas.microsoft.com/office/word/2006/wordml" xmlns:wps="http://schemas.microsoft.com/office/word/2010/wordprocessingShape" mc:Ignorable="w14 w15 w16se w16cid w16 w16cex w16sdtdh w16du wp14">
   <w:footnote w:type="separator" w:id="-1">
     <w:p>
       <w:pPr>
@@ -15915,7 +15878,7 @@
 </file>
 
 <file path=word/header1.xml><?xml version="1.0" encoding="utf-8"?>
-<w:hdr xmlns:wpc="http://schemas.microsoft.com/office/word/2010/wordprocessingCanvas" xmlns:cx="http://schemas.microsoft.com/office/drawing/2014/chartex" xmlns:cx1="http://schemas.microsoft.com/office/drawing/2015/9/8/chartex" xmlns:cx2="http://schemas.microsoft.com/office/drawing/2015/10/21/chartex" xmlns:cx3="http://schemas.microsoft.com/office/drawing/2016/5/9/chartex" xmlns:cx4="http://schemas.microsoft.com/office/drawing/2016/5/10/chartex" xmlns:cx5="http://schemas.microsoft.com/office/drawing/2016/5/11/chartex" xmlns:cx6="http://schemas.microsoft.com/office/drawing/2016/5/12/chartex" xmlns:cx7="http://schemas.microsoft.com/office/drawing/2016/5/13/chartex" xmlns:cx8="http://schemas.microsoft.com/office/drawing/2016/5/14/chartex" xmlns:mc="http://schemas.openxmlformats.org/markup-compatibility/2006" xmlns:aink="http://schemas.microsoft.com/office/drawing/2016/ink" xmlns:am3d="http://schemas.microsoft.com/office/drawing/2017/model3d" xmlns:o="urn:schemas-microsoft-com:office:office" xmlns:oel="http://schemas.microsoft.com/office/2019/extlst" xmlns:r="http://schemas.openxmlformats.org/officeDocument/2006/relationships" xmlns:m="http://schemas.openxmlformats.org/officeDocument/2006/math" xmlns:v="urn:schemas-microsoft-com:vml" xmlns:wp14="http://schemas.microsoft.com/office/word/2010/wordprocessingDrawing" xmlns:wp="http://schemas.openxmlformats.org/drawingml/2006/wordprocessingDrawing" xmlns:w10="urn:schemas-microsoft-com:office:word" xmlns:w="http://schemas.openxmlformats.org/wordprocessingml/2006/main" xmlns:w14="http://schemas.microsoft.com/office/word/2010/wordml" xmlns:w15="http://schemas.microsoft.com/office/word/2012/wordml" xmlns:w16cex="http://schemas.microsoft.com/office/word/2018/wordml/cex" xmlns:w16cid="http://schemas.microsoft.com/office/word/2016/wordml/cid" xmlns:w16="http://schemas.microsoft.com/office/word/2018/wordml" xmlns:w16du="http://schemas.microsoft.com/office/word/2023/wordml/word16du" xmlns:w16sdtdh="http://schemas.microsoft.com/office/word/2020/wordml/sdtdatahash" xmlns:w16sdtfl="http://schemas.microsoft.com/office/word/2024/wordml/sdtformatlock" xmlns:w16se="http://schemas.microsoft.com/office/word/2015/wordml/symex" xmlns:wpg="http://schemas.microsoft.com/office/word/2010/wordprocessingGroup" xmlns:wpi="http://schemas.microsoft.com/office/word/2010/wordprocessingInk" xmlns:wne="http://schemas.microsoft.com/office/word/2006/wordml" xmlns:wps="http://schemas.microsoft.com/office/word/2010/wordprocessingShape" mc:Ignorable="w14 w15 w16se w16cid w16 w16cex w16sdtdh w16sdtfl w16du wp14">
+<w:hdr xmlns:wpc="http://schemas.microsoft.com/office/word/2010/wordprocessingCanvas" xmlns:cx="http://schemas.microsoft.com/office/drawing/2014/chartex" xmlns:cx1="http://schemas.microsoft.com/office/drawing/2015/9/8/chartex" xmlns:cx2="http://schemas.microsoft.com/office/drawing/2015/10/21/chartex" xmlns:cx3="http://schemas.microsoft.com/office/drawing/2016/5/9/chartex" xmlns:cx4="http://schemas.microsoft.com/office/drawing/2016/5/10/chartex" xmlns:cx5="http://schemas.microsoft.com/office/drawing/2016/5/11/chartex" xmlns:cx6="http://schemas.microsoft.com/office/drawing/2016/5/12/chartex" xmlns:cx7="http://schemas.microsoft.com/office/drawing/2016/5/13/chartex" xmlns:cx8="http://schemas.microsoft.com/office/drawing/2016/5/14/chartex" xmlns:mc="http://schemas.openxmlformats.org/markup-compatibility/2006" xmlns:aink="http://schemas.microsoft.com/office/drawing/2016/ink" xmlns:am3d="http://schemas.microsoft.com/office/drawing/2017/model3d" xmlns:o="urn:schemas-microsoft-com:office:office" xmlns:oel="http://schemas.microsoft.com/office/2019/extlst" xmlns:r="http://schemas.openxmlformats.org/officeDocument/2006/relationships" xmlns:m="http://schemas.openxmlformats.org/officeDocument/2006/math" xmlns:v="urn:schemas-microsoft-com:vml" xmlns:wp14="http://schemas.microsoft.com/office/word/2010/wordprocessingDrawing" xmlns:wp="http://schemas.openxmlformats.org/drawingml/2006/wordprocessingDrawing" xmlns:w10="urn:schemas-microsoft-com:office:word" xmlns:w="http://schemas.openxmlformats.org/wordprocessingml/2006/main" xmlns:w14="http://schemas.microsoft.com/office/word/2010/wordml" xmlns:w15="http://schemas.microsoft.com/office/word/2012/wordml" xmlns:w16cex="http://schemas.microsoft.com/office/word/2018/wordml/cex" xmlns:w16cid="http://schemas.microsoft.com/office/word/2016/wordml/cid" xmlns:w16="http://schemas.microsoft.com/office/word/2018/wordml" xmlns:w16du="http://schemas.microsoft.com/office/word/2023/wordml/word16du" xmlns:w16sdtdh="http://schemas.microsoft.com/office/word/2020/wordml/sdtdatahash" xmlns:w16se="http://schemas.microsoft.com/office/word/2015/wordml/symex" xmlns:wpg="http://schemas.microsoft.com/office/word/2010/wordprocessingGroup" xmlns:wpi="http://schemas.microsoft.com/office/word/2010/wordprocessingInk" xmlns:wne="http://schemas.microsoft.com/office/word/2006/wordml" xmlns:wps="http://schemas.microsoft.com/office/word/2010/wordprocessingShape" mc:Ignorable="w14 w15 w16se w16cid w16 w16cex w16sdtdh w16du wp14">
   <w:p>
     <w:pPr>
       <w:pStyle w:val="Encabezado"/>
@@ -15926,7 +15889,7 @@
         <w:lang w:eastAsia="es-CO"/>
       </w:rPr>
       <w:drawing>
-        <wp:anchor distT="0" distB="0" distL="114300" distR="114300" simplePos="0" relativeHeight="251659264" behindDoc="0" locked="0" layoutInCell="1" allowOverlap="1" wp14:anchorId="7C04AEC5" wp14:editId="353F4AA1">
+        <wp:anchor distT="0" distB="0" distL="114300" distR="114300" simplePos="0" relativeHeight="251659264" behindDoc="0" locked="0" layoutInCell="1" allowOverlap="1" wp14:anchorId="7C04AEC5" wp14:editId="42245BEF">
           <wp:simplePos x="0" y="0"/>
           <wp:positionH relativeFrom="margin">
             <wp:posOffset>6201104</wp:posOffset>
@@ -16001,7 +15964,7 @@
 </file>
 
 <file path=word/numbering.xml><?xml version="1.0" encoding="utf-8"?>
-<w:numbering xmlns:wpc="http://schemas.microsoft.com/office/word/2010/wordprocessingCanvas" xmlns:cx="http://schemas.microsoft.com/office/drawing/2014/chartex" xmlns:cx1="http://schemas.microsoft.com/office/drawing/2015/9/8/chartex" xmlns:cx2="http://schemas.microsoft.com/office/drawing/2015/10/21/chartex" xmlns:cx3="http://schemas.microsoft.com/office/drawing/2016/5/9/chartex" xmlns:cx4="http://schemas.microsoft.com/office/drawing/2016/5/10/chartex" xmlns:cx5="http://schemas.microsoft.com/office/drawing/2016/5/11/chartex" xmlns:cx6="http://schemas.microsoft.com/office/drawing/2016/5/12/chartex" xmlns:cx7="http://schemas.microsoft.com/office/drawing/2016/5/13/chartex" xmlns:cx8="http://schemas.microsoft.com/office/drawing/2016/5/14/chartex" xmlns:mc="http://schemas.openxmlformats.org/markup-compatibility/2006" xmlns:aink="http://schemas.microsoft.com/office/drawing/2016/ink" xmlns:am3d="http://schemas.microsoft.com/office/drawing/2017/model3d" xmlns:o="urn:schemas-microsoft-com:office:office" xmlns:oel="http://schemas.microsoft.com/office/2019/extlst" xmlns:r="http://schemas.openxmlformats.org/officeDocument/2006/relationships" xmlns:m="http://schemas.openxmlformats.org/officeDocument/2006/math" xmlns:v="urn:schemas-microsoft-com:vml" xmlns:wp14="http://schemas.microsoft.com/office/word/2010/wordprocessingDrawing" xmlns:wp="http://schemas.openxmlformats.org/drawingml/2006/wordprocessingDrawing" xmlns:w10="urn:schemas-microsoft-com:office:word" xmlns:w="http://schemas.openxmlformats.org/wordprocessingml/2006/main" xmlns:w14="http://schemas.microsoft.com/office/word/2010/wordml" xmlns:w15="http://schemas.microsoft.com/office/word/2012/wordml" xmlns:w16cex="http://schemas.microsoft.com/office/word/2018/wordml/cex" xmlns:w16cid="http://schemas.microsoft.com/office/word/2016/wordml/cid" xmlns:w16="http://schemas.microsoft.com/office/word/2018/wordml" xmlns:w16du="http://schemas.microsoft.com/office/word/2023/wordml/word16du" xmlns:w16sdtdh="http://schemas.microsoft.com/office/word/2020/wordml/sdtdatahash" xmlns:w16sdtfl="http://schemas.microsoft.com/office/word/2024/wordml/sdtformatlock" xmlns:w16se="http://schemas.microsoft.com/office/word/2015/wordml/symex" xmlns:wpg="http://schemas.microsoft.com/office/word/2010/wordprocessingGroup" xmlns:wpi="http://schemas.microsoft.com/office/word/2010/wordprocessingInk" xmlns:wne="http://schemas.microsoft.com/office/word/2006/wordml" xmlns:wps="http://schemas.microsoft.com/office/word/2010/wordprocessingShape" mc:Ignorable="w14 w15 w16se w16cid w16 w16cex w16sdtdh w16sdtfl w16du wp14">
+<w:numbering xmlns:wpc="http://schemas.microsoft.com/office/word/2010/wordprocessingCanvas" xmlns:cx="http://schemas.microsoft.com/office/drawing/2014/chartex" xmlns:cx1="http://schemas.microsoft.com/office/drawing/2015/9/8/chartex" xmlns:cx2="http://schemas.microsoft.com/office/drawing/2015/10/21/chartex" xmlns:cx3="http://schemas.microsoft.com/office/drawing/2016/5/9/chartex" xmlns:cx4="http://schemas.microsoft.com/office/drawing/2016/5/10/chartex" xmlns:cx5="http://schemas.microsoft.com/office/drawing/2016/5/11/chartex" xmlns:cx6="http://schemas.microsoft.com/office/drawing/2016/5/12/chartex" xmlns:cx7="http://schemas.microsoft.com/office/drawing/2016/5/13/chartex" xmlns:cx8="http://schemas.microsoft.com/office/drawing/2016/5/14/chartex" xmlns:mc="http://schemas.openxmlformats.org/markup-compatibility/2006" xmlns:aink="http://schemas.microsoft.com/office/drawing/2016/ink" xmlns:am3d="http://schemas.microsoft.com/office/drawing/2017/model3d" xmlns:o="urn:schemas-microsoft-com:office:office" xmlns:oel="http://schemas.microsoft.com/office/2019/extlst" xmlns:r="http://schemas.openxmlformats.org/officeDocument/2006/relationships" xmlns:m="http://schemas.openxmlformats.org/officeDocument/2006/math" xmlns:v="urn:schemas-microsoft-com:vml" xmlns:wp14="http://schemas.microsoft.com/office/word/2010/wordprocessingDrawing" xmlns:wp="http://schemas.openxmlformats.org/drawingml/2006/wordprocessingDrawing" xmlns:w10="urn:schemas-microsoft-com:office:word" xmlns:w="http://schemas.openxmlformats.org/wordprocessingml/2006/main" xmlns:w14="http://schemas.microsoft.com/office/word/2010/wordml" xmlns:w15="http://schemas.microsoft.com/office/word/2012/wordml" xmlns:w16cex="http://schemas.microsoft.com/office/word/2018/wordml/cex" xmlns:w16cid="http://schemas.microsoft.com/office/word/2016/wordml/cid" xmlns:w16="http://schemas.microsoft.com/office/word/2018/wordml" xmlns:w16du="http://schemas.microsoft.com/office/word/2023/wordml/word16du" xmlns:w16sdtdh="http://schemas.microsoft.com/office/word/2020/wordml/sdtdatahash" xmlns:w16se="http://schemas.microsoft.com/office/word/2015/wordml/symex" xmlns:wpg="http://schemas.microsoft.com/office/word/2010/wordprocessingGroup" xmlns:wpi="http://schemas.microsoft.com/office/word/2010/wordprocessingInk" xmlns:wne="http://schemas.microsoft.com/office/word/2006/wordml" xmlns:wps="http://schemas.microsoft.com/office/word/2010/wordprocessingShape" mc:Ignorable="w14 w15 w16se w16cid w16 w16cex w16sdtdh w16du wp14">
   <w:abstractNum w:abstractNumId="0" w15:restartNumberingAfterBreak="0">
     <w:nsid w:val="FFFFFF89"/>
     <w:multiLevelType w:val="singleLevel"/>
@@ -16024,208 +15987,9 @@
     </w:lvl>
   </w:abstractNum>
   <w:abstractNum w:abstractNumId="1" w15:restartNumberingAfterBreak="0">
-    <w:nsid w:val="00A1593B"/>
+    <w:nsid w:val="1F194628"/>
     <w:multiLevelType w:val="hybridMultilevel"/>
-    <w:tmpl w:val="FD58B5D2"/>
-    <w:lvl w:ilvl="0" w:tplc="0C0A0017">
-      <w:start w:val="1"/>
-      <w:numFmt w:val="lowerLetter"/>
-      <w:lvlText w:val="%1)"/>
-      <w:lvlJc w:val="left"/>
-      <w:pPr>
-        <w:ind w:left="1429" w:hanging="360"/>
-      </w:pPr>
-    </w:lvl>
-    <w:lvl w:ilvl="1" w:tplc="0C0A0019" w:tentative="1">
-      <w:start w:val="1"/>
-      <w:numFmt w:val="lowerLetter"/>
-      <w:lvlText w:val="%2."/>
-      <w:lvlJc w:val="left"/>
-      <w:pPr>
-        <w:ind w:left="2149" w:hanging="360"/>
-      </w:pPr>
-    </w:lvl>
-    <w:lvl w:ilvl="2" w:tplc="0C0A001B" w:tentative="1">
-      <w:start w:val="1"/>
-      <w:numFmt w:val="lowerRoman"/>
-      <w:lvlText w:val="%3."/>
-      <w:lvlJc w:val="right"/>
-      <w:pPr>
-        <w:ind w:left="2869" w:hanging="180"/>
-      </w:pPr>
-    </w:lvl>
-    <w:lvl w:ilvl="3" w:tplc="0C0A000F" w:tentative="1">
-      <w:start w:val="1"/>
-      <w:numFmt w:val="decimal"/>
-      <w:lvlText w:val="%4."/>
-      <w:lvlJc w:val="left"/>
-      <w:pPr>
-        <w:ind w:left="3589" w:hanging="360"/>
-      </w:pPr>
-    </w:lvl>
-    <w:lvl w:ilvl="4" w:tplc="0C0A0019" w:tentative="1">
-      <w:start w:val="1"/>
-      <w:numFmt w:val="lowerLetter"/>
-      <w:lvlText w:val="%5."/>
-      <w:lvlJc w:val="left"/>
-      <w:pPr>
-        <w:ind w:left="4309" w:hanging="360"/>
-      </w:pPr>
-    </w:lvl>
-    <w:lvl w:ilvl="5" w:tplc="0C0A001B" w:tentative="1">
-      <w:start w:val="1"/>
-      <w:numFmt w:val="lowerRoman"/>
-      <w:lvlText w:val="%6."/>
-      <w:lvlJc w:val="right"/>
-      <w:pPr>
-        <w:ind w:left="5029" w:hanging="180"/>
-      </w:pPr>
-    </w:lvl>
-    <w:lvl w:ilvl="6" w:tplc="0C0A000F" w:tentative="1">
-      <w:start w:val="1"/>
-      <w:numFmt w:val="decimal"/>
-      <w:lvlText w:val="%7."/>
-      <w:lvlJc w:val="left"/>
-      <w:pPr>
-        <w:ind w:left="5749" w:hanging="360"/>
-      </w:pPr>
-    </w:lvl>
-    <w:lvl w:ilvl="7" w:tplc="0C0A0019" w:tentative="1">
-      <w:start w:val="1"/>
-      <w:numFmt w:val="lowerLetter"/>
-      <w:lvlText w:val="%8."/>
-      <w:lvlJc w:val="left"/>
-      <w:pPr>
-        <w:ind w:left="6469" w:hanging="360"/>
-      </w:pPr>
-    </w:lvl>
-    <w:lvl w:ilvl="8" w:tplc="0C0A001B" w:tentative="1">
-      <w:start w:val="1"/>
-      <w:numFmt w:val="lowerRoman"/>
-      <w:lvlText w:val="%9."/>
-      <w:lvlJc w:val="right"/>
-      <w:pPr>
-        <w:ind w:left="7189" w:hanging="180"/>
-      </w:pPr>
-    </w:lvl>
-  </w:abstractNum>
-  <w:abstractNum w:abstractNumId="2" w15:restartNumberingAfterBreak="0">
-    <w:nsid w:val="036567BD"/>
-    <w:multiLevelType w:val="hybridMultilevel"/>
-    <w:tmpl w:val="2B409AEA"/>
-    <w:lvl w:ilvl="0" w:tplc="0C0A0001">
-      <w:start w:val="1"/>
-      <w:numFmt w:val="bullet"/>
-      <w:lvlText w:val=""/>
-      <w:lvlJc w:val="left"/>
-      <w:pPr>
-        <w:ind w:left="1429" w:hanging="360"/>
-      </w:pPr>
-      <w:rPr>
-        <w:rFonts w:ascii="Symbol" w:hAnsi="Symbol" w:hint="default"/>
-      </w:rPr>
-    </w:lvl>
-    <w:lvl w:ilvl="1" w:tplc="0C0A0003" w:tentative="1">
-      <w:start w:val="1"/>
-      <w:numFmt w:val="bullet"/>
-      <w:lvlText w:val="o"/>
-      <w:lvlJc w:val="left"/>
-      <w:pPr>
-        <w:ind w:left="2149" w:hanging="360"/>
-      </w:pPr>
-      <w:rPr>
-        <w:rFonts w:ascii="Courier New" w:hAnsi="Courier New" w:cs="Courier New" w:hint="default"/>
-      </w:rPr>
-    </w:lvl>
-    <w:lvl w:ilvl="2" w:tplc="0C0A0005" w:tentative="1">
-      <w:start w:val="1"/>
-      <w:numFmt w:val="bullet"/>
-      <w:lvlText w:val=""/>
-      <w:lvlJc w:val="left"/>
-      <w:pPr>
-        <w:ind w:left="2869" w:hanging="360"/>
-      </w:pPr>
-      <w:rPr>
-        <w:rFonts w:ascii="Wingdings" w:hAnsi="Wingdings" w:hint="default"/>
-      </w:rPr>
-    </w:lvl>
-    <w:lvl w:ilvl="3" w:tplc="0C0A0001" w:tentative="1">
-      <w:start w:val="1"/>
-      <w:numFmt w:val="bullet"/>
-      <w:lvlText w:val=""/>
-      <w:lvlJc w:val="left"/>
-      <w:pPr>
-        <w:ind w:left="3589" w:hanging="360"/>
-      </w:pPr>
-      <w:rPr>
-        <w:rFonts w:ascii="Symbol" w:hAnsi="Symbol" w:hint="default"/>
-      </w:rPr>
-    </w:lvl>
-    <w:lvl w:ilvl="4" w:tplc="0C0A0003" w:tentative="1">
-      <w:start w:val="1"/>
-      <w:numFmt w:val="bullet"/>
-      <w:lvlText w:val="o"/>
-      <w:lvlJc w:val="left"/>
-      <w:pPr>
-        <w:ind w:left="4309" w:hanging="360"/>
-      </w:pPr>
-      <w:rPr>
-        <w:rFonts w:ascii="Courier New" w:hAnsi="Courier New" w:cs="Courier New" w:hint="default"/>
-      </w:rPr>
-    </w:lvl>
-    <w:lvl w:ilvl="5" w:tplc="0C0A0005" w:tentative="1">
-      <w:start w:val="1"/>
-      <w:numFmt w:val="bullet"/>
-      <w:lvlText w:val=""/>
-      <w:lvlJc w:val="left"/>
-      <w:pPr>
-        <w:ind w:left="5029" w:hanging="360"/>
-      </w:pPr>
-      <w:rPr>
-        <w:rFonts w:ascii="Wingdings" w:hAnsi="Wingdings" w:hint="default"/>
-      </w:rPr>
-    </w:lvl>
-    <w:lvl w:ilvl="6" w:tplc="0C0A0001" w:tentative="1">
-      <w:start w:val="1"/>
-      <w:numFmt w:val="bullet"/>
-      <w:lvlText w:val=""/>
-      <w:lvlJc w:val="left"/>
-      <w:pPr>
-        <w:ind w:left="5749" w:hanging="360"/>
-      </w:pPr>
-      <w:rPr>
-        <w:rFonts w:ascii="Symbol" w:hAnsi="Symbol" w:hint="default"/>
-      </w:rPr>
-    </w:lvl>
-    <w:lvl w:ilvl="7" w:tplc="0C0A0003" w:tentative="1">
-      <w:start w:val="1"/>
-      <w:numFmt w:val="bullet"/>
-      <w:lvlText w:val="o"/>
-      <w:lvlJc w:val="left"/>
-      <w:pPr>
-        <w:ind w:left="6469" w:hanging="360"/>
-      </w:pPr>
-      <w:rPr>
-        <w:rFonts w:ascii="Courier New" w:hAnsi="Courier New" w:cs="Courier New" w:hint="default"/>
-      </w:rPr>
-    </w:lvl>
-    <w:lvl w:ilvl="8" w:tplc="0C0A0005" w:tentative="1">
-      <w:start w:val="1"/>
-      <w:numFmt w:val="bullet"/>
-      <w:lvlText w:val=""/>
-      <w:lvlJc w:val="left"/>
-      <w:pPr>
-        <w:ind w:left="7189" w:hanging="360"/>
-      </w:pPr>
-      <w:rPr>
-        <w:rFonts w:ascii="Wingdings" w:hAnsi="Wingdings" w:hint="default"/>
-      </w:rPr>
-    </w:lvl>
-  </w:abstractNum>
-  <w:abstractNum w:abstractNumId="3" w15:restartNumberingAfterBreak="0">
-    <w:nsid w:val="05B4023D"/>
-    <w:multiLevelType w:val="hybridMultilevel"/>
-    <w:tmpl w:val="7FFAFB82"/>
+    <w:tmpl w:val="600623DE"/>
     <w:lvl w:ilvl="0" w:tplc="240A0001">
       <w:start w:val="1"/>
       <w:numFmt w:val="bullet"/>
@@ -16335,688 +16099,10 @@
       </w:rPr>
     </w:lvl>
   </w:abstractNum>
-  <w:abstractNum w:abstractNumId="4" w15:restartNumberingAfterBreak="0">
-    <w:nsid w:val="0A81193F"/>
+  <w:abstractNum w:abstractNumId="2" w15:restartNumberingAfterBreak="0">
+    <w:nsid w:val="262F1DFA"/>
     <w:multiLevelType w:val="hybridMultilevel"/>
-    <w:tmpl w:val="6952EA7C"/>
-    <w:lvl w:ilvl="0" w:tplc="0C0A0001">
-      <w:start w:val="1"/>
-      <w:numFmt w:val="bullet"/>
-      <w:lvlText w:val=""/>
-      <w:lvlJc w:val="left"/>
-      <w:pPr>
-        <w:ind w:left="1429" w:hanging="360"/>
-      </w:pPr>
-      <w:rPr>
-        <w:rFonts w:ascii="Symbol" w:hAnsi="Symbol" w:hint="default"/>
-      </w:rPr>
-    </w:lvl>
-    <w:lvl w:ilvl="1" w:tplc="0C0A0003" w:tentative="1">
-      <w:start w:val="1"/>
-      <w:numFmt w:val="bullet"/>
-      <w:lvlText w:val="o"/>
-      <w:lvlJc w:val="left"/>
-      <w:pPr>
-        <w:ind w:left="2149" w:hanging="360"/>
-      </w:pPr>
-      <w:rPr>
-        <w:rFonts w:ascii="Courier New" w:hAnsi="Courier New" w:cs="Courier New" w:hint="default"/>
-      </w:rPr>
-    </w:lvl>
-    <w:lvl w:ilvl="2" w:tplc="0C0A0005" w:tentative="1">
-      <w:start w:val="1"/>
-      <w:numFmt w:val="bullet"/>
-      <w:lvlText w:val=""/>
-      <w:lvlJc w:val="left"/>
-      <w:pPr>
-        <w:ind w:left="2869" w:hanging="360"/>
-      </w:pPr>
-      <w:rPr>
-        <w:rFonts w:ascii="Wingdings" w:hAnsi="Wingdings" w:hint="default"/>
-      </w:rPr>
-    </w:lvl>
-    <w:lvl w:ilvl="3" w:tplc="0C0A0001" w:tentative="1">
-      <w:start w:val="1"/>
-      <w:numFmt w:val="bullet"/>
-      <w:lvlText w:val=""/>
-      <w:lvlJc w:val="left"/>
-      <w:pPr>
-        <w:ind w:left="3589" w:hanging="360"/>
-      </w:pPr>
-      <w:rPr>
-        <w:rFonts w:ascii="Symbol" w:hAnsi="Symbol" w:hint="default"/>
-      </w:rPr>
-    </w:lvl>
-    <w:lvl w:ilvl="4" w:tplc="0C0A0003" w:tentative="1">
-      <w:start w:val="1"/>
-      <w:numFmt w:val="bullet"/>
-      <w:lvlText w:val="o"/>
-      <w:lvlJc w:val="left"/>
-      <w:pPr>
-        <w:ind w:left="4309" w:hanging="360"/>
-      </w:pPr>
-      <w:rPr>
-        <w:rFonts w:ascii="Courier New" w:hAnsi="Courier New" w:cs="Courier New" w:hint="default"/>
-      </w:rPr>
-    </w:lvl>
-    <w:lvl w:ilvl="5" w:tplc="0C0A0005" w:tentative="1">
-      <w:start w:val="1"/>
-      <w:numFmt w:val="bullet"/>
-      <w:lvlText w:val=""/>
-      <w:lvlJc w:val="left"/>
-      <w:pPr>
-        <w:ind w:left="5029" w:hanging="360"/>
-      </w:pPr>
-      <w:rPr>
-        <w:rFonts w:ascii="Wingdings" w:hAnsi="Wingdings" w:hint="default"/>
-      </w:rPr>
-    </w:lvl>
-    <w:lvl w:ilvl="6" w:tplc="0C0A0001" w:tentative="1">
-      <w:start w:val="1"/>
-      <w:numFmt w:val="bullet"/>
-      <w:lvlText w:val=""/>
-      <w:lvlJc w:val="left"/>
-      <w:pPr>
-        <w:ind w:left="5749" w:hanging="360"/>
-      </w:pPr>
-      <w:rPr>
-        <w:rFonts w:ascii="Symbol" w:hAnsi="Symbol" w:hint="default"/>
-      </w:rPr>
-    </w:lvl>
-    <w:lvl w:ilvl="7" w:tplc="0C0A0003" w:tentative="1">
-      <w:start w:val="1"/>
-      <w:numFmt w:val="bullet"/>
-      <w:lvlText w:val="o"/>
-      <w:lvlJc w:val="left"/>
-      <w:pPr>
-        <w:ind w:left="6469" w:hanging="360"/>
-      </w:pPr>
-      <w:rPr>
-        <w:rFonts w:ascii="Courier New" w:hAnsi="Courier New" w:cs="Courier New" w:hint="default"/>
-      </w:rPr>
-    </w:lvl>
-    <w:lvl w:ilvl="8" w:tplc="0C0A0005" w:tentative="1">
-      <w:start w:val="1"/>
-      <w:numFmt w:val="bullet"/>
-      <w:lvlText w:val=""/>
-      <w:lvlJc w:val="left"/>
-      <w:pPr>
-        <w:ind w:left="7189" w:hanging="360"/>
-      </w:pPr>
-      <w:rPr>
-        <w:rFonts w:ascii="Wingdings" w:hAnsi="Wingdings" w:hint="default"/>
-      </w:rPr>
-    </w:lvl>
-  </w:abstractNum>
-  <w:abstractNum w:abstractNumId="5" w15:restartNumberingAfterBreak="0">
-    <w:nsid w:val="13B25961"/>
-    <w:multiLevelType w:val="hybridMultilevel"/>
-    <w:tmpl w:val="4888EE2E"/>
-    <w:lvl w:ilvl="0" w:tplc="0C0A0001">
-      <w:start w:val="1"/>
-      <w:numFmt w:val="bullet"/>
-      <w:lvlText w:val=""/>
-      <w:lvlJc w:val="left"/>
-      <w:pPr>
-        <w:ind w:left="1429" w:hanging="360"/>
-      </w:pPr>
-      <w:rPr>
-        <w:rFonts w:ascii="Symbol" w:hAnsi="Symbol" w:hint="default"/>
-      </w:rPr>
-    </w:lvl>
-    <w:lvl w:ilvl="1" w:tplc="0C0A0003" w:tentative="1">
-      <w:start w:val="1"/>
-      <w:numFmt w:val="bullet"/>
-      <w:lvlText w:val="o"/>
-      <w:lvlJc w:val="left"/>
-      <w:pPr>
-        <w:ind w:left="2149" w:hanging="360"/>
-      </w:pPr>
-      <w:rPr>
-        <w:rFonts w:ascii="Courier New" w:hAnsi="Courier New" w:cs="Courier New" w:hint="default"/>
-      </w:rPr>
-    </w:lvl>
-    <w:lvl w:ilvl="2" w:tplc="0C0A0005" w:tentative="1">
-      <w:start w:val="1"/>
-      <w:numFmt w:val="bullet"/>
-      <w:lvlText w:val=""/>
-      <w:lvlJc w:val="left"/>
-      <w:pPr>
-        <w:ind w:left="2869" w:hanging="360"/>
-      </w:pPr>
-      <w:rPr>
-        <w:rFonts w:ascii="Wingdings" w:hAnsi="Wingdings" w:hint="default"/>
-      </w:rPr>
-    </w:lvl>
-    <w:lvl w:ilvl="3" w:tplc="0C0A0001" w:tentative="1">
-      <w:start w:val="1"/>
-      <w:numFmt w:val="bullet"/>
-      <w:lvlText w:val=""/>
-      <w:lvlJc w:val="left"/>
-      <w:pPr>
-        <w:ind w:left="3589" w:hanging="360"/>
-      </w:pPr>
-      <w:rPr>
-        <w:rFonts w:ascii="Symbol" w:hAnsi="Symbol" w:hint="default"/>
-      </w:rPr>
-    </w:lvl>
-    <w:lvl w:ilvl="4" w:tplc="0C0A0003" w:tentative="1">
-      <w:start w:val="1"/>
-      <w:numFmt w:val="bullet"/>
-      <w:lvlText w:val="o"/>
-      <w:lvlJc w:val="left"/>
-      <w:pPr>
-        <w:ind w:left="4309" w:hanging="360"/>
-      </w:pPr>
-      <w:rPr>
-        <w:rFonts w:ascii="Courier New" w:hAnsi="Courier New" w:cs="Courier New" w:hint="default"/>
-      </w:rPr>
-    </w:lvl>
-    <w:lvl w:ilvl="5" w:tplc="0C0A0005" w:tentative="1">
-      <w:start w:val="1"/>
-      <w:numFmt w:val="bullet"/>
-      <w:lvlText w:val=""/>
-      <w:lvlJc w:val="left"/>
-      <w:pPr>
-        <w:ind w:left="5029" w:hanging="360"/>
-      </w:pPr>
-      <w:rPr>
-        <w:rFonts w:ascii="Wingdings" w:hAnsi="Wingdings" w:hint="default"/>
-      </w:rPr>
-    </w:lvl>
-    <w:lvl w:ilvl="6" w:tplc="0C0A0001" w:tentative="1">
-      <w:start w:val="1"/>
-      <w:numFmt w:val="bullet"/>
-      <w:lvlText w:val=""/>
-      <w:lvlJc w:val="left"/>
-      <w:pPr>
-        <w:ind w:left="5749" w:hanging="360"/>
-      </w:pPr>
-      <w:rPr>
-        <w:rFonts w:ascii="Symbol" w:hAnsi="Symbol" w:hint="default"/>
-      </w:rPr>
-    </w:lvl>
-    <w:lvl w:ilvl="7" w:tplc="0C0A0003" w:tentative="1">
-      <w:start w:val="1"/>
-      <w:numFmt w:val="bullet"/>
-      <w:lvlText w:val="o"/>
-      <w:lvlJc w:val="left"/>
-      <w:pPr>
-        <w:ind w:left="6469" w:hanging="360"/>
-      </w:pPr>
-      <w:rPr>
-        <w:rFonts w:ascii="Courier New" w:hAnsi="Courier New" w:cs="Courier New" w:hint="default"/>
-      </w:rPr>
-    </w:lvl>
-    <w:lvl w:ilvl="8" w:tplc="0C0A0005" w:tentative="1">
-      <w:start w:val="1"/>
-      <w:numFmt w:val="bullet"/>
-      <w:lvlText w:val=""/>
-      <w:lvlJc w:val="left"/>
-      <w:pPr>
-        <w:ind w:left="7189" w:hanging="360"/>
-      </w:pPr>
-      <w:rPr>
-        <w:rFonts w:ascii="Wingdings" w:hAnsi="Wingdings" w:hint="default"/>
-      </w:rPr>
-    </w:lvl>
-  </w:abstractNum>
-  <w:abstractNum w:abstractNumId="6" w15:restartNumberingAfterBreak="0">
-    <w:nsid w:val="17460938"/>
-    <w:multiLevelType w:val="hybridMultilevel"/>
-    <w:tmpl w:val="D26895D4"/>
-    <w:lvl w:ilvl="0" w:tplc="0C0A0001">
-      <w:start w:val="1"/>
-      <w:numFmt w:val="bullet"/>
-      <w:lvlText w:val=""/>
-      <w:lvlJc w:val="left"/>
-      <w:pPr>
-        <w:ind w:left="1429" w:hanging="360"/>
-      </w:pPr>
-      <w:rPr>
-        <w:rFonts w:ascii="Symbol" w:hAnsi="Symbol" w:hint="default"/>
-      </w:rPr>
-    </w:lvl>
-    <w:lvl w:ilvl="1" w:tplc="0C0A0003" w:tentative="1">
-      <w:start w:val="1"/>
-      <w:numFmt w:val="bullet"/>
-      <w:lvlText w:val="o"/>
-      <w:lvlJc w:val="left"/>
-      <w:pPr>
-        <w:ind w:left="2149" w:hanging="360"/>
-      </w:pPr>
-      <w:rPr>
-        <w:rFonts w:ascii="Courier New" w:hAnsi="Courier New" w:cs="Courier New" w:hint="default"/>
-      </w:rPr>
-    </w:lvl>
-    <w:lvl w:ilvl="2" w:tplc="0C0A0005" w:tentative="1">
-      <w:start w:val="1"/>
-      <w:numFmt w:val="bullet"/>
-      <w:lvlText w:val=""/>
-      <w:lvlJc w:val="left"/>
-      <w:pPr>
-        <w:ind w:left="2869" w:hanging="360"/>
-      </w:pPr>
-      <w:rPr>
-        <w:rFonts w:ascii="Wingdings" w:hAnsi="Wingdings" w:hint="default"/>
-      </w:rPr>
-    </w:lvl>
-    <w:lvl w:ilvl="3" w:tplc="0C0A0001" w:tentative="1">
-      <w:start w:val="1"/>
-      <w:numFmt w:val="bullet"/>
-      <w:lvlText w:val=""/>
-      <w:lvlJc w:val="left"/>
-      <w:pPr>
-        <w:ind w:left="3589" w:hanging="360"/>
-      </w:pPr>
-      <w:rPr>
-        <w:rFonts w:ascii="Symbol" w:hAnsi="Symbol" w:hint="default"/>
-      </w:rPr>
-    </w:lvl>
-    <w:lvl w:ilvl="4" w:tplc="0C0A0003" w:tentative="1">
-      <w:start w:val="1"/>
-      <w:numFmt w:val="bullet"/>
-      <w:lvlText w:val="o"/>
-      <w:lvlJc w:val="left"/>
-      <w:pPr>
-        <w:ind w:left="4309" w:hanging="360"/>
-      </w:pPr>
-      <w:rPr>
-        <w:rFonts w:ascii="Courier New" w:hAnsi="Courier New" w:cs="Courier New" w:hint="default"/>
-      </w:rPr>
-    </w:lvl>
-    <w:lvl w:ilvl="5" w:tplc="0C0A0005" w:tentative="1">
-      <w:start w:val="1"/>
-      <w:numFmt w:val="bullet"/>
-      <w:lvlText w:val=""/>
-      <w:lvlJc w:val="left"/>
-      <w:pPr>
-        <w:ind w:left="5029" w:hanging="360"/>
-      </w:pPr>
-      <w:rPr>
-        <w:rFonts w:ascii="Wingdings" w:hAnsi="Wingdings" w:hint="default"/>
-      </w:rPr>
-    </w:lvl>
-    <w:lvl w:ilvl="6" w:tplc="0C0A0001" w:tentative="1">
-      <w:start w:val="1"/>
-      <w:numFmt w:val="bullet"/>
-      <w:lvlText w:val=""/>
-      <w:lvlJc w:val="left"/>
-      <w:pPr>
-        <w:ind w:left="5749" w:hanging="360"/>
-      </w:pPr>
-      <w:rPr>
-        <w:rFonts w:ascii="Symbol" w:hAnsi="Symbol" w:hint="default"/>
-      </w:rPr>
-    </w:lvl>
-    <w:lvl w:ilvl="7" w:tplc="0C0A0003" w:tentative="1">
-      <w:start w:val="1"/>
-      <w:numFmt w:val="bullet"/>
-      <w:lvlText w:val="o"/>
-      <w:lvlJc w:val="left"/>
-      <w:pPr>
-        <w:ind w:left="6469" w:hanging="360"/>
-      </w:pPr>
-      <w:rPr>
-        <w:rFonts w:ascii="Courier New" w:hAnsi="Courier New" w:cs="Courier New" w:hint="default"/>
-      </w:rPr>
-    </w:lvl>
-    <w:lvl w:ilvl="8" w:tplc="0C0A0005" w:tentative="1">
-      <w:start w:val="1"/>
-      <w:numFmt w:val="bullet"/>
-      <w:lvlText w:val=""/>
-      <w:lvlJc w:val="left"/>
-      <w:pPr>
-        <w:ind w:left="7189" w:hanging="360"/>
-      </w:pPr>
-      <w:rPr>
-        <w:rFonts w:ascii="Wingdings" w:hAnsi="Wingdings" w:hint="default"/>
-      </w:rPr>
-    </w:lvl>
-  </w:abstractNum>
-  <w:abstractNum w:abstractNumId="7" w15:restartNumberingAfterBreak="0">
-    <w:nsid w:val="1A9578A5"/>
-    <w:multiLevelType w:val="hybridMultilevel"/>
-    <w:tmpl w:val="568EFF52"/>
-    <w:lvl w:ilvl="0" w:tplc="0C0A0001">
-      <w:start w:val="1"/>
-      <w:numFmt w:val="bullet"/>
-      <w:lvlText w:val=""/>
-      <w:lvlJc w:val="left"/>
-      <w:pPr>
-        <w:ind w:left="1429" w:hanging="360"/>
-      </w:pPr>
-      <w:rPr>
-        <w:rFonts w:ascii="Symbol" w:hAnsi="Symbol" w:hint="default"/>
-      </w:rPr>
-    </w:lvl>
-    <w:lvl w:ilvl="1" w:tplc="0C0A0003" w:tentative="1">
-      <w:start w:val="1"/>
-      <w:numFmt w:val="bullet"/>
-      <w:lvlText w:val="o"/>
-      <w:lvlJc w:val="left"/>
-      <w:pPr>
-        <w:ind w:left="2149" w:hanging="360"/>
-      </w:pPr>
-      <w:rPr>
-        <w:rFonts w:ascii="Courier New" w:hAnsi="Courier New" w:cs="Courier New" w:hint="default"/>
-      </w:rPr>
-    </w:lvl>
-    <w:lvl w:ilvl="2" w:tplc="0C0A0005" w:tentative="1">
-      <w:start w:val="1"/>
-      <w:numFmt w:val="bullet"/>
-      <w:lvlText w:val=""/>
-      <w:lvlJc w:val="left"/>
-      <w:pPr>
-        <w:ind w:left="2869" w:hanging="360"/>
-      </w:pPr>
-      <w:rPr>
-        <w:rFonts w:ascii="Wingdings" w:hAnsi="Wingdings" w:hint="default"/>
-      </w:rPr>
-    </w:lvl>
-    <w:lvl w:ilvl="3" w:tplc="0C0A0001" w:tentative="1">
-      <w:start w:val="1"/>
-      <w:numFmt w:val="bullet"/>
-      <w:lvlText w:val=""/>
-      <w:lvlJc w:val="left"/>
-      <w:pPr>
-        <w:ind w:left="3589" w:hanging="360"/>
-      </w:pPr>
-      <w:rPr>
-        <w:rFonts w:ascii="Symbol" w:hAnsi="Symbol" w:hint="default"/>
-      </w:rPr>
-    </w:lvl>
-    <w:lvl w:ilvl="4" w:tplc="0C0A0003" w:tentative="1">
-      <w:start w:val="1"/>
-      <w:numFmt w:val="bullet"/>
-      <w:lvlText w:val="o"/>
-      <w:lvlJc w:val="left"/>
-      <w:pPr>
-        <w:ind w:left="4309" w:hanging="360"/>
-      </w:pPr>
-      <w:rPr>
-        <w:rFonts w:ascii="Courier New" w:hAnsi="Courier New" w:cs="Courier New" w:hint="default"/>
-      </w:rPr>
-    </w:lvl>
-    <w:lvl w:ilvl="5" w:tplc="0C0A0005" w:tentative="1">
-      <w:start w:val="1"/>
-      <w:numFmt w:val="bullet"/>
-      <w:lvlText w:val=""/>
-      <w:lvlJc w:val="left"/>
-      <w:pPr>
-        <w:ind w:left="5029" w:hanging="360"/>
-      </w:pPr>
-      <w:rPr>
-        <w:rFonts w:ascii="Wingdings" w:hAnsi="Wingdings" w:hint="default"/>
-      </w:rPr>
-    </w:lvl>
-    <w:lvl w:ilvl="6" w:tplc="0C0A0001" w:tentative="1">
-      <w:start w:val="1"/>
-      <w:numFmt w:val="bullet"/>
-      <w:lvlText w:val=""/>
-      <w:lvlJc w:val="left"/>
-      <w:pPr>
-        <w:ind w:left="5749" w:hanging="360"/>
-      </w:pPr>
-      <w:rPr>
-        <w:rFonts w:ascii="Symbol" w:hAnsi="Symbol" w:hint="default"/>
-      </w:rPr>
-    </w:lvl>
-    <w:lvl w:ilvl="7" w:tplc="0C0A0003" w:tentative="1">
-      <w:start w:val="1"/>
-      <w:numFmt w:val="bullet"/>
-      <w:lvlText w:val="o"/>
-      <w:lvlJc w:val="left"/>
-      <w:pPr>
-        <w:ind w:left="6469" w:hanging="360"/>
-      </w:pPr>
-      <w:rPr>
-        <w:rFonts w:ascii="Courier New" w:hAnsi="Courier New" w:cs="Courier New" w:hint="default"/>
-      </w:rPr>
-    </w:lvl>
-    <w:lvl w:ilvl="8" w:tplc="0C0A0005" w:tentative="1">
-      <w:start w:val="1"/>
-      <w:numFmt w:val="bullet"/>
-      <w:lvlText w:val=""/>
-      <w:lvlJc w:val="left"/>
-      <w:pPr>
-        <w:ind w:left="7189" w:hanging="360"/>
-      </w:pPr>
-      <w:rPr>
-        <w:rFonts w:ascii="Wingdings" w:hAnsi="Wingdings" w:hint="default"/>
-      </w:rPr>
-    </w:lvl>
-  </w:abstractNum>
-  <w:abstractNum w:abstractNumId="8" w15:restartNumberingAfterBreak="0">
-    <w:nsid w:val="1C366C62"/>
-    <w:multiLevelType w:val="hybridMultilevel"/>
-    <w:tmpl w:val="860607DC"/>
-    <w:lvl w:ilvl="0" w:tplc="0C0A0001">
-      <w:start w:val="1"/>
-      <w:numFmt w:val="bullet"/>
-      <w:lvlText w:val=""/>
-      <w:lvlJc w:val="left"/>
-      <w:pPr>
-        <w:ind w:left="1429" w:hanging="360"/>
-      </w:pPr>
-      <w:rPr>
-        <w:rFonts w:ascii="Symbol" w:hAnsi="Symbol" w:hint="default"/>
-      </w:rPr>
-    </w:lvl>
-    <w:lvl w:ilvl="1" w:tplc="0C0A0003" w:tentative="1">
-      <w:start w:val="1"/>
-      <w:numFmt w:val="bullet"/>
-      <w:lvlText w:val="o"/>
-      <w:lvlJc w:val="left"/>
-      <w:pPr>
-        <w:ind w:left="2149" w:hanging="360"/>
-      </w:pPr>
-      <w:rPr>
-        <w:rFonts w:ascii="Courier New" w:hAnsi="Courier New" w:cs="Courier New" w:hint="default"/>
-      </w:rPr>
-    </w:lvl>
-    <w:lvl w:ilvl="2" w:tplc="0C0A0005" w:tentative="1">
-      <w:start w:val="1"/>
-      <w:numFmt w:val="bullet"/>
-      <w:lvlText w:val=""/>
-      <w:lvlJc w:val="left"/>
-      <w:pPr>
-        <w:ind w:left="2869" w:hanging="360"/>
-      </w:pPr>
-      <w:rPr>
-        <w:rFonts w:ascii="Wingdings" w:hAnsi="Wingdings" w:hint="default"/>
-      </w:rPr>
-    </w:lvl>
-    <w:lvl w:ilvl="3" w:tplc="0C0A0001" w:tentative="1">
-      <w:start w:val="1"/>
-      <w:numFmt w:val="bullet"/>
-      <w:lvlText w:val=""/>
-      <w:lvlJc w:val="left"/>
-      <w:pPr>
-        <w:ind w:left="3589" w:hanging="360"/>
-      </w:pPr>
-      <w:rPr>
-        <w:rFonts w:ascii="Symbol" w:hAnsi="Symbol" w:hint="default"/>
-      </w:rPr>
-    </w:lvl>
-    <w:lvl w:ilvl="4" w:tplc="0C0A0003" w:tentative="1">
-      <w:start w:val="1"/>
-      <w:numFmt w:val="bullet"/>
-      <w:lvlText w:val="o"/>
-      <w:lvlJc w:val="left"/>
-      <w:pPr>
-        <w:ind w:left="4309" w:hanging="360"/>
-      </w:pPr>
-      <w:rPr>
-        <w:rFonts w:ascii="Courier New" w:hAnsi="Courier New" w:cs="Courier New" w:hint="default"/>
-      </w:rPr>
-    </w:lvl>
-    <w:lvl w:ilvl="5" w:tplc="0C0A0005" w:tentative="1">
-      <w:start w:val="1"/>
-      <w:numFmt w:val="bullet"/>
-      <w:lvlText w:val=""/>
-      <w:lvlJc w:val="left"/>
-      <w:pPr>
-        <w:ind w:left="5029" w:hanging="360"/>
-      </w:pPr>
-      <w:rPr>
-        <w:rFonts w:ascii="Wingdings" w:hAnsi="Wingdings" w:hint="default"/>
-      </w:rPr>
-    </w:lvl>
-    <w:lvl w:ilvl="6" w:tplc="0C0A0001" w:tentative="1">
-      <w:start w:val="1"/>
-      <w:numFmt w:val="bullet"/>
-      <w:lvlText w:val=""/>
-      <w:lvlJc w:val="left"/>
-      <w:pPr>
-        <w:ind w:left="5749" w:hanging="360"/>
-      </w:pPr>
-      <w:rPr>
-        <w:rFonts w:ascii="Symbol" w:hAnsi="Symbol" w:hint="default"/>
-      </w:rPr>
-    </w:lvl>
-    <w:lvl w:ilvl="7" w:tplc="0C0A0003" w:tentative="1">
-      <w:start w:val="1"/>
-      <w:numFmt w:val="bullet"/>
-      <w:lvlText w:val="o"/>
-      <w:lvlJc w:val="left"/>
-      <w:pPr>
-        <w:ind w:left="6469" w:hanging="360"/>
-      </w:pPr>
-      <w:rPr>
-        <w:rFonts w:ascii="Courier New" w:hAnsi="Courier New" w:cs="Courier New" w:hint="default"/>
-      </w:rPr>
-    </w:lvl>
-    <w:lvl w:ilvl="8" w:tplc="0C0A0005" w:tentative="1">
-      <w:start w:val="1"/>
-      <w:numFmt w:val="bullet"/>
-      <w:lvlText w:val=""/>
-      <w:lvlJc w:val="left"/>
-      <w:pPr>
-        <w:ind w:left="7189" w:hanging="360"/>
-      </w:pPr>
-      <w:rPr>
-        <w:rFonts w:ascii="Wingdings" w:hAnsi="Wingdings" w:hint="default"/>
-      </w:rPr>
-    </w:lvl>
-  </w:abstractNum>
-  <w:abstractNum w:abstractNumId="9" w15:restartNumberingAfterBreak="0">
-    <w:nsid w:val="1CDC5CCF"/>
-    <w:multiLevelType w:val="hybridMultilevel"/>
-    <w:tmpl w:val="91F8450C"/>
-    <w:lvl w:ilvl="0" w:tplc="0C0A0001">
-      <w:start w:val="1"/>
-      <w:numFmt w:val="bullet"/>
-      <w:lvlText w:val=""/>
-      <w:lvlJc w:val="left"/>
-      <w:pPr>
-        <w:ind w:left="1429" w:hanging="360"/>
-      </w:pPr>
-      <w:rPr>
-        <w:rFonts w:ascii="Symbol" w:hAnsi="Symbol" w:hint="default"/>
-      </w:rPr>
-    </w:lvl>
-    <w:lvl w:ilvl="1" w:tplc="0C0A0003" w:tentative="1">
-      <w:start w:val="1"/>
-      <w:numFmt w:val="bullet"/>
-      <w:lvlText w:val="o"/>
-      <w:lvlJc w:val="left"/>
-      <w:pPr>
-        <w:ind w:left="2149" w:hanging="360"/>
-      </w:pPr>
-      <w:rPr>
-        <w:rFonts w:ascii="Courier New" w:hAnsi="Courier New" w:cs="Courier New" w:hint="default"/>
-      </w:rPr>
-    </w:lvl>
-    <w:lvl w:ilvl="2" w:tplc="0C0A0005" w:tentative="1">
-      <w:start w:val="1"/>
-      <w:numFmt w:val="bullet"/>
-      <w:lvlText w:val=""/>
-      <w:lvlJc w:val="left"/>
-      <w:pPr>
-        <w:ind w:left="2869" w:hanging="360"/>
-      </w:pPr>
-      <w:rPr>
-        <w:rFonts w:ascii="Wingdings" w:hAnsi="Wingdings" w:hint="default"/>
-      </w:rPr>
-    </w:lvl>
-    <w:lvl w:ilvl="3" w:tplc="0C0A0001" w:tentative="1">
-      <w:start w:val="1"/>
-      <w:numFmt w:val="bullet"/>
-      <w:lvlText w:val=""/>
-      <w:lvlJc w:val="left"/>
-      <w:pPr>
-        <w:ind w:left="3589" w:hanging="360"/>
-      </w:pPr>
-      <w:rPr>
-        <w:rFonts w:ascii="Symbol" w:hAnsi="Symbol" w:hint="default"/>
-      </w:rPr>
-    </w:lvl>
-    <w:lvl w:ilvl="4" w:tplc="0C0A0003" w:tentative="1">
-      <w:start w:val="1"/>
-      <w:numFmt w:val="bullet"/>
-      <w:lvlText w:val="o"/>
-      <w:lvlJc w:val="left"/>
-      <w:pPr>
-        <w:ind w:left="4309" w:hanging="360"/>
-      </w:pPr>
-      <w:rPr>
-        <w:rFonts w:ascii="Courier New" w:hAnsi="Courier New" w:cs="Courier New" w:hint="default"/>
-      </w:rPr>
-    </w:lvl>
-    <w:lvl w:ilvl="5" w:tplc="0C0A0005" w:tentative="1">
-      <w:start w:val="1"/>
-      <w:numFmt w:val="bullet"/>
-      <w:lvlText w:val=""/>
-      <w:lvlJc w:val="left"/>
-      <w:pPr>
-        <w:ind w:left="5029" w:hanging="360"/>
-      </w:pPr>
-      <w:rPr>
-        <w:rFonts w:ascii="Wingdings" w:hAnsi="Wingdings" w:hint="default"/>
-      </w:rPr>
-    </w:lvl>
-    <w:lvl w:ilvl="6" w:tplc="0C0A0001" w:tentative="1">
-      <w:start w:val="1"/>
-      <w:numFmt w:val="bullet"/>
-      <w:lvlText w:val=""/>
-      <w:lvlJc w:val="left"/>
-      <w:pPr>
-        <w:ind w:left="5749" w:hanging="360"/>
-      </w:pPr>
-      <w:rPr>
-        <w:rFonts w:ascii="Symbol" w:hAnsi="Symbol" w:hint="default"/>
-      </w:rPr>
-    </w:lvl>
-    <w:lvl w:ilvl="7" w:tplc="0C0A0003" w:tentative="1">
-      <w:start w:val="1"/>
-      <w:numFmt w:val="bullet"/>
-      <w:lvlText w:val="o"/>
-      <w:lvlJc w:val="left"/>
-      <w:pPr>
-        <w:ind w:left="6469" w:hanging="360"/>
-      </w:pPr>
-      <w:rPr>
-        <w:rFonts w:ascii="Courier New" w:hAnsi="Courier New" w:cs="Courier New" w:hint="default"/>
-      </w:rPr>
-    </w:lvl>
-    <w:lvl w:ilvl="8" w:tplc="0C0A0005" w:tentative="1">
-      <w:start w:val="1"/>
-      <w:numFmt w:val="bullet"/>
-      <w:lvlText w:val=""/>
-      <w:lvlJc w:val="left"/>
-      <w:pPr>
-        <w:ind w:left="7189" w:hanging="360"/>
-      </w:pPr>
-      <w:rPr>
-        <w:rFonts w:ascii="Wingdings" w:hAnsi="Wingdings" w:hint="default"/>
-      </w:rPr>
-    </w:lvl>
-  </w:abstractNum>
-  <w:abstractNum w:abstractNumId="10" w15:restartNumberingAfterBreak="0">
-    <w:nsid w:val="1F194628"/>
-    <w:multiLevelType w:val="hybridMultilevel"/>
-    <w:tmpl w:val="600623DE"/>
+    <w:tmpl w:val="853E3254"/>
     <w:lvl w:ilvl="0" w:tplc="240A0001">
       <w:start w:val="1"/>
       <w:numFmt w:val="bullet"/>
@@ -17126,771 +16212,7 @@
       </w:rPr>
     </w:lvl>
   </w:abstractNum>
-  <w:abstractNum w:abstractNumId="11" w15:restartNumberingAfterBreak="0">
-    <w:nsid w:val="1F787C3B"/>
-    <w:multiLevelType w:val="hybridMultilevel"/>
-    <w:tmpl w:val="8BA25752"/>
-    <w:lvl w:ilvl="0" w:tplc="0C0A0001">
-      <w:start w:val="1"/>
-      <w:numFmt w:val="bullet"/>
-      <w:lvlText w:val=""/>
-      <w:lvlJc w:val="left"/>
-      <w:pPr>
-        <w:ind w:left="1429" w:hanging="360"/>
-      </w:pPr>
-      <w:rPr>
-        <w:rFonts w:ascii="Symbol" w:hAnsi="Symbol" w:hint="default"/>
-      </w:rPr>
-    </w:lvl>
-    <w:lvl w:ilvl="1" w:tplc="0C0A0003" w:tentative="1">
-      <w:start w:val="1"/>
-      <w:numFmt w:val="bullet"/>
-      <w:lvlText w:val="o"/>
-      <w:lvlJc w:val="left"/>
-      <w:pPr>
-        <w:ind w:left="2149" w:hanging="360"/>
-      </w:pPr>
-      <w:rPr>
-        <w:rFonts w:ascii="Courier New" w:hAnsi="Courier New" w:cs="Courier New" w:hint="default"/>
-      </w:rPr>
-    </w:lvl>
-    <w:lvl w:ilvl="2" w:tplc="0C0A0005" w:tentative="1">
-      <w:start w:val="1"/>
-      <w:numFmt w:val="bullet"/>
-      <w:lvlText w:val=""/>
-      <w:lvlJc w:val="left"/>
-      <w:pPr>
-        <w:ind w:left="2869" w:hanging="360"/>
-      </w:pPr>
-      <w:rPr>
-        <w:rFonts w:ascii="Wingdings" w:hAnsi="Wingdings" w:hint="default"/>
-      </w:rPr>
-    </w:lvl>
-    <w:lvl w:ilvl="3" w:tplc="0C0A0001" w:tentative="1">
-      <w:start w:val="1"/>
-      <w:numFmt w:val="bullet"/>
-      <w:lvlText w:val=""/>
-      <w:lvlJc w:val="left"/>
-      <w:pPr>
-        <w:ind w:left="3589" w:hanging="360"/>
-      </w:pPr>
-      <w:rPr>
-        <w:rFonts w:ascii="Symbol" w:hAnsi="Symbol" w:hint="default"/>
-      </w:rPr>
-    </w:lvl>
-    <w:lvl w:ilvl="4" w:tplc="0C0A0003" w:tentative="1">
-      <w:start w:val="1"/>
-      <w:numFmt w:val="bullet"/>
-      <w:lvlText w:val="o"/>
-      <w:lvlJc w:val="left"/>
-      <w:pPr>
-        <w:ind w:left="4309" w:hanging="360"/>
-      </w:pPr>
-      <w:rPr>
-        <w:rFonts w:ascii="Courier New" w:hAnsi="Courier New" w:cs="Courier New" w:hint="default"/>
-      </w:rPr>
-    </w:lvl>
-    <w:lvl w:ilvl="5" w:tplc="0C0A0005" w:tentative="1">
-      <w:start w:val="1"/>
-      <w:numFmt w:val="bullet"/>
-      <w:lvlText w:val=""/>
-      <w:lvlJc w:val="left"/>
-      <w:pPr>
-        <w:ind w:left="5029" w:hanging="360"/>
-      </w:pPr>
-      <w:rPr>
-        <w:rFonts w:ascii="Wingdings" w:hAnsi="Wingdings" w:hint="default"/>
-      </w:rPr>
-    </w:lvl>
-    <w:lvl w:ilvl="6" w:tplc="0C0A0001" w:tentative="1">
-      <w:start w:val="1"/>
-      <w:numFmt w:val="bullet"/>
-      <w:lvlText w:val=""/>
-      <w:lvlJc w:val="left"/>
-      <w:pPr>
-        <w:ind w:left="5749" w:hanging="360"/>
-      </w:pPr>
-      <w:rPr>
-        <w:rFonts w:ascii="Symbol" w:hAnsi="Symbol" w:hint="default"/>
-      </w:rPr>
-    </w:lvl>
-    <w:lvl w:ilvl="7" w:tplc="0C0A0003" w:tentative="1">
-      <w:start w:val="1"/>
-      <w:numFmt w:val="bullet"/>
-      <w:lvlText w:val="o"/>
-      <w:lvlJc w:val="left"/>
-      <w:pPr>
-        <w:ind w:left="6469" w:hanging="360"/>
-      </w:pPr>
-      <w:rPr>
-        <w:rFonts w:ascii="Courier New" w:hAnsi="Courier New" w:cs="Courier New" w:hint="default"/>
-      </w:rPr>
-    </w:lvl>
-    <w:lvl w:ilvl="8" w:tplc="0C0A0005" w:tentative="1">
-      <w:start w:val="1"/>
-      <w:numFmt w:val="bullet"/>
-      <w:lvlText w:val=""/>
-      <w:lvlJc w:val="left"/>
-      <w:pPr>
-        <w:ind w:left="7189" w:hanging="360"/>
-      </w:pPr>
-      <w:rPr>
-        <w:rFonts w:ascii="Wingdings" w:hAnsi="Wingdings" w:hint="default"/>
-      </w:rPr>
-    </w:lvl>
-  </w:abstractNum>
-  <w:abstractNum w:abstractNumId="12" w15:restartNumberingAfterBreak="0">
-    <w:nsid w:val="22750B43"/>
-    <w:multiLevelType w:val="hybridMultilevel"/>
-    <w:tmpl w:val="7E561A12"/>
-    <w:lvl w:ilvl="0" w:tplc="0C0A0019">
-      <w:start w:val="1"/>
-      <w:numFmt w:val="lowerLetter"/>
-      <w:lvlText w:val="%1."/>
-      <w:lvlJc w:val="left"/>
-      <w:pPr>
-        <w:ind w:left="1429" w:hanging="360"/>
-      </w:pPr>
-    </w:lvl>
-    <w:lvl w:ilvl="1" w:tplc="0C0A0019" w:tentative="1">
-      <w:start w:val="1"/>
-      <w:numFmt w:val="lowerLetter"/>
-      <w:lvlText w:val="%2."/>
-      <w:lvlJc w:val="left"/>
-      <w:pPr>
-        <w:ind w:left="2149" w:hanging="360"/>
-      </w:pPr>
-    </w:lvl>
-    <w:lvl w:ilvl="2" w:tplc="0C0A001B" w:tentative="1">
-      <w:start w:val="1"/>
-      <w:numFmt w:val="lowerRoman"/>
-      <w:lvlText w:val="%3."/>
-      <w:lvlJc w:val="right"/>
-      <w:pPr>
-        <w:ind w:left="2869" w:hanging="180"/>
-      </w:pPr>
-    </w:lvl>
-    <w:lvl w:ilvl="3" w:tplc="0C0A000F" w:tentative="1">
-      <w:start w:val="1"/>
-      <w:numFmt w:val="decimal"/>
-      <w:lvlText w:val="%4."/>
-      <w:lvlJc w:val="left"/>
-      <w:pPr>
-        <w:ind w:left="3589" w:hanging="360"/>
-      </w:pPr>
-    </w:lvl>
-    <w:lvl w:ilvl="4" w:tplc="0C0A0019" w:tentative="1">
-      <w:start w:val="1"/>
-      <w:numFmt w:val="lowerLetter"/>
-      <w:lvlText w:val="%5."/>
-      <w:lvlJc w:val="left"/>
-      <w:pPr>
-        <w:ind w:left="4309" w:hanging="360"/>
-      </w:pPr>
-    </w:lvl>
-    <w:lvl w:ilvl="5" w:tplc="0C0A001B" w:tentative="1">
-      <w:start w:val="1"/>
-      <w:numFmt w:val="lowerRoman"/>
-      <w:lvlText w:val="%6."/>
-      <w:lvlJc w:val="right"/>
-      <w:pPr>
-        <w:ind w:left="5029" w:hanging="180"/>
-      </w:pPr>
-    </w:lvl>
-    <w:lvl w:ilvl="6" w:tplc="0C0A000F" w:tentative="1">
-      <w:start w:val="1"/>
-      <w:numFmt w:val="decimal"/>
-      <w:lvlText w:val="%7."/>
-      <w:lvlJc w:val="left"/>
-      <w:pPr>
-        <w:ind w:left="5749" w:hanging="360"/>
-      </w:pPr>
-    </w:lvl>
-    <w:lvl w:ilvl="7" w:tplc="0C0A0019" w:tentative="1">
-      <w:start w:val="1"/>
-      <w:numFmt w:val="lowerLetter"/>
-      <w:lvlText w:val="%8."/>
-      <w:lvlJc w:val="left"/>
-      <w:pPr>
-        <w:ind w:left="6469" w:hanging="360"/>
-      </w:pPr>
-    </w:lvl>
-    <w:lvl w:ilvl="8" w:tplc="0C0A001B" w:tentative="1">
-      <w:start w:val="1"/>
-      <w:numFmt w:val="lowerRoman"/>
-      <w:lvlText w:val="%9."/>
-      <w:lvlJc w:val="right"/>
-      <w:pPr>
-        <w:ind w:left="7189" w:hanging="180"/>
-      </w:pPr>
-    </w:lvl>
-  </w:abstractNum>
-  <w:abstractNum w:abstractNumId="13" w15:restartNumberingAfterBreak="0">
-    <w:nsid w:val="22D16ABE"/>
-    <w:multiLevelType w:val="hybridMultilevel"/>
-    <w:tmpl w:val="6E902C40"/>
-    <w:lvl w:ilvl="0" w:tplc="0C0A0001">
-      <w:start w:val="1"/>
-      <w:numFmt w:val="bullet"/>
-      <w:lvlText w:val=""/>
-      <w:lvlJc w:val="left"/>
-      <w:pPr>
-        <w:ind w:left="1429" w:hanging="360"/>
-      </w:pPr>
-      <w:rPr>
-        <w:rFonts w:ascii="Symbol" w:hAnsi="Symbol" w:hint="default"/>
-      </w:rPr>
-    </w:lvl>
-    <w:lvl w:ilvl="1" w:tplc="0C0A0003" w:tentative="1">
-      <w:start w:val="1"/>
-      <w:numFmt w:val="bullet"/>
-      <w:lvlText w:val="o"/>
-      <w:lvlJc w:val="left"/>
-      <w:pPr>
-        <w:ind w:left="2149" w:hanging="360"/>
-      </w:pPr>
-      <w:rPr>
-        <w:rFonts w:ascii="Courier New" w:hAnsi="Courier New" w:cs="Courier New" w:hint="default"/>
-      </w:rPr>
-    </w:lvl>
-    <w:lvl w:ilvl="2" w:tplc="0C0A0005" w:tentative="1">
-      <w:start w:val="1"/>
-      <w:numFmt w:val="bullet"/>
-      <w:lvlText w:val=""/>
-      <w:lvlJc w:val="left"/>
-      <w:pPr>
-        <w:ind w:left="2869" w:hanging="360"/>
-      </w:pPr>
-      <w:rPr>
-        <w:rFonts w:ascii="Wingdings" w:hAnsi="Wingdings" w:hint="default"/>
-      </w:rPr>
-    </w:lvl>
-    <w:lvl w:ilvl="3" w:tplc="0C0A0001" w:tentative="1">
-      <w:start w:val="1"/>
-      <w:numFmt w:val="bullet"/>
-      <w:lvlText w:val=""/>
-      <w:lvlJc w:val="left"/>
-      <w:pPr>
-        <w:ind w:left="3589" w:hanging="360"/>
-      </w:pPr>
-      <w:rPr>
-        <w:rFonts w:ascii="Symbol" w:hAnsi="Symbol" w:hint="default"/>
-      </w:rPr>
-    </w:lvl>
-    <w:lvl w:ilvl="4" w:tplc="0C0A0003" w:tentative="1">
-      <w:start w:val="1"/>
-      <w:numFmt w:val="bullet"/>
-      <w:lvlText w:val="o"/>
-      <w:lvlJc w:val="left"/>
-      <w:pPr>
-        <w:ind w:left="4309" w:hanging="360"/>
-      </w:pPr>
-      <w:rPr>
-        <w:rFonts w:ascii="Courier New" w:hAnsi="Courier New" w:cs="Courier New" w:hint="default"/>
-      </w:rPr>
-    </w:lvl>
-    <w:lvl w:ilvl="5" w:tplc="0C0A0005" w:tentative="1">
-      <w:start w:val="1"/>
-      <w:numFmt w:val="bullet"/>
-      <w:lvlText w:val=""/>
-      <w:lvlJc w:val="left"/>
-      <w:pPr>
-        <w:ind w:left="5029" w:hanging="360"/>
-      </w:pPr>
-      <w:rPr>
-        <w:rFonts w:ascii="Wingdings" w:hAnsi="Wingdings" w:hint="default"/>
-      </w:rPr>
-    </w:lvl>
-    <w:lvl w:ilvl="6" w:tplc="0C0A0001" w:tentative="1">
-      <w:start w:val="1"/>
-      <w:numFmt w:val="bullet"/>
-      <w:lvlText w:val=""/>
-      <w:lvlJc w:val="left"/>
-      <w:pPr>
-        <w:ind w:left="5749" w:hanging="360"/>
-      </w:pPr>
-      <w:rPr>
-        <w:rFonts w:ascii="Symbol" w:hAnsi="Symbol" w:hint="default"/>
-      </w:rPr>
-    </w:lvl>
-    <w:lvl w:ilvl="7" w:tplc="0C0A0003" w:tentative="1">
-      <w:start w:val="1"/>
-      <w:numFmt w:val="bullet"/>
-      <w:lvlText w:val="o"/>
-      <w:lvlJc w:val="left"/>
-      <w:pPr>
-        <w:ind w:left="6469" w:hanging="360"/>
-      </w:pPr>
-      <w:rPr>
-        <w:rFonts w:ascii="Courier New" w:hAnsi="Courier New" w:cs="Courier New" w:hint="default"/>
-      </w:rPr>
-    </w:lvl>
-    <w:lvl w:ilvl="8" w:tplc="0C0A0005" w:tentative="1">
-      <w:start w:val="1"/>
-      <w:numFmt w:val="bullet"/>
-      <w:lvlText w:val=""/>
-      <w:lvlJc w:val="left"/>
-      <w:pPr>
-        <w:ind w:left="7189" w:hanging="360"/>
-      </w:pPr>
-      <w:rPr>
-        <w:rFonts w:ascii="Wingdings" w:hAnsi="Wingdings" w:hint="default"/>
-      </w:rPr>
-    </w:lvl>
-  </w:abstractNum>
-  <w:abstractNum w:abstractNumId="14" w15:restartNumberingAfterBreak="0">
-    <w:nsid w:val="22ED0CE1"/>
-    <w:multiLevelType w:val="hybridMultilevel"/>
-    <w:tmpl w:val="71E0402C"/>
-    <w:lvl w:ilvl="0" w:tplc="0C0A0001">
-      <w:start w:val="1"/>
-      <w:numFmt w:val="bullet"/>
-      <w:lvlText w:val=""/>
-      <w:lvlJc w:val="left"/>
-      <w:pPr>
-        <w:ind w:left="1429" w:hanging="360"/>
-      </w:pPr>
-      <w:rPr>
-        <w:rFonts w:ascii="Symbol" w:hAnsi="Symbol" w:hint="default"/>
-      </w:rPr>
-    </w:lvl>
-    <w:lvl w:ilvl="1" w:tplc="0C0A0003" w:tentative="1">
-      <w:start w:val="1"/>
-      <w:numFmt w:val="bullet"/>
-      <w:lvlText w:val="o"/>
-      <w:lvlJc w:val="left"/>
-      <w:pPr>
-        <w:ind w:left="2149" w:hanging="360"/>
-      </w:pPr>
-      <w:rPr>
-        <w:rFonts w:ascii="Courier New" w:hAnsi="Courier New" w:cs="Courier New" w:hint="default"/>
-      </w:rPr>
-    </w:lvl>
-    <w:lvl w:ilvl="2" w:tplc="0C0A0005" w:tentative="1">
-      <w:start w:val="1"/>
-      <w:numFmt w:val="bullet"/>
-      <w:lvlText w:val=""/>
-      <w:lvlJc w:val="left"/>
-      <w:pPr>
-        <w:ind w:left="2869" w:hanging="360"/>
-      </w:pPr>
-      <w:rPr>
-        <w:rFonts w:ascii="Wingdings" w:hAnsi="Wingdings" w:hint="default"/>
-      </w:rPr>
-    </w:lvl>
-    <w:lvl w:ilvl="3" w:tplc="0C0A0001" w:tentative="1">
-      <w:start w:val="1"/>
-      <w:numFmt w:val="bullet"/>
-      <w:lvlText w:val=""/>
-      <w:lvlJc w:val="left"/>
-      <w:pPr>
-        <w:ind w:left="3589" w:hanging="360"/>
-      </w:pPr>
-      <w:rPr>
-        <w:rFonts w:ascii="Symbol" w:hAnsi="Symbol" w:hint="default"/>
-      </w:rPr>
-    </w:lvl>
-    <w:lvl w:ilvl="4" w:tplc="0C0A0003" w:tentative="1">
-      <w:start w:val="1"/>
-      <w:numFmt w:val="bullet"/>
-      <w:lvlText w:val="o"/>
-      <w:lvlJc w:val="left"/>
-      <w:pPr>
-        <w:ind w:left="4309" w:hanging="360"/>
-      </w:pPr>
-      <w:rPr>
-        <w:rFonts w:ascii="Courier New" w:hAnsi="Courier New" w:cs="Courier New" w:hint="default"/>
-      </w:rPr>
-    </w:lvl>
-    <w:lvl w:ilvl="5" w:tplc="0C0A0005" w:tentative="1">
-      <w:start w:val="1"/>
-      <w:numFmt w:val="bullet"/>
-      <w:lvlText w:val=""/>
-      <w:lvlJc w:val="left"/>
-      <w:pPr>
-        <w:ind w:left="5029" w:hanging="360"/>
-      </w:pPr>
-      <w:rPr>
-        <w:rFonts w:ascii="Wingdings" w:hAnsi="Wingdings" w:hint="default"/>
-      </w:rPr>
-    </w:lvl>
-    <w:lvl w:ilvl="6" w:tplc="0C0A0001" w:tentative="1">
-      <w:start w:val="1"/>
-      <w:numFmt w:val="bullet"/>
-      <w:lvlText w:val=""/>
-      <w:lvlJc w:val="left"/>
-      <w:pPr>
-        <w:ind w:left="5749" w:hanging="360"/>
-      </w:pPr>
-      <w:rPr>
-        <w:rFonts w:ascii="Symbol" w:hAnsi="Symbol" w:hint="default"/>
-      </w:rPr>
-    </w:lvl>
-    <w:lvl w:ilvl="7" w:tplc="0C0A0003" w:tentative="1">
-      <w:start w:val="1"/>
-      <w:numFmt w:val="bullet"/>
-      <w:lvlText w:val="o"/>
-      <w:lvlJc w:val="left"/>
-      <w:pPr>
-        <w:ind w:left="6469" w:hanging="360"/>
-      </w:pPr>
-      <w:rPr>
-        <w:rFonts w:ascii="Courier New" w:hAnsi="Courier New" w:cs="Courier New" w:hint="default"/>
-      </w:rPr>
-    </w:lvl>
-    <w:lvl w:ilvl="8" w:tplc="0C0A0005" w:tentative="1">
-      <w:start w:val="1"/>
-      <w:numFmt w:val="bullet"/>
-      <w:lvlText w:val=""/>
-      <w:lvlJc w:val="left"/>
-      <w:pPr>
-        <w:ind w:left="7189" w:hanging="360"/>
-      </w:pPr>
-      <w:rPr>
-        <w:rFonts w:ascii="Wingdings" w:hAnsi="Wingdings" w:hint="default"/>
-      </w:rPr>
-    </w:lvl>
-  </w:abstractNum>
-  <w:abstractNum w:abstractNumId="15" w15:restartNumberingAfterBreak="0">
-    <w:nsid w:val="262F1DFA"/>
-    <w:multiLevelType w:val="hybridMultilevel"/>
-    <w:tmpl w:val="853E3254"/>
-    <w:lvl w:ilvl="0" w:tplc="240A0001">
-      <w:start w:val="1"/>
-      <w:numFmt w:val="bullet"/>
-      <w:lvlText w:val=""/>
-      <w:lvlJc w:val="left"/>
-      <w:pPr>
-        <w:ind w:left="1429" w:hanging="360"/>
-      </w:pPr>
-      <w:rPr>
-        <w:rFonts w:ascii="Symbol" w:hAnsi="Symbol" w:hint="default"/>
-      </w:rPr>
-    </w:lvl>
-    <w:lvl w:ilvl="1" w:tplc="240A0003" w:tentative="1">
-      <w:start w:val="1"/>
-      <w:numFmt w:val="bullet"/>
-      <w:lvlText w:val="o"/>
-      <w:lvlJc w:val="left"/>
-      <w:pPr>
-        <w:ind w:left="2149" w:hanging="360"/>
-      </w:pPr>
-      <w:rPr>
-        <w:rFonts w:ascii="Courier New" w:hAnsi="Courier New" w:cs="Courier New" w:hint="default"/>
-      </w:rPr>
-    </w:lvl>
-    <w:lvl w:ilvl="2" w:tplc="240A0005" w:tentative="1">
-      <w:start w:val="1"/>
-      <w:numFmt w:val="bullet"/>
-      <w:lvlText w:val=""/>
-      <w:lvlJc w:val="left"/>
-      <w:pPr>
-        <w:ind w:left="2869" w:hanging="360"/>
-      </w:pPr>
-      <w:rPr>
-        <w:rFonts w:ascii="Wingdings" w:hAnsi="Wingdings" w:hint="default"/>
-      </w:rPr>
-    </w:lvl>
-    <w:lvl w:ilvl="3" w:tplc="240A0001" w:tentative="1">
-      <w:start w:val="1"/>
-      <w:numFmt w:val="bullet"/>
-      <w:lvlText w:val=""/>
-      <w:lvlJc w:val="left"/>
-      <w:pPr>
-        <w:ind w:left="3589" w:hanging="360"/>
-      </w:pPr>
-      <w:rPr>
-        <w:rFonts w:ascii="Symbol" w:hAnsi="Symbol" w:hint="default"/>
-      </w:rPr>
-    </w:lvl>
-    <w:lvl w:ilvl="4" w:tplc="240A0003" w:tentative="1">
-      <w:start w:val="1"/>
-      <w:numFmt w:val="bullet"/>
-      <w:lvlText w:val="o"/>
-      <w:lvlJc w:val="left"/>
-      <w:pPr>
-        <w:ind w:left="4309" w:hanging="360"/>
-      </w:pPr>
-      <w:rPr>
-        <w:rFonts w:ascii="Courier New" w:hAnsi="Courier New" w:cs="Courier New" w:hint="default"/>
-      </w:rPr>
-    </w:lvl>
-    <w:lvl w:ilvl="5" w:tplc="240A0005" w:tentative="1">
-      <w:start w:val="1"/>
-      <w:numFmt w:val="bullet"/>
-      <w:lvlText w:val=""/>
-      <w:lvlJc w:val="left"/>
-      <w:pPr>
-        <w:ind w:left="5029" w:hanging="360"/>
-      </w:pPr>
-      <w:rPr>
-        <w:rFonts w:ascii="Wingdings" w:hAnsi="Wingdings" w:hint="default"/>
-      </w:rPr>
-    </w:lvl>
-    <w:lvl w:ilvl="6" w:tplc="240A0001" w:tentative="1">
-      <w:start w:val="1"/>
-      <w:numFmt w:val="bullet"/>
-      <w:lvlText w:val=""/>
-      <w:lvlJc w:val="left"/>
-      <w:pPr>
-        <w:ind w:left="5749" w:hanging="360"/>
-      </w:pPr>
-      <w:rPr>
-        <w:rFonts w:ascii="Symbol" w:hAnsi="Symbol" w:hint="default"/>
-      </w:rPr>
-    </w:lvl>
-    <w:lvl w:ilvl="7" w:tplc="240A0003" w:tentative="1">
-      <w:start w:val="1"/>
-      <w:numFmt w:val="bullet"/>
-      <w:lvlText w:val="o"/>
-      <w:lvlJc w:val="left"/>
-      <w:pPr>
-        <w:ind w:left="6469" w:hanging="360"/>
-      </w:pPr>
-      <w:rPr>
-        <w:rFonts w:ascii="Courier New" w:hAnsi="Courier New" w:cs="Courier New" w:hint="default"/>
-      </w:rPr>
-    </w:lvl>
-    <w:lvl w:ilvl="8" w:tplc="240A0005" w:tentative="1">
-      <w:start w:val="1"/>
-      <w:numFmt w:val="bullet"/>
-      <w:lvlText w:val=""/>
-      <w:lvlJc w:val="left"/>
-      <w:pPr>
-        <w:ind w:left="7189" w:hanging="360"/>
-      </w:pPr>
-      <w:rPr>
-        <w:rFonts w:ascii="Wingdings" w:hAnsi="Wingdings" w:hint="default"/>
-      </w:rPr>
-    </w:lvl>
-  </w:abstractNum>
-  <w:abstractNum w:abstractNumId="16" w15:restartNumberingAfterBreak="0">
-    <w:nsid w:val="2645683F"/>
-    <w:multiLevelType w:val="hybridMultilevel"/>
-    <w:tmpl w:val="05E20982"/>
-    <w:lvl w:ilvl="0" w:tplc="240A0001">
-      <w:start w:val="1"/>
-      <w:numFmt w:val="bullet"/>
-      <w:lvlText w:val=""/>
-      <w:lvlJc w:val="left"/>
-      <w:pPr>
-        <w:ind w:left="1429" w:hanging="360"/>
-      </w:pPr>
-      <w:rPr>
-        <w:rFonts w:ascii="Symbol" w:hAnsi="Symbol" w:hint="default"/>
-      </w:rPr>
-    </w:lvl>
-    <w:lvl w:ilvl="1" w:tplc="240A0003" w:tentative="1">
-      <w:start w:val="1"/>
-      <w:numFmt w:val="bullet"/>
-      <w:lvlText w:val="o"/>
-      <w:lvlJc w:val="left"/>
-      <w:pPr>
-        <w:ind w:left="2149" w:hanging="360"/>
-      </w:pPr>
-      <w:rPr>
-        <w:rFonts w:ascii="Courier New" w:hAnsi="Courier New" w:cs="Courier New" w:hint="default"/>
-      </w:rPr>
-    </w:lvl>
-    <w:lvl w:ilvl="2" w:tplc="240A0005" w:tentative="1">
-      <w:start w:val="1"/>
-      <w:numFmt w:val="bullet"/>
-      <w:lvlText w:val=""/>
-      <w:lvlJc w:val="left"/>
-      <w:pPr>
-        <w:ind w:left="2869" w:hanging="360"/>
-      </w:pPr>
-      <w:rPr>
-        <w:rFonts w:ascii="Wingdings" w:hAnsi="Wingdings" w:hint="default"/>
-      </w:rPr>
-    </w:lvl>
-    <w:lvl w:ilvl="3" w:tplc="240A0001" w:tentative="1">
-      <w:start w:val="1"/>
-      <w:numFmt w:val="bullet"/>
-      <w:lvlText w:val=""/>
-      <w:lvlJc w:val="left"/>
-      <w:pPr>
-        <w:ind w:left="3589" w:hanging="360"/>
-      </w:pPr>
-      <w:rPr>
-        <w:rFonts w:ascii="Symbol" w:hAnsi="Symbol" w:hint="default"/>
-      </w:rPr>
-    </w:lvl>
-    <w:lvl w:ilvl="4" w:tplc="240A0003" w:tentative="1">
-      <w:start w:val="1"/>
-      <w:numFmt w:val="bullet"/>
-      <w:lvlText w:val="o"/>
-      <w:lvlJc w:val="left"/>
-      <w:pPr>
-        <w:ind w:left="4309" w:hanging="360"/>
-      </w:pPr>
-      <w:rPr>
-        <w:rFonts w:ascii="Courier New" w:hAnsi="Courier New" w:cs="Courier New" w:hint="default"/>
-      </w:rPr>
-    </w:lvl>
-    <w:lvl w:ilvl="5" w:tplc="240A0005" w:tentative="1">
-      <w:start w:val="1"/>
-      <w:numFmt w:val="bullet"/>
-      <w:lvlText w:val=""/>
-      <w:lvlJc w:val="left"/>
-      <w:pPr>
-        <w:ind w:left="5029" w:hanging="360"/>
-      </w:pPr>
-      <w:rPr>
-        <w:rFonts w:ascii="Wingdings" w:hAnsi="Wingdings" w:hint="default"/>
-      </w:rPr>
-    </w:lvl>
-    <w:lvl w:ilvl="6" w:tplc="240A0001" w:tentative="1">
-      <w:start w:val="1"/>
-      <w:numFmt w:val="bullet"/>
-      <w:lvlText w:val=""/>
-      <w:lvlJc w:val="left"/>
-      <w:pPr>
-        <w:ind w:left="5749" w:hanging="360"/>
-      </w:pPr>
-      <w:rPr>
-        <w:rFonts w:ascii="Symbol" w:hAnsi="Symbol" w:hint="default"/>
-      </w:rPr>
-    </w:lvl>
-    <w:lvl w:ilvl="7" w:tplc="240A0003" w:tentative="1">
-      <w:start w:val="1"/>
-      <w:numFmt w:val="bullet"/>
-      <w:lvlText w:val="o"/>
-      <w:lvlJc w:val="left"/>
-      <w:pPr>
-        <w:ind w:left="6469" w:hanging="360"/>
-      </w:pPr>
-      <w:rPr>
-        <w:rFonts w:ascii="Courier New" w:hAnsi="Courier New" w:cs="Courier New" w:hint="default"/>
-      </w:rPr>
-    </w:lvl>
-    <w:lvl w:ilvl="8" w:tplc="240A0005" w:tentative="1">
-      <w:start w:val="1"/>
-      <w:numFmt w:val="bullet"/>
-      <w:lvlText w:val=""/>
-      <w:lvlJc w:val="left"/>
-      <w:pPr>
-        <w:ind w:left="7189" w:hanging="360"/>
-      </w:pPr>
-      <w:rPr>
-        <w:rFonts w:ascii="Wingdings" w:hAnsi="Wingdings" w:hint="default"/>
-      </w:rPr>
-    </w:lvl>
-  </w:abstractNum>
-  <w:abstractNum w:abstractNumId="17" w15:restartNumberingAfterBreak="0">
-    <w:nsid w:val="26F3790C"/>
-    <w:multiLevelType w:val="hybridMultilevel"/>
-    <w:tmpl w:val="2A76716E"/>
-    <w:lvl w:ilvl="0" w:tplc="0C0A0001">
-      <w:start w:val="1"/>
-      <w:numFmt w:val="bullet"/>
-      <w:lvlText w:val=""/>
-      <w:lvlJc w:val="left"/>
-      <w:pPr>
-        <w:ind w:left="1429" w:hanging="360"/>
-      </w:pPr>
-      <w:rPr>
-        <w:rFonts w:ascii="Symbol" w:hAnsi="Symbol" w:hint="default"/>
-      </w:rPr>
-    </w:lvl>
-    <w:lvl w:ilvl="1" w:tplc="0C0A0003" w:tentative="1">
-      <w:start w:val="1"/>
-      <w:numFmt w:val="bullet"/>
-      <w:lvlText w:val="o"/>
-      <w:lvlJc w:val="left"/>
-      <w:pPr>
-        <w:ind w:left="2149" w:hanging="360"/>
-      </w:pPr>
-      <w:rPr>
-        <w:rFonts w:ascii="Courier New" w:hAnsi="Courier New" w:cs="Courier New" w:hint="default"/>
-      </w:rPr>
-    </w:lvl>
-    <w:lvl w:ilvl="2" w:tplc="0C0A0005" w:tentative="1">
-      <w:start w:val="1"/>
-      <w:numFmt w:val="bullet"/>
-      <w:lvlText w:val=""/>
-      <w:lvlJc w:val="left"/>
-      <w:pPr>
-        <w:ind w:left="2869" w:hanging="360"/>
-      </w:pPr>
-      <w:rPr>
-        <w:rFonts w:ascii="Wingdings" w:hAnsi="Wingdings" w:hint="default"/>
-      </w:rPr>
-    </w:lvl>
-    <w:lvl w:ilvl="3" w:tplc="0C0A0001" w:tentative="1">
-      <w:start w:val="1"/>
-      <w:numFmt w:val="bullet"/>
-      <w:lvlText w:val=""/>
-      <w:lvlJc w:val="left"/>
-      <w:pPr>
-        <w:ind w:left="3589" w:hanging="360"/>
-      </w:pPr>
-      <w:rPr>
-        <w:rFonts w:ascii="Symbol" w:hAnsi="Symbol" w:hint="default"/>
-      </w:rPr>
-    </w:lvl>
-    <w:lvl w:ilvl="4" w:tplc="0C0A0003" w:tentative="1">
-      <w:start w:val="1"/>
-      <w:numFmt w:val="bullet"/>
-      <w:lvlText w:val="o"/>
-      <w:lvlJc w:val="left"/>
-      <w:pPr>
-        <w:ind w:left="4309" w:hanging="360"/>
-      </w:pPr>
-      <w:rPr>
-        <w:rFonts w:ascii="Courier New" w:hAnsi="Courier New" w:cs="Courier New" w:hint="default"/>
-      </w:rPr>
-    </w:lvl>
-    <w:lvl w:ilvl="5" w:tplc="0C0A0005" w:tentative="1">
-      <w:start w:val="1"/>
-      <w:numFmt w:val="bullet"/>
-      <w:lvlText w:val=""/>
-      <w:lvlJc w:val="left"/>
-      <w:pPr>
-        <w:ind w:left="5029" w:hanging="360"/>
-      </w:pPr>
-      <w:rPr>
-        <w:rFonts w:ascii="Wingdings" w:hAnsi="Wingdings" w:hint="default"/>
-      </w:rPr>
-    </w:lvl>
-    <w:lvl w:ilvl="6" w:tplc="0C0A0001" w:tentative="1">
-      <w:start w:val="1"/>
-      <w:numFmt w:val="bullet"/>
-      <w:lvlText w:val=""/>
-      <w:lvlJc w:val="left"/>
-      <w:pPr>
-        <w:ind w:left="5749" w:hanging="360"/>
-      </w:pPr>
-      <w:rPr>
-        <w:rFonts w:ascii="Symbol" w:hAnsi="Symbol" w:hint="default"/>
-      </w:rPr>
-    </w:lvl>
-    <w:lvl w:ilvl="7" w:tplc="0C0A0003" w:tentative="1">
-      <w:start w:val="1"/>
-      <w:numFmt w:val="bullet"/>
-      <w:lvlText w:val="o"/>
-      <w:lvlJc w:val="left"/>
-      <w:pPr>
-        <w:ind w:left="6469" w:hanging="360"/>
-      </w:pPr>
-      <w:rPr>
-        <w:rFonts w:ascii="Courier New" w:hAnsi="Courier New" w:cs="Courier New" w:hint="default"/>
-      </w:rPr>
-    </w:lvl>
-    <w:lvl w:ilvl="8" w:tplc="0C0A0005" w:tentative="1">
-      <w:start w:val="1"/>
-      <w:numFmt w:val="bullet"/>
-      <w:lvlText w:val=""/>
-      <w:lvlJc w:val="left"/>
-      <w:pPr>
-        <w:ind w:left="7189" w:hanging="360"/>
-      </w:pPr>
-      <w:rPr>
-        <w:rFonts w:ascii="Wingdings" w:hAnsi="Wingdings" w:hint="default"/>
-      </w:rPr>
-    </w:lvl>
-  </w:abstractNum>
-  <w:abstractNum w:abstractNumId="18" w15:restartNumberingAfterBreak="0">
+  <w:abstractNum w:abstractNumId="3" w15:restartNumberingAfterBreak="0">
     <w:nsid w:val="27412B07"/>
     <w:multiLevelType w:val="hybridMultilevel"/>
     <w:tmpl w:val="DE40D30A"/>
@@ -17981,7 +16303,7 @@
       </w:pPr>
     </w:lvl>
   </w:abstractNum>
-  <w:abstractNum w:abstractNumId="19" w15:restartNumberingAfterBreak="0">
+  <w:abstractNum w:abstractNumId="4" w15:restartNumberingAfterBreak="0">
     <w:nsid w:val="2AE13B3B"/>
     <w:multiLevelType w:val="hybridMultilevel"/>
     <w:tmpl w:val="25A8F0BC"/>
@@ -18094,658 +16416,7 @@
       </w:rPr>
     </w:lvl>
   </w:abstractNum>
-  <w:abstractNum w:abstractNumId="20" w15:restartNumberingAfterBreak="0">
-    <w:nsid w:val="2BDB3BF7"/>
-    <w:multiLevelType w:val="hybridMultilevel"/>
-    <w:tmpl w:val="68CE357A"/>
-    <w:lvl w:ilvl="0" w:tplc="0C0A0001">
-      <w:start w:val="1"/>
-      <w:numFmt w:val="bullet"/>
-      <w:lvlText w:val=""/>
-      <w:lvlJc w:val="left"/>
-      <w:pPr>
-        <w:ind w:left="1429" w:hanging="360"/>
-      </w:pPr>
-      <w:rPr>
-        <w:rFonts w:ascii="Symbol" w:hAnsi="Symbol" w:hint="default"/>
-      </w:rPr>
-    </w:lvl>
-    <w:lvl w:ilvl="1" w:tplc="0C0A0003" w:tentative="1">
-      <w:start w:val="1"/>
-      <w:numFmt w:val="bullet"/>
-      <w:lvlText w:val="o"/>
-      <w:lvlJc w:val="left"/>
-      <w:pPr>
-        <w:ind w:left="2149" w:hanging="360"/>
-      </w:pPr>
-      <w:rPr>
-        <w:rFonts w:ascii="Courier New" w:hAnsi="Courier New" w:cs="Courier New" w:hint="default"/>
-      </w:rPr>
-    </w:lvl>
-    <w:lvl w:ilvl="2" w:tplc="0C0A0005" w:tentative="1">
-      <w:start w:val="1"/>
-      <w:numFmt w:val="bullet"/>
-      <w:lvlText w:val=""/>
-      <w:lvlJc w:val="left"/>
-      <w:pPr>
-        <w:ind w:left="2869" w:hanging="360"/>
-      </w:pPr>
-      <w:rPr>
-        <w:rFonts w:ascii="Wingdings" w:hAnsi="Wingdings" w:hint="default"/>
-      </w:rPr>
-    </w:lvl>
-    <w:lvl w:ilvl="3" w:tplc="0C0A0001" w:tentative="1">
-      <w:start w:val="1"/>
-      <w:numFmt w:val="bullet"/>
-      <w:lvlText w:val=""/>
-      <w:lvlJc w:val="left"/>
-      <w:pPr>
-        <w:ind w:left="3589" w:hanging="360"/>
-      </w:pPr>
-      <w:rPr>
-        <w:rFonts w:ascii="Symbol" w:hAnsi="Symbol" w:hint="default"/>
-      </w:rPr>
-    </w:lvl>
-    <w:lvl w:ilvl="4" w:tplc="0C0A0003" w:tentative="1">
-      <w:start w:val="1"/>
-      <w:numFmt w:val="bullet"/>
-      <w:lvlText w:val="o"/>
-      <w:lvlJc w:val="left"/>
-      <w:pPr>
-        <w:ind w:left="4309" w:hanging="360"/>
-      </w:pPr>
-      <w:rPr>
-        <w:rFonts w:ascii="Courier New" w:hAnsi="Courier New" w:cs="Courier New" w:hint="default"/>
-      </w:rPr>
-    </w:lvl>
-    <w:lvl w:ilvl="5" w:tplc="0C0A0005" w:tentative="1">
-      <w:start w:val="1"/>
-      <w:numFmt w:val="bullet"/>
-      <w:lvlText w:val=""/>
-      <w:lvlJc w:val="left"/>
-      <w:pPr>
-        <w:ind w:left="5029" w:hanging="360"/>
-      </w:pPr>
-      <w:rPr>
-        <w:rFonts w:ascii="Wingdings" w:hAnsi="Wingdings" w:hint="default"/>
-      </w:rPr>
-    </w:lvl>
-    <w:lvl w:ilvl="6" w:tplc="0C0A0001" w:tentative="1">
-      <w:start w:val="1"/>
-      <w:numFmt w:val="bullet"/>
-      <w:lvlText w:val=""/>
-      <w:lvlJc w:val="left"/>
-      <w:pPr>
-        <w:ind w:left="5749" w:hanging="360"/>
-      </w:pPr>
-      <w:rPr>
-        <w:rFonts w:ascii="Symbol" w:hAnsi="Symbol" w:hint="default"/>
-      </w:rPr>
-    </w:lvl>
-    <w:lvl w:ilvl="7" w:tplc="0C0A0003" w:tentative="1">
-      <w:start w:val="1"/>
-      <w:numFmt w:val="bullet"/>
-      <w:lvlText w:val="o"/>
-      <w:lvlJc w:val="left"/>
-      <w:pPr>
-        <w:ind w:left="6469" w:hanging="360"/>
-      </w:pPr>
-      <w:rPr>
-        <w:rFonts w:ascii="Courier New" w:hAnsi="Courier New" w:cs="Courier New" w:hint="default"/>
-      </w:rPr>
-    </w:lvl>
-    <w:lvl w:ilvl="8" w:tplc="0C0A0005" w:tentative="1">
-      <w:start w:val="1"/>
-      <w:numFmt w:val="bullet"/>
-      <w:lvlText w:val=""/>
-      <w:lvlJc w:val="left"/>
-      <w:pPr>
-        <w:ind w:left="7189" w:hanging="360"/>
-      </w:pPr>
-      <w:rPr>
-        <w:rFonts w:ascii="Wingdings" w:hAnsi="Wingdings" w:hint="default"/>
-      </w:rPr>
-    </w:lvl>
-  </w:abstractNum>
-  <w:abstractNum w:abstractNumId="21" w15:restartNumberingAfterBreak="0">
-    <w:nsid w:val="2C6D7AAD"/>
-    <w:multiLevelType w:val="hybridMultilevel"/>
-    <w:tmpl w:val="27707D32"/>
-    <w:lvl w:ilvl="0" w:tplc="0C0A0001">
-      <w:start w:val="1"/>
-      <w:numFmt w:val="bullet"/>
-      <w:lvlText w:val=""/>
-      <w:lvlJc w:val="left"/>
-      <w:pPr>
-        <w:ind w:left="1429" w:hanging="360"/>
-      </w:pPr>
-      <w:rPr>
-        <w:rFonts w:ascii="Symbol" w:hAnsi="Symbol" w:hint="default"/>
-      </w:rPr>
-    </w:lvl>
-    <w:lvl w:ilvl="1" w:tplc="0C0A0003" w:tentative="1">
-      <w:start w:val="1"/>
-      <w:numFmt w:val="bullet"/>
-      <w:lvlText w:val="o"/>
-      <w:lvlJc w:val="left"/>
-      <w:pPr>
-        <w:ind w:left="2149" w:hanging="360"/>
-      </w:pPr>
-      <w:rPr>
-        <w:rFonts w:ascii="Courier New" w:hAnsi="Courier New" w:cs="Courier New" w:hint="default"/>
-      </w:rPr>
-    </w:lvl>
-    <w:lvl w:ilvl="2" w:tplc="0C0A0005" w:tentative="1">
-      <w:start w:val="1"/>
-      <w:numFmt w:val="bullet"/>
-      <w:lvlText w:val=""/>
-      <w:lvlJc w:val="left"/>
-      <w:pPr>
-        <w:ind w:left="2869" w:hanging="360"/>
-      </w:pPr>
-      <w:rPr>
-        <w:rFonts w:ascii="Wingdings" w:hAnsi="Wingdings" w:hint="default"/>
-      </w:rPr>
-    </w:lvl>
-    <w:lvl w:ilvl="3" w:tplc="0C0A0001" w:tentative="1">
-      <w:start w:val="1"/>
-      <w:numFmt w:val="bullet"/>
-      <w:lvlText w:val=""/>
-      <w:lvlJc w:val="left"/>
-      <w:pPr>
-        <w:ind w:left="3589" w:hanging="360"/>
-      </w:pPr>
-      <w:rPr>
-        <w:rFonts w:ascii="Symbol" w:hAnsi="Symbol" w:hint="default"/>
-      </w:rPr>
-    </w:lvl>
-    <w:lvl w:ilvl="4" w:tplc="0C0A0003" w:tentative="1">
-      <w:start w:val="1"/>
-      <w:numFmt w:val="bullet"/>
-      <w:lvlText w:val="o"/>
-      <w:lvlJc w:val="left"/>
-      <w:pPr>
-        <w:ind w:left="4309" w:hanging="360"/>
-      </w:pPr>
-      <w:rPr>
-        <w:rFonts w:ascii="Courier New" w:hAnsi="Courier New" w:cs="Courier New" w:hint="default"/>
-      </w:rPr>
-    </w:lvl>
-    <w:lvl w:ilvl="5" w:tplc="0C0A0005" w:tentative="1">
-      <w:start w:val="1"/>
-      <w:numFmt w:val="bullet"/>
-      <w:lvlText w:val=""/>
-      <w:lvlJc w:val="left"/>
-      <w:pPr>
-        <w:ind w:left="5029" w:hanging="360"/>
-      </w:pPr>
-      <w:rPr>
-        <w:rFonts w:ascii="Wingdings" w:hAnsi="Wingdings" w:hint="default"/>
-      </w:rPr>
-    </w:lvl>
-    <w:lvl w:ilvl="6" w:tplc="0C0A0001" w:tentative="1">
-      <w:start w:val="1"/>
-      <w:numFmt w:val="bullet"/>
-      <w:lvlText w:val=""/>
-      <w:lvlJc w:val="left"/>
-      <w:pPr>
-        <w:ind w:left="5749" w:hanging="360"/>
-      </w:pPr>
-      <w:rPr>
-        <w:rFonts w:ascii="Symbol" w:hAnsi="Symbol" w:hint="default"/>
-      </w:rPr>
-    </w:lvl>
-    <w:lvl w:ilvl="7" w:tplc="0C0A0003" w:tentative="1">
-      <w:start w:val="1"/>
-      <w:numFmt w:val="bullet"/>
-      <w:lvlText w:val="o"/>
-      <w:lvlJc w:val="left"/>
-      <w:pPr>
-        <w:ind w:left="6469" w:hanging="360"/>
-      </w:pPr>
-      <w:rPr>
-        <w:rFonts w:ascii="Courier New" w:hAnsi="Courier New" w:cs="Courier New" w:hint="default"/>
-      </w:rPr>
-    </w:lvl>
-    <w:lvl w:ilvl="8" w:tplc="0C0A0005" w:tentative="1">
-      <w:start w:val="1"/>
-      <w:numFmt w:val="bullet"/>
-      <w:lvlText w:val=""/>
-      <w:lvlJc w:val="left"/>
-      <w:pPr>
-        <w:ind w:left="7189" w:hanging="360"/>
-      </w:pPr>
-      <w:rPr>
-        <w:rFonts w:ascii="Wingdings" w:hAnsi="Wingdings" w:hint="default"/>
-      </w:rPr>
-    </w:lvl>
-  </w:abstractNum>
-  <w:abstractNum w:abstractNumId="22" w15:restartNumberingAfterBreak="0">
-    <w:nsid w:val="2C962B95"/>
-    <w:multiLevelType w:val="hybridMultilevel"/>
-    <w:tmpl w:val="60A4D718"/>
-    <w:lvl w:ilvl="0" w:tplc="0C0A0001">
-      <w:start w:val="1"/>
-      <w:numFmt w:val="bullet"/>
-      <w:lvlText w:val=""/>
-      <w:lvlJc w:val="left"/>
-      <w:pPr>
-        <w:ind w:left="1429" w:hanging="360"/>
-      </w:pPr>
-      <w:rPr>
-        <w:rFonts w:ascii="Symbol" w:hAnsi="Symbol" w:hint="default"/>
-      </w:rPr>
-    </w:lvl>
-    <w:lvl w:ilvl="1" w:tplc="0C0A0003" w:tentative="1">
-      <w:start w:val="1"/>
-      <w:numFmt w:val="bullet"/>
-      <w:lvlText w:val="o"/>
-      <w:lvlJc w:val="left"/>
-      <w:pPr>
-        <w:ind w:left="2149" w:hanging="360"/>
-      </w:pPr>
-      <w:rPr>
-        <w:rFonts w:ascii="Courier New" w:hAnsi="Courier New" w:cs="Courier New" w:hint="default"/>
-      </w:rPr>
-    </w:lvl>
-    <w:lvl w:ilvl="2" w:tplc="0C0A0005" w:tentative="1">
-      <w:start w:val="1"/>
-      <w:numFmt w:val="bullet"/>
-      <w:lvlText w:val=""/>
-      <w:lvlJc w:val="left"/>
-      <w:pPr>
-        <w:ind w:left="2869" w:hanging="360"/>
-      </w:pPr>
-      <w:rPr>
-        <w:rFonts w:ascii="Wingdings" w:hAnsi="Wingdings" w:hint="default"/>
-      </w:rPr>
-    </w:lvl>
-    <w:lvl w:ilvl="3" w:tplc="0C0A0001" w:tentative="1">
-      <w:start w:val="1"/>
-      <w:numFmt w:val="bullet"/>
-      <w:lvlText w:val=""/>
-      <w:lvlJc w:val="left"/>
-      <w:pPr>
-        <w:ind w:left="3589" w:hanging="360"/>
-      </w:pPr>
-      <w:rPr>
-        <w:rFonts w:ascii="Symbol" w:hAnsi="Symbol" w:hint="default"/>
-      </w:rPr>
-    </w:lvl>
-    <w:lvl w:ilvl="4" w:tplc="0C0A0003" w:tentative="1">
-      <w:start w:val="1"/>
-      <w:numFmt w:val="bullet"/>
-      <w:lvlText w:val="o"/>
-      <w:lvlJc w:val="left"/>
-      <w:pPr>
-        <w:ind w:left="4309" w:hanging="360"/>
-      </w:pPr>
-      <w:rPr>
-        <w:rFonts w:ascii="Courier New" w:hAnsi="Courier New" w:cs="Courier New" w:hint="default"/>
-      </w:rPr>
-    </w:lvl>
-    <w:lvl w:ilvl="5" w:tplc="0C0A0005" w:tentative="1">
-      <w:start w:val="1"/>
-      <w:numFmt w:val="bullet"/>
-      <w:lvlText w:val=""/>
-      <w:lvlJc w:val="left"/>
-      <w:pPr>
-        <w:ind w:left="5029" w:hanging="360"/>
-      </w:pPr>
-      <w:rPr>
-        <w:rFonts w:ascii="Wingdings" w:hAnsi="Wingdings" w:hint="default"/>
-      </w:rPr>
-    </w:lvl>
-    <w:lvl w:ilvl="6" w:tplc="0C0A0001" w:tentative="1">
-      <w:start w:val="1"/>
-      <w:numFmt w:val="bullet"/>
-      <w:lvlText w:val=""/>
-      <w:lvlJc w:val="left"/>
-      <w:pPr>
-        <w:ind w:left="5749" w:hanging="360"/>
-      </w:pPr>
-      <w:rPr>
-        <w:rFonts w:ascii="Symbol" w:hAnsi="Symbol" w:hint="default"/>
-      </w:rPr>
-    </w:lvl>
-    <w:lvl w:ilvl="7" w:tplc="0C0A0003" w:tentative="1">
-      <w:start w:val="1"/>
-      <w:numFmt w:val="bullet"/>
-      <w:lvlText w:val="o"/>
-      <w:lvlJc w:val="left"/>
-      <w:pPr>
-        <w:ind w:left="6469" w:hanging="360"/>
-      </w:pPr>
-      <w:rPr>
-        <w:rFonts w:ascii="Courier New" w:hAnsi="Courier New" w:cs="Courier New" w:hint="default"/>
-      </w:rPr>
-    </w:lvl>
-    <w:lvl w:ilvl="8" w:tplc="0C0A0005" w:tentative="1">
-      <w:start w:val="1"/>
-      <w:numFmt w:val="bullet"/>
-      <w:lvlText w:val=""/>
-      <w:lvlJc w:val="left"/>
-      <w:pPr>
-        <w:ind w:left="7189" w:hanging="360"/>
-      </w:pPr>
-      <w:rPr>
-        <w:rFonts w:ascii="Wingdings" w:hAnsi="Wingdings" w:hint="default"/>
-      </w:rPr>
-    </w:lvl>
-  </w:abstractNum>
-  <w:abstractNum w:abstractNumId="23" w15:restartNumberingAfterBreak="0">
-    <w:nsid w:val="2CF55C2C"/>
-    <w:multiLevelType w:val="hybridMultilevel"/>
-    <w:tmpl w:val="BA40A804"/>
-    <w:lvl w:ilvl="0" w:tplc="0C0A0017">
-      <w:start w:val="1"/>
-      <w:numFmt w:val="lowerLetter"/>
-      <w:lvlText w:val="%1)"/>
-      <w:lvlJc w:val="left"/>
-      <w:pPr>
-        <w:ind w:left="1429" w:hanging="360"/>
-      </w:pPr>
-    </w:lvl>
-    <w:lvl w:ilvl="1" w:tplc="0C0A0019" w:tentative="1">
-      <w:start w:val="1"/>
-      <w:numFmt w:val="lowerLetter"/>
-      <w:lvlText w:val="%2."/>
-      <w:lvlJc w:val="left"/>
-      <w:pPr>
-        <w:ind w:left="2149" w:hanging="360"/>
-      </w:pPr>
-    </w:lvl>
-    <w:lvl w:ilvl="2" w:tplc="0C0A001B" w:tentative="1">
-      <w:start w:val="1"/>
-      <w:numFmt w:val="lowerRoman"/>
-      <w:lvlText w:val="%3."/>
-      <w:lvlJc w:val="right"/>
-      <w:pPr>
-        <w:ind w:left="2869" w:hanging="180"/>
-      </w:pPr>
-    </w:lvl>
-    <w:lvl w:ilvl="3" w:tplc="0C0A000F" w:tentative="1">
-      <w:start w:val="1"/>
-      <w:numFmt w:val="decimal"/>
-      <w:lvlText w:val="%4."/>
-      <w:lvlJc w:val="left"/>
-      <w:pPr>
-        <w:ind w:left="3589" w:hanging="360"/>
-      </w:pPr>
-    </w:lvl>
-    <w:lvl w:ilvl="4" w:tplc="0C0A0019" w:tentative="1">
-      <w:start w:val="1"/>
-      <w:numFmt w:val="lowerLetter"/>
-      <w:lvlText w:val="%5."/>
-      <w:lvlJc w:val="left"/>
-      <w:pPr>
-        <w:ind w:left="4309" w:hanging="360"/>
-      </w:pPr>
-    </w:lvl>
-    <w:lvl w:ilvl="5" w:tplc="0C0A001B" w:tentative="1">
-      <w:start w:val="1"/>
-      <w:numFmt w:val="lowerRoman"/>
-      <w:lvlText w:val="%6."/>
-      <w:lvlJc w:val="right"/>
-      <w:pPr>
-        <w:ind w:left="5029" w:hanging="180"/>
-      </w:pPr>
-    </w:lvl>
-    <w:lvl w:ilvl="6" w:tplc="0C0A000F" w:tentative="1">
-      <w:start w:val="1"/>
-      <w:numFmt w:val="decimal"/>
-      <w:lvlText w:val="%7."/>
-      <w:lvlJc w:val="left"/>
-      <w:pPr>
-        <w:ind w:left="5749" w:hanging="360"/>
-      </w:pPr>
-    </w:lvl>
-    <w:lvl w:ilvl="7" w:tplc="0C0A0019" w:tentative="1">
-      <w:start w:val="1"/>
-      <w:numFmt w:val="lowerLetter"/>
-      <w:lvlText w:val="%8."/>
-      <w:lvlJc w:val="left"/>
-      <w:pPr>
-        <w:ind w:left="6469" w:hanging="360"/>
-      </w:pPr>
-    </w:lvl>
-    <w:lvl w:ilvl="8" w:tplc="0C0A001B" w:tentative="1">
-      <w:start w:val="1"/>
-      <w:numFmt w:val="lowerRoman"/>
-      <w:lvlText w:val="%9."/>
-      <w:lvlJc w:val="right"/>
-      <w:pPr>
-        <w:ind w:left="7189" w:hanging="180"/>
-      </w:pPr>
-    </w:lvl>
-  </w:abstractNum>
-  <w:abstractNum w:abstractNumId="24" w15:restartNumberingAfterBreak="0">
-    <w:nsid w:val="2DDB6A08"/>
-    <w:multiLevelType w:val="hybridMultilevel"/>
-    <w:tmpl w:val="FAAC560C"/>
-    <w:lvl w:ilvl="0" w:tplc="0C0A0001">
-      <w:start w:val="1"/>
-      <w:numFmt w:val="bullet"/>
-      <w:lvlText w:val=""/>
-      <w:lvlJc w:val="left"/>
-      <w:pPr>
-        <w:ind w:left="1429" w:hanging="360"/>
-      </w:pPr>
-      <w:rPr>
-        <w:rFonts w:ascii="Symbol" w:hAnsi="Symbol" w:hint="default"/>
-      </w:rPr>
-    </w:lvl>
-    <w:lvl w:ilvl="1" w:tplc="0C0A0003" w:tentative="1">
-      <w:start w:val="1"/>
-      <w:numFmt w:val="bullet"/>
-      <w:lvlText w:val="o"/>
-      <w:lvlJc w:val="left"/>
-      <w:pPr>
-        <w:ind w:left="2149" w:hanging="360"/>
-      </w:pPr>
-      <w:rPr>
-        <w:rFonts w:ascii="Courier New" w:hAnsi="Courier New" w:cs="Courier New" w:hint="default"/>
-      </w:rPr>
-    </w:lvl>
-    <w:lvl w:ilvl="2" w:tplc="0C0A0005" w:tentative="1">
-      <w:start w:val="1"/>
-      <w:numFmt w:val="bullet"/>
-      <w:lvlText w:val=""/>
-      <w:lvlJc w:val="left"/>
-      <w:pPr>
-        <w:ind w:left="2869" w:hanging="360"/>
-      </w:pPr>
-      <w:rPr>
-        <w:rFonts w:ascii="Wingdings" w:hAnsi="Wingdings" w:hint="default"/>
-      </w:rPr>
-    </w:lvl>
-    <w:lvl w:ilvl="3" w:tplc="0C0A0001" w:tentative="1">
-      <w:start w:val="1"/>
-      <w:numFmt w:val="bullet"/>
-      <w:lvlText w:val=""/>
-      <w:lvlJc w:val="left"/>
-      <w:pPr>
-        <w:ind w:left="3589" w:hanging="360"/>
-      </w:pPr>
-      <w:rPr>
-        <w:rFonts w:ascii="Symbol" w:hAnsi="Symbol" w:hint="default"/>
-      </w:rPr>
-    </w:lvl>
-    <w:lvl w:ilvl="4" w:tplc="0C0A0003" w:tentative="1">
-      <w:start w:val="1"/>
-      <w:numFmt w:val="bullet"/>
-      <w:lvlText w:val="o"/>
-      <w:lvlJc w:val="left"/>
-      <w:pPr>
-        <w:ind w:left="4309" w:hanging="360"/>
-      </w:pPr>
-      <w:rPr>
-        <w:rFonts w:ascii="Courier New" w:hAnsi="Courier New" w:cs="Courier New" w:hint="default"/>
-      </w:rPr>
-    </w:lvl>
-    <w:lvl w:ilvl="5" w:tplc="0C0A0005" w:tentative="1">
-      <w:start w:val="1"/>
-      <w:numFmt w:val="bullet"/>
-      <w:lvlText w:val=""/>
-      <w:lvlJc w:val="left"/>
-      <w:pPr>
-        <w:ind w:left="5029" w:hanging="360"/>
-      </w:pPr>
-      <w:rPr>
-        <w:rFonts w:ascii="Wingdings" w:hAnsi="Wingdings" w:hint="default"/>
-      </w:rPr>
-    </w:lvl>
-    <w:lvl w:ilvl="6" w:tplc="0C0A0001" w:tentative="1">
-      <w:start w:val="1"/>
-      <w:numFmt w:val="bullet"/>
-      <w:lvlText w:val=""/>
-      <w:lvlJc w:val="left"/>
-      <w:pPr>
-        <w:ind w:left="5749" w:hanging="360"/>
-      </w:pPr>
-      <w:rPr>
-        <w:rFonts w:ascii="Symbol" w:hAnsi="Symbol" w:hint="default"/>
-      </w:rPr>
-    </w:lvl>
-    <w:lvl w:ilvl="7" w:tplc="0C0A0003" w:tentative="1">
-      <w:start w:val="1"/>
-      <w:numFmt w:val="bullet"/>
-      <w:lvlText w:val="o"/>
-      <w:lvlJc w:val="left"/>
-      <w:pPr>
-        <w:ind w:left="6469" w:hanging="360"/>
-      </w:pPr>
-      <w:rPr>
-        <w:rFonts w:ascii="Courier New" w:hAnsi="Courier New" w:cs="Courier New" w:hint="default"/>
-      </w:rPr>
-    </w:lvl>
-    <w:lvl w:ilvl="8" w:tplc="0C0A0005" w:tentative="1">
-      <w:start w:val="1"/>
-      <w:numFmt w:val="bullet"/>
-      <w:lvlText w:val=""/>
-      <w:lvlJc w:val="left"/>
-      <w:pPr>
-        <w:ind w:left="7189" w:hanging="360"/>
-      </w:pPr>
-      <w:rPr>
-        <w:rFonts w:ascii="Wingdings" w:hAnsi="Wingdings" w:hint="default"/>
-      </w:rPr>
-    </w:lvl>
-  </w:abstractNum>
-  <w:abstractNum w:abstractNumId="25" w15:restartNumberingAfterBreak="0">
-    <w:nsid w:val="31B1003E"/>
-    <w:multiLevelType w:val="hybridMultilevel"/>
-    <w:tmpl w:val="160AE342"/>
-    <w:lvl w:ilvl="0" w:tplc="0C0A0001">
-      <w:start w:val="1"/>
-      <w:numFmt w:val="bullet"/>
-      <w:lvlText w:val=""/>
-      <w:lvlJc w:val="left"/>
-      <w:pPr>
-        <w:ind w:left="1429" w:hanging="360"/>
-      </w:pPr>
-      <w:rPr>
-        <w:rFonts w:ascii="Symbol" w:hAnsi="Symbol" w:hint="default"/>
-      </w:rPr>
-    </w:lvl>
-    <w:lvl w:ilvl="1" w:tplc="0C0A0003" w:tentative="1">
-      <w:start w:val="1"/>
-      <w:numFmt w:val="bullet"/>
-      <w:lvlText w:val="o"/>
-      <w:lvlJc w:val="left"/>
-      <w:pPr>
-        <w:ind w:left="2149" w:hanging="360"/>
-      </w:pPr>
-      <w:rPr>
-        <w:rFonts w:ascii="Courier New" w:hAnsi="Courier New" w:cs="Courier New" w:hint="default"/>
-      </w:rPr>
-    </w:lvl>
-    <w:lvl w:ilvl="2" w:tplc="0C0A0005" w:tentative="1">
-      <w:start w:val="1"/>
-      <w:numFmt w:val="bullet"/>
-      <w:lvlText w:val=""/>
-      <w:lvlJc w:val="left"/>
-      <w:pPr>
-        <w:ind w:left="2869" w:hanging="360"/>
-      </w:pPr>
-      <w:rPr>
-        <w:rFonts w:ascii="Wingdings" w:hAnsi="Wingdings" w:hint="default"/>
-      </w:rPr>
-    </w:lvl>
-    <w:lvl w:ilvl="3" w:tplc="0C0A0001" w:tentative="1">
-      <w:start w:val="1"/>
-      <w:numFmt w:val="bullet"/>
-      <w:lvlText w:val=""/>
-      <w:lvlJc w:val="left"/>
-      <w:pPr>
-        <w:ind w:left="3589" w:hanging="360"/>
-      </w:pPr>
-      <w:rPr>
-        <w:rFonts w:ascii="Symbol" w:hAnsi="Symbol" w:hint="default"/>
-      </w:rPr>
-    </w:lvl>
-    <w:lvl w:ilvl="4" w:tplc="0C0A0003" w:tentative="1">
-      <w:start w:val="1"/>
-      <w:numFmt w:val="bullet"/>
-      <w:lvlText w:val="o"/>
-      <w:lvlJc w:val="left"/>
-      <w:pPr>
-        <w:ind w:left="4309" w:hanging="360"/>
-      </w:pPr>
-      <w:rPr>
-        <w:rFonts w:ascii="Courier New" w:hAnsi="Courier New" w:cs="Courier New" w:hint="default"/>
-      </w:rPr>
-    </w:lvl>
-    <w:lvl w:ilvl="5" w:tplc="0C0A0005" w:tentative="1">
-      <w:start w:val="1"/>
-      <w:numFmt w:val="bullet"/>
-      <w:lvlText w:val=""/>
-      <w:lvlJc w:val="left"/>
-      <w:pPr>
-        <w:ind w:left="5029" w:hanging="360"/>
-      </w:pPr>
-      <w:rPr>
-        <w:rFonts w:ascii="Wingdings" w:hAnsi="Wingdings" w:hint="default"/>
-      </w:rPr>
-    </w:lvl>
-    <w:lvl w:ilvl="6" w:tplc="0C0A0001" w:tentative="1">
-      <w:start w:val="1"/>
-      <w:numFmt w:val="bullet"/>
-      <w:lvlText w:val=""/>
-      <w:lvlJc w:val="left"/>
-      <w:pPr>
-        <w:ind w:left="5749" w:hanging="360"/>
-      </w:pPr>
-      <w:rPr>
-        <w:rFonts w:ascii="Symbol" w:hAnsi="Symbol" w:hint="default"/>
-      </w:rPr>
-    </w:lvl>
-    <w:lvl w:ilvl="7" w:tplc="0C0A0003" w:tentative="1">
-      <w:start w:val="1"/>
-      <w:numFmt w:val="bullet"/>
-      <w:lvlText w:val="o"/>
-      <w:lvlJc w:val="left"/>
-      <w:pPr>
-        <w:ind w:left="6469" w:hanging="360"/>
-      </w:pPr>
-      <w:rPr>
-        <w:rFonts w:ascii="Courier New" w:hAnsi="Courier New" w:cs="Courier New" w:hint="default"/>
-      </w:rPr>
-    </w:lvl>
-    <w:lvl w:ilvl="8" w:tplc="0C0A0005" w:tentative="1">
-      <w:start w:val="1"/>
-      <w:numFmt w:val="bullet"/>
-      <w:lvlText w:val=""/>
-      <w:lvlJc w:val="left"/>
-      <w:pPr>
-        <w:ind w:left="7189" w:hanging="360"/>
-      </w:pPr>
-      <w:rPr>
-        <w:rFonts w:ascii="Wingdings" w:hAnsi="Wingdings" w:hint="default"/>
-      </w:rPr>
-    </w:lvl>
-  </w:abstractNum>
-  <w:abstractNum w:abstractNumId="26" w15:restartNumberingAfterBreak="0">
+  <w:abstractNum w:abstractNumId="5" w15:restartNumberingAfterBreak="0">
     <w:nsid w:val="3483484E"/>
     <w:multiLevelType w:val="hybridMultilevel"/>
     <w:tmpl w:val="2488D422"/>
@@ -18858,233 +16529,7 @@
       </w:rPr>
     </w:lvl>
   </w:abstractNum>
-  <w:abstractNum w:abstractNumId="27" w15:restartNumberingAfterBreak="0">
-    <w:nsid w:val="35984385"/>
-    <w:multiLevelType w:val="hybridMultilevel"/>
-    <w:tmpl w:val="312CF2A0"/>
-    <w:lvl w:ilvl="0" w:tplc="0C0A0001">
-      <w:start w:val="1"/>
-      <w:numFmt w:val="bullet"/>
-      <w:lvlText w:val=""/>
-      <w:lvlJc w:val="left"/>
-      <w:pPr>
-        <w:ind w:left="1429" w:hanging="360"/>
-      </w:pPr>
-      <w:rPr>
-        <w:rFonts w:ascii="Symbol" w:hAnsi="Symbol" w:hint="default"/>
-      </w:rPr>
-    </w:lvl>
-    <w:lvl w:ilvl="1" w:tplc="0C0A0003" w:tentative="1">
-      <w:start w:val="1"/>
-      <w:numFmt w:val="bullet"/>
-      <w:lvlText w:val="o"/>
-      <w:lvlJc w:val="left"/>
-      <w:pPr>
-        <w:ind w:left="2149" w:hanging="360"/>
-      </w:pPr>
-      <w:rPr>
-        <w:rFonts w:ascii="Courier New" w:hAnsi="Courier New" w:cs="Courier New" w:hint="default"/>
-      </w:rPr>
-    </w:lvl>
-    <w:lvl w:ilvl="2" w:tplc="0C0A0005" w:tentative="1">
-      <w:start w:val="1"/>
-      <w:numFmt w:val="bullet"/>
-      <w:lvlText w:val=""/>
-      <w:lvlJc w:val="left"/>
-      <w:pPr>
-        <w:ind w:left="2869" w:hanging="360"/>
-      </w:pPr>
-      <w:rPr>
-        <w:rFonts w:ascii="Wingdings" w:hAnsi="Wingdings" w:hint="default"/>
-      </w:rPr>
-    </w:lvl>
-    <w:lvl w:ilvl="3" w:tplc="0C0A0001" w:tentative="1">
-      <w:start w:val="1"/>
-      <w:numFmt w:val="bullet"/>
-      <w:lvlText w:val=""/>
-      <w:lvlJc w:val="left"/>
-      <w:pPr>
-        <w:ind w:left="3589" w:hanging="360"/>
-      </w:pPr>
-      <w:rPr>
-        <w:rFonts w:ascii="Symbol" w:hAnsi="Symbol" w:hint="default"/>
-      </w:rPr>
-    </w:lvl>
-    <w:lvl w:ilvl="4" w:tplc="0C0A0003" w:tentative="1">
-      <w:start w:val="1"/>
-      <w:numFmt w:val="bullet"/>
-      <w:lvlText w:val="o"/>
-      <w:lvlJc w:val="left"/>
-      <w:pPr>
-        <w:ind w:left="4309" w:hanging="360"/>
-      </w:pPr>
-      <w:rPr>
-        <w:rFonts w:ascii="Courier New" w:hAnsi="Courier New" w:cs="Courier New" w:hint="default"/>
-      </w:rPr>
-    </w:lvl>
-    <w:lvl w:ilvl="5" w:tplc="0C0A0005" w:tentative="1">
-      <w:start w:val="1"/>
-      <w:numFmt w:val="bullet"/>
-      <w:lvlText w:val=""/>
-      <w:lvlJc w:val="left"/>
-      <w:pPr>
-        <w:ind w:left="5029" w:hanging="360"/>
-      </w:pPr>
-      <w:rPr>
-        <w:rFonts w:ascii="Wingdings" w:hAnsi="Wingdings" w:hint="default"/>
-      </w:rPr>
-    </w:lvl>
-    <w:lvl w:ilvl="6" w:tplc="0C0A0001" w:tentative="1">
-      <w:start w:val="1"/>
-      <w:numFmt w:val="bullet"/>
-      <w:lvlText w:val=""/>
-      <w:lvlJc w:val="left"/>
-      <w:pPr>
-        <w:ind w:left="5749" w:hanging="360"/>
-      </w:pPr>
-      <w:rPr>
-        <w:rFonts w:ascii="Symbol" w:hAnsi="Symbol" w:hint="default"/>
-      </w:rPr>
-    </w:lvl>
-    <w:lvl w:ilvl="7" w:tplc="0C0A0003" w:tentative="1">
-      <w:start w:val="1"/>
-      <w:numFmt w:val="bullet"/>
-      <w:lvlText w:val="o"/>
-      <w:lvlJc w:val="left"/>
-      <w:pPr>
-        <w:ind w:left="6469" w:hanging="360"/>
-      </w:pPr>
-      <w:rPr>
-        <w:rFonts w:ascii="Courier New" w:hAnsi="Courier New" w:cs="Courier New" w:hint="default"/>
-      </w:rPr>
-    </w:lvl>
-    <w:lvl w:ilvl="8" w:tplc="0C0A0005" w:tentative="1">
-      <w:start w:val="1"/>
-      <w:numFmt w:val="bullet"/>
-      <w:lvlText w:val=""/>
-      <w:lvlJc w:val="left"/>
-      <w:pPr>
-        <w:ind w:left="7189" w:hanging="360"/>
-      </w:pPr>
-      <w:rPr>
-        <w:rFonts w:ascii="Wingdings" w:hAnsi="Wingdings" w:hint="default"/>
-      </w:rPr>
-    </w:lvl>
-  </w:abstractNum>
-  <w:abstractNum w:abstractNumId="28" w15:restartNumberingAfterBreak="0">
-    <w:nsid w:val="35C34448"/>
-    <w:multiLevelType w:val="hybridMultilevel"/>
-    <w:tmpl w:val="9EAEE156"/>
-    <w:lvl w:ilvl="0" w:tplc="0C0A0001">
-      <w:start w:val="1"/>
-      <w:numFmt w:val="bullet"/>
-      <w:lvlText w:val=""/>
-      <w:lvlJc w:val="left"/>
-      <w:pPr>
-        <w:ind w:left="1429" w:hanging="360"/>
-      </w:pPr>
-      <w:rPr>
-        <w:rFonts w:ascii="Symbol" w:hAnsi="Symbol" w:hint="default"/>
-      </w:rPr>
-    </w:lvl>
-    <w:lvl w:ilvl="1" w:tplc="0C0A0003" w:tentative="1">
-      <w:start w:val="1"/>
-      <w:numFmt w:val="bullet"/>
-      <w:lvlText w:val="o"/>
-      <w:lvlJc w:val="left"/>
-      <w:pPr>
-        <w:ind w:left="2149" w:hanging="360"/>
-      </w:pPr>
-      <w:rPr>
-        <w:rFonts w:ascii="Courier New" w:hAnsi="Courier New" w:cs="Courier New" w:hint="default"/>
-      </w:rPr>
-    </w:lvl>
-    <w:lvl w:ilvl="2" w:tplc="0C0A0005" w:tentative="1">
-      <w:start w:val="1"/>
-      <w:numFmt w:val="bullet"/>
-      <w:lvlText w:val=""/>
-      <w:lvlJc w:val="left"/>
-      <w:pPr>
-        <w:ind w:left="2869" w:hanging="360"/>
-      </w:pPr>
-      <w:rPr>
-        <w:rFonts w:ascii="Wingdings" w:hAnsi="Wingdings" w:hint="default"/>
-      </w:rPr>
-    </w:lvl>
-    <w:lvl w:ilvl="3" w:tplc="0C0A0001" w:tentative="1">
-      <w:start w:val="1"/>
-      <w:numFmt w:val="bullet"/>
-      <w:lvlText w:val=""/>
-      <w:lvlJc w:val="left"/>
-      <w:pPr>
-        <w:ind w:left="3589" w:hanging="360"/>
-      </w:pPr>
-      <w:rPr>
-        <w:rFonts w:ascii="Symbol" w:hAnsi="Symbol" w:hint="default"/>
-      </w:rPr>
-    </w:lvl>
-    <w:lvl w:ilvl="4" w:tplc="0C0A0003" w:tentative="1">
-      <w:start w:val="1"/>
-      <w:numFmt w:val="bullet"/>
-      <w:lvlText w:val="o"/>
-      <w:lvlJc w:val="left"/>
-      <w:pPr>
-        <w:ind w:left="4309" w:hanging="360"/>
-      </w:pPr>
-      <w:rPr>
-        <w:rFonts w:ascii="Courier New" w:hAnsi="Courier New" w:cs="Courier New" w:hint="default"/>
-      </w:rPr>
-    </w:lvl>
-    <w:lvl w:ilvl="5" w:tplc="0C0A0005" w:tentative="1">
-      <w:start w:val="1"/>
-      <w:numFmt w:val="bullet"/>
-      <w:lvlText w:val=""/>
-      <w:lvlJc w:val="left"/>
-      <w:pPr>
-        <w:ind w:left="5029" w:hanging="360"/>
-      </w:pPr>
-      <w:rPr>
-        <w:rFonts w:ascii="Wingdings" w:hAnsi="Wingdings" w:hint="default"/>
-      </w:rPr>
-    </w:lvl>
-    <w:lvl w:ilvl="6" w:tplc="0C0A0001" w:tentative="1">
-      <w:start w:val="1"/>
-      <w:numFmt w:val="bullet"/>
-      <w:lvlText w:val=""/>
-      <w:lvlJc w:val="left"/>
-      <w:pPr>
-        <w:ind w:left="5749" w:hanging="360"/>
-      </w:pPr>
-      <w:rPr>
-        <w:rFonts w:ascii="Symbol" w:hAnsi="Symbol" w:hint="default"/>
-      </w:rPr>
-    </w:lvl>
-    <w:lvl w:ilvl="7" w:tplc="0C0A0003" w:tentative="1">
-      <w:start w:val="1"/>
-      <w:numFmt w:val="bullet"/>
-      <w:lvlText w:val="o"/>
-      <w:lvlJc w:val="left"/>
-      <w:pPr>
-        <w:ind w:left="6469" w:hanging="360"/>
-      </w:pPr>
-      <w:rPr>
-        <w:rFonts w:ascii="Courier New" w:hAnsi="Courier New" w:cs="Courier New" w:hint="default"/>
-      </w:rPr>
-    </w:lvl>
-    <w:lvl w:ilvl="8" w:tplc="0C0A0005" w:tentative="1">
-      <w:start w:val="1"/>
-      <w:numFmt w:val="bullet"/>
-      <w:lvlText w:val=""/>
-      <w:lvlJc w:val="left"/>
-      <w:pPr>
-        <w:ind w:left="7189" w:hanging="360"/>
-      </w:pPr>
-      <w:rPr>
-        <w:rFonts w:ascii="Wingdings" w:hAnsi="Wingdings" w:hint="default"/>
-      </w:rPr>
-    </w:lvl>
-  </w:abstractNum>
-  <w:abstractNum w:abstractNumId="29" w15:restartNumberingAfterBreak="0">
+  <w:abstractNum w:abstractNumId="6" w15:restartNumberingAfterBreak="0">
     <w:nsid w:val="368E176E"/>
     <w:multiLevelType w:val="hybridMultilevel"/>
     <w:tmpl w:val="BDF054FE"/>
@@ -19178,322 +16623,10 @@
       </w:pPr>
     </w:lvl>
   </w:abstractNum>
-  <w:abstractNum w:abstractNumId="30" w15:restartNumberingAfterBreak="0">
-    <w:nsid w:val="3A1F7FC6"/>
+  <w:abstractNum w:abstractNumId="7" w15:restartNumberingAfterBreak="0">
+    <w:nsid w:val="4CCF545C"/>
     <w:multiLevelType w:val="hybridMultilevel"/>
-    <w:tmpl w:val="30DCB250"/>
-    <w:lvl w:ilvl="0" w:tplc="0C0A0001">
-      <w:start w:val="1"/>
-      <w:numFmt w:val="bullet"/>
-      <w:lvlText w:val=""/>
-      <w:lvlJc w:val="left"/>
-      <w:pPr>
-        <w:ind w:left="1429" w:hanging="360"/>
-      </w:pPr>
-      <w:rPr>
-        <w:rFonts w:ascii="Symbol" w:hAnsi="Symbol" w:hint="default"/>
-      </w:rPr>
-    </w:lvl>
-    <w:lvl w:ilvl="1" w:tplc="0C0A0003" w:tentative="1">
-      <w:start w:val="1"/>
-      <w:numFmt w:val="bullet"/>
-      <w:lvlText w:val="o"/>
-      <w:lvlJc w:val="left"/>
-      <w:pPr>
-        <w:ind w:left="2149" w:hanging="360"/>
-      </w:pPr>
-      <w:rPr>
-        <w:rFonts w:ascii="Courier New" w:hAnsi="Courier New" w:cs="Courier New" w:hint="default"/>
-      </w:rPr>
-    </w:lvl>
-    <w:lvl w:ilvl="2" w:tplc="0C0A0005" w:tentative="1">
-      <w:start w:val="1"/>
-      <w:numFmt w:val="bullet"/>
-      <w:lvlText w:val=""/>
-      <w:lvlJc w:val="left"/>
-      <w:pPr>
-        <w:ind w:left="2869" w:hanging="360"/>
-      </w:pPr>
-      <w:rPr>
-        <w:rFonts w:ascii="Wingdings" w:hAnsi="Wingdings" w:hint="default"/>
-      </w:rPr>
-    </w:lvl>
-    <w:lvl w:ilvl="3" w:tplc="0C0A0001" w:tentative="1">
-      <w:start w:val="1"/>
-      <w:numFmt w:val="bullet"/>
-      <w:lvlText w:val=""/>
-      <w:lvlJc w:val="left"/>
-      <w:pPr>
-        <w:ind w:left="3589" w:hanging="360"/>
-      </w:pPr>
-      <w:rPr>
-        <w:rFonts w:ascii="Symbol" w:hAnsi="Symbol" w:hint="default"/>
-      </w:rPr>
-    </w:lvl>
-    <w:lvl w:ilvl="4" w:tplc="0C0A0003" w:tentative="1">
-      <w:start w:val="1"/>
-      <w:numFmt w:val="bullet"/>
-      <w:lvlText w:val="o"/>
-      <w:lvlJc w:val="left"/>
-      <w:pPr>
-        <w:ind w:left="4309" w:hanging="360"/>
-      </w:pPr>
-      <w:rPr>
-        <w:rFonts w:ascii="Courier New" w:hAnsi="Courier New" w:cs="Courier New" w:hint="default"/>
-      </w:rPr>
-    </w:lvl>
-    <w:lvl w:ilvl="5" w:tplc="0C0A0005" w:tentative="1">
-      <w:start w:val="1"/>
-      <w:numFmt w:val="bullet"/>
-      <w:lvlText w:val=""/>
-      <w:lvlJc w:val="left"/>
-      <w:pPr>
-        <w:ind w:left="5029" w:hanging="360"/>
-      </w:pPr>
-      <w:rPr>
-        <w:rFonts w:ascii="Wingdings" w:hAnsi="Wingdings" w:hint="default"/>
-      </w:rPr>
-    </w:lvl>
-    <w:lvl w:ilvl="6" w:tplc="0C0A0001" w:tentative="1">
-      <w:start w:val="1"/>
-      <w:numFmt w:val="bullet"/>
-      <w:lvlText w:val=""/>
-      <w:lvlJc w:val="left"/>
-      <w:pPr>
-        <w:ind w:left="5749" w:hanging="360"/>
-      </w:pPr>
-      <w:rPr>
-        <w:rFonts w:ascii="Symbol" w:hAnsi="Symbol" w:hint="default"/>
-      </w:rPr>
-    </w:lvl>
-    <w:lvl w:ilvl="7" w:tplc="0C0A0003" w:tentative="1">
-      <w:start w:val="1"/>
-      <w:numFmt w:val="bullet"/>
-      <w:lvlText w:val="o"/>
-      <w:lvlJc w:val="left"/>
-      <w:pPr>
-        <w:ind w:left="6469" w:hanging="360"/>
-      </w:pPr>
-      <w:rPr>
-        <w:rFonts w:ascii="Courier New" w:hAnsi="Courier New" w:cs="Courier New" w:hint="default"/>
-      </w:rPr>
-    </w:lvl>
-    <w:lvl w:ilvl="8" w:tplc="0C0A0005" w:tentative="1">
-      <w:start w:val="1"/>
-      <w:numFmt w:val="bullet"/>
-      <w:lvlText w:val=""/>
-      <w:lvlJc w:val="left"/>
-      <w:pPr>
-        <w:ind w:left="7189" w:hanging="360"/>
-      </w:pPr>
-      <w:rPr>
-        <w:rFonts w:ascii="Wingdings" w:hAnsi="Wingdings" w:hint="default"/>
-      </w:rPr>
-    </w:lvl>
-  </w:abstractNum>
-  <w:abstractNum w:abstractNumId="31" w15:restartNumberingAfterBreak="0">
-    <w:nsid w:val="3D940EDC"/>
-    <w:multiLevelType w:val="hybridMultilevel"/>
-    <w:tmpl w:val="85188478"/>
-    <w:lvl w:ilvl="0" w:tplc="0C0A0017">
-      <w:start w:val="1"/>
-      <w:numFmt w:val="lowerLetter"/>
-      <w:lvlText w:val="%1)"/>
-      <w:lvlJc w:val="left"/>
-      <w:pPr>
-        <w:ind w:left="1429" w:hanging="360"/>
-      </w:pPr>
-    </w:lvl>
-    <w:lvl w:ilvl="1" w:tplc="0C0A0019" w:tentative="1">
-      <w:start w:val="1"/>
-      <w:numFmt w:val="lowerLetter"/>
-      <w:lvlText w:val="%2."/>
-      <w:lvlJc w:val="left"/>
-      <w:pPr>
-        <w:ind w:left="2149" w:hanging="360"/>
-      </w:pPr>
-    </w:lvl>
-    <w:lvl w:ilvl="2" w:tplc="0C0A001B" w:tentative="1">
-      <w:start w:val="1"/>
-      <w:numFmt w:val="lowerRoman"/>
-      <w:lvlText w:val="%3."/>
-      <w:lvlJc w:val="right"/>
-      <w:pPr>
-        <w:ind w:left="2869" w:hanging="180"/>
-      </w:pPr>
-    </w:lvl>
-    <w:lvl w:ilvl="3" w:tplc="0C0A000F" w:tentative="1">
-      <w:start w:val="1"/>
-      <w:numFmt w:val="decimal"/>
-      <w:lvlText w:val="%4."/>
-      <w:lvlJc w:val="left"/>
-      <w:pPr>
-        <w:ind w:left="3589" w:hanging="360"/>
-      </w:pPr>
-    </w:lvl>
-    <w:lvl w:ilvl="4" w:tplc="0C0A0019" w:tentative="1">
-      <w:start w:val="1"/>
-      <w:numFmt w:val="lowerLetter"/>
-      <w:lvlText w:val="%5."/>
-      <w:lvlJc w:val="left"/>
-      <w:pPr>
-        <w:ind w:left="4309" w:hanging="360"/>
-      </w:pPr>
-    </w:lvl>
-    <w:lvl w:ilvl="5" w:tplc="0C0A001B" w:tentative="1">
-      <w:start w:val="1"/>
-      <w:numFmt w:val="lowerRoman"/>
-      <w:lvlText w:val="%6."/>
-      <w:lvlJc w:val="right"/>
-      <w:pPr>
-        <w:ind w:left="5029" w:hanging="180"/>
-      </w:pPr>
-    </w:lvl>
-    <w:lvl w:ilvl="6" w:tplc="0C0A000F" w:tentative="1">
-      <w:start w:val="1"/>
-      <w:numFmt w:val="decimal"/>
-      <w:lvlText w:val="%7."/>
-      <w:lvlJc w:val="left"/>
-      <w:pPr>
-        <w:ind w:left="5749" w:hanging="360"/>
-      </w:pPr>
-    </w:lvl>
-    <w:lvl w:ilvl="7" w:tplc="0C0A0019" w:tentative="1">
-      <w:start w:val="1"/>
-      <w:numFmt w:val="lowerLetter"/>
-      <w:lvlText w:val="%8."/>
-      <w:lvlJc w:val="left"/>
-      <w:pPr>
-        <w:ind w:left="6469" w:hanging="360"/>
-      </w:pPr>
-    </w:lvl>
-    <w:lvl w:ilvl="8" w:tplc="0C0A001B" w:tentative="1">
-      <w:start w:val="1"/>
-      <w:numFmt w:val="lowerRoman"/>
-      <w:lvlText w:val="%9."/>
-      <w:lvlJc w:val="right"/>
-      <w:pPr>
-        <w:ind w:left="7189" w:hanging="180"/>
-      </w:pPr>
-    </w:lvl>
-  </w:abstractNum>
-  <w:abstractNum w:abstractNumId="32" w15:restartNumberingAfterBreak="0">
-    <w:nsid w:val="3E464273"/>
-    <w:multiLevelType w:val="hybridMultilevel"/>
-    <w:tmpl w:val="F5D46F88"/>
-    <w:lvl w:ilvl="0" w:tplc="0C0A0001">
-      <w:start w:val="1"/>
-      <w:numFmt w:val="bullet"/>
-      <w:lvlText w:val=""/>
-      <w:lvlJc w:val="left"/>
-      <w:pPr>
-        <w:ind w:left="1429" w:hanging="360"/>
-      </w:pPr>
-      <w:rPr>
-        <w:rFonts w:ascii="Symbol" w:hAnsi="Symbol" w:hint="default"/>
-      </w:rPr>
-    </w:lvl>
-    <w:lvl w:ilvl="1" w:tplc="0C0A0003" w:tentative="1">
-      <w:start w:val="1"/>
-      <w:numFmt w:val="bullet"/>
-      <w:lvlText w:val="o"/>
-      <w:lvlJc w:val="left"/>
-      <w:pPr>
-        <w:ind w:left="2149" w:hanging="360"/>
-      </w:pPr>
-      <w:rPr>
-        <w:rFonts w:ascii="Courier New" w:hAnsi="Courier New" w:cs="Courier New" w:hint="default"/>
-      </w:rPr>
-    </w:lvl>
-    <w:lvl w:ilvl="2" w:tplc="0C0A0005" w:tentative="1">
-      <w:start w:val="1"/>
-      <w:numFmt w:val="bullet"/>
-      <w:lvlText w:val=""/>
-      <w:lvlJc w:val="left"/>
-      <w:pPr>
-        <w:ind w:left="2869" w:hanging="360"/>
-      </w:pPr>
-      <w:rPr>
-        <w:rFonts w:ascii="Wingdings" w:hAnsi="Wingdings" w:hint="default"/>
-      </w:rPr>
-    </w:lvl>
-    <w:lvl w:ilvl="3" w:tplc="0C0A0001" w:tentative="1">
-      <w:start w:val="1"/>
-      <w:numFmt w:val="bullet"/>
-      <w:lvlText w:val=""/>
-      <w:lvlJc w:val="left"/>
-      <w:pPr>
-        <w:ind w:left="3589" w:hanging="360"/>
-      </w:pPr>
-      <w:rPr>
-        <w:rFonts w:ascii="Symbol" w:hAnsi="Symbol" w:hint="default"/>
-      </w:rPr>
-    </w:lvl>
-    <w:lvl w:ilvl="4" w:tplc="0C0A0003" w:tentative="1">
-      <w:start w:val="1"/>
-      <w:numFmt w:val="bullet"/>
-      <w:lvlText w:val="o"/>
-      <w:lvlJc w:val="left"/>
-      <w:pPr>
-        <w:ind w:left="4309" w:hanging="360"/>
-      </w:pPr>
-      <w:rPr>
-        <w:rFonts w:ascii="Courier New" w:hAnsi="Courier New" w:cs="Courier New" w:hint="default"/>
-      </w:rPr>
-    </w:lvl>
-    <w:lvl w:ilvl="5" w:tplc="0C0A0005" w:tentative="1">
-      <w:start w:val="1"/>
-      <w:numFmt w:val="bullet"/>
-      <w:lvlText w:val=""/>
-      <w:lvlJc w:val="left"/>
-      <w:pPr>
-        <w:ind w:left="5029" w:hanging="360"/>
-      </w:pPr>
-      <w:rPr>
-        <w:rFonts w:ascii="Wingdings" w:hAnsi="Wingdings" w:hint="default"/>
-      </w:rPr>
-    </w:lvl>
-    <w:lvl w:ilvl="6" w:tplc="0C0A0001" w:tentative="1">
-      <w:start w:val="1"/>
-      <w:numFmt w:val="bullet"/>
-      <w:lvlText w:val=""/>
-      <w:lvlJc w:val="left"/>
-      <w:pPr>
-        <w:ind w:left="5749" w:hanging="360"/>
-      </w:pPr>
-      <w:rPr>
-        <w:rFonts w:ascii="Symbol" w:hAnsi="Symbol" w:hint="default"/>
-      </w:rPr>
-    </w:lvl>
-    <w:lvl w:ilvl="7" w:tplc="0C0A0003" w:tentative="1">
-      <w:start w:val="1"/>
-      <w:numFmt w:val="bullet"/>
-      <w:lvlText w:val="o"/>
-      <w:lvlJc w:val="left"/>
-      <w:pPr>
-        <w:ind w:left="6469" w:hanging="360"/>
-      </w:pPr>
-      <w:rPr>
-        <w:rFonts w:ascii="Courier New" w:hAnsi="Courier New" w:cs="Courier New" w:hint="default"/>
-      </w:rPr>
-    </w:lvl>
-    <w:lvl w:ilvl="8" w:tplc="0C0A0005" w:tentative="1">
-      <w:start w:val="1"/>
-      <w:numFmt w:val="bullet"/>
-      <w:lvlText w:val=""/>
-      <w:lvlJc w:val="left"/>
-      <w:pPr>
-        <w:ind w:left="7189" w:hanging="360"/>
-      </w:pPr>
-      <w:rPr>
-        <w:rFonts w:ascii="Wingdings" w:hAnsi="Wingdings" w:hint="default"/>
-      </w:rPr>
-    </w:lvl>
-  </w:abstractNum>
-  <w:abstractNum w:abstractNumId="33" w15:restartNumberingAfterBreak="0">
-    <w:nsid w:val="422964B1"/>
-    <w:multiLevelType w:val="hybridMultilevel"/>
-    <w:tmpl w:val="630AD644"/>
+    <w:tmpl w:val="2A765760"/>
     <w:lvl w:ilvl="0" w:tplc="240A0001">
       <w:start w:val="1"/>
       <w:numFmt w:val="bullet"/>
@@ -19506,7 +16639,7 @@
         <w:rFonts w:ascii="Symbol" w:hAnsi="Symbol" w:hint="default"/>
       </w:rPr>
     </w:lvl>
-    <w:lvl w:ilvl="1" w:tplc="240A0003">
+    <w:lvl w:ilvl="1" w:tplc="240A0003" w:tentative="1">
       <w:start w:val="1"/>
       <w:numFmt w:val="bullet"/>
       <w:lvlText w:val="o"/>
@@ -19603,1024 +16736,7 @@
       </w:rPr>
     </w:lvl>
   </w:abstractNum>
-  <w:abstractNum w:abstractNumId="34" w15:restartNumberingAfterBreak="0">
-    <w:nsid w:val="43A30915"/>
-    <w:multiLevelType w:val="hybridMultilevel"/>
-    <w:tmpl w:val="21D6545E"/>
-    <w:lvl w:ilvl="0" w:tplc="0C0A0001">
-      <w:start w:val="1"/>
-      <w:numFmt w:val="bullet"/>
-      <w:lvlText w:val=""/>
-      <w:lvlJc w:val="left"/>
-      <w:pPr>
-        <w:ind w:left="1429" w:hanging="360"/>
-      </w:pPr>
-      <w:rPr>
-        <w:rFonts w:ascii="Symbol" w:hAnsi="Symbol" w:hint="default"/>
-      </w:rPr>
-    </w:lvl>
-    <w:lvl w:ilvl="1" w:tplc="0C0A0003" w:tentative="1">
-      <w:start w:val="1"/>
-      <w:numFmt w:val="bullet"/>
-      <w:lvlText w:val="o"/>
-      <w:lvlJc w:val="left"/>
-      <w:pPr>
-        <w:ind w:left="2149" w:hanging="360"/>
-      </w:pPr>
-      <w:rPr>
-        <w:rFonts w:ascii="Courier New" w:hAnsi="Courier New" w:cs="Courier New" w:hint="default"/>
-      </w:rPr>
-    </w:lvl>
-    <w:lvl w:ilvl="2" w:tplc="0C0A0005" w:tentative="1">
-      <w:start w:val="1"/>
-      <w:numFmt w:val="bullet"/>
-      <w:lvlText w:val=""/>
-      <w:lvlJc w:val="left"/>
-      <w:pPr>
-        <w:ind w:left="2869" w:hanging="360"/>
-      </w:pPr>
-      <w:rPr>
-        <w:rFonts w:ascii="Wingdings" w:hAnsi="Wingdings" w:hint="default"/>
-      </w:rPr>
-    </w:lvl>
-    <w:lvl w:ilvl="3" w:tplc="0C0A0001" w:tentative="1">
-      <w:start w:val="1"/>
-      <w:numFmt w:val="bullet"/>
-      <w:lvlText w:val=""/>
-      <w:lvlJc w:val="left"/>
-      <w:pPr>
-        <w:ind w:left="3589" w:hanging="360"/>
-      </w:pPr>
-      <w:rPr>
-        <w:rFonts w:ascii="Symbol" w:hAnsi="Symbol" w:hint="default"/>
-      </w:rPr>
-    </w:lvl>
-    <w:lvl w:ilvl="4" w:tplc="0C0A0003" w:tentative="1">
-      <w:start w:val="1"/>
-      <w:numFmt w:val="bullet"/>
-      <w:lvlText w:val="o"/>
-      <w:lvlJc w:val="left"/>
-      <w:pPr>
-        <w:ind w:left="4309" w:hanging="360"/>
-      </w:pPr>
-      <w:rPr>
-        <w:rFonts w:ascii="Courier New" w:hAnsi="Courier New" w:cs="Courier New" w:hint="default"/>
-      </w:rPr>
-    </w:lvl>
-    <w:lvl w:ilvl="5" w:tplc="0C0A0005" w:tentative="1">
-      <w:start w:val="1"/>
-      <w:numFmt w:val="bullet"/>
-      <w:lvlText w:val=""/>
-      <w:lvlJc w:val="left"/>
-      <w:pPr>
-        <w:ind w:left="5029" w:hanging="360"/>
-      </w:pPr>
-      <w:rPr>
-        <w:rFonts w:ascii="Wingdings" w:hAnsi="Wingdings" w:hint="default"/>
-      </w:rPr>
-    </w:lvl>
-    <w:lvl w:ilvl="6" w:tplc="0C0A0001" w:tentative="1">
-      <w:start w:val="1"/>
-      <w:numFmt w:val="bullet"/>
-      <w:lvlText w:val=""/>
-      <w:lvlJc w:val="left"/>
-      <w:pPr>
-        <w:ind w:left="5749" w:hanging="360"/>
-      </w:pPr>
-      <w:rPr>
-        <w:rFonts w:ascii="Symbol" w:hAnsi="Symbol" w:hint="default"/>
-      </w:rPr>
-    </w:lvl>
-    <w:lvl w:ilvl="7" w:tplc="0C0A0003" w:tentative="1">
-      <w:start w:val="1"/>
-      <w:numFmt w:val="bullet"/>
-      <w:lvlText w:val="o"/>
-      <w:lvlJc w:val="left"/>
-      <w:pPr>
-        <w:ind w:left="6469" w:hanging="360"/>
-      </w:pPr>
-      <w:rPr>
-        <w:rFonts w:ascii="Courier New" w:hAnsi="Courier New" w:cs="Courier New" w:hint="default"/>
-      </w:rPr>
-    </w:lvl>
-    <w:lvl w:ilvl="8" w:tplc="0C0A0005" w:tentative="1">
-      <w:start w:val="1"/>
-      <w:numFmt w:val="bullet"/>
-      <w:lvlText w:val=""/>
-      <w:lvlJc w:val="left"/>
-      <w:pPr>
-        <w:ind w:left="7189" w:hanging="360"/>
-      </w:pPr>
-      <w:rPr>
-        <w:rFonts w:ascii="Wingdings" w:hAnsi="Wingdings" w:hint="default"/>
-      </w:rPr>
-    </w:lvl>
-  </w:abstractNum>
-  <w:abstractNum w:abstractNumId="35" w15:restartNumberingAfterBreak="0">
-    <w:nsid w:val="46491F2C"/>
-    <w:multiLevelType w:val="hybridMultilevel"/>
-    <w:tmpl w:val="3BAED2B6"/>
-    <w:lvl w:ilvl="0" w:tplc="0C0A0001">
-      <w:start w:val="1"/>
-      <w:numFmt w:val="bullet"/>
-      <w:lvlText w:val=""/>
-      <w:lvlJc w:val="left"/>
-      <w:pPr>
-        <w:ind w:left="1429" w:hanging="360"/>
-      </w:pPr>
-      <w:rPr>
-        <w:rFonts w:ascii="Symbol" w:hAnsi="Symbol" w:hint="default"/>
-      </w:rPr>
-    </w:lvl>
-    <w:lvl w:ilvl="1" w:tplc="0C0A0003" w:tentative="1">
-      <w:start w:val="1"/>
-      <w:numFmt w:val="bullet"/>
-      <w:lvlText w:val="o"/>
-      <w:lvlJc w:val="left"/>
-      <w:pPr>
-        <w:ind w:left="2149" w:hanging="360"/>
-      </w:pPr>
-      <w:rPr>
-        <w:rFonts w:ascii="Courier New" w:hAnsi="Courier New" w:cs="Courier New" w:hint="default"/>
-      </w:rPr>
-    </w:lvl>
-    <w:lvl w:ilvl="2" w:tplc="0C0A0005" w:tentative="1">
-      <w:start w:val="1"/>
-      <w:numFmt w:val="bullet"/>
-      <w:lvlText w:val=""/>
-      <w:lvlJc w:val="left"/>
-      <w:pPr>
-        <w:ind w:left="2869" w:hanging="360"/>
-      </w:pPr>
-      <w:rPr>
-        <w:rFonts w:ascii="Wingdings" w:hAnsi="Wingdings" w:hint="default"/>
-      </w:rPr>
-    </w:lvl>
-    <w:lvl w:ilvl="3" w:tplc="0C0A0001" w:tentative="1">
-      <w:start w:val="1"/>
-      <w:numFmt w:val="bullet"/>
-      <w:lvlText w:val=""/>
-      <w:lvlJc w:val="left"/>
-      <w:pPr>
-        <w:ind w:left="3589" w:hanging="360"/>
-      </w:pPr>
-      <w:rPr>
-        <w:rFonts w:ascii="Symbol" w:hAnsi="Symbol" w:hint="default"/>
-      </w:rPr>
-    </w:lvl>
-    <w:lvl w:ilvl="4" w:tplc="0C0A0003" w:tentative="1">
-      <w:start w:val="1"/>
-      <w:numFmt w:val="bullet"/>
-      <w:lvlText w:val="o"/>
-      <w:lvlJc w:val="left"/>
-      <w:pPr>
-        <w:ind w:left="4309" w:hanging="360"/>
-      </w:pPr>
-      <w:rPr>
-        <w:rFonts w:ascii="Courier New" w:hAnsi="Courier New" w:cs="Courier New" w:hint="default"/>
-      </w:rPr>
-    </w:lvl>
-    <w:lvl w:ilvl="5" w:tplc="0C0A0005" w:tentative="1">
-      <w:start w:val="1"/>
-      <w:numFmt w:val="bullet"/>
-      <w:lvlText w:val=""/>
-      <w:lvlJc w:val="left"/>
-      <w:pPr>
-        <w:ind w:left="5029" w:hanging="360"/>
-      </w:pPr>
-      <w:rPr>
-        <w:rFonts w:ascii="Wingdings" w:hAnsi="Wingdings" w:hint="default"/>
-      </w:rPr>
-    </w:lvl>
-    <w:lvl w:ilvl="6" w:tplc="0C0A0001" w:tentative="1">
-      <w:start w:val="1"/>
-      <w:numFmt w:val="bullet"/>
-      <w:lvlText w:val=""/>
-      <w:lvlJc w:val="left"/>
-      <w:pPr>
-        <w:ind w:left="5749" w:hanging="360"/>
-      </w:pPr>
-      <w:rPr>
-        <w:rFonts w:ascii="Symbol" w:hAnsi="Symbol" w:hint="default"/>
-      </w:rPr>
-    </w:lvl>
-    <w:lvl w:ilvl="7" w:tplc="0C0A0003" w:tentative="1">
-      <w:start w:val="1"/>
-      <w:numFmt w:val="bullet"/>
-      <w:lvlText w:val="o"/>
-      <w:lvlJc w:val="left"/>
-      <w:pPr>
-        <w:ind w:left="6469" w:hanging="360"/>
-      </w:pPr>
-      <w:rPr>
-        <w:rFonts w:ascii="Courier New" w:hAnsi="Courier New" w:cs="Courier New" w:hint="default"/>
-      </w:rPr>
-    </w:lvl>
-    <w:lvl w:ilvl="8" w:tplc="0C0A0005" w:tentative="1">
-      <w:start w:val="1"/>
-      <w:numFmt w:val="bullet"/>
-      <w:lvlText w:val=""/>
-      <w:lvlJc w:val="left"/>
-      <w:pPr>
-        <w:ind w:left="7189" w:hanging="360"/>
-      </w:pPr>
-      <w:rPr>
-        <w:rFonts w:ascii="Wingdings" w:hAnsi="Wingdings" w:hint="default"/>
-      </w:rPr>
-    </w:lvl>
-  </w:abstractNum>
-  <w:abstractNum w:abstractNumId="36" w15:restartNumberingAfterBreak="0">
-    <w:nsid w:val="483A2389"/>
-    <w:multiLevelType w:val="hybridMultilevel"/>
-    <w:tmpl w:val="F0A821C0"/>
-    <w:lvl w:ilvl="0" w:tplc="0C0A0001">
-      <w:start w:val="1"/>
-      <w:numFmt w:val="bullet"/>
-      <w:lvlText w:val=""/>
-      <w:lvlJc w:val="left"/>
-      <w:pPr>
-        <w:ind w:left="1429" w:hanging="360"/>
-      </w:pPr>
-      <w:rPr>
-        <w:rFonts w:ascii="Symbol" w:hAnsi="Symbol" w:hint="default"/>
-      </w:rPr>
-    </w:lvl>
-    <w:lvl w:ilvl="1" w:tplc="0C0A0003" w:tentative="1">
-      <w:start w:val="1"/>
-      <w:numFmt w:val="bullet"/>
-      <w:lvlText w:val="o"/>
-      <w:lvlJc w:val="left"/>
-      <w:pPr>
-        <w:ind w:left="2149" w:hanging="360"/>
-      </w:pPr>
-      <w:rPr>
-        <w:rFonts w:ascii="Courier New" w:hAnsi="Courier New" w:cs="Courier New" w:hint="default"/>
-      </w:rPr>
-    </w:lvl>
-    <w:lvl w:ilvl="2" w:tplc="0C0A0005" w:tentative="1">
-      <w:start w:val="1"/>
-      <w:numFmt w:val="bullet"/>
-      <w:lvlText w:val=""/>
-      <w:lvlJc w:val="left"/>
-      <w:pPr>
-        <w:ind w:left="2869" w:hanging="360"/>
-      </w:pPr>
-      <w:rPr>
-        <w:rFonts w:ascii="Wingdings" w:hAnsi="Wingdings" w:hint="default"/>
-      </w:rPr>
-    </w:lvl>
-    <w:lvl w:ilvl="3" w:tplc="0C0A0001" w:tentative="1">
-      <w:start w:val="1"/>
-      <w:numFmt w:val="bullet"/>
-      <w:lvlText w:val=""/>
-      <w:lvlJc w:val="left"/>
-      <w:pPr>
-        <w:ind w:left="3589" w:hanging="360"/>
-      </w:pPr>
-      <w:rPr>
-        <w:rFonts w:ascii="Symbol" w:hAnsi="Symbol" w:hint="default"/>
-      </w:rPr>
-    </w:lvl>
-    <w:lvl w:ilvl="4" w:tplc="0C0A0003" w:tentative="1">
-      <w:start w:val="1"/>
-      <w:numFmt w:val="bullet"/>
-      <w:lvlText w:val="o"/>
-      <w:lvlJc w:val="left"/>
-      <w:pPr>
-        <w:ind w:left="4309" w:hanging="360"/>
-      </w:pPr>
-      <w:rPr>
-        <w:rFonts w:ascii="Courier New" w:hAnsi="Courier New" w:cs="Courier New" w:hint="default"/>
-      </w:rPr>
-    </w:lvl>
-    <w:lvl w:ilvl="5" w:tplc="0C0A0005" w:tentative="1">
-      <w:start w:val="1"/>
-      <w:numFmt w:val="bullet"/>
-      <w:lvlText w:val=""/>
-      <w:lvlJc w:val="left"/>
-      <w:pPr>
-        <w:ind w:left="5029" w:hanging="360"/>
-      </w:pPr>
-      <w:rPr>
-        <w:rFonts w:ascii="Wingdings" w:hAnsi="Wingdings" w:hint="default"/>
-      </w:rPr>
-    </w:lvl>
-    <w:lvl w:ilvl="6" w:tplc="0C0A0001" w:tentative="1">
-      <w:start w:val="1"/>
-      <w:numFmt w:val="bullet"/>
-      <w:lvlText w:val=""/>
-      <w:lvlJc w:val="left"/>
-      <w:pPr>
-        <w:ind w:left="5749" w:hanging="360"/>
-      </w:pPr>
-      <w:rPr>
-        <w:rFonts w:ascii="Symbol" w:hAnsi="Symbol" w:hint="default"/>
-      </w:rPr>
-    </w:lvl>
-    <w:lvl w:ilvl="7" w:tplc="0C0A0003" w:tentative="1">
-      <w:start w:val="1"/>
-      <w:numFmt w:val="bullet"/>
-      <w:lvlText w:val="o"/>
-      <w:lvlJc w:val="left"/>
-      <w:pPr>
-        <w:ind w:left="6469" w:hanging="360"/>
-      </w:pPr>
-      <w:rPr>
-        <w:rFonts w:ascii="Courier New" w:hAnsi="Courier New" w:cs="Courier New" w:hint="default"/>
-      </w:rPr>
-    </w:lvl>
-    <w:lvl w:ilvl="8" w:tplc="0C0A0005" w:tentative="1">
-      <w:start w:val="1"/>
-      <w:numFmt w:val="bullet"/>
-      <w:lvlText w:val=""/>
-      <w:lvlJc w:val="left"/>
-      <w:pPr>
-        <w:ind w:left="7189" w:hanging="360"/>
-      </w:pPr>
-      <w:rPr>
-        <w:rFonts w:ascii="Wingdings" w:hAnsi="Wingdings" w:hint="default"/>
-      </w:rPr>
-    </w:lvl>
-  </w:abstractNum>
-  <w:abstractNum w:abstractNumId="37" w15:restartNumberingAfterBreak="0">
-    <w:nsid w:val="488422E7"/>
-    <w:multiLevelType w:val="hybridMultilevel"/>
-    <w:tmpl w:val="69F2F0FC"/>
-    <w:lvl w:ilvl="0" w:tplc="0C0A0001">
-      <w:start w:val="1"/>
-      <w:numFmt w:val="bullet"/>
-      <w:lvlText w:val=""/>
-      <w:lvlJc w:val="left"/>
-      <w:pPr>
-        <w:ind w:left="1429" w:hanging="360"/>
-      </w:pPr>
-      <w:rPr>
-        <w:rFonts w:ascii="Symbol" w:hAnsi="Symbol" w:hint="default"/>
-      </w:rPr>
-    </w:lvl>
-    <w:lvl w:ilvl="1" w:tplc="0C0A0003" w:tentative="1">
-      <w:start w:val="1"/>
-      <w:numFmt w:val="bullet"/>
-      <w:lvlText w:val="o"/>
-      <w:lvlJc w:val="left"/>
-      <w:pPr>
-        <w:ind w:left="2149" w:hanging="360"/>
-      </w:pPr>
-      <w:rPr>
-        <w:rFonts w:ascii="Courier New" w:hAnsi="Courier New" w:cs="Courier New" w:hint="default"/>
-      </w:rPr>
-    </w:lvl>
-    <w:lvl w:ilvl="2" w:tplc="0C0A0005" w:tentative="1">
-      <w:start w:val="1"/>
-      <w:numFmt w:val="bullet"/>
-      <w:lvlText w:val=""/>
-      <w:lvlJc w:val="left"/>
-      <w:pPr>
-        <w:ind w:left="2869" w:hanging="360"/>
-      </w:pPr>
-      <w:rPr>
-        <w:rFonts w:ascii="Wingdings" w:hAnsi="Wingdings" w:hint="default"/>
-      </w:rPr>
-    </w:lvl>
-    <w:lvl w:ilvl="3" w:tplc="0C0A0001" w:tentative="1">
-      <w:start w:val="1"/>
-      <w:numFmt w:val="bullet"/>
-      <w:lvlText w:val=""/>
-      <w:lvlJc w:val="left"/>
-      <w:pPr>
-        <w:ind w:left="3589" w:hanging="360"/>
-      </w:pPr>
-      <w:rPr>
-        <w:rFonts w:ascii="Symbol" w:hAnsi="Symbol" w:hint="default"/>
-      </w:rPr>
-    </w:lvl>
-    <w:lvl w:ilvl="4" w:tplc="0C0A0003" w:tentative="1">
-      <w:start w:val="1"/>
-      <w:numFmt w:val="bullet"/>
-      <w:lvlText w:val="o"/>
-      <w:lvlJc w:val="left"/>
-      <w:pPr>
-        <w:ind w:left="4309" w:hanging="360"/>
-      </w:pPr>
-      <w:rPr>
-        <w:rFonts w:ascii="Courier New" w:hAnsi="Courier New" w:cs="Courier New" w:hint="default"/>
-      </w:rPr>
-    </w:lvl>
-    <w:lvl w:ilvl="5" w:tplc="0C0A0005" w:tentative="1">
-      <w:start w:val="1"/>
-      <w:numFmt w:val="bullet"/>
-      <w:lvlText w:val=""/>
-      <w:lvlJc w:val="left"/>
-      <w:pPr>
-        <w:ind w:left="5029" w:hanging="360"/>
-      </w:pPr>
-      <w:rPr>
-        <w:rFonts w:ascii="Wingdings" w:hAnsi="Wingdings" w:hint="default"/>
-      </w:rPr>
-    </w:lvl>
-    <w:lvl w:ilvl="6" w:tplc="0C0A0001" w:tentative="1">
-      <w:start w:val="1"/>
-      <w:numFmt w:val="bullet"/>
-      <w:lvlText w:val=""/>
-      <w:lvlJc w:val="left"/>
-      <w:pPr>
-        <w:ind w:left="5749" w:hanging="360"/>
-      </w:pPr>
-      <w:rPr>
-        <w:rFonts w:ascii="Symbol" w:hAnsi="Symbol" w:hint="default"/>
-      </w:rPr>
-    </w:lvl>
-    <w:lvl w:ilvl="7" w:tplc="0C0A0003" w:tentative="1">
-      <w:start w:val="1"/>
-      <w:numFmt w:val="bullet"/>
-      <w:lvlText w:val="o"/>
-      <w:lvlJc w:val="left"/>
-      <w:pPr>
-        <w:ind w:left="6469" w:hanging="360"/>
-      </w:pPr>
-      <w:rPr>
-        <w:rFonts w:ascii="Courier New" w:hAnsi="Courier New" w:cs="Courier New" w:hint="default"/>
-      </w:rPr>
-    </w:lvl>
-    <w:lvl w:ilvl="8" w:tplc="0C0A0005" w:tentative="1">
-      <w:start w:val="1"/>
-      <w:numFmt w:val="bullet"/>
-      <w:lvlText w:val=""/>
-      <w:lvlJc w:val="left"/>
-      <w:pPr>
-        <w:ind w:left="7189" w:hanging="360"/>
-      </w:pPr>
-      <w:rPr>
-        <w:rFonts w:ascii="Wingdings" w:hAnsi="Wingdings" w:hint="default"/>
-      </w:rPr>
-    </w:lvl>
-  </w:abstractNum>
-  <w:abstractNum w:abstractNumId="38" w15:restartNumberingAfterBreak="0">
-    <w:nsid w:val="48B34FBA"/>
-    <w:multiLevelType w:val="hybridMultilevel"/>
-    <w:tmpl w:val="A8D0E6A0"/>
-    <w:lvl w:ilvl="0" w:tplc="0C0A0001">
-      <w:start w:val="1"/>
-      <w:numFmt w:val="bullet"/>
-      <w:lvlText w:val=""/>
-      <w:lvlJc w:val="left"/>
-      <w:pPr>
-        <w:ind w:left="1429" w:hanging="360"/>
-      </w:pPr>
-      <w:rPr>
-        <w:rFonts w:ascii="Symbol" w:hAnsi="Symbol" w:hint="default"/>
-      </w:rPr>
-    </w:lvl>
-    <w:lvl w:ilvl="1" w:tplc="0C0A0003" w:tentative="1">
-      <w:start w:val="1"/>
-      <w:numFmt w:val="bullet"/>
-      <w:lvlText w:val="o"/>
-      <w:lvlJc w:val="left"/>
-      <w:pPr>
-        <w:ind w:left="2149" w:hanging="360"/>
-      </w:pPr>
-      <w:rPr>
-        <w:rFonts w:ascii="Courier New" w:hAnsi="Courier New" w:cs="Courier New" w:hint="default"/>
-      </w:rPr>
-    </w:lvl>
-    <w:lvl w:ilvl="2" w:tplc="0C0A0005" w:tentative="1">
-      <w:start w:val="1"/>
-      <w:numFmt w:val="bullet"/>
-      <w:lvlText w:val=""/>
-      <w:lvlJc w:val="left"/>
-      <w:pPr>
-        <w:ind w:left="2869" w:hanging="360"/>
-      </w:pPr>
-      <w:rPr>
-        <w:rFonts w:ascii="Wingdings" w:hAnsi="Wingdings" w:hint="default"/>
-      </w:rPr>
-    </w:lvl>
-    <w:lvl w:ilvl="3" w:tplc="0C0A0001" w:tentative="1">
-      <w:start w:val="1"/>
-      <w:numFmt w:val="bullet"/>
-      <w:lvlText w:val=""/>
-      <w:lvlJc w:val="left"/>
-      <w:pPr>
-        <w:ind w:left="3589" w:hanging="360"/>
-      </w:pPr>
-      <w:rPr>
-        <w:rFonts w:ascii="Symbol" w:hAnsi="Symbol" w:hint="default"/>
-      </w:rPr>
-    </w:lvl>
-    <w:lvl w:ilvl="4" w:tplc="0C0A0003" w:tentative="1">
-      <w:start w:val="1"/>
-      <w:numFmt w:val="bullet"/>
-      <w:lvlText w:val="o"/>
-      <w:lvlJc w:val="left"/>
-      <w:pPr>
-        <w:ind w:left="4309" w:hanging="360"/>
-      </w:pPr>
-      <w:rPr>
-        <w:rFonts w:ascii="Courier New" w:hAnsi="Courier New" w:cs="Courier New" w:hint="default"/>
-      </w:rPr>
-    </w:lvl>
-    <w:lvl w:ilvl="5" w:tplc="0C0A0005" w:tentative="1">
-      <w:start w:val="1"/>
-      <w:numFmt w:val="bullet"/>
-      <w:lvlText w:val=""/>
-      <w:lvlJc w:val="left"/>
-      <w:pPr>
-        <w:ind w:left="5029" w:hanging="360"/>
-      </w:pPr>
-      <w:rPr>
-        <w:rFonts w:ascii="Wingdings" w:hAnsi="Wingdings" w:hint="default"/>
-      </w:rPr>
-    </w:lvl>
-    <w:lvl w:ilvl="6" w:tplc="0C0A0001" w:tentative="1">
-      <w:start w:val="1"/>
-      <w:numFmt w:val="bullet"/>
-      <w:lvlText w:val=""/>
-      <w:lvlJc w:val="left"/>
-      <w:pPr>
-        <w:ind w:left="5749" w:hanging="360"/>
-      </w:pPr>
-      <w:rPr>
-        <w:rFonts w:ascii="Symbol" w:hAnsi="Symbol" w:hint="default"/>
-      </w:rPr>
-    </w:lvl>
-    <w:lvl w:ilvl="7" w:tplc="0C0A0003" w:tentative="1">
-      <w:start w:val="1"/>
-      <w:numFmt w:val="bullet"/>
-      <w:lvlText w:val="o"/>
-      <w:lvlJc w:val="left"/>
-      <w:pPr>
-        <w:ind w:left="6469" w:hanging="360"/>
-      </w:pPr>
-      <w:rPr>
-        <w:rFonts w:ascii="Courier New" w:hAnsi="Courier New" w:cs="Courier New" w:hint="default"/>
-      </w:rPr>
-    </w:lvl>
-    <w:lvl w:ilvl="8" w:tplc="0C0A0005" w:tentative="1">
-      <w:start w:val="1"/>
-      <w:numFmt w:val="bullet"/>
-      <w:lvlText w:val=""/>
-      <w:lvlJc w:val="left"/>
-      <w:pPr>
-        <w:ind w:left="7189" w:hanging="360"/>
-      </w:pPr>
-      <w:rPr>
-        <w:rFonts w:ascii="Wingdings" w:hAnsi="Wingdings" w:hint="default"/>
-      </w:rPr>
-    </w:lvl>
-  </w:abstractNum>
-  <w:abstractNum w:abstractNumId="39" w15:restartNumberingAfterBreak="0">
-    <w:nsid w:val="4CCF545C"/>
-    <w:multiLevelType w:val="hybridMultilevel"/>
-    <w:tmpl w:val="2A765760"/>
-    <w:lvl w:ilvl="0" w:tplc="240A0001">
-      <w:start w:val="1"/>
-      <w:numFmt w:val="bullet"/>
-      <w:lvlText w:val=""/>
-      <w:lvlJc w:val="left"/>
-      <w:pPr>
-        <w:ind w:left="1429" w:hanging="360"/>
-      </w:pPr>
-      <w:rPr>
-        <w:rFonts w:ascii="Symbol" w:hAnsi="Symbol" w:hint="default"/>
-      </w:rPr>
-    </w:lvl>
-    <w:lvl w:ilvl="1" w:tplc="240A0003" w:tentative="1">
-      <w:start w:val="1"/>
-      <w:numFmt w:val="bullet"/>
-      <w:lvlText w:val="o"/>
-      <w:lvlJc w:val="left"/>
-      <w:pPr>
-        <w:ind w:left="2149" w:hanging="360"/>
-      </w:pPr>
-      <w:rPr>
-        <w:rFonts w:ascii="Courier New" w:hAnsi="Courier New" w:cs="Courier New" w:hint="default"/>
-      </w:rPr>
-    </w:lvl>
-    <w:lvl w:ilvl="2" w:tplc="240A0005" w:tentative="1">
-      <w:start w:val="1"/>
-      <w:numFmt w:val="bullet"/>
-      <w:lvlText w:val=""/>
-      <w:lvlJc w:val="left"/>
-      <w:pPr>
-        <w:ind w:left="2869" w:hanging="360"/>
-      </w:pPr>
-      <w:rPr>
-        <w:rFonts w:ascii="Wingdings" w:hAnsi="Wingdings" w:hint="default"/>
-      </w:rPr>
-    </w:lvl>
-    <w:lvl w:ilvl="3" w:tplc="240A0001" w:tentative="1">
-      <w:start w:val="1"/>
-      <w:numFmt w:val="bullet"/>
-      <w:lvlText w:val=""/>
-      <w:lvlJc w:val="left"/>
-      <w:pPr>
-        <w:ind w:left="3589" w:hanging="360"/>
-      </w:pPr>
-      <w:rPr>
-        <w:rFonts w:ascii="Symbol" w:hAnsi="Symbol" w:hint="default"/>
-      </w:rPr>
-    </w:lvl>
-    <w:lvl w:ilvl="4" w:tplc="240A0003" w:tentative="1">
-      <w:start w:val="1"/>
-      <w:numFmt w:val="bullet"/>
-      <w:lvlText w:val="o"/>
-      <w:lvlJc w:val="left"/>
-      <w:pPr>
-        <w:ind w:left="4309" w:hanging="360"/>
-      </w:pPr>
-      <w:rPr>
-        <w:rFonts w:ascii="Courier New" w:hAnsi="Courier New" w:cs="Courier New" w:hint="default"/>
-      </w:rPr>
-    </w:lvl>
-    <w:lvl w:ilvl="5" w:tplc="240A0005" w:tentative="1">
-      <w:start w:val="1"/>
-      <w:numFmt w:val="bullet"/>
-      <w:lvlText w:val=""/>
-      <w:lvlJc w:val="left"/>
-      <w:pPr>
-        <w:ind w:left="5029" w:hanging="360"/>
-      </w:pPr>
-      <w:rPr>
-        <w:rFonts w:ascii="Wingdings" w:hAnsi="Wingdings" w:hint="default"/>
-      </w:rPr>
-    </w:lvl>
-    <w:lvl w:ilvl="6" w:tplc="240A0001" w:tentative="1">
-      <w:start w:val="1"/>
-      <w:numFmt w:val="bullet"/>
-      <w:lvlText w:val=""/>
-      <w:lvlJc w:val="left"/>
-      <w:pPr>
-        <w:ind w:left="5749" w:hanging="360"/>
-      </w:pPr>
-      <w:rPr>
-        <w:rFonts w:ascii="Symbol" w:hAnsi="Symbol" w:hint="default"/>
-      </w:rPr>
-    </w:lvl>
-    <w:lvl w:ilvl="7" w:tplc="240A0003" w:tentative="1">
-      <w:start w:val="1"/>
-      <w:numFmt w:val="bullet"/>
-      <w:lvlText w:val="o"/>
-      <w:lvlJc w:val="left"/>
-      <w:pPr>
-        <w:ind w:left="6469" w:hanging="360"/>
-      </w:pPr>
-      <w:rPr>
-        <w:rFonts w:ascii="Courier New" w:hAnsi="Courier New" w:cs="Courier New" w:hint="default"/>
-      </w:rPr>
-    </w:lvl>
-    <w:lvl w:ilvl="8" w:tplc="240A0005" w:tentative="1">
-      <w:start w:val="1"/>
-      <w:numFmt w:val="bullet"/>
-      <w:lvlText w:val=""/>
-      <w:lvlJc w:val="left"/>
-      <w:pPr>
-        <w:ind w:left="7189" w:hanging="360"/>
-      </w:pPr>
-      <w:rPr>
-        <w:rFonts w:ascii="Wingdings" w:hAnsi="Wingdings" w:hint="default"/>
-      </w:rPr>
-    </w:lvl>
-  </w:abstractNum>
-  <w:abstractNum w:abstractNumId="40" w15:restartNumberingAfterBreak="0">
-    <w:nsid w:val="4CD0052B"/>
-    <w:multiLevelType w:val="hybridMultilevel"/>
-    <w:tmpl w:val="E036F124"/>
-    <w:lvl w:ilvl="0" w:tplc="0C0A0001">
-      <w:start w:val="1"/>
-      <w:numFmt w:val="bullet"/>
-      <w:lvlText w:val=""/>
-      <w:lvlJc w:val="left"/>
-      <w:pPr>
-        <w:ind w:left="1429" w:hanging="360"/>
-      </w:pPr>
-      <w:rPr>
-        <w:rFonts w:ascii="Symbol" w:hAnsi="Symbol" w:hint="default"/>
-      </w:rPr>
-    </w:lvl>
-    <w:lvl w:ilvl="1" w:tplc="0C0A0003" w:tentative="1">
-      <w:start w:val="1"/>
-      <w:numFmt w:val="bullet"/>
-      <w:lvlText w:val="o"/>
-      <w:lvlJc w:val="left"/>
-      <w:pPr>
-        <w:ind w:left="2149" w:hanging="360"/>
-      </w:pPr>
-      <w:rPr>
-        <w:rFonts w:ascii="Courier New" w:hAnsi="Courier New" w:cs="Courier New" w:hint="default"/>
-      </w:rPr>
-    </w:lvl>
-    <w:lvl w:ilvl="2" w:tplc="0C0A0005" w:tentative="1">
-      <w:start w:val="1"/>
-      <w:numFmt w:val="bullet"/>
-      <w:lvlText w:val=""/>
-      <w:lvlJc w:val="left"/>
-      <w:pPr>
-        <w:ind w:left="2869" w:hanging="360"/>
-      </w:pPr>
-      <w:rPr>
-        <w:rFonts w:ascii="Wingdings" w:hAnsi="Wingdings" w:hint="default"/>
-      </w:rPr>
-    </w:lvl>
-    <w:lvl w:ilvl="3" w:tplc="0C0A0001" w:tentative="1">
-      <w:start w:val="1"/>
-      <w:numFmt w:val="bullet"/>
-      <w:lvlText w:val=""/>
-      <w:lvlJc w:val="left"/>
-      <w:pPr>
-        <w:ind w:left="3589" w:hanging="360"/>
-      </w:pPr>
-      <w:rPr>
-        <w:rFonts w:ascii="Symbol" w:hAnsi="Symbol" w:hint="default"/>
-      </w:rPr>
-    </w:lvl>
-    <w:lvl w:ilvl="4" w:tplc="0C0A0003" w:tentative="1">
-      <w:start w:val="1"/>
-      <w:numFmt w:val="bullet"/>
-      <w:lvlText w:val="o"/>
-      <w:lvlJc w:val="left"/>
-      <w:pPr>
-        <w:ind w:left="4309" w:hanging="360"/>
-      </w:pPr>
-      <w:rPr>
-        <w:rFonts w:ascii="Courier New" w:hAnsi="Courier New" w:cs="Courier New" w:hint="default"/>
-      </w:rPr>
-    </w:lvl>
-    <w:lvl w:ilvl="5" w:tplc="0C0A0005" w:tentative="1">
-      <w:start w:val="1"/>
-      <w:numFmt w:val="bullet"/>
-      <w:lvlText w:val=""/>
-      <w:lvlJc w:val="left"/>
-      <w:pPr>
-        <w:ind w:left="5029" w:hanging="360"/>
-      </w:pPr>
-      <w:rPr>
-        <w:rFonts w:ascii="Wingdings" w:hAnsi="Wingdings" w:hint="default"/>
-      </w:rPr>
-    </w:lvl>
-    <w:lvl w:ilvl="6" w:tplc="0C0A0001" w:tentative="1">
-      <w:start w:val="1"/>
-      <w:numFmt w:val="bullet"/>
-      <w:lvlText w:val=""/>
-      <w:lvlJc w:val="left"/>
-      <w:pPr>
-        <w:ind w:left="5749" w:hanging="360"/>
-      </w:pPr>
-      <w:rPr>
-        <w:rFonts w:ascii="Symbol" w:hAnsi="Symbol" w:hint="default"/>
-      </w:rPr>
-    </w:lvl>
-    <w:lvl w:ilvl="7" w:tplc="0C0A0003" w:tentative="1">
-      <w:start w:val="1"/>
-      <w:numFmt w:val="bullet"/>
-      <w:lvlText w:val="o"/>
-      <w:lvlJc w:val="left"/>
-      <w:pPr>
-        <w:ind w:left="6469" w:hanging="360"/>
-      </w:pPr>
-      <w:rPr>
-        <w:rFonts w:ascii="Courier New" w:hAnsi="Courier New" w:cs="Courier New" w:hint="default"/>
-      </w:rPr>
-    </w:lvl>
-    <w:lvl w:ilvl="8" w:tplc="0C0A0005" w:tentative="1">
-      <w:start w:val="1"/>
-      <w:numFmt w:val="bullet"/>
-      <w:lvlText w:val=""/>
-      <w:lvlJc w:val="left"/>
-      <w:pPr>
-        <w:ind w:left="7189" w:hanging="360"/>
-      </w:pPr>
-      <w:rPr>
-        <w:rFonts w:ascii="Wingdings" w:hAnsi="Wingdings" w:hint="default"/>
-      </w:rPr>
-    </w:lvl>
-  </w:abstractNum>
-  <w:abstractNum w:abstractNumId="41" w15:restartNumberingAfterBreak="0">
-    <w:nsid w:val="4E1C4156"/>
-    <w:multiLevelType w:val="hybridMultilevel"/>
-    <w:tmpl w:val="A16C132C"/>
-    <w:lvl w:ilvl="0" w:tplc="0C0A0001">
-      <w:start w:val="1"/>
-      <w:numFmt w:val="bullet"/>
-      <w:lvlText w:val=""/>
-      <w:lvlJc w:val="left"/>
-      <w:pPr>
-        <w:ind w:left="1429" w:hanging="360"/>
-      </w:pPr>
-      <w:rPr>
-        <w:rFonts w:ascii="Symbol" w:hAnsi="Symbol" w:hint="default"/>
-      </w:rPr>
-    </w:lvl>
-    <w:lvl w:ilvl="1" w:tplc="0C0A0003" w:tentative="1">
-      <w:start w:val="1"/>
-      <w:numFmt w:val="bullet"/>
-      <w:lvlText w:val="o"/>
-      <w:lvlJc w:val="left"/>
-      <w:pPr>
-        <w:ind w:left="2149" w:hanging="360"/>
-      </w:pPr>
-      <w:rPr>
-        <w:rFonts w:ascii="Courier New" w:hAnsi="Courier New" w:cs="Courier New" w:hint="default"/>
-      </w:rPr>
-    </w:lvl>
-    <w:lvl w:ilvl="2" w:tplc="0C0A0005" w:tentative="1">
-      <w:start w:val="1"/>
-      <w:numFmt w:val="bullet"/>
-      <w:lvlText w:val=""/>
-      <w:lvlJc w:val="left"/>
-      <w:pPr>
-        <w:ind w:left="2869" w:hanging="360"/>
-      </w:pPr>
-      <w:rPr>
-        <w:rFonts w:ascii="Wingdings" w:hAnsi="Wingdings" w:hint="default"/>
-      </w:rPr>
-    </w:lvl>
-    <w:lvl w:ilvl="3" w:tplc="0C0A0001" w:tentative="1">
-      <w:start w:val="1"/>
-      <w:numFmt w:val="bullet"/>
-      <w:lvlText w:val=""/>
-      <w:lvlJc w:val="left"/>
-      <w:pPr>
-        <w:ind w:left="3589" w:hanging="360"/>
-      </w:pPr>
-      <w:rPr>
-        <w:rFonts w:ascii="Symbol" w:hAnsi="Symbol" w:hint="default"/>
-      </w:rPr>
-    </w:lvl>
-    <w:lvl w:ilvl="4" w:tplc="0C0A0003" w:tentative="1">
-      <w:start w:val="1"/>
-      <w:numFmt w:val="bullet"/>
-      <w:lvlText w:val="o"/>
-      <w:lvlJc w:val="left"/>
-      <w:pPr>
-        <w:ind w:left="4309" w:hanging="360"/>
-      </w:pPr>
-      <w:rPr>
-        <w:rFonts w:ascii="Courier New" w:hAnsi="Courier New" w:cs="Courier New" w:hint="default"/>
-      </w:rPr>
-    </w:lvl>
-    <w:lvl w:ilvl="5" w:tplc="0C0A0005" w:tentative="1">
-      <w:start w:val="1"/>
-      <w:numFmt w:val="bullet"/>
-      <w:lvlText w:val=""/>
-      <w:lvlJc w:val="left"/>
-      <w:pPr>
-        <w:ind w:left="5029" w:hanging="360"/>
-      </w:pPr>
-      <w:rPr>
-        <w:rFonts w:ascii="Wingdings" w:hAnsi="Wingdings" w:hint="default"/>
-      </w:rPr>
-    </w:lvl>
-    <w:lvl w:ilvl="6" w:tplc="0C0A0001" w:tentative="1">
-      <w:start w:val="1"/>
-      <w:numFmt w:val="bullet"/>
-      <w:lvlText w:val=""/>
-      <w:lvlJc w:val="left"/>
-      <w:pPr>
-        <w:ind w:left="5749" w:hanging="360"/>
-      </w:pPr>
-      <w:rPr>
-        <w:rFonts w:ascii="Symbol" w:hAnsi="Symbol" w:hint="default"/>
-      </w:rPr>
-    </w:lvl>
-    <w:lvl w:ilvl="7" w:tplc="0C0A0003" w:tentative="1">
-      <w:start w:val="1"/>
-      <w:numFmt w:val="bullet"/>
-      <w:lvlText w:val="o"/>
-      <w:lvlJc w:val="left"/>
-      <w:pPr>
-        <w:ind w:left="6469" w:hanging="360"/>
-      </w:pPr>
-      <w:rPr>
-        <w:rFonts w:ascii="Courier New" w:hAnsi="Courier New" w:cs="Courier New" w:hint="default"/>
-      </w:rPr>
-    </w:lvl>
-    <w:lvl w:ilvl="8" w:tplc="0C0A0005" w:tentative="1">
-      <w:start w:val="1"/>
-      <w:numFmt w:val="bullet"/>
-      <w:lvlText w:val=""/>
-      <w:lvlJc w:val="left"/>
-      <w:pPr>
-        <w:ind w:left="7189" w:hanging="360"/>
-      </w:pPr>
-      <w:rPr>
-        <w:rFonts w:ascii="Wingdings" w:hAnsi="Wingdings" w:hint="default"/>
-      </w:rPr>
-    </w:lvl>
-  </w:abstractNum>
-  <w:abstractNum w:abstractNumId="42" w15:restartNumberingAfterBreak="0">
-    <w:nsid w:val="4E8D34A1"/>
-    <w:multiLevelType w:val="hybridMultilevel"/>
-    <w:tmpl w:val="66F2D1D2"/>
-    <w:lvl w:ilvl="0" w:tplc="0C0A0001">
-      <w:start w:val="1"/>
-      <w:numFmt w:val="bullet"/>
-      <w:lvlText w:val=""/>
-      <w:lvlJc w:val="left"/>
-      <w:pPr>
-        <w:ind w:left="1429" w:hanging="360"/>
-      </w:pPr>
-      <w:rPr>
-        <w:rFonts w:ascii="Symbol" w:hAnsi="Symbol" w:hint="default"/>
-      </w:rPr>
-    </w:lvl>
-    <w:lvl w:ilvl="1" w:tplc="0C0A0003" w:tentative="1">
-      <w:start w:val="1"/>
-      <w:numFmt w:val="bullet"/>
-      <w:lvlText w:val="o"/>
-      <w:lvlJc w:val="left"/>
-      <w:pPr>
-        <w:ind w:left="2149" w:hanging="360"/>
-      </w:pPr>
-      <w:rPr>
-        <w:rFonts w:ascii="Courier New" w:hAnsi="Courier New" w:cs="Courier New" w:hint="default"/>
-      </w:rPr>
-    </w:lvl>
-    <w:lvl w:ilvl="2" w:tplc="0C0A0005" w:tentative="1">
-      <w:start w:val="1"/>
-      <w:numFmt w:val="bullet"/>
-      <w:lvlText w:val=""/>
-      <w:lvlJc w:val="left"/>
-      <w:pPr>
-        <w:ind w:left="2869" w:hanging="360"/>
-      </w:pPr>
-      <w:rPr>
-        <w:rFonts w:ascii="Wingdings" w:hAnsi="Wingdings" w:hint="default"/>
-      </w:rPr>
-    </w:lvl>
-    <w:lvl w:ilvl="3" w:tplc="0C0A0001" w:tentative="1">
-      <w:start w:val="1"/>
-      <w:numFmt w:val="bullet"/>
-      <w:lvlText w:val=""/>
-      <w:lvlJc w:val="left"/>
-      <w:pPr>
-        <w:ind w:left="3589" w:hanging="360"/>
-      </w:pPr>
-      <w:rPr>
-        <w:rFonts w:ascii="Symbol" w:hAnsi="Symbol" w:hint="default"/>
-      </w:rPr>
-    </w:lvl>
-    <w:lvl w:ilvl="4" w:tplc="0C0A0003" w:tentative="1">
-      <w:start w:val="1"/>
-      <w:numFmt w:val="bullet"/>
-      <w:lvlText w:val="o"/>
-      <w:lvlJc w:val="left"/>
-      <w:pPr>
-        <w:ind w:left="4309" w:hanging="360"/>
-      </w:pPr>
-      <w:rPr>
-        <w:rFonts w:ascii="Courier New" w:hAnsi="Courier New" w:cs="Courier New" w:hint="default"/>
-      </w:rPr>
-    </w:lvl>
-    <w:lvl w:ilvl="5" w:tplc="0C0A0005" w:tentative="1">
-      <w:start w:val="1"/>
-      <w:numFmt w:val="bullet"/>
-      <w:lvlText w:val=""/>
-      <w:lvlJc w:val="left"/>
-      <w:pPr>
-        <w:ind w:left="5029" w:hanging="360"/>
-      </w:pPr>
-      <w:rPr>
-        <w:rFonts w:ascii="Wingdings" w:hAnsi="Wingdings" w:hint="default"/>
-      </w:rPr>
-    </w:lvl>
-    <w:lvl w:ilvl="6" w:tplc="0C0A0001" w:tentative="1">
-      <w:start w:val="1"/>
-      <w:numFmt w:val="bullet"/>
-      <w:lvlText w:val=""/>
-      <w:lvlJc w:val="left"/>
-      <w:pPr>
-        <w:ind w:left="5749" w:hanging="360"/>
-      </w:pPr>
-      <w:rPr>
-        <w:rFonts w:ascii="Symbol" w:hAnsi="Symbol" w:hint="default"/>
-      </w:rPr>
-    </w:lvl>
-    <w:lvl w:ilvl="7" w:tplc="0C0A0003" w:tentative="1">
-      <w:start w:val="1"/>
-      <w:numFmt w:val="bullet"/>
-      <w:lvlText w:val="o"/>
-      <w:lvlJc w:val="left"/>
-      <w:pPr>
-        <w:ind w:left="6469" w:hanging="360"/>
-      </w:pPr>
-      <w:rPr>
-        <w:rFonts w:ascii="Courier New" w:hAnsi="Courier New" w:cs="Courier New" w:hint="default"/>
-      </w:rPr>
-    </w:lvl>
-    <w:lvl w:ilvl="8" w:tplc="0C0A0005" w:tentative="1">
-      <w:start w:val="1"/>
-      <w:numFmt w:val="bullet"/>
-      <w:lvlText w:val=""/>
-      <w:lvlJc w:val="left"/>
-      <w:pPr>
-        <w:ind w:left="7189" w:hanging="360"/>
-      </w:pPr>
-      <w:rPr>
-        <w:rFonts w:ascii="Wingdings" w:hAnsi="Wingdings" w:hint="default"/>
-      </w:rPr>
-    </w:lvl>
-  </w:abstractNum>
-  <w:abstractNum w:abstractNumId="43" w15:restartNumberingAfterBreak="0">
+  <w:abstractNum w:abstractNumId="8" w15:restartNumberingAfterBreak="0">
     <w:nsid w:val="4EBE1EF6"/>
     <w:multiLevelType w:val="hybridMultilevel"/>
     <w:tmpl w:val="AF3C2E24"/>
@@ -20711,442 +16827,17 @@
       </w:pPr>
     </w:lvl>
   </w:abstractNum>
-  <w:abstractNum w:abstractNumId="44" w15:restartNumberingAfterBreak="0">
-    <w:nsid w:val="4F5C474A"/>
+  <w:abstractNum w:abstractNumId="9" w15:restartNumberingAfterBreak="0">
+    <w:nsid w:val="57830ABF"/>
     <w:multiLevelType w:val="hybridMultilevel"/>
-    <w:tmpl w:val="62E41EBA"/>
-    <w:lvl w:ilvl="0" w:tplc="0C0A0001">
-      <w:start w:val="1"/>
-      <w:numFmt w:val="bullet"/>
-      <w:lvlText w:val=""/>
-      <w:lvlJc w:val="left"/>
-      <w:pPr>
-        <w:ind w:left="1429" w:hanging="360"/>
-      </w:pPr>
-      <w:rPr>
-        <w:rFonts w:ascii="Symbol" w:hAnsi="Symbol" w:hint="default"/>
-      </w:rPr>
-    </w:lvl>
-    <w:lvl w:ilvl="1" w:tplc="0C0A0003" w:tentative="1">
-      <w:start w:val="1"/>
-      <w:numFmt w:val="bullet"/>
-      <w:lvlText w:val="o"/>
-      <w:lvlJc w:val="left"/>
-      <w:pPr>
-        <w:ind w:left="2149" w:hanging="360"/>
-      </w:pPr>
-      <w:rPr>
-        <w:rFonts w:ascii="Courier New" w:hAnsi="Courier New" w:cs="Courier New" w:hint="default"/>
-      </w:rPr>
-    </w:lvl>
-    <w:lvl w:ilvl="2" w:tplc="0C0A0005" w:tentative="1">
-      <w:start w:val="1"/>
-      <w:numFmt w:val="bullet"/>
-      <w:lvlText w:val=""/>
-      <w:lvlJc w:val="left"/>
-      <w:pPr>
-        <w:ind w:left="2869" w:hanging="360"/>
-      </w:pPr>
-      <w:rPr>
-        <w:rFonts w:ascii="Wingdings" w:hAnsi="Wingdings" w:hint="default"/>
-      </w:rPr>
-    </w:lvl>
-    <w:lvl w:ilvl="3" w:tplc="0C0A0001" w:tentative="1">
-      <w:start w:val="1"/>
-      <w:numFmt w:val="bullet"/>
-      <w:lvlText w:val=""/>
-      <w:lvlJc w:val="left"/>
-      <w:pPr>
-        <w:ind w:left="3589" w:hanging="360"/>
-      </w:pPr>
-      <w:rPr>
-        <w:rFonts w:ascii="Symbol" w:hAnsi="Symbol" w:hint="default"/>
-      </w:rPr>
-    </w:lvl>
-    <w:lvl w:ilvl="4" w:tplc="0C0A0003" w:tentative="1">
-      <w:start w:val="1"/>
-      <w:numFmt w:val="bullet"/>
-      <w:lvlText w:val="o"/>
-      <w:lvlJc w:val="left"/>
-      <w:pPr>
-        <w:ind w:left="4309" w:hanging="360"/>
-      </w:pPr>
-      <w:rPr>
-        <w:rFonts w:ascii="Courier New" w:hAnsi="Courier New" w:cs="Courier New" w:hint="default"/>
-      </w:rPr>
-    </w:lvl>
-    <w:lvl w:ilvl="5" w:tplc="0C0A0005" w:tentative="1">
-      <w:start w:val="1"/>
-      <w:numFmt w:val="bullet"/>
-      <w:lvlText w:val=""/>
-      <w:lvlJc w:val="left"/>
-      <w:pPr>
-        <w:ind w:left="5029" w:hanging="360"/>
-      </w:pPr>
-      <w:rPr>
-        <w:rFonts w:ascii="Wingdings" w:hAnsi="Wingdings" w:hint="default"/>
-      </w:rPr>
-    </w:lvl>
-    <w:lvl w:ilvl="6" w:tplc="0C0A0001" w:tentative="1">
-      <w:start w:val="1"/>
-      <w:numFmt w:val="bullet"/>
-      <w:lvlText w:val=""/>
-      <w:lvlJc w:val="left"/>
-      <w:pPr>
-        <w:ind w:left="5749" w:hanging="360"/>
-      </w:pPr>
-      <w:rPr>
-        <w:rFonts w:ascii="Symbol" w:hAnsi="Symbol" w:hint="default"/>
-      </w:rPr>
-    </w:lvl>
-    <w:lvl w:ilvl="7" w:tplc="0C0A0003" w:tentative="1">
-      <w:start w:val="1"/>
-      <w:numFmt w:val="bullet"/>
-      <w:lvlText w:val="o"/>
-      <w:lvlJc w:val="left"/>
-      <w:pPr>
-        <w:ind w:left="6469" w:hanging="360"/>
-      </w:pPr>
-      <w:rPr>
-        <w:rFonts w:ascii="Courier New" w:hAnsi="Courier New" w:cs="Courier New" w:hint="default"/>
-      </w:rPr>
-    </w:lvl>
-    <w:lvl w:ilvl="8" w:tplc="0C0A0005" w:tentative="1">
-      <w:start w:val="1"/>
-      <w:numFmt w:val="bullet"/>
-      <w:lvlText w:val=""/>
-      <w:lvlJc w:val="left"/>
-      <w:pPr>
-        <w:ind w:left="7189" w:hanging="360"/>
-      </w:pPr>
-      <w:rPr>
-        <w:rFonts w:ascii="Wingdings" w:hAnsi="Wingdings" w:hint="default"/>
-      </w:rPr>
-    </w:lvl>
-  </w:abstractNum>
-  <w:abstractNum w:abstractNumId="45" w15:restartNumberingAfterBreak="0">
-    <w:nsid w:val="4FF0778D"/>
-    <w:multiLevelType w:val="hybridMultilevel"/>
-    <w:tmpl w:val="5DAAA28E"/>
-    <w:lvl w:ilvl="0" w:tplc="0C0A0001">
-      <w:start w:val="1"/>
-      <w:numFmt w:val="bullet"/>
-      <w:lvlText w:val=""/>
-      <w:lvlJc w:val="left"/>
-      <w:pPr>
-        <w:ind w:left="1429" w:hanging="360"/>
-      </w:pPr>
-      <w:rPr>
-        <w:rFonts w:ascii="Symbol" w:hAnsi="Symbol" w:hint="default"/>
-      </w:rPr>
-    </w:lvl>
-    <w:lvl w:ilvl="1" w:tplc="0C0A0003" w:tentative="1">
-      <w:start w:val="1"/>
-      <w:numFmt w:val="bullet"/>
-      <w:lvlText w:val="o"/>
-      <w:lvlJc w:val="left"/>
-      <w:pPr>
-        <w:ind w:left="2149" w:hanging="360"/>
-      </w:pPr>
-      <w:rPr>
-        <w:rFonts w:ascii="Courier New" w:hAnsi="Courier New" w:cs="Courier New" w:hint="default"/>
-      </w:rPr>
-    </w:lvl>
-    <w:lvl w:ilvl="2" w:tplc="0C0A0005" w:tentative="1">
-      <w:start w:val="1"/>
-      <w:numFmt w:val="bullet"/>
-      <w:lvlText w:val=""/>
-      <w:lvlJc w:val="left"/>
-      <w:pPr>
-        <w:ind w:left="2869" w:hanging="360"/>
-      </w:pPr>
-      <w:rPr>
-        <w:rFonts w:ascii="Wingdings" w:hAnsi="Wingdings" w:hint="default"/>
-      </w:rPr>
-    </w:lvl>
-    <w:lvl w:ilvl="3" w:tplc="0C0A0001" w:tentative="1">
-      <w:start w:val="1"/>
-      <w:numFmt w:val="bullet"/>
-      <w:lvlText w:val=""/>
-      <w:lvlJc w:val="left"/>
-      <w:pPr>
-        <w:ind w:left="3589" w:hanging="360"/>
-      </w:pPr>
-      <w:rPr>
-        <w:rFonts w:ascii="Symbol" w:hAnsi="Symbol" w:hint="default"/>
-      </w:rPr>
-    </w:lvl>
-    <w:lvl w:ilvl="4" w:tplc="0C0A0003" w:tentative="1">
-      <w:start w:val="1"/>
-      <w:numFmt w:val="bullet"/>
-      <w:lvlText w:val="o"/>
-      <w:lvlJc w:val="left"/>
-      <w:pPr>
-        <w:ind w:left="4309" w:hanging="360"/>
-      </w:pPr>
-      <w:rPr>
-        <w:rFonts w:ascii="Courier New" w:hAnsi="Courier New" w:cs="Courier New" w:hint="default"/>
-      </w:rPr>
-    </w:lvl>
-    <w:lvl w:ilvl="5" w:tplc="0C0A0005" w:tentative="1">
-      <w:start w:val="1"/>
-      <w:numFmt w:val="bullet"/>
-      <w:lvlText w:val=""/>
-      <w:lvlJc w:val="left"/>
-      <w:pPr>
-        <w:ind w:left="5029" w:hanging="360"/>
-      </w:pPr>
-      <w:rPr>
-        <w:rFonts w:ascii="Wingdings" w:hAnsi="Wingdings" w:hint="default"/>
-      </w:rPr>
-    </w:lvl>
-    <w:lvl w:ilvl="6" w:tplc="0C0A0001" w:tentative="1">
-      <w:start w:val="1"/>
-      <w:numFmt w:val="bullet"/>
-      <w:lvlText w:val=""/>
-      <w:lvlJc w:val="left"/>
-      <w:pPr>
-        <w:ind w:left="5749" w:hanging="360"/>
-      </w:pPr>
-      <w:rPr>
-        <w:rFonts w:ascii="Symbol" w:hAnsi="Symbol" w:hint="default"/>
-      </w:rPr>
-    </w:lvl>
-    <w:lvl w:ilvl="7" w:tplc="0C0A0003" w:tentative="1">
-      <w:start w:val="1"/>
-      <w:numFmt w:val="bullet"/>
-      <w:lvlText w:val="o"/>
-      <w:lvlJc w:val="left"/>
-      <w:pPr>
-        <w:ind w:left="6469" w:hanging="360"/>
-      </w:pPr>
-      <w:rPr>
-        <w:rFonts w:ascii="Courier New" w:hAnsi="Courier New" w:cs="Courier New" w:hint="default"/>
-      </w:rPr>
-    </w:lvl>
-    <w:lvl w:ilvl="8" w:tplc="0C0A0005" w:tentative="1">
-      <w:start w:val="1"/>
-      <w:numFmt w:val="bullet"/>
-      <w:lvlText w:val=""/>
-      <w:lvlJc w:val="left"/>
-      <w:pPr>
-        <w:ind w:left="7189" w:hanging="360"/>
-      </w:pPr>
-      <w:rPr>
-        <w:rFonts w:ascii="Wingdings" w:hAnsi="Wingdings" w:hint="default"/>
-      </w:rPr>
-    </w:lvl>
-  </w:abstractNum>
-  <w:abstractNum w:abstractNumId="46" w15:restartNumberingAfterBreak="0">
-    <w:nsid w:val="502A1D6C"/>
-    <w:multiLevelType w:val="hybridMultilevel"/>
-    <w:tmpl w:val="D5584726"/>
-    <w:lvl w:ilvl="0" w:tplc="0C0A0017">
-      <w:start w:val="1"/>
-      <w:numFmt w:val="lowerLetter"/>
-      <w:lvlText w:val="%1)"/>
-      <w:lvlJc w:val="left"/>
-      <w:pPr>
-        <w:ind w:left="1429" w:hanging="360"/>
-      </w:pPr>
-    </w:lvl>
-    <w:lvl w:ilvl="1" w:tplc="0C0A0019" w:tentative="1">
-      <w:start w:val="1"/>
-      <w:numFmt w:val="lowerLetter"/>
-      <w:lvlText w:val="%2."/>
-      <w:lvlJc w:val="left"/>
-      <w:pPr>
-        <w:ind w:left="2149" w:hanging="360"/>
-      </w:pPr>
-    </w:lvl>
-    <w:lvl w:ilvl="2" w:tplc="0C0A001B" w:tentative="1">
-      <w:start w:val="1"/>
-      <w:numFmt w:val="lowerRoman"/>
-      <w:lvlText w:val="%3."/>
-      <w:lvlJc w:val="right"/>
-      <w:pPr>
-        <w:ind w:left="2869" w:hanging="180"/>
-      </w:pPr>
-    </w:lvl>
-    <w:lvl w:ilvl="3" w:tplc="0C0A000F" w:tentative="1">
-      <w:start w:val="1"/>
-      <w:numFmt w:val="decimal"/>
-      <w:lvlText w:val="%4."/>
-      <w:lvlJc w:val="left"/>
-      <w:pPr>
-        <w:ind w:left="3589" w:hanging="360"/>
-      </w:pPr>
-    </w:lvl>
-    <w:lvl w:ilvl="4" w:tplc="0C0A0019" w:tentative="1">
-      <w:start w:val="1"/>
-      <w:numFmt w:val="lowerLetter"/>
-      <w:lvlText w:val="%5."/>
-      <w:lvlJc w:val="left"/>
-      <w:pPr>
-        <w:ind w:left="4309" w:hanging="360"/>
-      </w:pPr>
-    </w:lvl>
-    <w:lvl w:ilvl="5" w:tplc="0C0A001B" w:tentative="1">
-      <w:start w:val="1"/>
-      <w:numFmt w:val="lowerRoman"/>
-      <w:lvlText w:val="%6."/>
-      <w:lvlJc w:val="right"/>
-      <w:pPr>
-        <w:ind w:left="5029" w:hanging="180"/>
-      </w:pPr>
-    </w:lvl>
-    <w:lvl w:ilvl="6" w:tplc="0C0A000F" w:tentative="1">
-      <w:start w:val="1"/>
-      <w:numFmt w:val="decimal"/>
-      <w:lvlText w:val="%7."/>
-      <w:lvlJc w:val="left"/>
-      <w:pPr>
-        <w:ind w:left="5749" w:hanging="360"/>
-      </w:pPr>
-    </w:lvl>
-    <w:lvl w:ilvl="7" w:tplc="0C0A0019" w:tentative="1">
-      <w:start w:val="1"/>
-      <w:numFmt w:val="lowerLetter"/>
-      <w:lvlText w:val="%8."/>
-      <w:lvlJc w:val="left"/>
-      <w:pPr>
-        <w:ind w:left="6469" w:hanging="360"/>
-      </w:pPr>
-    </w:lvl>
-    <w:lvl w:ilvl="8" w:tplc="0C0A001B" w:tentative="1">
-      <w:start w:val="1"/>
-      <w:numFmt w:val="lowerRoman"/>
-      <w:lvlText w:val="%9."/>
-      <w:lvlJc w:val="right"/>
-      <w:pPr>
-        <w:ind w:left="7189" w:hanging="180"/>
-      </w:pPr>
-    </w:lvl>
-  </w:abstractNum>
-  <w:abstractNum w:abstractNumId="47" w15:restartNumberingAfterBreak="0">
-    <w:nsid w:val="52A1248A"/>
-    <w:multiLevelType w:val="hybridMultilevel"/>
-    <w:tmpl w:val="75141252"/>
-    <w:lvl w:ilvl="0" w:tplc="0C0A0001">
-      <w:start w:val="1"/>
-      <w:numFmt w:val="bullet"/>
-      <w:lvlText w:val=""/>
-      <w:lvlJc w:val="left"/>
-      <w:pPr>
-        <w:ind w:left="1429" w:hanging="360"/>
-      </w:pPr>
-      <w:rPr>
-        <w:rFonts w:ascii="Symbol" w:hAnsi="Symbol" w:hint="default"/>
-      </w:rPr>
-    </w:lvl>
-    <w:lvl w:ilvl="1" w:tplc="0C0A0003" w:tentative="1">
-      <w:start w:val="1"/>
-      <w:numFmt w:val="bullet"/>
-      <w:lvlText w:val="o"/>
-      <w:lvlJc w:val="left"/>
-      <w:pPr>
-        <w:ind w:left="2149" w:hanging="360"/>
-      </w:pPr>
-      <w:rPr>
-        <w:rFonts w:ascii="Courier New" w:hAnsi="Courier New" w:cs="Courier New" w:hint="default"/>
-      </w:rPr>
-    </w:lvl>
-    <w:lvl w:ilvl="2" w:tplc="0C0A0005" w:tentative="1">
-      <w:start w:val="1"/>
-      <w:numFmt w:val="bullet"/>
-      <w:lvlText w:val=""/>
-      <w:lvlJc w:val="left"/>
-      <w:pPr>
-        <w:ind w:left="2869" w:hanging="360"/>
-      </w:pPr>
-      <w:rPr>
-        <w:rFonts w:ascii="Wingdings" w:hAnsi="Wingdings" w:hint="default"/>
-      </w:rPr>
-    </w:lvl>
-    <w:lvl w:ilvl="3" w:tplc="0C0A0001" w:tentative="1">
-      <w:start w:val="1"/>
-      <w:numFmt w:val="bullet"/>
-      <w:lvlText w:val=""/>
-      <w:lvlJc w:val="left"/>
-      <w:pPr>
-        <w:ind w:left="3589" w:hanging="360"/>
-      </w:pPr>
-      <w:rPr>
-        <w:rFonts w:ascii="Symbol" w:hAnsi="Symbol" w:hint="default"/>
-      </w:rPr>
-    </w:lvl>
-    <w:lvl w:ilvl="4" w:tplc="0C0A0003" w:tentative="1">
-      <w:start w:val="1"/>
-      <w:numFmt w:val="bullet"/>
-      <w:lvlText w:val="o"/>
-      <w:lvlJc w:val="left"/>
-      <w:pPr>
-        <w:ind w:left="4309" w:hanging="360"/>
-      </w:pPr>
-      <w:rPr>
-        <w:rFonts w:ascii="Courier New" w:hAnsi="Courier New" w:cs="Courier New" w:hint="default"/>
-      </w:rPr>
-    </w:lvl>
-    <w:lvl w:ilvl="5" w:tplc="0C0A0005" w:tentative="1">
-      <w:start w:val="1"/>
-      <w:numFmt w:val="bullet"/>
-      <w:lvlText w:val=""/>
-      <w:lvlJc w:val="left"/>
-      <w:pPr>
-        <w:ind w:left="5029" w:hanging="360"/>
-      </w:pPr>
-      <w:rPr>
-        <w:rFonts w:ascii="Wingdings" w:hAnsi="Wingdings" w:hint="default"/>
-      </w:rPr>
-    </w:lvl>
-    <w:lvl w:ilvl="6" w:tplc="0C0A0001" w:tentative="1">
-      <w:start w:val="1"/>
-      <w:numFmt w:val="bullet"/>
-      <w:lvlText w:val=""/>
-      <w:lvlJc w:val="left"/>
-      <w:pPr>
-        <w:ind w:left="5749" w:hanging="360"/>
-      </w:pPr>
-      <w:rPr>
-        <w:rFonts w:ascii="Symbol" w:hAnsi="Symbol" w:hint="default"/>
-      </w:rPr>
-    </w:lvl>
-    <w:lvl w:ilvl="7" w:tplc="0C0A0003" w:tentative="1">
-      <w:start w:val="1"/>
-      <w:numFmt w:val="bullet"/>
-      <w:lvlText w:val="o"/>
-      <w:lvlJc w:val="left"/>
-      <w:pPr>
-        <w:ind w:left="6469" w:hanging="360"/>
-      </w:pPr>
-      <w:rPr>
-        <w:rFonts w:ascii="Courier New" w:hAnsi="Courier New" w:cs="Courier New" w:hint="default"/>
-      </w:rPr>
-    </w:lvl>
-    <w:lvl w:ilvl="8" w:tplc="0C0A0005" w:tentative="1">
-      <w:start w:val="1"/>
-      <w:numFmt w:val="bullet"/>
-      <w:lvlText w:val=""/>
-      <w:lvlJc w:val="left"/>
-      <w:pPr>
-        <w:ind w:left="7189" w:hanging="360"/>
-      </w:pPr>
-      <w:rPr>
-        <w:rFonts w:ascii="Wingdings" w:hAnsi="Wingdings" w:hint="default"/>
-      </w:rPr>
-    </w:lvl>
-  </w:abstractNum>
-  <w:abstractNum w:abstractNumId="48" w15:restartNumberingAfterBreak="0">
-    <w:nsid w:val="55056C34"/>
-    <w:multiLevelType w:val="hybridMultilevel"/>
-    <w:tmpl w:val="2DDCD76A"/>
+    <w:tmpl w:val="A7AAB8EA"/>
     <w:lvl w:ilvl="0" w:tplc="240A0001">
       <w:start w:val="1"/>
       <w:numFmt w:val="bullet"/>
       <w:lvlText w:val=""/>
       <w:lvlJc w:val="left"/>
       <w:pPr>
-        <w:ind w:left="1429" w:hanging="360"/>
+        <w:ind w:left="2149" w:hanging="360"/>
       </w:pPr>
       <w:rPr>
         <w:rFonts w:ascii="Symbol" w:hAnsi="Symbol" w:hint="default"/>
@@ -21158,7 +16849,7 @@
       <w:lvlText w:val="o"/>
       <w:lvlJc w:val="left"/>
       <w:pPr>
-        <w:ind w:left="2149" w:hanging="360"/>
+        <w:ind w:left="2869" w:hanging="360"/>
       </w:pPr>
       <w:rPr>
         <w:rFonts w:ascii="Courier New" w:hAnsi="Courier New" w:cs="Courier New" w:hint="default"/>
@@ -21170,7 +16861,7 @@
       <w:lvlText w:val=""/>
       <w:lvlJc w:val="left"/>
       <w:pPr>
-        <w:ind w:left="2869" w:hanging="360"/>
+        <w:ind w:left="3589" w:hanging="360"/>
       </w:pPr>
       <w:rPr>
         <w:rFonts w:ascii="Wingdings" w:hAnsi="Wingdings" w:hint="default"/>
@@ -21182,7 +16873,7 @@
       <w:lvlText w:val=""/>
       <w:lvlJc w:val="left"/>
       <w:pPr>
-        <w:ind w:left="3589" w:hanging="360"/>
+        <w:ind w:left="4309" w:hanging="360"/>
       </w:pPr>
       <w:rPr>
         <w:rFonts w:ascii="Symbol" w:hAnsi="Symbol" w:hint="default"/>
@@ -21194,7 +16885,7 @@
       <w:lvlText w:val="o"/>
       <w:lvlJc w:val="left"/>
       <w:pPr>
-        <w:ind w:left="4309" w:hanging="360"/>
+        <w:ind w:left="5029" w:hanging="360"/>
       </w:pPr>
       <w:rPr>
         <w:rFonts w:ascii="Courier New" w:hAnsi="Courier New" w:cs="Courier New" w:hint="default"/>
@@ -21206,7 +16897,7 @@
       <w:lvlText w:val=""/>
       <w:lvlJc w:val="left"/>
       <w:pPr>
-        <w:ind w:left="5029" w:hanging="360"/>
+        <w:ind w:left="5749" w:hanging="360"/>
       </w:pPr>
       <w:rPr>
         <w:rFonts w:ascii="Wingdings" w:hAnsi="Wingdings" w:hint="default"/>
@@ -21218,7 +16909,7 @@
       <w:lvlText w:val=""/>
       <w:lvlJc w:val="left"/>
       <w:pPr>
-        <w:ind w:left="5749" w:hanging="360"/>
+        <w:ind w:left="6469" w:hanging="360"/>
       </w:pPr>
       <w:rPr>
         <w:rFonts w:ascii="Symbol" w:hAnsi="Symbol" w:hint="default"/>
@@ -21230,7 +16921,7 @@
       <w:lvlText w:val="o"/>
       <w:lvlJc w:val="left"/>
       <w:pPr>
-        <w:ind w:left="6469" w:hanging="360"/>
+        <w:ind w:left="7189" w:hanging="360"/>
       </w:pPr>
       <w:rPr>
         <w:rFonts w:ascii="Courier New" w:hAnsi="Courier New" w:cs="Courier New" w:hint="default"/>
@@ -21242,130 +16933,17 @@
       <w:lvlText w:val=""/>
       <w:lvlJc w:val="left"/>
       <w:pPr>
-        <w:ind w:left="7189" w:hanging="360"/>
+        <w:ind w:left="7909" w:hanging="360"/>
       </w:pPr>
       <w:rPr>
         <w:rFonts w:ascii="Wingdings" w:hAnsi="Wingdings" w:hint="default"/>
       </w:rPr>
     </w:lvl>
   </w:abstractNum>
-  <w:abstractNum w:abstractNumId="49" w15:restartNumberingAfterBreak="0">
-    <w:nsid w:val="55822341"/>
+  <w:abstractNum w:abstractNumId="10" w15:restartNumberingAfterBreak="0">
+    <w:nsid w:val="5AA254E1"/>
     <w:multiLevelType w:val="hybridMultilevel"/>
-    <w:tmpl w:val="510A6EA0"/>
-    <w:lvl w:ilvl="0" w:tplc="0C0A0001">
-      <w:start w:val="1"/>
-      <w:numFmt w:val="bullet"/>
-      <w:lvlText w:val=""/>
-      <w:lvlJc w:val="left"/>
-      <w:pPr>
-        <w:ind w:left="1429" w:hanging="360"/>
-      </w:pPr>
-      <w:rPr>
-        <w:rFonts w:ascii="Symbol" w:hAnsi="Symbol" w:hint="default"/>
-      </w:rPr>
-    </w:lvl>
-    <w:lvl w:ilvl="1" w:tplc="0C0A0003" w:tentative="1">
-      <w:start w:val="1"/>
-      <w:numFmt w:val="bullet"/>
-      <w:lvlText w:val="o"/>
-      <w:lvlJc w:val="left"/>
-      <w:pPr>
-        <w:ind w:left="2149" w:hanging="360"/>
-      </w:pPr>
-      <w:rPr>
-        <w:rFonts w:ascii="Courier New" w:hAnsi="Courier New" w:cs="Courier New" w:hint="default"/>
-      </w:rPr>
-    </w:lvl>
-    <w:lvl w:ilvl="2" w:tplc="0C0A0005" w:tentative="1">
-      <w:start w:val="1"/>
-      <w:numFmt w:val="bullet"/>
-      <w:lvlText w:val=""/>
-      <w:lvlJc w:val="left"/>
-      <w:pPr>
-        <w:ind w:left="2869" w:hanging="360"/>
-      </w:pPr>
-      <w:rPr>
-        <w:rFonts w:ascii="Wingdings" w:hAnsi="Wingdings" w:hint="default"/>
-      </w:rPr>
-    </w:lvl>
-    <w:lvl w:ilvl="3" w:tplc="0C0A0001" w:tentative="1">
-      <w:start w:val="1"/>
-      <w:numFmt w:val="bullet"/>
-      <w:lvlText w:val=""/>
-      <w:lvlJc w:val="left"/>
-      <w:pPr>
-        <w:ind w:left="3589" w:hanging="360"/>
-      </w:pPr>
-      <w:rPr>
-        <w:rFonts w:ascii="Symbol" w:hAnsi="Symbol" w:hint="default"/>
-      </w:rPr>
-    </w:lvl>
-    <w:lvl w:ilvl="4" w:tplc="0C0A0003" w:tentative="1">
-      <w:start w:val="1"/>
-      <w:numFmt w:val="bullet"/>
-      <w:lvlText w:val="o"/>
-      <w:lvlJc w:val="left"/>
-      <w:pPr>
-        <w:ind w:left="4309" w:hanging="360"/>
-      </w:pPr>
-      <w:rPr>
-        <w:rFonts w:ascii="Courier New" w:hAnsi="Courier New" w:cs="Courier New" w:hint="default"/>
-      </w:rPr>
-    </w:lvl>
-    <w:lvl w:ilvl="5" w:tplc="0C0A0005" w:tentative="1">
-      <w:start w:val="1"/>
-      <w:numFmt w:val="bullet"/>
-      <w:lvlText w:val=""/>
-      <w:lvlJc w:val="left"/>
-      <w:pPr>
-        <w:ind w:left="5029" w:hanging="360"/>
-      </w:pPr>
-      <w:rPr>
-        <w:rFonts w:ascii="Wingdings" w:hAnsi="Wingdings" w:hint="default"/>
-      </w:rPr>
-    </w:lvl>
-    <w:lvl w:ilvl="6" w:tplc="0C0A0001" w:tentative="1">
-      <w:start w:val="1"/>
-      <w:numFmt w:val="bullet"/>
-      <w:lvlText w:val=""/>
-      <w:lvlJc w:val="left"/>
-      <w:pPr>
-        <w:ind w:left="5749" w:hanging="360"/>
-      </w:pPr>
-      <w:rPr>
-        <w:rFonts w:ascii="Symbol" w:hAnsi="Symbol" w:hint="default"/>
-      </w:rPr>
-    </w:lvl>
-    <w:lvl w:ilvl="7" w:tplc="0C0A0003" w:tentative="1">
-      <w:start w:val="1"/>
-      <w:numFmt w:val="bullet"/>
-      <w:lvlText w:val="o"/>
-      <w:lvlJc w:val="left"/>
-      <w:pPr>
-        <w:ind w:left="6469" w:hanging="360"/>
-      </w:pPr>
-      <w:rPr>
-        <w:rFonts w:ascii="Courier New" w:hAnsi="Courier New" w:cs="Courier New" w:hint="default"/>
-      </w:rPr>
-    </w:lvl>
-    <w:lvl w:ilvl="8" w:tplc="0C0A0005" w:tentative="1">
-      <w:start w:val="1"/>
-      <w:numFmt w:val="bullet"/>
-      <w:lvlText w:val=""/>
-      <w:lvlJc w:val="left"/>
-      <w:pPr>
-        <w:ind w:left="7189" w:hanging="360"/>
-      </w:pPr>
-      <w:rPr>
-        <w:rFonts w:ascii="Wingdings" w:hAnsi="Wingdings" w:hint="default"/>
-      </w:rPr>
-    </w:lvl>
-  </w:abstractNum>
-  <w:abstractNum w:abstractNumId="50" w15:restartNumberingAfterBreak="0">
-    <w:nsid w:val="5734405B"/>
-    <w:multiLevelType w:val="hybridMultilevel"/>
-    <w:tmpl w:val="60D65160"/>
+    <w:tmpl w:val="014E6B94"/>
     <w:lvl w:ilvl="0" w:tplc="240A0001">
       <w:start w:val="1"/>
       <w:numFmt w:val="bullet"/>
@@ -21378,7 +16956,7 @@
         <w:rFonts w:ascii="Symbol" w:hAnsi="Symbol" w:hint="default"/>
       </w:rPr>
     </w:lvl>
-    <w:lvl w:ilvl="1" w:tplc="240A0003">
+    <w:lvl w:ilvl="1" w:tplc="240A0003" w:tentative="1">
       <w:start w:val="1"/>
       <w:numFmt w:val="bullet"/>
       <w:lvlText w:val="o"/>
@@ -21475,130 +17053,17 @@
       </w:rPr>
     </w:lvl>
   </w:abstractNum>
-  <w:abstractNum w:abstractNumId="51" w15:restartNumberingAfterBreak="0">
-    <w:nsid w:val="573C65E7"/>
+  <w:abstractNum w:abstractNumId="11" w15:restartNumberingAfterBreak="0">
+    <w:nsid w:val="635E571B"/>
     <w:multiLevelType w:val="hybridMultilevel"/>
-    <w:tmpl w:val="5406CC94"/>
-    <w:lvl w:ilvl="0" w:tplc="0C0A0001">
-      <w:start w:val="1"/>
-      <w:numFmt w:val="bullet"/>
-      <w:lvlText w:val=""/>
-      <w:lvlJc w:val="left"/>
-      <w:pPr>
-        <w:ind w:left="1429" w:hanging="360"/>
-      </w:pPr>
-      <w:rPr>
-        <w:rFonts w:ascii="Symbol" w:hAnsi="Symbol" w:hint="default"/>
-      </w:rPr>
-    </w:lvl>
-    <w:lvl w:ilvl="1" w:tplc="0C0A0003" w:tentative="1">
-      <w:start w:val="1"/>
-      <w:numFmt w:val="bullet"/>
-      <w:lvlText w:val="o"/>
-      <w:lvlJc w:val="left"/>
-      <w:pPr>
-        <w:ind w:left="2149" w:hanging="360"/>
-      </w:pPr>
-      <w:rPr>
-        <w:rFonts w:ascii="Courier New" w:hAnsi="Courier New" w:cs="Courier New" w:hint="default"/>
-      </w:rPr>
-    </w:lvl>
-    <w:lvl w:ilvl="2" w:tplc="0C0A0005" w:tentative="1">
-      <w:start w:val="1"/>
-      <w:numFmt w:val="bullet"/>
-      <w:lvlText w:val=""/>
-      <w:lvlJc w:val="left"/>
-      <w:pPr>
-        <w:ind w:left="2869" w:hanging="360"/>
-      </w:pPr>
-      <w:rPr>
-        <w:rFonts w:ascii="Wingdings" w:hAnsi="Wingdings" w:hint="default"/>
-      </w:rPr>
-    </w:lvl>
-    <w:lvl w:ilvl="3" w:tplc="0C0A0001" w:tentative="1">
-      <w:start w:val="1"/>
-      <w:numFmt w:val="bullet"/>
-      <w:lvlText w:val=""/>
-      <w:lvlJc w:val="left"/>
-      <w:pPr>
-        <w:ind w:left="3589" w:hanging="360"/>
-      </w:pPr>
-      <w:rPr>
-        <w:rFonts w:ascii="Symbol" w:hAnsi="Symbol" w:hint="default"/>
-      </w:rPr>
-    </w:lvl>
-    <w:lvl w:ilvl="4" w:tplc="0C0A0003" w:tentative="1">
-      <w:start w:val="1"/>
-      <w:numFmt w:val="bullet"/>
-      <w:lvlText w:val="o"/>
-      <w:lvlJc w:val="left"/>
-      <w:pPr>
-        <w:ind w:left="4309" w:hanging="360"/>
-      </w:pPr>
-      <w:rPr>
-        <w:rFonts w:ascii="Courier New" w:hAnsi="Courier New" w:cs="Courier New" w:hint="default"/>
-      </w:rPr>
-    </w:lvl>
-    <w:lvl w:ilvl="5" w:tplc="0C0A0005" w:tentative="1">
-      <w:start w:val="1"/>
-      <w:numFmt w:val="bullet"/>
-      <w:lvlText w:val=""/>
-      <w:lvlJc w:val="left"/>
-      <w:pPr>
-        <w:ind w:left="5029" w:hanging="360"/>
-      </w:pPr>
-      <w:rPr>
-        <w:rFonts w:ascii="Wingdings" w:hAnsi="Wingdings" w:hint="default"/>
-      </w:rPr>
-    </w:lvl>
-    <w:lvl w:ilvl="6" w:tplc="0C0A0001" w:tentative="1">
-      <w:start w:val="1"/>
-      <w:numFmt w:val="bullet"/>
-      <w:lvlText w:val=""/>
-      <w:lvlJc w:val="left"/>
-      <w:pPr>
-        <w:ind w:left="5749" w:hanging="360"/>
-      </w:pPr>
-      <w:rPr>
-        <w:rFonts w:ascii="Symbol" w:hAnsi="Symbol" w:hint="default"/>
-      </w:rPr>
-    </w:lvl>
-    <w:lvl w:ilvl="7" w:tplc="0C0A0003" w:tentative="1">
-      <w:start w:val="1"/>
-      <w:numFmt w:val="bullet"/>
-      <w:lvlText w:val="o"/>
-      <w:lvlJc w:val="left"/>
-      <w:pPr>
-        <w:ind w:left="6469" w:hanging="360"/>
-      </w:pPr>
-      <w:rPr>
-        <w:rFonts w:ascii="Courier New" w:hAnsi="Courier New" w:cs="Courier New" w:hint="default"/>
-      </w:rPr>
-    </w:lvl>
-    <w:lvl w:ilvl="8" w:tplc="0C0A0005" w:tentative="1">
-      <w:start w:val="1"/>
-      <w:numFmt w:val="bullet"/>
-      <w:lvlText w:val=""/>
-      <w:lvlJc w:val="left"/>
-      <w:pPr>
-        <w:ind w:left="7189" w:hanging="360"/>
-      </w:pPr>
-      <w:rPr>
-        <w:rFonts w:ascii="Wingdings" w:hAnsi="Wingdings" w:hint="default"/>
-      </w:rPr>
-    </w:lvl>
-  </w:abstractNum>
-  <w:abstractNum w:abstractNumId="52" w15:restartNumberingAfterBreak="0">
-    <w:nsid w:val="57830ABF"/>
-    <w:multiLevelType w:val="hybridMultilevel"/>
-    <w:tmpl w:val="A7AAB8EA"/>
+    <w:tmpl w:val="00C6EF4A"/>
     <w:lvl w:ilvl="0" w:tplc="240A0001">
       <w:start w:val="1"/>
       <w:numFmt w:val="bullet"/>
       <w:lvlText w:val=""/>
       <w:lvlJc w:val="left"/>
       <w:pPr>
-        <w:ind w:left="2149" w:hanging="360"/>
+        <w:ind w:left="1429" w:hanging="360"/>
       </w:pPr>
       <w:rPr>
         <w:rFonts w:ascii="Symbol" w:hAnsi="Symbol" w:hint="default"/>
@@ -21610,7 +17075,7 @@
       <w:lvlText w:val="o"/>
       <w:lvlJc w:val="left"/>
       <w:pPr>
-        <w:ind w:left="2869" w:hanging="360"/>
+        <w:ind w:left="2149" w:hanging="360"/>
       </w:pPr>
       <w:rPr>
         <w:rFonts w:ascii="Courier New" w:hAnsi="Courier New" w:cs="Courier New" w:hint="default"/>
@@ -21622,7 +17087,7 @@
       <w:lvlText w:val=""/>
       <w:lvlJc w:val="left"/>
       <w:pPr>
-        <w:ind w:left="3589" w:hanging="360"/>
+        <w:ind w:left="2869" w:hanging="360"/>
       </w:pPr>
       <w:rPr>
         <w:rFonts w:ascii="Wingdings" w:hAnsi="Wingdings" w:hint="default"/>
@@ -21634,7 +17099,7 @@
       <w:lvlText w:val=""/>
       <w:lvlJc w:val="left"/>
       <w:pPr>
-        <w:ind w:left="4309" w:hanging="360"/>
+        <w:ind w:left="3589" w:hanging="360"/>
       </w:pPr>
       <w:rPr>
         <w:rFonts w:ascii="Symbol" w:hAnsi="Symbol" w:hint="default"/>
@@ -21646,7 +17111,7 @@
       <w:lvlText w:val="o"/>
       <w:lvlJc w:val="left"/>
       <w:pPr>
-        <w:ind w:left="5029" w:hanging="360"/>
+        <w:ind w:left="4309" w:hanging="360"/>
       </w:pPr>
       <w:rPr>
         <w:rFonts w:ascii="Courier New" w:hAnsi="Courier New" w:cs="Courier New" w:hint="default"/>
@@ -21658,7 +17123,7 @@
       <w:lvlText w:val=""/>
       <w:lvlJc w:val="left"/>
       <w:pPr>
-        <w:ind w:left="5749" w:hanging="360"/>
+        <w:ind w:left="5029" w:hanging="360"/>
       </w:pPr>
       <w:rPr>
         <w:rFonts w:ascii="Wingdings" w:hAnsi="Wingdings" w:hint="default"/>
@@ -21670,7 +17135,7 @@
       <w:lvlText w:val=""/>
       <w:lvlJc w:val="left"/>
       <w:pPr>
-        <w:ind w:left="6469" w:hanging="360"/>
+        <w:ind w:left="5749" w:hanging="360"/>
       </w:pPr>
       <w:rPr>
         <w:rFonts w:ascii="Symbol" w:hAnsi="Symbol" w:hint="default"/>
@@ -21682,7 +17147,7 @@
       <w:lvlText w:val="o"/>
       <w:lvlJc w:val="left"/>
       <w:pPr>
-        <w:ind w:left="7189" w:hanging="360"/>
+        <w:ind w:left="6469" w:hanging="360"/>
       </w:pPr>
       <w:rPr>
         <w:rFonts w:ascii="Courier New" w:hAnsi="Courier New" w:cs="Courier New" w:hint="default"/>
@@ -21694,1429 +17159,14 @@
       <w:lvlText w:val=""/>
       <w:lvlJc w:val="left"/>
       <w:pPr>
-        <w:ind w:left="7909" w:hanging="360"/>
+        <w:ind w:left="7189" w:hanging="360"/>
       </w:pPr>
       <w:rPr>
         <w:rFonts w:ascii="Wingdings" w:hAnsi="Wingdings" w:hint="default"/>
       </w:rPr>
     </w:lvl>
   </w:abstractNum>
-  <w:abstractNum w:abstractNumId="53" w15:restartNumberingAfterBreak="0">
-    <w:nsid w:val="581B5E2B"/>
-    <w:multiLevelType w:val="hybridMultilevel"/>
-    <w:tmpl w:val="E03258C8"/>
-    <w:lvl w:ilvl="0" w:tplc="0C0A0017">
-      <w:start w:val="1"/>
-      <w:numFmt w:val="lowerLetter"/>
-      <w:lvlText w:val="%1)"/>
-      <w:lvlJc w:val="left"/>
-      <w:pPr>
-        <w:ind w:left="1429" w:hanging="360"/>
-      </w:pPr>
-    </w:lvl>
-    <w:lvl w:ilvl="1" w:tplc="0C0A0019" w:tentative="1">
-      <w:start w:val="1"/>
-      <w:numFmt w:val="lowerLetter"/>
-      <w:lvlText w:val="%2."/>
-      <w:lvlJc w:val="left"/>
-      <w:pPr>
-        <w:ind w:left="2149" w:hanging="360"/>
-      </w:pPr>
-    </w:lvl>
-    <w:lvl w:ilvl="2" w:tplc="0C0A001B" w:tentative="1">
-      <w:start w:val="1"/>
-      <w:numFmt w:val="lowerRoman"/>
-      <w:lvlText w:val="%3."/>
-      <w:lvlJc w:val="right"/>
-      <w:pPr>
-        <w:ind w:left="2869" w:hanging="180"/>
-      </w:pPr>
-    </w:lvl>
-    <w:lvl w:ilvl="3" w:tplc="0C0A000F" w:tentative="1">
-      <w:start w:val="1"/>
-      <w:numFmt w:val="decimal"/>
-      <w:lvlText w:val="%4."/>
-      <w:lvlJc w:val="left"/>
-      <w:pPr>
-        <w:ind w:left="3589" w:hanging="360"/>
-      </w:pPr>
-    </w:lvl>
-    <w:lvl w:ilvl="4" w:tplc="0C0A0019" w:tentative="1">
-      <w:start w:val="1"/>
-      <w:numFmt w:val="lowerLetter"/>
-      <w:lvlText w:val="%5."/>
-      <w:lvlJc w:val="left"/>
-      <w:pPr>
-        <w:ind w:left="4309" w:hanging="360"/>
-      </w:pPr>
-    </w:lvl>
-    <w:lvl w:ilvl="5" w:tplc="0C0A001B" w:tentative="1">
-      <w:start w:val="1"/>
-      <w:numFmt w:val="lowerRoman"/>
-      <w:lvlText w:val="%6."/>
-      <w:lvlJc w:val="right"/>
-      <w:pPr>
-        <w:ind w:left="5029" w:hanging="180"/>
-      </w:pPr>
-    </w:lvl>
-    <w:lvl w:ilvl="6" w:tplc="0C0A000F" w:tentative="1">
-      <w:start w:val="1"/>
-      <w:numFmt w:val="decimal"/>
-      <w:lvlText w:val="%7."/>
-      <w:lvlJc w:val="left"/>
-      <w:pPr>
-        <w:ind w:left="5749" w:hanging="360"/>
-      </w:pPr>
-    </w:lvl>
-    <w:lvl w:ilvl="7" w:tplc="0C0A0019" w:tentative="1">
-      <w:start w:val="1"/>
-      <w:numFmt w:val="lowerLetter"/>
-      <w:lvlText w:val="%8."/>
-      <w:lvlJc w:val="left"/>
-      <w:pPr>
-        <w:ind w:left="6469" w:hanging="360"/>
-      </w:pPr>
-    </w:lvl>
-    <w:lvl w:ilvl="8" w:tplc="0C0A001B" w:tentative="1">
-      <w:start w:val="1"/>
-      <w:numFmt w:val="lowerRoman"/>
-      <w:lvlText w:val="%9."/>
-      <w:lvlJc w:val="right"/>
-      <w:pPr>
-        <w:ind w:left="7189" w:hanging="180"/>
-      </w:pPr>
-    </w:lvl>
-  </w:abstractNum>
-  <w:abstractNum w:abstractNumId="54" w15:restartNumberingAfterBreak="0">
-    <w:nsid w:val="58D36B95"/>
-    <w:multiLevelType w:val="hybridMultilevel"/>
-    <w:tmpl w:val="FC34ED96"/>
-    <w:lvl w:ilvl="0" w:tplc="240A0001">
-      <w:start w:val="1"/>
-      <w:numFmt w:val="bullet"/>
-      <w:lvlText w:val=""/>
-      <w:lvlJc w:val="left"/>
-      <w:pPr>
-        <w:ind w:left="1429" w:hanging="360"/>
-      </w:pPr>
-      <w:rPr>
-        <w:rFonts w:ascii="Symbol" w:hAnsi="Symbol" w:hint="default"/>
-      </w:rPr>
-    </w:lvl>
-    <w:lvl w:ilvl="1" w:tplc="240A0003">
-      <w:start w:val="1"/>
-      <w:numFmt w:val="bullet"/>
-      <w:lvlText w:val="o"/>
-      <w:lvlJc w:val="left"/>
-      <w:pPr>
-        <w:ind w:left="2149" w:hanging="360"/>
-      </w:pPr>
-      <w:rPr>
-        <w:rFonts w:ascii="Courier New" w:hAnsi="Courier New" w:cs="Courier New" w:hint="default"/>
-      </w:rPr>
-    </w:lvl>
-    <w:lvl w:ilvl="2" w:tplc="240A0005" w:tentative="1">
-      <w:start w:val="1"/>
-      <w:numFmt w:val="bullet"/>
-      <w:lvlText w:val=""/>
-      <w:lvlJc w:val="left"/>
-      <w:pPr>
-        <w:ind w:left="2869" w:hanging="360"/>
-      </w:pPr>
-      <w:rPr>
-        <w:rFonts w:ascii="Wingdings" w:hAnsi="Wingdings" w:hint="default"/>
-      </w:rPr>
-    </w:lvl>
-    <w:lvl w:ilvl="3" w:tplc="240A0001" w:tentative="1">
-      <w:start w:val="1"/>
-      <w:numFmt w:val="bullet"/>
-      <w:lvlText w:val=""/>
-      <w:lvlJc w:val="left"/>
-      <w:pPr>
-        <w:ind w:left="3589" w:hanging="360"/>
-      </w:pPr>
-      <w:rPr>
-        <w:rFonts w:ascii="Symbol" w:hAnsi="Symbol" w:hint="default"/>
-      </w:rPr>
-    </w:lvl>
-    <w:lvl w:ilvl="4" w:tplc="240A0003" w:tentative="1">
-      <w:start w:val="1"/>
-      <w:numFmt w:val="bullet"/>
-      <w:lvlText w:val="o"/>
-      <w:lvlJc w:val="left"/>
-      <w:pPr>
-        <w:ind w:left="4309" w:hanging="360"/>
-      </w:pPr>
-      <w:rPr>
-        <w:rFonts w:ascii="Courier New" w:hAnsi="Courier New" w:cs="Courier New" w:hint="default"/>
-      </w:rPr>
-    </w:lvl>
-    <w:lvl w:ilvl="5" w:tplc="240A0005" w:tentative="1">
-      <w:start w:val="1"/>
-      <w:numFmt w:val="bullet"/>
-      <w:lvlText w:val=""/>
-      <w:lvlJc w:val="left"/>
-      <w:pPr>
-        <w:ind w:left="5029" w:hanging="360"/>
-      </w:pPr>
-      <w:rPr>
-        <w:rFonts w:ascii="Wingdings" w:hAnsi="Wingdings" w:hint="default"/>
-      </w:rPr>
-    </w:lvl>
-    <w:lvl w:ilvl="6" w:tplc="240A0001" w:tentative="1">
-      <w:start w:val="1"/>
-      <w:numFmt w:val="bullet"/>
-      <w:lvlText w:val=""/>
-      <w:lvlJc w:val="left"/>
-      <w:pPr>
-        <w:ind w:left="5749" w:hanging="360"/>
-      </w:pPr>
-      <w:rPr>
-        <w:rFonts w:ascii="Symbol" w:hAnsi="Symbol" w:hint="default"/>
-      </w:rPr>
-    </w:lvl>
-    <w:lvl w:ilvl="7" w:tplc="240A0003" w:tentative="1">
-      <w:start w:val="1"/>
-      <w:numFmt w:val="bullet"/>
-      <w:lvlText w:val="o"/>
-      <w:lvlJc w:val="left"/>
-      <w:pPr>
-        <w:ind w:left="6469" w:hanging="360"/>
-      </w:pPr>
-      <w:rPr>
-        <w:rFonts w:ascii="Courier New" w:hAnsi="Courier New" w:cs="Courier New" w:hint="default"/>
-      </w:rPr>
-    </w:lvl>
-    <w:lvl w:ilvl="8" w:tplc="240A0005" w:tentative="1">
-      <w:start w:val="1"/>
-      <w:numFmt w:val="bullet"/>
-      <w:lvlText w:val=""/>
-      <w:lvlJc w:val="left"/>
-      <w:pPr>
-        <w:ind w:left="7189" w:hanging="360"/>
-      </w:pPr>
-      <w:rPr>
-        <w:rFonts w:ascii="Wingdings" w:hAnsi="Wingdings" w:hint="default"/>
-      </w:rPr>
-    </w:lvl>
-  </w:abstractNum>
-  <w:abstractNum w:abstractNumId="55" w15:restartNumberingAfterBreak="0">
-    <w:nsid w:val="58EC1AE0"/>
-    <w:multiLevelType w:val="hybridMultilevel"/>
-    <w:tmpl w:val="51767C22"/>
-    <w:lvl w:ilvl="0" w:tplc="0C0A0001">
-      <w:start w:val="1"/>
-      <w:numFmt w:val="bullet"/>
-      <w:lvlText w:val=""/>
-      <w:lvlJc w:val="left"/>
-      <w:pPr>
-        <w:ind w:left="1429" w:hanging="360"/>
-      </w:pPr>
-      <w:rPr>
-        <w:rFonts w:ascii="Symbol" w:hAnsi="Symbol" w:hint="default"/>
-      </w:rPr>
-    </w:lvl>
-    <w:lvl w:ilvl="1" w:tplc="0C0A0003" w:tentative="1">
-      <w:start w:val="1"/>
-      <w:numFmt w:val="bullet"/>
-      <w:lvlText w:val="o"/>
-      <w:lvlJc w:val="left"/>
-      <w:pPr>
-        <w:ind w:left="2149" w:hanging="360"/>
-      </w:pPr>
-      <w:rPr>
-        <w:rFonts w:ascii="Courier New" w:hAnsi="Courier New" w:cs="Courier New" w:hint="default"/>
-      </w:rPr>
-    </w:lvl>
-    <w:lvl w:ilvl="2" w:tplc="0C0A0005" w:tentative="1">
-      <w:start w:val="1"/>
-      <w:numFmt w:val="bullet"/>
-      <w:lvlText w:val=""/>
-      <w:lvlJc w:val="left"/>
-      <w:pPr>
-        <w:ind w:left="2869" w:hanging="360"/>
-      </w:pPr>
-      <w:rPr>
-        <w:rFonts w:ascii="Wingdings" w:hAnsi="Wingdings" w:hint="default"/>
-      </w:rPr>
-    </w:lvl>
-    <w:lvl w:ilvl="3" w:tplc="0C0A0001" w:tentative="1">
-      <w:start w:val="1"/>
-      <w:numFmt w:val="bullet"/>
-      <w:lvlText w:val=""/>
-      <w:lvlJc w:val="left"/>
-      <w:pPr>
-        <w:ind w:left="3589" w:hanging="360"/>
-      </w:pPr>
-      <w:rPr>
-        <w:rFonts w:ascii="Symbol" w:hAnsi="Symbol" w:hint="default"/>
-      </w:rPr>
-    </w:lvl>
-    <w:lvl w:ilvl="4" w:tplc="0C0A0003" w:tentative="1">
-      <w:start w:val="1"/>
-      <w:numFmt w:val="bullet"/>
-      <w:lvlText w:val="o"/>
-      <w:lvlJc w:val="left"/>
-      <w:pPr>
-        <w:ind w:left="4309" w:hanging="360"/>
-      </w:pPr>
-      <w:rPr>
-        <w:rFonts w:ascii="Courier New" w:hAnsi="Courier New" w:cs="Courier New" w:hint="default"/>
-      </w:rPr>
-    </w:lvl>
-    <w:lvl w:ilvl="5" w:tplc="0C0A0005" w:tentative="1">
-      <w:start w:val="1"/>
-      <w:numFmt w:val="bullet"/>
-      <w:lvlText w:val=""/>
-      <w:lvlJc w:val="left"/>
-      <w:pPr>
-        <w:ind w:left="5029" w:hanging="360"/>
-      </w:pPr>
-      <w:rPr>
-        <w:rFonts w:ascii="Wingdings" w:hAnsi="Wingdings" w:hint="default"/>
-      </w:rPr>
-    </w:lvl>
-    <w:lvl w:ilvl="6" w:tplc="0C0A0001" w:tentative="1">
-      <w:start w:val="1"/>
-      <w:numFmt w:val="bullet"/>
-      <w:lvlText w:val=""/>
-      <w:lvlJc w:val="left"/>
-      <w:pPr>
-        <w:ind w:left="5749" w:hanging="360"/>
-      </w:pPr>
-      <w:rPr>
-        <w:rFonts w:ascii="Symbol" w:hAnsi="Symbol" w:hint="default"/>
-      </w:rPr>
-    </w:lvl>
-    <w:lvl w:ilvl="7" w:tplc="0C0A0003" w:tentative="1">
-      <w:start w:val="1"/>
-      <w:numFmt w:val="bullet"/>
-      <w:lvlText w:val="o"/>
-      <w:lvlJc w:val="left"/>
-      <w:pPr>
-        <w:ind w:left="6469" w:hanging="360"/>
-      </w:pPr>
-      <w:rPr>
-        <w:rFonts w:ascii="Courier New" w:hAnsi="Courier New" w:cs="Courier New" w:hint="default"/>
-      </w:rPr>
-    </w:lvl>
-    <w:lvl w:ilvl="8" w:tplc="0C0A0005" w:tentative="1">
-      <w:start w:val="1"/>
-      <w:numFmt w:val="bullet"/>
-      <w:lvlText w:val=""/>
-      <w:lvlJc w:val="left"/>
-      <w:pPr>
-        <w:ind w:left="7189" w:hanging="360"/>
-      </w:pPr>
-      <w:rPr>
-        <w:rFonts w:ascii="Wingdings" w:hAnsi="Wingdings" w:hint="default"/>
-      </w:rPr>
-    </w:lvl>
-  </w:abstractNum>
-  <w:abstractNum w:abstractNumId="56" w15:restartNumberingAfterBreak="0">
-    <w:nsid w:val="5AA254E1"/>
-    <w:multiLevelType w:val="hybridMultilevel"/>
-    <w:tmpl w:val="014E6B94"/>
-    <w:lvl w:ilvl="0" w:tplc="240A0001">
-      <w:start w:val="1"/>
-      <w:numFmt w:val="bullet"/>
-      <w:lvlText w:val=""/>
-      <w:lvlJc w:val="left"/>
-      <w:pPr>
-        <w:ind w:left="1429" w:hanging="360"/>
-      </w:pPr>
-      <w:rPr>
-        <w:rFonts w:ascii="Symbol" w:hAnsi="Symbol" w:hint="default"/>
-      </w:rPr>
-    </w:lvl>
-    <w:lvl w:ilvl="1" w:tplc="240A0003" w:tentative="1">
-      <w:start w:val="1"/>
-      <w:numFmt w:val="bullet"/>
-      <w:lvlText w:val="o"/>
-      <w:lvlJc w:val="left"/>
-      <w:pPr>
-        <w:ind w:left="2149" w:hanging="360"/>
-      </w:pPr>
-      <w:rPr>
-        <w:rFonts w:ascii="Courier New" w:hAnsi="Courier New" w:cs="Courier New" w:hint="default"/>
-      </w:rPr>
-    </w:lvl>
-    <w:lvl w:ilvl="2" w:tplc="240A0005" w:tentative="1">
-      <w:start w:val="1"/>
-      <w:numFmt w:val="bullet"/>
-      <w:lvlText w:val=""/>
-      <w:lvlJc w:val="left"/>
-      <w:pPr>
-        <w:ind w:left="2869" w:hanging="360"/>
-      </w:pPr>
-      <w:rPr>
-        <w:rFonts w:ascii="Wingdings" w:hAnsi="Wingdings" w:hint="default"/>
-      </w:rPr>
-    </w:lvl>
-    <w:lvl w:ilvl="3" w:tplc="240A0001" w:tentative="1">
-      <w:start w:val="1"/>
-      <w:numFmt w:val="bullet"/>
-      <w:lvlText w:val=""/>
-      <w:lvlJc w:val="left"/>
-      <w:pPr>
-        <w:ind w:left="3589" w:hanging="360"/>
-      </w:pPr>
-      <w:rPr>
-        <w:rFonts w:ascii="Symbol" w:hAnsi="Symbol" w:hint="default"/>
-      </w:rPr>
-    </w:lvl>
-    <w:lvl w:ilvl="4" w:tplc="240A0003" w:tentative="1">
-      <w:start w:val="1"/>
-      <w:numFmt w:val="bullet"/>
-      <w:lvlText w:val="o"/>
-      <w:lvlJc w:val="left"/>
-      <w:pPr>
-        <w:ind w:left="4309" w:hanging="360"/>
-      </w:pPr>
-      <w:rPr>
-        <w:rFonts w:ascii="Courier New" w:hAnsi="Courier New" w:cs="Courier New" w:hint="default"/>
-      </w:rPr>
-    </w:lvl>
-    <w:lvl w:ilvl="5" w:tplc="240A0005" w:tentative="1">
-      <w:start w:val="1"/>
-      <w:numFmt w:val="bullet"/>
-      <w:lvlText w:val=""/>
-      <w:lvlJc w:val="left"/>
-      <w:pPr>
-        <w:ind w:left="5029" w:hanging="360"/>
-      </w:pPr>
-      <w:rPr>
-        <w:rFonts w:ascii="Wingdings" w:hAnsi="Wingdings" w:hint="default"/>
-      </w:rPr>
-    </w:lvl>
-    <w:lvl w:ilvl="6" w:tplc="240A0001" w:tentative="1">
-      <w:start w:val="1"/>
-      <w:numFmt w:val="bullet"/>
-      <w:lvlText w:val=""/>
-      <w:lvlJc w:val="left"/>
-      <w:pPr>
-        <w:ind w:left="5749" w:hanging="360"/>
-      </w:pPr>
-      <w:rPr>
-        <w:rFonts w:ascii="Symbol" w:hAnsi="Symbol" w:hint="default"/>
-      </w:rPr>
-    </w:lvl>
-    <w:lvl w:ilvl="7" w:tplc="240A0003" w:tentative="1">
-      <w:start w:val="1"/>
-      <w:numFmt w:val="bullet"/>
-      <w:lvlText w:val="o"/>
-      <w:lvlJc w:val="left"/>
-      <w:pPr>
-        <w:ind w:left="6469" w:hanging="360"/>
-      </w:pPr>
-      <w:rPr>
-        <w:rFonts w:ascii="Courier New" w:hAnsi="Courier New" w:cs="Courier New" w:hint="default"/>
-      </w:rPr>
-    </w:lvl>
-    <w:lvl w:ilvl="8" w:tplc="240A0005" w:tentative="1">
-      <w:start w:val="1"/>
-      <w:numFmt w:val="bullet"/>
-      <w:lvlText w:val=""/>
-      <w:lvlJc w:val="left"/>
-      <w:pPr>
-        <w:ind w:left="7189" w:hanging="360"/>
-      </w:pPr>
-      <w:rPr>
-        <w:rFonts w:ascii="Wingdings" w:hAnsi="Wingdings" w:hint="default"/>
-      </w:rPr>
-    </w:lvl>
-  </w:abstractNum>
-  <w:abstractNum w:abstractNumId="57" w15:restartNumberingAfterBreak="0">
-    <w:nsid w:val="5BE07CE1"/>
-    <w:multiLevelType w:val="hybridMultilevel"/>
-    <w:tmpl w:val="4D30B548"/>
-    <w:lvl w:ilvl="0" w:tplc="0C0A0001">
-      <w:start w:val="1"/>
-      <w:numFmt w:val="bullet"/>
-      <w:lvlText w:val=""/>
-      <w:lvlJc w:val="left"/>
-      <w:pPr>
-        <w:ind w:left="1429" w:hanging="360"/>
-      </w:pPr>
-      <w:rPr>
-        <w:rFonts w:ascii="Symbol" w:hAnsi="Symbol" w:hint="default"/>
-      </w:rPr>
-    </w:lvl>
-    <w:lvl w:ilvl="1" w:tplc="0C0A0003" w:tentative="1">
-      <w:start w:val="1"/>
-      <w:numFmt w:val="bullet"/>
-      <w:lvlText w:val="o"/>
-      <w:lvlJc w:val="left"/>
-      <w:pPr>
-        <w:ind w:left="2149" w:hanging="360"/>
-      </w:pPr>
-      <w:rPr>
-        <w:rFonts w:ascii="Courier New" w:hAnsi="Courier New" w:cs="Courier New" w:hint="default"/>
-      </w:rPr>
-    </w:lvl>
-    <w:lvl w:ilvl="2" w:tplc="0C0A0005" w:tentative="1">
-      <w:start w:val="1"/>
-      <w:numFmt w:val="bullet"/>
-      <w:lvlText w:val=""/>
-      <w:lvlJc w:val="left"/>
-      <w:pPr>
-        <w:ind w:left="2869" w:hanging="360"/>
-      </w:pPr>
-      <w:rPr>
-        <w:rFonts w:ascii="Wingdings" w:hAnsi="Wingdings" w:hint="default"/>
-      </w:rPr>
-    </w:lvl>
-    <w:lvl w:ilvl="3" w:tplc="0C0A0001" w:tentative="1">
-      <w:start w:val="1"/>
-      <w:numFmt w:val="bullet"/>
-      <w:lvlText w:val=""/>
-      <w:lvlJc w:val="left"/>
-      <w:pPr>
-        <w:ind w:left="3589" w:hanging="360"/>
-      </w:pPr>
-      <w:rPr>
-        <w:rFonts w:ascii="Symbol" w:hAnsi="Symbol" w:hint="default"/>
-      </w:rPr>
-    </w:lvl>
-    <w:lvl w:ilvl="4" w:tplc="0C0A0003" w:tentative="1">
-      <w:start w:val="1"/>
-      <w:numFmt w:val="bullet"/>
-      <w:lvlText w:val="o"/>
-      <w:lvlJc w:val="left"/>
-      <w:pPr>
-        <w:ind w:left="4309" w:hanging="360"/>
-      </w:pPr>
-      <w:rPr>
-        <w:rFonts w:ascii="Courier New" w:hAnsi="Courier New" w:cs="Courier New" w:hint="default"/>
-      </w:rPr>
-    </w:lvl>
-    <w:lvl w:ilvl="5" w:tplc="0C0A0005" w:tentative="1">
-      <w:start w:val="1"/>
-      <w:numFmt w:val="bullet"/>
-      <w:lvlText w:val=""/>
-      <w:lvlJc w:val="left"/>
-      <w:pPr>
-        <w:ind w:left="5029" w:hanging="360"/>
-      </w:pPr>
-      <w:rPr>
-        <w:rFonts w:ascii="Wingdings" w:hAnsi="Wingdings" w:hint="default"/>
-      </w:rPr>
-    </w:lvl>
-    <w:lvl w:ilvl="6" w:tplc="0C0A0001" w:tentative="1">
-      <w:start w:val="1"/>
-      <w:numFmt w:val="bullet"/>
-      <w:lvlText w:val=""/>
-      <w:lvlJc w:val="left"/>
-      <w:pPr>
-        <w:ind w:left="5749" w:hanging="360"/>
-      </w:pPr>
-      <w:rPr>
-        <w:rFonts w:ascii="Symbol" w:hAnsi="Symbol" w:hint="default"/>
-      </w:rPr>
-    </w:lvl>
-    <w:lvl w:ilvl="7" w:tplc="0C0A0003" w:tentative="1">
-      <w:start w:val="1"/>
-      <w:numFmt w:val="bullet"/>
-      <w:lvlText w:val="o"/>
-      <w:lvlJc w:val="left"/>
-      <w:pPr>
-        <w:ind w:left="6469" w:hanging="360"/>
-      </w:pPr>
-      <w:rPr>
-        <w:rFonts w:ascii="Courier New" w:hAnsi="Courier New" w:cs="Courier New" w:hint="default"/>
-      </w:rPr>
-    </w:lvl>
-    <w:lvl w:ilvl="8" w:tplc="0C0A0005" w:tentative="1">
-      <w:start w:val="1"/>
-      <w:numFmt w:val="bullet"/>
-      <w:lvlText w:val=""/>
-      <w:lvlJc w:val="left"/>
-      <w:pPr>
-        <w:ind w:left="7189" w:hanging="360"/>
-      </w:pPr>
-      <w:rPr>
-        <w:rFonts w:ascii="Wingdings" w:hAnsi="Wingdings" w:hint="default"/>
-      </w:rPr>
-    </w:lvl>
-  </w:abstractNum>
-  <w:abstractNum w:abstractNumId="58" w15:restartNumberingAfterBreak="0">
-    <w:nsid w:val="5CE87410"/>
-    <w:multiLevelType w:val="hybridMultilevel"/>
-    <w:tmpl w:val="A6D257B8"/>
-    <w:lvl w:ilvl="0" w:tplc="0C0A0001">
-      <w:start w:val="1"/>
-      <w:numFmt w:val="bullet"/>
-      <w:lvlText w:val=""/>
-      <w:lvlJc w:val="left"/>
-      <w:pPr>
-        <w:ind w:left="1429" w:hanging="360"/>
-      </w:pPr>
-      <w:rPr>
-        <w:rFonts w:ascii="Symbol" w:hAnsi="Symbol" w:hint="default"/>
-      </w:rPr>
-    </w:lvl>
-    <w:lvl w:ilvl="1" w:tplc="0C0A0003" w:tentative="1">
-      <w:start w:val="1"/>
-      <w:numFmt w:val="bullet"/>
-      <w:lvlText w:val="o"/>
-      <w:lvlJc w:val="left"/>
-      <w:pPr>
-        <w:ind w:left="2149" w:hanging="360"/>
-      </w:pPr>
-      <w:rPr>
-        <w:rFonts w:ascii="Courier New" w:hAnsi="Courier New" w:cs="Courier New" w:hint="default"/>
-      </w:rPr>
-    </w:lvl>
-    <w:lvl w:ilvl="2" w:tplc="0C0A0005" w:tentative="1">
-      <w:start w:val="1"/>
-      <w:numFmt w:val="bullet"/>
-      <w:lvlText w:val=""/>
-      <w:lvlJc w:val="left"/>
-      <w:pPr>
-        <w:ind w:left="2869" w:hanging="360"/>
-      </w:pPr>
-      <w:rPr>
-        <w:rFonts w:ascii="Wingdings" w:hAnsi="Wingdings" w:hint="default"/>
-      </w:rPr>
-    </w:lvl>
-    <w:lvl w:ilvl="3" w:tplc="0C0A0001" w:tentative="1">
-      <w:start w:val="1"/>
-      <w:numFmt w:val="bullet"/>
-      <w:lvlText w:val=""/>
-      <w:lvlJc w:val="left"/>
-      <w:pPr>
-        <w:ind w:left="3589" w:hanging="360"/>
-      </w:pPr>
-      <w:rPr>
-        <w:rFonts w:ascii="Symbol" w:hAnsi="Symbol" w:hint="default"/>
-      </w:rPr>
-    </w:lvl>
-    <w:lvl w:ilvl="4" w:tplc="0C0A0003" w:tentative="1">
-      <w:start w:val="1"/>
-      <w:numFmt w:val="bullet"/>
-      <w:lvlText w:val="o"/>
-      <w:lvlJc w:val="left"/>
-      <w:pPr>
-        <w:ind w:left="4309" w:hanging="360"/>
-      </w:pPr>
-      <w:rPr>
-        <w:rFonts w:ascii="Courier New" w:hAnsi="Courier New" w:cs="Courier New" w:hint="default"/>
-      </w:rPr>
-    </w:lvl>
-    <w:lvl w:ilvl="5" w:tplc="0C0A0005" w:tentative="1">
-      <w:start w:val="1"/>
-      <w:numFmt w:val="bullet"/>
-      <w:lvlText w:val=""/>
-      <w:lvlJc w:val="left"/>
-      <w:pPr>
-        <w:ind w:left="5029" w:hanging="360"/>
-      </w:pPr>
-      <w:rPr>
-        <w:rFonts w:ascii="Wingdings" w:hAnsi="Wingdings" w:hint="default"/>
-      </w:rPr>
-    </w:lvl>
-    <w:lvl w:ilvl="6" w:tplc="0C0A0001" w:tentative="1">
-      <w:start w:val="1"/>
-      <w:numFmt w:val="bullet"/>
-      <w:lvlText w:val=""/>
-      <w:lvlJc w:val="left"/>
-      <w:pPr>
-        <w:ind w:left="5749" w:hanging="360"/>
-      </w:pPr>
-      <w:rPr>
-        <w:rFonts w:ascii="Symbol" w:hAnsi="Symbol" w:hint="default"/>
-      </w:rPr>
-    </w:lvl>
-    <w:lvl w:ilvl="7" w:tplc="0C0A0003" w:tentative="1">
-      <w:start w:val="1"/>
-      <w:numFmt w:val="bullet"/>
-      <w:lvlText w:val="o"/>
-      <w:lvlJc w:val="left"/>
-      <w:pPr>
-        <w:ind w:left="6469" w:hanging="360"/>
-      </w:pPr>
-      <w:rPr>
-        <w:rFonts w:ascii="Courier New" w:hAnsi="Courier New" w:cs="Courier New" w:hint="default"/>
-      </w:rPr>
-    </w:lvl>
-    <w:lvl w:ilvl="8" w:tplc="0C0A0005" w:tentative="1">
-      <w:start w:val="1"/>
-      <w:numFmt w:val="bullet"/>
-      <w:lvlText w:val=""/>
-      <w:lvlJc w:val="left"/>
-      <w:pPr>
-        <w:ind w:left="7189" w:hanging="360"/>
-      </w:pPr>
-      <w:rPr>
-        <w:rFonts w:ascii="Wingdings" w:hAnsi="Wingdings" w:hint="default"/>
-      </w:rPr>
-    </w:lvl>
-  </w:abstractNum>
-  <w:abstractNum w:abstractNumId="59" w15:restartNumberingAfterBreak="0">
-    <w:nsid w:val="5D4A26C7"/>
-    <w:multiLevelType w:val="hybridMultilevel"/>
-    <w:tmpl w:val="D3363E5E"/>
-    <w:lvl w:ilvl="0" w:tplc="0C0A0001">
-      <w:start w:val="1"/>
-      <w:numFmt w:val="bullet"/>
-      <w:lvlText w:val=""/>
-      <w:lvlJc w:val="left"/>
-      <w:pPr>
-        <w:ind w:left="1429" w:hanging="360"/>
-      </w:pPr>
-      <w:rPr>
-        <w:rFonts w:ascii="Symbol" w:hAnsi="Symbol" w:hint="default"/>
-      </w:rPr>
-    </w:lvl>
-    <w:lvl w:ilvl="1" w:tplc="0C0A0003" w:tentative="1">
-      <w:start w:val="1"/>
-      <w:numFmt w:val="bullet"/>
-      <w:lvlText w:val="o"/>
-      <w:lvlJc w:val="left"/>
-      <w:pPr>
-        <w:ind w:left="2149" w:hanging="360"/>
-      </w:pPr>
-      <w:rPr>
-        <w:rFonts w:ascii="Courier New" w:hAnsi="Courier New" w:cs="Courier New" w:hint="default"/>
-      </w:rPr>
-    </w:lvl>
-    <w:lvl w:ilvl="2" w:tplc="0C0A0005" w:tentative="1">
-      <w:start w:val="1"/>
-      <w:numFmt w:val="bullet"/>
-      <w:lvlText w:val=""/>
-      <w:lvlJc w:val="left"/>
-      <w:pPr>
-        <w:ind w:left="2869" w:hanging="360"/>
-      </w:pPr>
-      <w:rPr>
-        <w:rFonts w:ascii="Wingdings" w:hAnsi="Wingdings" w:hint="default"/>
-      </w:rPr>
-    </w:lvl>
-    <w:lvl w:ilvl="3" w:tplc="0C0A0001" w:tentative="1">
-      <w:start w:val="1"/>
-      <w:numFmt w:val="bullet"/>
-      <w:lvlText w:val=""/>
-      <w:lvlJc w:val="left"/>
-      <w:pPr>
-        <w:ind w:left="3589" w:hanging="360"/>
-      </w:pPr>
-      <w:rPr>
-        <w:rFonts w:ascii="Symbol" w:hAnsi="Symbol" w:hint="default"/>
-      </w:rPr>
-    </w:lvl>
-    <w:lvl w:ilvl="4" w:tplc="0C0A0003" w:tentative="1">
-      <w:start w:val="1"/>
-      <w:numFmt w:val="bullet"/>
-      <w:lvlText w:val="o"/>
-      <w:lvlJc w:val="left"/>
-      <w:pPr>
-        <w:ind w:left="4309" w:hanging="360"/>
-      </w:pPr>
-      <w:rPr>
-        <w:rFonts w:ascii="Courier New" w:hAnsi="Courier New" w:cs="Courier New" w:hint="default"/>
-      </w:rPr>
-    </w:lvl>
-    <w:lvl w:ilvl="5" w:tplc="0C0A0005" w:tentative="1">
-      <w:start w:val="1"/>
-      <w:numFmt w:val="bullet"/>
-      <w:lvlText w:val=""/>
-      <w:lvlJc w:val="left"/>
-      <w:pPr>
-        <w:ind w:left="5029" w:hanging="360"/>
-      </w:pPr>
-      <w:rPr>
-        <w:rFonts w:ascii="Wingdings" w:hAnsi="Wingdings" w:hint="default"/>
-      </w:rPr>
-    </w:lvl>
-    <w:lvl w:ilvl="6" w:tplc="0C0A0001" w:tentative="1">
-      <w:start w:val="1"/>
-      <w:numFmt w:val="bullet"/>
-      <w:lvlText w:val=""/>
-      <w:lvlJc w:val="left"/>
-      <w:pPr>
-        <w:ind w:left="5749" w:hanging="360"/>
-      </w:pPr>
-      <w:rPr>
-        <w:rFonts w:ascii="Symbol" w:hAnsi="Symbol" w:hint="default"/>
-      </w:rPr>
-    </w:lvl>
-    <w:lvl w:ilvl="7" w:tplc="0C0A0003" w:tentative="1">
-      <w:start w:val="1"/>
-      <w:numFmt w:val="bullet"/>
-      <w:lvlText w:val="o"/>
-      <w:lvlJc w:val="left"/>
-      <w:pPr>
-        <w:ind w:left="6469" w:hanging="360"/>
-      </w:pPr>
-      <w:rPr>
-        <w:rFonts w:ascii="Courier New" w:hAnsi="Courier New" w:cs="Courier New" w:hint="default"/>
-      </w:rPr>
-    </w:lvl>
-    <w:lvl w:ilvl="8" w:tplc="0C0A0005" w:tentative="1">
-      <w:start w:val="1"/>
-      <w:numFmt w:val="bullet"/>
-      <w:lvlText w:val=""/>
-      <w:lvlJc w:val="left"/>
-      <w:pPr>
-        <w:ind w:left="7189" w:hanging="360"/>
-      </w:pPr>
-      <w:rPr>
-        <w:rFonts w:ascii="Wingdings" w:hAnsi="Wingdings" w:hint="default"/>
-      </w:rPr>
-    </w:lvl>
-  </w:abstractNum>
-  <w:abstractNum w:abstractNumId="60" w15:restartNumberingAfterBreak="0">
-    <w:nsid w:val="60DD50F7"/>
-    <w:multiLevelType w:val="hybridMultilevel"/>
-    <w:tmpl w:val="9D6220CA"/>
-    <w:lvl w:ilvl="0" w:tplc="0C0A0001">
-      <w:start w:val="1"/>
-      <w:numFmt w:val="bullet"/>
-      <w:lvlText w:val=""/>
-      <w:lvlJc w:val="left"/>
-      <w:pPr>
-        <w:ind w:left="1429" w:hanging="360"/>
-      </w:pPr>
-      <w:rPr>
-        <w:rFonts w:ascii="Symbol" w:hAnsi="Symbol" w:hint="default"/>
-      </w:rPr>
-    </w:lvl>
-    <w:lvl w:ilvl="1" w:tplc="0C0A0003" w:tentative="1">
-      <w:start w:val="1"/>
-      <w:numFmt w:val="bullet"/>
-      <w:lvlText w:val="o"/>
-      <w:lvlJc w:val="left"/>
-      <w:pPr>
-        <w:ind w:left="2149" w:hanging="360"/>
-      </w:pPr>
-      <w:rPr>
-        <w:rFonts w:ascii="Courier New" w:hAnsi="Courier New" w:cs="Courier New" w:hint="default"/>
-      </w:rPr>
-    </w:lvl>
-    <w:lvl w:ilvl="2" w:tplc="0C0A0005" w:tentative="1">
-      <w:start w:val="1"/>
-      <w:numFmt w:val="bullet"/>
-      <w:lvlText w:val=""/>
-      <w:lvlJc w:val="left"/>
-      <w:pPr>
-        <w:ind w:left="2869" w:hanging="360"/>
-      </w:pPr>
-      <w:rPr>
-        <w:rFonts w:ascii="Wingdings" w:hAnsi="Wingdings" w:hint="default"/>
-      </w:rPr>
-    </w:lvl>
-    <w:lvl w:ilvl="3" w:tplc="0C0A0001" w:tentative="1">
-      <w:start w:val="1"/>
-      <w:numFmt w:val="bullet"/>
-      <w:lvlText w:val=""/>
-      <w:lvlJc w:val="left"/>
-      <w:pPr>
-        <w:ind w:left="3589" w:hanging="360"/>
-      </w:pPr>
-      <w:rPr>
-        <w:rFonts w:ascii="Symbol" w:hAnsi="Symbol" w:hint="default"/>
-      </w:rPr>
-    </w:lvl>
-    <w:lvl w:ilvl="4" w:tplc="0C0A0003" w:tentative="1">
-      <w:start w:val="1"/>
-      <w:numFmt w:val="bullet"/>
-      <w:lvlText w:val="o"/>
-      <w:lvlJc w:val="left"/>
-      <w:pPr>
-        <w:ind w:left="4309" w:hanging="360"/>
-      </w:pPr>
-      <w:rPr>
-        <w:rFonts w:ascii="Courier New" w:hAnsi="Courier New" w:cs="Courier New" w:hint="default"/>
-      </w:rPr>
-    </w:lvl>
-    <w:lvl w:ilvl="5" w:tplc="0C0A0005" w:tentative="1">
-      <w:start w:val="1"/>
-      <w:numFmt w:val="bullet"/>
-      <w:lvlText w:val=""/>
-      <w:lvlJc w:val="left"/>
-      <w:pPr>
-        <w:ind w:left="5029" w:hanging="360"/>
-      </w:pPr>
-      <w:rPr>
-        <w:rFonts w:ascii="Wingdings" w:hAnsi="Wingdings" w:hint="default"/>
-      </w:rPr>
-    </w:lvl>
-    <w:lvl w:ilvl="6" w:tplc="0C0A0001" w:tentative="1">
-      <w:start w:val="1"/>
-      <w:numFmt w:val="bullet"/>
-      <w:lvlText w:val=""/>
-      <w:lvlJc w:val="left"/>
-      <w:pPr>
-        <w:ind w:left="5749" w:hanging="360"/>
-      </w:pPr>
-      <w:rPr>
-        <w:rFonts w:ascii="Symbol" w:hAnsi="Symbol" w:hint="default"/>
-      </w:rPr>
-    </w:lvl>
-    <w:lvl w:ilvl="7" w:tplc="0C0A0003" w:tentative="1">
-      <w:start w:val="1"/>
-      <w:numFmt w:val="bullet"/>
-      <w:lvlText w:val="o"/>
-      <w:lvlJc w:val="left"/>
-      <w:pPr>
-        <w:ind w:left="6469" w:hanging="360"/>
-      </w:pPr>
-      <w:rPr>
-        <w:rFonts w:ascii="Courier New" w:hAnsi="Courier New" w:cs="Courier New" w:hint="default"/>
-      </w:rPr>
-    </w:lvl>
-    <w:lvl w:ilvl="8" w:tplc="0C0A0005" w:tentative="1">
-      <w:start w:val="1"/>
-      <w:numFmt w:val="bullet"/>
-      <w:lvlText w:val=""/>
-      <w:lvlJc w:val="left"/>
-      <w:pPr>
-        <w:ind w:left="7189" w:hanging="360"/>
-      </w:pPr>
-      <w:rPr>
-        <w:rFonts w:ascii="Wingdings" w:hAnsi="Wingdings" w:hint="default"/>
-      </w:rPr>
-    </w:lvl>
-  </w:abstractNum>
-  <w:abstractNum w:abstractNumId="61" w15:restartNumberingAfterBreak="0">
-    <w:nsid w:val="635E571B"/>
-    <w:multiLevelType w:val="hybridMultilevel"/>
-    <w:tmpl w:val="00C6EF4A"/>
-    <w:lvl w:ilvl="0" w:tplc="240A0001">
-      <w:start w:val="1"/>
-      <w:numFmt w:val="bullet"/>
-      <w:lvlText w:val=""/>
-      <w:lvlJc w:val="left"/>
-      <w:pPr>
-        <w:ind w:left="1429" w:hanging="360"/>
-      </w:pPr>
-      <w:rPr>
-        <w:rFonts w:ascii="Symbol" w:hAnsi="Symbol" w:hint="default"/>
-      </w:rPr>
-    </w:lvl>
-    <w:lvl w:ilvl="1" w:tplc="240A0003" w:tentative="1">
-      <w:start w:val="1"/>
-      <w:numFmt w:val="bullet"/>
-      <w:lvlText w:val="o"/>
-      <w:lvlJc w:val="left"/>
-      <w:pPr>
-        <w:ind w:left="2149" w:hanging="360"/>
-      </w:pPr>
-      <w:rPr>
-        <w:rFonts w:ascii="Courier New" w:hAnsi="Courier New" w:cs="Courier New" w:hint="default"/>
-      </w:rPr>
-    </w:lvl>
-    <w:lvl w:ilvl="2" w:tplc="240A0005" w:tentative="1">
-      <w:start w:val="1"/>
-      <w:numFmt w:val="bullet"/>
-      <w:lvlText w:val=""/>
-      <w:lvlJc w:val="left"/>
-      <w:pPr>
-        <w:ind w:left="2869" w:hanging="360"/>
-      </w:pPr>
-      <w:rPr>
-        <w:rFonts w:ascii="Wingdings" w:hAnsi="Wingdings" w:hint="default"/>
-      </w:rPr>
-    </w:lvl>
-    <w:lvl w:ilvl="3" w:tplc="240A0001" w:tentative="1">
-      <w:start w:val="1"/>
-      <w:numFmt w:val="bullet"/>
-      <w:lvlText w:val=""/>
-      <w:lvlJc w:val="left"/>
-      <w:pPr>
-        <w:ind w:left="3589" w:hanging="360"/>
-      </w:pPr>
-      <w:rPr>
-        <w:rFonts w:ascii="Symbol" w:hAnsi="Symbol" w:hint="default"/>
-      </w:rPr>
-    </w:lvl>
-    <w:lvl w:ilvl="4" w:tplc="240A0003" w:tentative="1">
-      <w:start w:val="1"/>
-      <w:numFmt w:val="bullet"/>
-      <w:lvlText w:val="o"/>
-      <w:lvlJc w:val="left"/>
-      <w:pPr>
-        <w:ind w:left="4309" w:hanging="360"/>
-      </w:pPr>
-      <w:rPr>
-        <w:rFonts w:ascii="Courier New" w:hAnsi="Courier New" w:cs="Courier New" w:hint="default"/>
-      </w:rPr>
-    </w:lvl>
-    <w:lvl w:ilvl="5" w:tplc="240A0005" w:tentative="1">
-      <w:start w:val="1"/>
-      <w:numFmt w:val="bullet"/>
-      <w:lvlText w:val=""/>
-      <w:lvlJc w:val="left"/>
-      <w:pPr>
-        <w:ind w:left="5029" w:hanging="360"/>
-      </w:pPr>
-      <w:rPr>
-        <w:rFonts w:ascii="Wingdings" w:hAnsi="Wingdings" w:hint="default"/>
-      </w:rPr>
-    </w:lvl>
-    <w:lvl w:ilvl="6" w:tplc="240A0001" w:tentative="1">
-      <w:start w:val="1"/>
-      <w:numFmt w:val="bullet"/>
-      <w:lvlText w:val=""/>
-      <w:lvlJc w:val="left"/>
-      <w:pPr>
-        <w:ind w:left="5749" w:hanging="360"/>
-      </w:pPr>
-      <w:rPr>
-        <w:rFonts w:ascii="Symbol" w:hAnsi="Symbol" w:hint="default"/>
-      </w:rPr>
-    </w:lvl>
-    <w:lvl w:ilvl="7" w:tplc="240A0003" w:tentative="1">
-      <w:start w:val="1"/>
-      <w:numFmt w:val="bullet"/>
-      <w:lvlText w:val="o"/>
-      <w:lvlJc w:val="left"/>
-      <w:pPr>
-        <w:ind w:left="6469" w:hanging="360"/>
-      </w:pPr>
-      <w:rPr>
-        <w:rFonts w:ascii="Courier New" w:hAnsi="Courier New" w:cs="Courier New" w:hint="default"/>
-      </w:rPr>
-    </w:lvl>
-    <w:lvl w:ilvl="8" w:tplc="240A0005" w:tentative="1">
-      <w:start w:val="1"/>
-      <w:numFmt w:val="bullet"/>
-      <w:lvlText w:val=""/>
-      <w:lvlJc w:val="left"/>
-      <w:pPr>
-        <w:ind w:left="7189" w:hanging="360"/>
-      </w:pPr>
-      <w:rPr>
-        <w:rFonts w:ascii="Wingdings" w:hAnsi="Wingdings" w:hint="default"/>
-      </w:rPr>
-    </w:lvl>
-  </w:abstractNum>
-  <w:abstractNum w:abstractNumId="62" w15:restartNumberingAfterBreak="0">
-    <w:nsid w:val="63AB6EFC"/>
-    <w:multiLevelType w:val="hybridMultilevel"/>
-    <w:tmpl w:val="EFF04B30"/>
-    <w:lvl w:ilvl="0" w:tplc="240A0001">
-      <w:start w:val="1"/>
-      <w:numFmt w:val="bullet"/>
-      <w:lvlText w:val=""/>
-      <w:lvlJc w:val="left"/>
-      <w:pPr>
-        <w:ind w:left="1429" w:hanging="360"/>
-      </w:pPr>
-      <w:rPr>
-        <w:rFonts w:ascii="Symbol" w:hAnsi="Symbol" w:hint="default"/>
-      </w:rPr>
-    </w:lvl>
-    <w:lvl w:ilvl="1" w:tplc="240A0003" w:tentative="1">
-      <w:start w:val="1"/>
-      <w:numFmt w:val="bullet"/>
-      <w:lvlText w:val="o"/>
-      <w:lvlJc w:val="left"/>
-      <w:pPr>
-        <w:ind w:left="2149" w:hanging="360"/>
-      </w:pPr>
-      <w:rPr>
-        <w:rFonts w:ascii="Courier New" w:hAnsi="Courier New" w:cs="Courier New" w:hint="default"/>
-      </w:rPr>
-    </w:lvl>
-    <w:lvl w:ilvl="2" w:tplc="240A0005" w:tentative="1">
-      <w:start w:val="1"/>
-      <w:numFmt w:val="bullet"/>
-      <w:lvlText w:val=""/>
-      <w:lvlJc w:val="left"/>
-      <w:pPr>
-        <w:ind w:left="2869" w:hanging="360"/>
-      </w:pPr>
-      <w:rPr>
-        <w:rFonts w:ascii="Wingdings" w:hAnsi="Wingdings" w:hint="default"/>
-      </w:rPr>
-    </w:lvl>
-    <w:lvl w:ilvl="3" w:tplc="240A0001" w:tentative="1">
-      <w:start w:val="1"/>
-      <w:numFmt w:val="bullet"/>
-      <w:lvlText w:val=""/>
-      <w:lvlJc w:val="left"/>
-      <w:pPr>
-        <w:ind w:left="3589" w:hanging="360"/>
-      </w:pPr>
-      <w:rPr>
-        <w:rFonts w:ascii="Symbol" w:hAnsi="Symbol" w:hint="default"/>
-      </w:rPr>
-    </w:lvl>
-    <w:lvl w:ilvl="4" w:tplc="240A0003" w:tentative="1">
-      <w:start w:val="1"/>
-      <w:numFmt w:val="bullet"/>
-      <w:lvlText w:val="o"/>
-      <w:lvlJc w:val="left"/>
-      <w:pPr>
-        <w:ind w:left="4309" w:hanging="360"/>
-      </w:pPr>
-      <w:rPr>
-        <w:rFonts w:ascii="Courier New" w:hAnsi="Courier New" w:cs="Courier New" w:hint="default"/>
-      </w:rPr>
-    </w:lvl>
-    <w:lvl w:ilvl="5" w:tplc="240A0005" w:tentative="1">
-      <w:start w:val="1"/>
-      <w:numFmt w:val="bullet"/>
-      <w:lvlText w:val=""/>
-      <w:lvlJc w:val="left"/>
-      <w:pPr>
-        <w:ind w:left="5029" w:hanging="360"/>
-      </w:pPr>
-      <w:rPr>
-        <w:rFonts w:ascii="Wingdings" w:hAnsi="Wingdings" w:hint="default"/>
-      </w:rPr>
-    </w:lvl>
-    <w:lvl w:ilvl="6" w:tplc="240A0001" w:tentative="1">
-      <w:start w:val="1"/>
-      <w:numFmt w:val="bullet"/>
-      <w:lvlText w:val=""/>
-      <w:lvlJc w:val="left"/>
-      <w:pPr>
-        <w:ind w:left="5749" w:hanging="360"/>
-      </w:pPr>
-      <w:rPr>
-        <w:rFonts w:ascii="Symbol" w:hAnsi="Symbol" w:hint="default"/>
-      </w:rPr>
-    </w:lvl>
-    <w:lvl w:ilvl="7" w:tplc="240A0003" w:tentative="1">
-      <w:start w:val="1"/>
-      <w:numFmt w:val="bullet"/>
-      <w:lvlText w:val="o"/>
-      <w:lvlJc w:val="left"/>
-      <w:pPr>
-        <w:ind w:left="6469" w:hanging="360"/>
-      </w:pPr>
-      <w:rPr>
-        <w:rFonts w:ascii="Courier New" w:hAnsi="Courier New" w:cs="Courier New" w:hint="default"/>
-      </w:rPr>
-    </w:lvl>
-    <w:lvl w:ilvl="8" w:tplc="240A0005" w:tentative="1">
-      <w:start w:val="1"/>
-      <w:numFmt w:val="bullet"/>
-      <w:lvlText w:val=""/>
-      <w:lvlJc w:val="left"/>
-      <w:pPr>
-        <w:ind w:left="7189" w:hanging="360"/>
-      </w:pPr>
-      <w:rPr>
-        <w:rFonts w:ascii="Wingdings" w:hAnsi="Wingdings" w:hint="default"/>
-      </w:rPr>
-    </w:lvl>
-  </w:abstractNum>
-  <w:abstractNum w:abstractNumId="63" w15:restartNumberingAfterBreak="0">
-    <w:nsid w:val="64735454"/>
-    <w:multiLevelType w:val="hybridMultilevel"/>
-    <w:tmpl w:val="AD3A221E"/>
-    <w:lvl w:ilvl="0" w:tplc="0C0A0001">
-      <w:start w:val="1"/>
-      <w:numFmt w:val="bullet"/>
-      <w:lvlText w:val=""/>
-      <w:lvlJc w:val="left"/>
-      <w:pPr>
-        <w:ind w:left="1429" w:hanging="360"/>
-      </w:pPr>
-      <w:rPr>
-        <w:rFonts w:ascii="Symbol" w:hAnsi="Symbol" w:hint="default"/>
-      </w:rPr>
-    </w:lvl>
-    <w:lvl w:ilvl="1" w:tplc="0C0A0003" w:tentative="1">
-      <w:start w:val="1"/>
-      <w:numFmt w:val="bullet"/>
-      <w:lvlText w:val="o"/>
-      <w:lvlJc w:val="left"/>
-      <w:pPr>
-        <w:ind w:left="2149" w:hanging="360"/>
-      </w:pPr>
-      <w:rPr>
-        <w:rFonts w:ascii="Courier New" w:hAnsi="Courier New" w:cs="Courier New" w:hint="default"/>
-      </w:rPr>
-    </w:lvl>
-    <w:lvl w:ilvl="2" w:tplc="0C0A0005" w:tentative="1">
-      <w:start w:val="1"/>
-      <w:numFmt w:val="bullet"/>
-      <w:lvlText w:val=""/>
-      <w:lvlJc w:val="left"/>
-      <w:pPr>
-        <w:ind w:left="2869" w:hanging="360"/>
-      </w:pPr>
-      <w:rPr>
-        <w:rFonts w:ascii="Wingdings" w:hAnsi="Wingdings" w:hint="default"/>
-      </w:rPr>
-    </w:lvl>
-    <w:lvl w:ilvl="3" w:tplc="0C0A0001" w:tentative="1">
-      <w:start w:val="1"/>
-      <w:numFmt w:val="bullet"/>
-      <w:lvlText w:val=""/>
-      <w:lvlJc w:val="left"/>
-      <w:pPr>
-        <w:ind w:left="3589" w:hanging="360"/>
-      </w:pPr>
-      <w:rPr>
-        <w:rFonts w:ascii="Symbol" w:hAnsi="Symbol" w:hint="default"/>
-      </w:rPr>
-    </w:lvl>
-    <w:lvl w:ilvl="4" w:tplc="0C0A0003" w:tentative="1">
-      <w:start w:val="1"/>
-      <w:numFmt w:val="bullet"/>
-      <w:lvlText w:val="o"/>
-      <w:lvlJc w:val="left"/>
-      <w:pPr>
-        <w:ind w:left="4309" w:hanging="360"/>
-      </w:pPr>
-      <w:rPr>
-        <w:rFonts w:ascii="Courier New" w:hAnsi="Courier New" w:cs="Courier New" w:hint="default"/>
-      </w:rPr>
-    </w:lvl>
-    <w:lvl w:ilvl="5" w:tplc="0C0A0005" w:tentative="1">
-      <w:start w:val="1"/>
-      <w:numFmt w:val="bullet"/>
-      <w:lvlText w:val=""/>
-      <w:lvlJc w:val="left"/>
-      <w:pPr>
-        <w:ind w:left="5029" w:hanging="360"/>
-      </w:pPr>
-      <w:rPr>
-        <w:rFonts w:ascii="Wingdings" w:hAnsi="Wingdings" w:hint="default"/>
-      </w:rPr>
-    </w:lvl>
-    <w:lvl w:ilvl="6" w:tplc="0C0A0001" w:tentative="1">
-      <w:start w:val="1"/>
-      <w:numFmt w:val="bullet"/>
-      <w:lvlText w:val=""/>
-      <w:lvlJc w:val="left"/>
-      <w:pPr>
-        <w:ind w:left="5749" w:hanging="360"/>
-      </w:pPr>
-      <w:rPr>
-        <w:rFonts w:ascii="Symbol" w:hAnsi="Symbol" w:hint="default"/>
-      </w:rPr>
-    </w:lvl>
-    <w:lvl w:ilvl="7" w:tplc="0C0A0003" w:tentative="1">
-      <w:start w:val="1"/>
-      <w:numFmt w:val="bullet"/>
-      <w:lvlText w:val="o"/>
-      <w:lvlJc w:val="left"/>
-      <w:pPr>
-        <w:ind w:left="6469" w:hanging="360"/>
-      </w:pPr>
-      <w:rPr>
-        <w:rFonts w:ascii="Courier New" w:hAnsi="Courier New" w:cs="Courier New" w:hint="default"/>
-      </w:rPr>
-    </w:lvl>
-    <w:lvl w:ilvl="8" w:tplc="0C0A0005" w:tentative="1">
-      <w:start w:val="1"/>
-      <w:numFmt w:val="bullet"/>
-      <w:lvlText w:val=""/>
-      <w:lvlJc w:val="left"/>
-      <w:pPr>
-        <w:ind w:left="7189" w:hanging="360"/>
-      </w:pPr>
-      <w:rPr>
-        <w:rFonts w:ascii="Wingdings" w:hAnsi="Wingdings" w:hint="default"/>
-      </w:rPr>
-    </w:lvl>
-  </w:abstractNum>
-  <w:abstractNum w:abstractNumId="64" w15:restartNumberingAfterBreak="0">
-    <w:nsid w:val="65F007DE"/>
-    <w:multiLevelType w:val="hybridMultilevel"/>
-    <w:tmpl w:val="FAA6494E"/>
-    <w:lvl w:ilvl="0" w:tplc="240A0001">
-      <w:start w:val="1"/>
-      <w:numFmt w:val="bullet"/>
-      <w:lvlText w:val=""/>
-      <w:lvlJc w:val="left"/>
-      <w:pPr>
-        <w:ind w:left="1429" w:hanging="360"/>
-      </w:pPr>
-      <w:rPr>
-        <w:rFonts w:ascii="Symbol" w:hAnsi="Symbol" w:hint="default"/>
-      </w:rPr>
-    </w:lvl>
-    <w:lvl w:ilvl="1" w:tplc="240A0003" w:tentative="1">
-      <w:start w:val="1"/>
-      <w:numFmt w:val="bullet"/>
-      <w:lvlText w:val="o"/>
-      <w:lvlJc w:val="left"/>
-      <w:pPr>
-        <w:ind w:left="2149" w:hanging="360"/>
-      </w:pPr>
-      <w:rPr>
-        <w:rFonts w:ascii="Courier New" w:hAnsi="Courier New" w:cs="Courier New" w:hint="default"/>
-      </w:rPr>
-    </w:lvl>
-    <w:lvl w:ilvl="2" w:tplc="240A0005" w:tentative="1">
-      <w:start w:val="1"/>
-      <w:numFmt w:val="bullet"/>
-      <w:lvlText w:val=""/>
-      <w:lvlJc w:val="left"/>
-      <w:pPr>
-        <w:ind w:left="2869" w:hanging="360"/>
-      </w:pPr>
-      <w:rPr>
-        <w:rFonts w:ascii="Wingdings" w:hAnsi="Wingdings" w:hint="default"/>
-      </w:rPr>
-    </w:lvl>
-    <w:lvl w:ilvl="3" w:tplc="240A0001" w:tentative="1">
-      <w:start w:val="1"/>
-      <w:numFmt w:val="bullet"/>
-      <w:lvlText w:val=""/>
-      <w:lvlJc w:val="left"/>
-      <w:pPr>
-        <w:ind w:left="3589" w:hanging="360"/>
-      </w:pPr>
-      <w:rPr>
-        <w:rFonts w:ascii="Symbol" w:hAnsi="Symbol" w:hint="default"/>
-      </w:rPr>
-    </w:lvl>
-    <w:lvl w:ilvl="4" w:tplc="240A0003" w:tentative="1">
-      <w:start w:val="1"/>
-      <w:numFmt w:val="bullet"/>
-      <w:lvlText w:val="o"/>
-      <w:lvlJc w:val="left"/>
-      <w:pPr>
-        <w:ind w:left="4309" w:hanging="360"/>
-      </w:pPr>
-      <w:rPr>
-        <w:rFonts w:ascii="Courier New" w:hAnsi="Courier New" w:cs="Courier New" w:hint="default"/>
-      </w:rPr>
-    </w:lvl>
-    <w:lvl w:ilvl="5" w:tplc="240A0005" w:tentative="1">
-      <w:start w:val="1"/>
-      <w:numFmt w:val="bullet"/>
-      <w:lvlText w:val=""/>
-      <w:lvlJc w:val="left"/>
-      <w:pPr>
-        <w:ind w:left="5029" w:hanging="360"/>
-      </w:pPr>
-      <w:rPr>
-        <w:rFonts w:ascii="Wingdings" w:hAnsi="Wingdings" w:hint="default"/>
-      </w:rPr>
-    </w:lvl>
-    <w:lvl w:ilvl="6" w:tplc="240A0001" w:tentative="1">
-      <w:start w:val="1"/>
-      <w:numFmt w:val="bullet"/>
-      <w:lvlText w:val=""/>
-      <w:lvlJc w:val="left"/>
-      <w:pPr>
-        <w:ind w:left="5749" w:hanging="360"/>
-      </w:pPr>
-      <w:rPr>
-        <w:rFonts w:ascii="Symbol" w:hAnsi="Symbol" w:hint="default"/>
-      </w:rPr>
-    </w:lvl>
-    <w:lvl w:ilvl="7" w:tplc="240A0003" w:tentative="1">
-      <w:start w:val="1"/>
-      <w:numFmt w:val="bullet"/>
-      <w:lvlText w:val="o"/>
-      <w:lvlJc w:val="left"/>
-      <w:pPr>
-        <w:ind w:left="6469" w:hanging="360"/>
-      </w:pPr>
-      <w:rPr>
-        <w:rFonts w:ascii="Courier New" w:hAnsi="Courier New" w:cs="Courier New" w:hint="default"/>
-      </w:rPr>
-    </w:lvl>
-    <w:lvl w:ilvl="8" w:tplc="240A0005" w:tentative="1">
-      <w:start w:val="1"/>
-      <w:numFmt w:val="bullet"/>
-      <w:lvlText w:val=""/>
-      <w:lvlJc w:val="left"/>
-      <w:pPr>
-        <w:ind w:left="7189" w:hanging="360"/>
-      </w:pPr>
-      <w:rPr>
-        <w:rFonts w:ascii="Wingdings" w:hAnsi="Wingdings" w:hint="default"/>
-      </w:rPr>
-    </w:lvl>
-  </w:abstractNum>
-  <w:abstractNum w:abstractNumId="65" w15:restartNumberingAfterBreak="0">
-    <w:nsid w:val="66257241"/>
-    <w:multiLevelType w:val="hybridMultilevel"/>
-    <w:tmpl w:val="100861B8"/>
-    <w:lvl w:ilvl="0" w:tplc="0C0A0017">
-      <w:start w:val="1"/>
-      <w:numFmt w:val="lowerLetter"/>
-      <w:lvlText w:val="%1)"/>
-      <w:lvlJc w:val="left"/>
-      <w:pPr>
-        <w:ind w:left="1429" w:hanging="360"/>
-      </w:pPr>
-    </w:lvl>
-    <w:lvl w:ilvl="1" w:tplc="0C0A0019" w:tentative="1">
-      <w:start w:val="1"/>
-      <w:numFmt w:val="lowerLetter"/>
-      <w:lvlText w:val="%2."/>
-      <w:lvlJc w:val="left"/>
-      <w:pPr>
-        <w:ind w:left="2149" w:hanging="360"/>
-      </w:pPr>
-    </w:lvl>
-    <w:lvl w:ilvl="2" w:tplc="0C0A001B" w:tentative="1">
-      <w:start w:val="1"/>
-      <w:numFmt w:val="lowerRoman"/>
-      <w:lvlText w:val="%3."/>
-      <w:lvlJc w:val="right"/>
-      <w:pPr>
-        <w:ind w:left="2869" w:hanging="180"/>
-      </w:pPr>
-    </w:lvl>
-    <w:lvl w:ilvl="3" w:tplc="0C0A000F" w:tentative="1">
-      <w:start w:val="1"/>
-      <w:numFmt w:val="decimal"/>
-      <w:lvlText w:val="%4."/>
-      <w:lvlJc w:val="left"/>
-      <w:pPr>
-        <w:ind w:left="3589" w:hanging="360"/>
-      </w:pPr>
-    </w:lvl>
-    <w:lvl w:ilvl="4" w:tplc="0C0A0019" w:tentative="1">
-      <w:start w:val="1"/>
-      <w:numFmt w:val="lowerLetter"/>
-      <w:lvlText w:val="%5."/>
-      <w:lvlJc w:val="left"/>
-      <w:pPr>
-        <w:ind w:left="4309" w:hanging="360"/>
-      </w:pPr>
-    </w:lvl>
-    <w:lvl w:ilvl="5" w:tplc="0C0A001B" w:tentative="1">
-      <w:start w:val="1"/>
-      <w:numFmt w:val="lowerRoman"/>
-      <w:lvlText w:val="%6."/>
-      <w:lvlJc w:val="right"/>
-      <w:pPr>
-        <w:ind w:left="5029" w:hanging="180"/>
-      </w:pPr>
-    </w:lvl>
-    <w:lvl w:ilvl="6" w:tplc="0C0A000F" w:tentative="1">
-      <w:start w:val="1"/>
-      <w:numFmt w:val="decimal"/>
-      <w:lvlText w:val="%7."/>
-      <w:lvlJc w:val="left"/>
-      <w:pPr>
-        <w:ind w:left="5749" w:hanging="360"/>
-      </w:pPr>
-    </w:lvl>
-    <w:lvl w:ilvl="7" w:tplc="0C0A0019" w:tentative="1">
-      <w:start w:val="1"/>
-      <w:numFmt w:val="lowerLetter"/>
-      <w:lvlText w:val="%8."/>
-      <w:lvlJc w:val="left"/>
-      <w:pPr>
-        <w:ind w:left="6469" w:hanging="360"/>
-      </w:pPr>
-    </w:lvl>
-    <w:lvl w:ilvl="8" w:tplc="0C0A001B" w:tentative="1">
-      <w:start w:val="1"/>
-      <w:numFmt w:val="lowerRoman"/>
-      <w:lvlText w:val="%9."/>
-      <w:lvlJc w:val="right"/>
-      <w:pPr>
-        <w:ind w:left="7189" w:hanging="180"/>
-      </w:pPr>
-    </w:lvl>
-  </w:abstractNum>
-  <w:abstractNum w:abstractNumId="66" w15:restartNumberingAfterBreak="0">
+  <w:abstractNum w:abstractNumId="12" w15:restartNumberingAfterBreak="0">
     <w:nsid w:val="692A3F41"/>
     <w:multiLevelType w:val="hybridMultilevel"/>
     <w:tmpl w:val="985A4782"/>
@@ -23206,857 +17256,7 @@
       </w:pPr>
     </w:lvl>
   </w:abstractNum>
-  <w:abstractNum w:abstractNumId="67" w15:restartNumberingAfterBreak="0">
-    <w:nsid w:val="702D41A8"/>
-    <w:multiLevelType w:val="hybridMultilevel"/>
-    <w:tmpl w:val="4D145AEE"/>
-    <w:lvl w:ilvl="0" w:tplc="0C0A0001">
-      <w:start w:val="1"/>
-      <w:numFmt w:val="bullet"/>
-      <w:lvlText w:val=""/>
-      <w:lvlJc w:val="left"/>
-      <w:pPr>
-        <w:ind w:left="1429" w:hanging="360"/>
-      </w:pPr>
-      <w:rPr>
-        <w:rFonts w:ascii="Symbol" w:hAnsi="Symbol" w:hint="default"/>
-      </w:rPr>
-    </w:lvl>
-    <w:lvl w:ilvl="1" w:tplc="0C0A0003" w:tentative="1">
-      <w:start w:val="1"/>
-      <w:numFmt w:val="bullet"/>
-      <w:lvlText w:val="o"/>
-      <w:lvlJc w:val="left"/>
-      <w:pPr>
-        <w:ind w:left="2149" w:hanging="360"/>
-      </w:pPr>
-      <w:rPr>
-        <w:rFonts w:ascii="Courier New" w:hAnsi="Courier New" w:cs="Courier New" w:hint="default"/>
-      </w:rPr>
-    </w:lvl>
-    <w:lvl w:ilvl="2" w:tplc="0C0A0005" w:tentative="1">
-      <w:start w:val="1"/>
-      <w:numFmt w:val="bullet"/>
-      <w:lvlText w:val=""/>
-      <w:lvlJc w:val="left"/>
-      <w:pPr>
-        <w:ind w:left="2869" w:hanging="360"/>
-      </w:pPr>
-      <w:rPr>
-        <w:rFonts w:ascii="Wingdings" w:hAnsi="Wingdings" w:hint="default"/>
-      </w:rPr>
-    </w:lvl>
-    <w:lvl w:ilvl="3" w:tplc="0C0A0001" w:tentative="1">
-      <w:start w:val="1"/>
-      <w:numFmt w:val="bullet"/>
-      <w:lvlText w:val=""/>
-      <w:lvlJc w:val="left"/>
-      <w:pPr>
-        <w:ind w:left="3589" w:hanging="360"/>
-      </w:pPr>
-      <w:rPr>
-        <w:rFonts w:ascii="Symbol" w:hAnsi="Symbol" w:hint="default"/>
-      </w:rPr>
-    </w:lvl>
-    <w:lvl w:ilvl="4" w:tplc="0C0A0003" w:tentative="1">
-      <w:start w:val="1"/>
-      <w:numFmt w:val="bullet"/>
-      <w:lvlText w:val="o"/>
-      <w:lvlJc w:val="left"/>
-      <w:pPr>
-        <w:ind w:left="4309" w:hanging="360"/>
-      </w:pPr>
-      <w:rPr>
-        <w:rFonts w:ascii="Courier New" w:hAnsi="Courier New" w:cs="Courier New" w:hint="default"/>
-      </w:rPr>
-    </w:lvl>
-    <w:lvl w:ilvl="5" w:tplc="0C0A0005" w:tentative="1">
-      <w:start w:val="1"/>
-      <w:numFmt w:val="bullet"/>
-      <w:lvlText w:val=""/>
-      <w:lvlJc w:val="left"/>
-      <w:pPr>
-        <w:ind w:left="5029" w:hanging="360"/>
-      </w:pPr>
-      <w:rPr>
-        <w:rFonts w:ascii="Wingdings" w:hAnsi="Wingdings" w:hint="default"/>
-      </w:rPr>
-    </w:lvl>
-    <w:lvl w:ilvl="6" w:tplc="0C0A0001" w:tentative="1">
-      <w:start w:val="1"/>
-      <w:numFmt w:val="bullet"/>
-      <w:lvlText w:val=""/>
-      <w:lvlJc w:val="left"/>
-      <w:pPr>
-        <w:ind w:left="5749" w:hanging="360"/>
-      </w:pPr>
-      <w:rPr>
-        <w:rFonts w:ascii="Symbol" w:hAnsi="Symbol" w:hint="default"/>
-      </w:rPr>
-    </w:lvl>
-    <w:lvl w:ilvl="7" w:tplc="0C0A0003" w:tentative="1">
-      <w:start w:val="1"/>
-      <w:numFmt w:val="bullet"/>
-      <w:lvlText w:val="o"/>
-      <w:lvlJc w:val="left"/>
-      <w:pPr>
-        <w:ind w:left="6469" w:hanging="360"/>
-      </w:pPr>
-      <w:rPr>
-        <w:rFonts w:ascii="Courier New" w:hAnsi="Courier New" w:cs="Courier New" w:hint="default"/>
-      </w:rPr>
-    </w:lvl>
-    <w:lvl w:ilvl="8" w:tplc="0C0A0005" w:tentative="1">
-      <w:start w:val="1"/>
-      <w:numFmt w:val="bullet"/>
-      <w:lvlText w:val=""/>
-      <w:lvlJc w:val="left"/>
-      <w:pPr>
-        <w:ind w:left="7189" w:hanging="360"/>
-      </w:pPr>
-      <w:rPr>
-        <w:rFonts w:ascii="Wingdings" w:hAnsi="Wingdings" w:hint="default"/>
-      </w:rPr>
-    </w:lvl>
-  </w:abstractNum>
-  <w:abstractNum w:abstractNumId="68" w15:restartNumberingAfterBreak="0">
-    <w:nsid w:val="7105255F"/>
-    <w:multiLevelType w:val="hybridMultilevel"/>
-    <w:tmpl w:val="D3D6708E"/>
-    <w:lvl w:ilvl="0" w:tplc="0C0A0017">
-      <w:start w:val="1"/>
-      <w:numFmt w:val="lowerLetter"/>
-      <w:lvlText w:val="%1)"/>
-      <w:lvlJc w:val="left"/>
-      <w:pPr>
-        <w:ind w:left="1429" w:hanging="360"/>
-      </w:pPr>
-    </w:lvl>
-    <w:lvl w:ilvl="1" w:tplc="0C0A0019" w:tentative="1">
-      <w:start w:val="1"/>
-      <w:numFmt w:val="lowerLetter"/>
-      <w:lvlText w:val="%2."/>
-      <w:lvlJc w:val="left"/>
-      <w:pPr>
-        <w:ind w:left="2149" w:hanging="360"/>
-      </w:pPr>
-    </w:lvl>
-    <w:lvl w:ilvl="2" w:tplc="0C0A001B" w:tentative="1">
-      <w:start w:val="1"/>
-      <w:numFmt w:val="lowerRoman"/>
-      <w:lvlText w:val="%3."/>
-      <w:lvlJc w:val="right"/>
-      <w:pPr>
-        <w:ind w:left="2869" w:hanging="180"/>
-      </w:pPr>
-    </w:lvl>
-    <w:lvl w:ilvl="3" w:tplc="0C0A000F" w:tentative="1">
-      <w:start w:val="1"/>
-      <w:numFmt w:val="decimal"/>
-      <w:lvlText w:val="%4."/>
-      <w:lvlJc w:val="left"/>
-      <w:pPr>
-        <w:ind w:left="3589" w:hanging="360"/>
-      </w:pPr>
-    </w:lvl>
-    <w:lvl w:ilvl="4" w:tplc="0C0A0019" w:tentative="1">
-      <w:start w:val="1"/>
-      <w:numFmt w:val="lowerLetter"/>
-      <w:lvlText w:val="%5."/>
-      <w:lvlJc w:val="left"/>
-      <w:pPr>
-        <w:ind w:left="4309" w:hanging="360"/>
-      </w:pPr>
-    </w:lvl>
-    <w:lvl w:ilvl="5" w:tplc="0C0A001B" w:tentative="1">
-      <w:start w:val="1"/>
-      <w:numFmt w:val="lowerRoman"/>
-      <w:lvlText w:val="%6."/>
-      <w:lvlJc w:val="right"/>
-      <w:pPr>
-        <w:ind w:left="5029" w:hanging="180"/>
-      </w:pPr>
-    </w:lvl>
-    <w:lvl w:ilvl="6" w:tplc="0C0A000F" w:tentative="1">
-      <w:start w:val="1"/>
-      <w:numFmt w:val="decimal"/>
-      <w:lvlText w:val="%7."/>
-      <w:lvlJc w:val="left"/>
-      <w:pPr>
-        <w:ind w:left="5749" w:hanging="360"/>
-      </w:pPr>
-    </w:lvl>
-    <w:lvl w:ilvl="7" w:tplc="0C0A0019" w:tentative="1">
-      <w:start w:val="1"/>
-      <w:numFmt w:val="lowerLetter"/>
-      <w:lvlText w:val="%8."/>
-      <w:lvlJc w:val="left"/>
-      <w:pPr>
-        <w:ind w:left="6469" w:hanging="360"/>
-      </w:pPr>
-    </w:lvl>
-    <w:lvl w:ilvl="8" w:tplc="0C0A001B" w:tentative="1">
-      <w:start w:val="1"/>
-      <w:numFmt w:val="lowerRoman"/>
-      <w:lvlText w:val="%9."/>
-      <w:lvlJc w:val="right"/>
-      <w:pPr>
-        <w:ind w:left="7189" w:hanging="180"/>
-      </w:pPr>
-    </w:lvl>
-  </w:abstractNum>
-  <w:abstractNum w:abstractNumId="69" w15:restartNumberingAfterBreak="0">
-    <w:nsid w:val="716614FF"/>
-    <w:multiLevelType w:val="hybridMultilevel"/>
-    <w:tmpl w:val="6D468122"/>
-    <w:lvl w:ilvl="0" w:tplc="240A0001">
-      <w:start w:val="1"/>
-      <w:numFmt w:val="bullet"/>
-      <w:lvlText w:val=""/>
-      <w:lvlJc w:val="left"/>
-      <w:pPr>
-        <w:ind w:left="1429" w:hanging="360"/>
-      </w:pPr>
-      <w:rPr>
-        <w:rFonts w:ascii="Symbol" w:hAnsi="Symbol" w:hint="default"/>
-      </w:rPr>
-    </w:lvl>
-    <w:lvl w:ilvl="1" w:tplc="240A0003" w:tentative="1">
-      <w:start w:val="1"/>
-      <w:numFmt w:val="bullet"/>
-      <w:lvlText w:val="o"/>
-      <w:lvlJc w:val="left"/>
-      <w:pPr>
-        <w:ind w:left="2149" w:hanging="360"/>
-      </w:pPr>
-      <w:rPr>
-        <w:rFonts w:ascii="Courier New" w:hAnsi="Courier New" w:cs="Courier New" w:hint="default"/>
-      </w:rPr>
-    </w:lvl>
-    <w:lvl w:ilvl="2" w:tplc="240A0005" w:tentative="1">
-      <w:start w:val="1"/>
-      <w:numFmt w:val="bullet"/>
-      <w:lvlText w:val=""/>
-      <w:lvlJc w:val="left"/>
-      <w:pPr>
-        <w:ind w:left="2869" w:hanging="360"/>
-      </w:pPr>
-      <w:rPr>
-        <w:rFonts w:ascii="Wingdings" w:hAnsi="Wingdings" w:hint="default"/>
-      </w:rPr>
-    </w:lvl>
-    <w:lvl w:ilvl="3" w:tplc="240A0001" w:tentative="1">
-      <w:start w:val="1"/>
-      <w:numFmt w:val="bullet"/>
-      <w:lvlText w:val=""/>
-      <w:lvlJc w:val="left"/>
-      <w:pPr>
-        <w:ind w:left="3589" w:hanging="360"/>
-      </w:pPr>
-      <w:rPr>
-        <w:rFonts w:ascii="Symbol" w:hAnsi="Symbol" w:hint="default"/>
-      </w:rPr>
-    </w:lvl>
-    <w:lvl w:ilvl="4" w:tplc="240A0003" w:tentative="1">
-      <w:start w:val="1"/>
-      <w:numFmt w:val="bullet"/>
-      <w:lvlText w:val="o"/>
-      <w:lvlJc w:val="left"/>
-      <w:pPr>
-        <w:ind w:left="4309" w:hanging="360"/>
-      </w:pPr>
-      <w:rPr>
-        <w:rFonts w:ascii="Courier New" w:hAnsi="Courier New" w:cs="Courier New" w:hint="default"/>
-      </w:rPr>
-    </w:lvl>
-    <w:lvl w:ilvl="5" w:tplc="240A0005" w:tentative="1">
-      <w:start w:val="1"/>
-      <w:numFmt w:val="bullet"/>
-      <w:lvlText w:val=""/>
-      <w:lvlJc w:val="left"/>
-      <w:pPr>
-        <w:ind w:left="5029" w:hanging="360"/>
-      </w:pPr>
-      <w:rPr>
-        <w:rFonts w:ascii="Wingdings" w:hAnsi="Wingdings" w:hint="default"/>
-      </w:rPr>
-    </w:lvl>
-    <w:lvl w:ilvl="6" w:tplc="240A0001" w:tentative="1">
-      <w:start w:val="1"/>
-      <w:numFmt w:val="bullet"/>
-      <w:lvlText w:val=""/>
-      <w:lvlJc w:val="left"/>
-      <w:pPr>
-        <w:ind w:left="5749" w:hanging="360"/>
-      </w:pPr>
-      <w:rPr>
-        <w:rFonts w:ascii="Symbol" w:hAnsi="Symbol" w:hint="default"/>
-      </w:rPr>
-    </w:lvl>
-    <w:lvl w:ilvl="7" w:tplc="240A0003" w:tentative="1">
-      <w:start w:val="1"/>
-      <w:numFmt w:val="bullet"/>
-      <w:lvlText w:val="o"/>
-      <w:lvlJc w:val="left"/>
-      <w:pPr>
-        <w:ind w:left="6469" w:hanging="360"/>
-      </w:pPr>
-      <w:rPr>
-        <w:rFonts w:ascii="Courier New" w:hAnsi="Courier New" w:cs="Courier New" w:hint="default"/>
-      </w:rPr>
-    </w:lvl>
-    <w:lvl w:ilvl="8" w:tplc="240A0005" w:tentative="1">
-      <w:start w:val="1"/>
-      <w:numFmt w:val="bullet"/>
-      <w:lvlText w:val=""/>
-      <w:lvlJc w:val="left"/>
-      <w:pPr>
-        <w:ind w:left="7189" w:hanging="360"/>
-      </w:pPr>
-      <w:rPr>
-        <w:rFonts w:ascii="Wingdings" w:hAnsi="Wingdings" w:hint="default"/>
-      </w:rPr>
-    </w:lvl>
-  </w:abstractNum>
-  <w:abstractNum w:abstractNumId="70" w15:restartNumberingAfterBreak="0">
-    <w:nsid w:val="72A73242"/>
-    <w:multiLevelType w:val="hybridMultilevel"/>
-    <w:tmpl w:val="91A29E06"/>
-    <w:lvl w:ilvl="0" w:tplc="0C0A0017">
-      <w:start w:val="1"/>
-      <w:numFmt w:val="lowerLetter"/>
-      <w:lvlText w:val="%1)"/>
-      <w:lvlJc w:val="left"/>
-      <w:pPr>
-        <w:ind w:left="1429" w:hanging="360"/>
-      </w:pPr>
-    </w:lvl>
-    <w:lvl w:ilvl="1" w:tplc="0C0A0019" w:tentative="1">
-      <w:start w:val="1"/>
-      <w:numFmt w:val="lowerLetter"/>
-      <w:lvlText w:val="%2."/>
-      <w:lvlJc w:val="left"/>
-      <w:pPr>
-        <w:ind w:left="2149" w:hanging="360"/>
-      </w:pPr>
-    </w:lvl>
-    <w:lvl w:ilvl="2" w:tplc="0C0A001B" w:tentative="1">
-      <w:start w:val="1"/>
-      <w:numFmt w:val="lowerRoman"/>
-      <w:lvlText w:val="%3."/>
-      <w:lvlJc w:val="right"/>
-      <w:pPr>
-        <w:ind w:left="2869" w:hanging="180"/>
-      </w:pPr>
-    </w:lvl>
-    <w:lvl w:ilvl="3" w:tplc="0C0A000F" w:tentative="1">
-      <w:start w:val="1"/>
-      <w:numFmt w:val="decimal"/>
-      <w:lvlText w:val="%4."/>
-      <w:lvlJc w:val="left"/>
-      <w:pPr>
-        <w:ind w:left="3589" w:hanging="360"/>
-      </w:pPr>
-    </w:lvl>
-    <w:lvl w:ilvl="4" w:tplc="0C0A0019" w:tentative="1">
-      <w:start w:val="1"/>
-      <w:numFmt w:val="lowerLetter"/>
-      <w:lvlText w:val="%5."/>
-      <w:lvlJc w:val="left"/>
-      <w:pPr>
-        <w:ind w:left="4309" w:hanging="360"/>
-      </w:pPr>
-    </w:lvl>
-    <w:lvl w:ilvl="5" w:tplc="0C0A001B" w:tentative="1">
-      <w:start w:val="1"/>
-      <w:numFmt w:val="lowerRoman"/>
-      <w:lvlText w:val="%6."/>
-      <w:lvlJc w:val="right"/>
-      <w:pPr>
-        <w:ind w:left="5029" w:hanging="180"/>
-      </w:pPr>
-    </w:lvl>
-    <w:lvl w:ilvl="6" w:tplc="0C0A000F" w:tentative="1">
-      <w:start w:val="1"/>
-      <w:numFmt w:val="decimal"/>
-      <w:lvlText w:val="%7."/>
-      <w:lvlJc w:val="left"/>
-      <w:pPr>
-        <w:ind w:left="5749" w:hanging="360"/>
-      </w:pPr>
-    </w:lvl>
-    <w:lvl w:ilvl="7" w:tplc="0C0A0019" w:tentative="1">
-      <w:start w:val="1"/>
-      <w:numFmt w:val="lowerLetter"/>
-      <w:lvlText w:val="%8."/>
-      <w:lvlJc w:val="left"/>
-      <w:pPr>
-        <w:ind w:left="6469" w:hanging="360"/>
-      </w:pPr>
-    </w:lvl>
-    <w:lvl w:ilvl="8" w:tplc="0C0A001B" w:tentative="1">
-      <w:start w:val="1"/>
-      <w:numFmt w:val="lowerRoman"/>
-      <w:lvlText w:val="%9."/>
-      <w:lvlJc w:val="right"/>
-      <w:pPr>
-        <w:ind w:left="7189" w:hanging="180"/>
-      </w:pPr>
-    </w:lvl>
-  </w:abstractNum>
-  <w:abstractNum w:abstractNumId="71" w15:restartNumberingAfterBreak="0">
-    <w:nsid w:val="74B63555"/>
-    <w:multiLevelType w:val="hybridMultilevel"/>
-    <w:tmpl w:val="779656C4"/>
-    <w:lvl w:ilvl="0" w:tplc="0C0A0001">
-      <w:start w:val="1"/>
-      <w:numFmt w:val="bullet"/>
-      <w:lvlText w:val=""/>
-      <w:lvlJc w:val="left"/>
-      <w:pPr>
-        <w:ind w:left="1429" w:hanging="360"/>
-      </w:pPr>
-      <w:rPr>
-        <w:rFonts w:ascii="Symbol" w:hAnsi="Symbol" w:hint="default"/>
-      </w:rPr>
-    </w:lvl>
-    <w:lvl w:ilvl="1" w:tplc="0C0A0003" w:tentative="1">
-      <w:start w:val="1"/>
-      <w:numFmt w:val="bullet"/>
-      <w:lvlText w:val="o"/>
-      <w:lvlJc w:val="left"/>
-      <w:pPr>
-        <w:ind w:left="2149" w:hanging="360"/>
-      </w:pPr>
-      <w:rPr>
-        <w:rFonts w:ascii="Courier New" w:hAnsi="Courier New" w:cs="Courier New" w:hint="default"/>
-      </w:rPr>
-    </w:lvl>
-    <w:lvl w:ilvl="2" w:tplc="0C0A0005" w:tentative="1">
-      <w:start w:val="1"/>
-      <w:numFmt w:val="bullet"/>
-      <w:lvlText w:val=""/>
-      <w:lvlJc w:val="left"/>
-      <w:pPr>
-        <w:ind w:left="2869" w:hanging="360"/>
-      </w:pPr>
-      <w:rPr>
-        <w:rFonts w:ascii="Wingdings" w:hAnsi="Wingdings" w:hint="default"/>
-      </w:rPr>
-    </w:lvl>
-    <w:lvl w:ilvl="3" w:tplc="0C0A0001" w:tentative="1">
-      <w:start w:val="1"/>
-      <w:numFmt w:val="bullet"/>
-      <w:lvlText w:val=""/>
-      <w:lvlJc w:val="left"/>
-      <w:pPr>
-        <w:ind w:left="3589" w:hanging="360"/>
-      </w:pPr>
-      <w:rPr>
-        <w:rFonts w:ascii="Symbol" w:hAnsi="Symbol" w:hint="default"/>
-      </w:rPr>
-    </w:lvl>
-    <w:lvl w:ilvl="4" w:tplc="0C0A0003" w:tentative="1">
-      <w:start w:val="1"/>
-      <w:numFmt w:val="bullet"/>
-      <w:lvlText w:val="o"/>
-      <w:lvlJc w:val="left"/>
-      <w:pPr>
-        <w:ind w:left="4309" w:hanging="360"/>
-      </w:pPr>
-      <w:rPr>
-        <w:rFonts w:ascii="Courier New" w:hAnsi="Courier New" w:cs="Courier New" w:hint="default"/>
-      </w:rPr>
-    </w:lvl>
-    <w:lvl w:ilvl="5" w:tplc="0C0A0005" w:tentative="1">
-      <w:start w:val="1"/>
-      <w:numFmt w:val="bullet"/>
-      <w:lvlText w:val=""/>
-      <w:lvlJc w:val="left"/>
-      <w:pPr>
-        <w:ind w:left="5029" w:hanging="360"/>
-      </w:pPr>
-      <w:rPr>
-        <w:rFonts w:ascii="Wingdings" w:hAnsi="Wingdings" w:hint="default"/>
-      </w:rPr>
-    </w:lvl>
-    <w:lvl w:ilvl="6" w:tplc="0C0A0001" w:tentative="1">
-      <w:start w:val="1"/>
-      <w:numFmt w:val="bullet"/>
-      <w:lvlText w:val=""/>
-      <w:lvlJc w:val="left"/>
-      <w:pPr>
-        <w:ind w:left="5749" w:hanging="360"/>
-      </w:pPr>
-      <w:rPr>
-        <w:rFonts w:ascii="Symbol" w:hAnsi="Symbol" w:hint="default"/>
-      </w:rPr>
-    </w:lvl>
-    <w:lvl w:ilvl="7" w:tplc="0C0A0003" w:tentative="1">
-      <w:start w:val="1"/>
-      <w:numFmt w:val="bullet"/>
-      <w:lvlText w:val="o"/>
-      <w:lvlJc w:val="left"/>
-      <w:pPr>
-        <w:ind w:left="6469" w:hanging="360"/>
-      </w:pPr>
-      <w:rPr>
-        <w:rFonts w:ascii="Courier New" w:hAnsi="Courier New" w:cs="Courier New" w:hint="default"/>
-      </w:rPr>
-    </w:lvl>
-    <w:lvl w:ilvl="8" w:tplc="0C0A0005" w:tentative="1">
-      <w:start w:val="1"/>
-      <w:numFmt w:val="bullet"/>
-      <w:lvlText w:val=""/>
-      <w:lvlJc w:val="left"/>
-      <w:pPr>
-        <w:ind w:left="7189" w:hanging="360"/>
-      </w:pPr>
-      <w:rPr>
-        <w:rFonts w:ascii="Wingdings" w:hAnsi="Wingdings" w:hint="default"/>
-      </w:rPr>
-    </w:lvl>
-  </w:abstractNum>
-  <w:abstractNum w:abstractNumId="72" w15:restartNumberingAfterBreak="0">
-    <w:nsid w:val="77B05E26"/>
-    <w:multiLevelType w:val="hybridMultilevel"/>
-    <w:tmpl w:val="357C3B00"/>
-    <w:lvl w:ilvl="0" w:tplc="0C0A0001">
-      <w:start w:val="1"/>
-      <w:numFmt w:val="bullet"/>
-      <w:lvlText w:val=""/>
-      <w:lvlJc w:val="left"/>
-      <w:pPr>
-        <w:ind w:left="1429" w:hanging="360"/>
-      </w:pPr>
-      <w:rPr>
-        <w:rFonts w:ascii="Symbol" w:hAnsi="Symbol" w:hint="default"/>
-      </w:rPr>
-    </w:lvl>
-    <w:lvl w:ilvl="1" w:tplc="0C0A0003" w:tentative="1">
-      <w:start w:val="1"/>
-      <w:numFmt w:val="bullet"/>
-      <w:lvlText w:val="o"/>
-      <w:lvlJc w:val="left"/>
-      <w:pPr>
-        <w:ind w:left="2149" w:hanging="360"/>
-      </w:pPr>
-      <w:rPr>
-        <w:rFonts w:ascii="Courier New" w:hAnsi="Courier New" w:cs="Courier New" w:hint="default"/>
-      </w:rPr>
-    </w:lvl>
-    <w:lvl w:ilvl="2" w:tplc="0C0A0005" w:tentative="1">
-      <w:start w:val="1"/>
-      <w:numFmt w:val="bullet"/>
-      <w:lvlText w:val=""/>
-      <w:lvlJc w:val="left"/>
-      <w:pPr>
-        <w:ind w:left="2869" w:hanging="360"/>
-      </w:pPr>
-      <w:rPr>
-        <w:rFonts w:ascii="Wingdings" w:hAnsi="Wingdings" w:hint="default"/>
-      </w:rPr>
-    </w:lvl>
-    <w:lvl w:ilvl="3" w:tplc="0C0A0001" w:tentative="1">
-      <w:start w:val="1"/>
-      <w:numFmt w:val="bullet"/>
-      <w:lvlText w:val=""/>
-      <w:lvlJc w:val="left"/>
-      <w:pPr>
-        <w:ind w:left="3589" w:hanging="360"/>
-      </w:pPr>
-      <w:rPr>
-        <w:rFonts w:ascii="Symbol" w:hAnsi="Symbol" w:hint="default"/>
-      </w:rPr>
-    </w:lvl>
-    <w:lvl w:ilvl="4" w:tplc="0C0A0003" w:tentative="1">
-      <w:start w:val="1"/>
-      <w:numFmt w:val="bullet"/>
-      <w:lvlText w:val="o"/>
-      <w:lvlJc w:val="left"/>
-      <w:pPr>
-        <w:ind w:left="4309" w:hanging="360"/>
-      </w:pPr>
-      <w:rPr>
-        <w:rFonts w:ascii="Courier New" w:hAnsi="Courier New" w:cs="Courier New" w:hint="default"/>
-      </w:rPr>
-    </w:lvl>
-    <w:lvl w:ilvl="5" w:tplc="0C0A0005" w:tentative="1">
-      <w:start w:val="1"/>
-      <w:numFmt w:val="bullet"/>
-      <w:lvlText w:val=""/>
-      <w:lvlJc w:val="left"/>
-      <w:pPr>
-        <w:ind w:left="5029" w:hanging="360"/>
-      </w:pPr>
-      <w:rPr>
-        <w:rFonts w:ascii="Wingdings" w:hAnsi="Wingdings" w:hint="default"/>
-      </w:rPr>
-    </w:lvl>
-    <w:lvl w:ilvl="6" w:tplc="0C0A0001" w:tentative="1">
-      <w:start w:val="1"/>
-      <w:numFmt w:val="bullet"/>
-      <w:lvlText w:val=""/>
-      <w:lvlJc w:val="left"/>
-      <w:pPr>
-        <w:ind w:left="5749" w:hanging="360"/>
-      </w:pPr>
-      <w:rPr>
-        <w:rFonts w:ascii="Symbol" w:hAnsi="Symbol" w:hint="default"/>
-      </w:rPr>
-    </w:lvl>
-    <w:lvl w:ilvl="7" w:tplc="0C0A0003" w:tentative="1">
-      <w:start w:val="1"/>
-      <w:numFmt w:val="bullet"/>
-      <w:lvlText w:val="o"/>
-      <w:lvlJc w:val="left"/>
-      <w:pPr>
-        <w:ind w:left="6469" w:hanging="360"/>
-      </w:pPr>
-      <w:rPr>
-        <w:rFonts w:ascii="Courier New" w:hAnsi="Courier New" w:cs="Courier New" w:hint="default"/>
-      </w:rPr>
-    </w:lvl>
-    <w:lvl w:ilvl="8" w:tplc="0C0A0005" w:tentative="1">
-      <w:start w:val="1"/>
-      <w:numFmt w:val="bullet"/>
-      <w:lvlText w:val=""/>
-      <w:lvlJc w:val="left"/>
-      <w:pPr>
-        <w:ind w:left="7189" w:hanging="360"/>
-      </w:pPr>
-      <w:rPr>
-        <w:rFonts w:ascii="Wingdings" w:hAnsi="Wingdings" w:hint="default"/>
-      </w:rPr>
-    </w:lvl>
-  </w:abstractNum>
-  <w:abstractNum w:abstractNumId="73" w15:restartNumberingAfterBreak="0">
-    <w:nsid w:val="786B7FDB"/>
-    <w:multiLevelType w:val="hybridMultilevel"/>
-    <w:tmpl w:val="7A3AA512"/>
-    <w:lvl w:ilvl="0" w:tplc="240A0001">
-      <w:start w:val="1"/>
-      <w:numFmt w:val="bullet"/>
-      <w:lvlText w:val=""/>
-      <w:lvlJc w:val="left"/>
-      <w:pPr>
-        <w:ind w:left="1429" w:hanging="360"/>
-      </w:pPr>
-      <w:rPr>
-        <w:rFonts w:ascii="Symbol" w:hAnsi="Symbol" w:hint="default"/>
-      </w:rPr>
-    </w:lvl>
-    <w:lvl w:ilvl="1" w:tplc="240A0003" w:tentative="1">
-      <w:start w:val="1"/>
-      <w:numFmt w:val="bullet"/>
-      <w:lvlText w:val="o"/>
-      <w:lvlJc w:val="left"/>
-      <w:pPr>
-        <w:ind w:left="2149" w:hanging="360"/>
-      </w:pPr>
-      <w:rPr>
-        <w:rFonts w:ascii="Courier New" w:hAnsi="Courier New" w:cs="Courier New" w:hint="default"/>
-      </w:rPr>
-    </w:lvl>
-    <w:lvl w:ilvl="2" w:tplc="240A0005" w:tentative="1">
-      <w:start w:val="1"/>
-      <w:numFmt w:val="bullet"/>
-      <w:lvlText w:val=""/>
-      <w:lvlJc w:val="left"/>
-      <w:pPr>
-        <w:ind w:left="2869" w:hanging="360"/>
-      </w:pPr>
-      <w:rPr>
-        <w:rFonts w:ascii="Wingdings" w:hAnsi="Wingdings" w:hint="default"/>
-      </w:rPr>
-    </w:lvl>
-    <w:lvl w:ilvl="3" w:tplc="240A0001" w:tentative="1">
-      <w:start w:val="1"/>
-      <w:numFmt w:val="bullet"/>
-      <w:lvlText w:val=""/>
-      <w:lvlJc w:val="left"/>
-      <w:pPr>
-        <w:ind w:left="3589" w:hanging="360"/>
-      </w:pPr>
-      <w:rPr>
-        <w:rFonts w:ascii="Symbol" w:hAnsi="Symbol" w:hint="default"/>
-      </w:rPr>
-    </w:lvl>
-    <w:lvl w:ilvl="4" w:tplc="240A0003" w:tentative="1">
-      <w:start w:val="1"/>
-      <w:numFmt w:val="bullet"/>
-      <w:lvlText w:val="o"/>
-      <w:lvlJc w:val="left"/>
-      <w:pPr>
-        <w:ind w:left="4309" w:hanging="360"/>
-      </w:pPr>
-      <w:rPr>
-        <w:rFonts w:ascii="Courier New" w:hAnsi="Courier New" w:cs="Courier New" w:hint="default"/>
-      </w:rPr>
-    </w:lvl>
-    <w:lvl w:ilvl="5" w:tplc="240A0005" w:tentative="1">
-      <w:start w:val="1"/>
-      <w:numFmt w:val="bullet"/>
-      <w:lvlText w:val=""/>
-      <w:lvlJc w:val="left"/>
-      <w:pPr>
-        <w:ind w:left="5029" w:hanging="360"/>
-      </w:pPr>
-      <w:rPr>
-        <w:rFonts w:ascii="Wingdings" w:hAnsi="Wingdings" w:hint="default"/>
-      </w:rPr>
-    </w:lvl>
-    <w:lvl w:ilvl="6" w:tplc="240A0001" w:tentative="1">
-      <w:start w:val="1"/>
-      <w:numFmt w:val="bullet"/>
-      <w:lvlText w:val=""/>
-      <w:lvlJc w:val="left"/>
-      <w:pPr>
-        <w:ind w:left="5749" w:hanging="360"/>
-      </w:pPr>
-      <w:rPr>
-        <w:rFonts w:ascii="Symbol" w:hAnsi="Symbol" w:hint="default"/>
-      </w:rPr>
-    </w:lvl>
-    <w:lvl w:ilvl="7" w:tplc="240A0003" w:tentative="1">
-      <w:start w:val="1"/>
-      <w:numFmt w:val="bullet"/>
-      <w:lvlText w:val="o"/>
-      <w:lvlJc w:val="left"/>
-      <w:pPr>
-        <w:ind w:left="6469" w:hanging="360"/>
-      </w:pPr>
-      <w:rPr>
-        <w:rFonts w:ascii="Courier New" w:hAnsi="Courier New" w:cs="Courier New" w:hint="default"/>
-      </w:rPr>
-    </w:lvl>
-    <w:lvl w:ilvl="8" w:tplc="240A0005" w:tentative="1">
-      <w:start w:val="1"/>
-      <w:numFmt w:val="bullet"/>
-      <w:lvlText w:val=""/>
-      <w:lvlJc w:val="left"/>
-      <w:pPr>
-        <w:ind w:left="7189" w:hanging="360"/>
-      </w:pPr>
-      <w:rPr>
-        <w:rFonts w:ascii="Wingdings" w:hAnsi="Wingdings" w:hint="default"/>
-      </w:rPr>
-    </w:lvl>
-  </w:abstractNum>
-  <w:abstractNum w:abstractNumId="74" w15:restartNumberingAfterBreak="0">
-    <w:nsid w:val="7BF24C50"/>
-    <w:multiLevelType w:val="hybridMultilevel"/>
-    <w:tmpl w:val="C966F2B6"/>
-    <w:lvl w:ilvl="0" w:tplc="0C0A0001">
-      <w:start w:val="1"/>
-      <w:numFmt w:val="bullet"/>
-      <w:lvlText w:val=""/>
-      <w:lvlJc w:val="left"/>
-      <w:pPr>
-        <w:ind w:left="1429" w:hanging="360"/>
-      </w:pPr>
-      <w:rPr>
-        <w:rFonts w:ascii="Symbol" w:hAnsi="Symbol" w:hint="default"/>
-      </w:rPr>
-    </w:lvl>
-    <w:lvl w:ilvl="1" w:tplc="0C0A0003" w:tentative="1">
-      <w:start w:val="1"/>
-      <w:numFmt w:val="bullet"/>
-      <w:lvlText w:val="o"/>
-      <w:lvlJc w:val="left"/>
-      <w:pPr>
-        <w:ind w:left="2149" w:hanging="360"/>
-      </w:pPr>
-      <w:rPr>
-        <w:rFonts w:ascii="Courier New" w:hAnsi="Courier New" w:cs="Courier New" w:hint="default"/>
-      </w:rPr>
-    </w:lvl>
-    <w:lvl w:ilvl="2" w:tplc="0C0A0005" w:tentative="1">
-      <w:start w:val="1"/>
-      <w:numFmt w:val="bullet"/>
-      <w:lvlText w:val=""/>
-      <w:lvlJc w:val="left"/>
-      <w:pPr>
-        <w:ind w:left="2869" w:hanging="360"/>
-      </w:pPr>
-      <w:rPr>
-        <w:rFonts w:ascii="Wingdings" w:hAnsi="Wingdings" w:hint="default"/>
-      </w:rPr>
-    </w:lvl>
-    <w:lvl w:ilvl="3" w:tplc="0C0A0001" w:tentative="1">
-      <w:start w:val="1"/>
-      <w:numFmt w:val="bullet"/>
-      <w:lvlText w:val=""/>
-      <w:lvlJc w:val="left"/>
-      <w:pPr>
-        <w:ind w:left="3589" w:hanging="360"/>
-      </w:pPr>
-      <w:rPr>
-        <w:rFonts w:ascii="Symbol" w:hAnsi="Symbol" w:hint="default"/>
-      </w:rPr>
-    </w:lvl>
-    <w:lvl w:ilvl="4" w:tplc="0C0A0003" w:tentative="1">
-      <w:start w:val="1"/>
-      <w:numFmt w:val="bullet"/>
-      <w:lvlText w:val="o"/>
-      <w:lvlJc w:val="left"/>
-      <w:pPr>
-        <w:ind w:left="4309" w:hanging="360"/>
-      </w:pPr>
-      <w:rPr>
-        <w:rFonts w:ascii="Courier New" w:hAnsi="Courier New" w:cs="Courier New" w:hint="default"/>
-      </w:rPr>
-    </w:lvl>
-    <w:lvl w:ilvl="5" w:tplc="0C0A0005" w:tentative="1">
-      <w:start w:val="1"/>
-      <w:numFmt w:val="bullet"/>
-      <w:lvlText w:val=""/>
-      <w:lvlJc w:val="left"/>
-      <w:pPr>
-        <w:ind w:left="5029" w:hanging="360"/>
-      </w:pPr>
-      <w:rPr>
-        <w:rFonts w:ascii="Wingdings" w:hAnsi="Wingdings" w:hint="default"/>
-      </w:rPr>
-    </w:lvl>
-    <w:lvl w:ilvl="6" w:tplc="0C0A0001" w:tentative="1">
-      <w:start w:val="1"/>
-      <w:numFmt w:val="bullet"/>
-      <w:lvlText w:val=""/>
-      <w:lvlJc w:val="left"/>
-      <w:pPr>
-        <w:ind w:left="5749" w:hanging="360"/>
-      </w:pPr>
-      <w:rPr>
-        <w:rFonts w:ascii="Symbol" w:hAnsi="Symbol" w:hint="default"/>
-      </w:rPr>
-    </w:lvl>
-    <w:lvl w:ilvl="7" w:tplc="0C0A0003" w:tentative="1">
-      <w:start w:val="1"/>
-      <w:numFmt w:val="bullet"/>
-      <w:lvlText w:val="o"/>
-      <w:lvlJc w:val="left"/>
-      <w:pPr>
-        <w:ind w:left="6469" w:hanging="360"/>
-      </w:pPr>
-      <w:rPr>
-        <w:rFonts w:ascii="Courier New" w:hAnsi="Courier New" w:cs="Courier New" w:hint="default"/>
-      </w:rPr>
-    </w:lvl>
-    <w:lvl w:ilvl="8" w:tplc="0C0A0005" w:tentative="1">
-      <w:start w:val="1"/>
-      <w:numFmt w:val="bullet"/>
-      <w:lvlText w:val=""/>
-      <w:lvlJc w:val="left"/>
-      <w:pPr>
-        <w:ind w:left="7189" w:hanging="360"/>
-      </w:pPr>
-      <w:rPr>
-        <w:rFonts w:ascii="Wingdings" w:hAnsi="Wingdings" w:hint="default"/>
-      </w:rPr>
-    </w:lvl>
-  </w:abstractNum>
-  <w:abstractNum w:abstractNumId="75" w15:restartNumberingAfterBreak="0">
+  <w:abstractNum w:abstractNumId="13" w15:restartNumberingAfterBreak="0">
     <w:nsid w:val="7C161D1C"/>
     <w:multiLevelType w:val="multilevel"/>
     <w:tmpl w:val="EE7A69C8"/>
@@ -24192,472 +17392,54 @@
       </w:pPr>
     </w:lvl>
   </w:abstractNum>
-  <w:abstractNum w:abstractNumId="76" w15:restartNumberingAfterBreak="0">
-    <w:nsid w:val="7D347E36"/>
-    <w:multiLevelType w:val="hybridMultilevel"/>
-    <w:tmpl w:val="4CD63CD8"/>
-    <w:lvl w:ilvl="0" w:tplc="240A0001">
-      <w:start w:val="1"/>
-      <w:numFmt w:val="bullet"/>
-      <w:lvlText w:val=""/>
-      <w:lvlJc w:val="left"/>
-      <w:pPr>
-        <w:ind w:left="1429" w:hanging="360"/>
-      </w:pPr>
-      <w:rPr>
-        <w:rFonts w:ascii="Symbol" w:hAnsi="Symbol" w:hint="default"/>
-      </w:rPr>
-    </w:lvl>
-    <w:lvl w:ilvl="1" w:tplc="240A0003" w:tentative="1">
-      <w:start w:val="1"/>
-      <w:numFmt w:val="bullet"/>
-      <w:lvlText w:val="o"/>
-      <w:lvlJc w:val="left"/>
-      <w:pPr>
-        <w:ind w:left="2149" w:hanging="360"/>
-      </w:pPr>
-      <w:rPr>
-        <w:rFonts w:ascii="Courier New" w:hAnsi="Courier New" w:cs="Courier New" w:hint="default"/>
-      </w:rPr>
-    </w:lvl>
-    <w:lvl w:ilvl="2" w:tplc="240A0005" w:tentative="1">
-      <w:start w:val="1"/>
-      <w:numFmt w:val="bullet"/>
-      <w:lvlText w:val=""/>
-      <w:lvlJc w:val="left"/>
-      <w:pPr>
-        <w:ind w:left="2869" w:hanging="360"/>
-      </w:pPr>
-      <w:rPr>
-        <w:rFonts w:ascii="Wingdings" w:hAnsi="Wingdings" w:hint="default"/>
-      </w:rPr>
-    </w:lvl>
-    <w:lvl w:ilvl="3" w:tplc="240A0001" w:tentative="1">
-      <w:start w:val="1"/>
-      <w:numFmt w:val="bullet"/>
-      <w:lvlText w:val=""/>
-      <w:lvlJc w:val="left"/>
-      <w:pPr>
-        <w:ind w:left="3589" w:hanging="360"/>
-      </w:pPr>
-      <w:rPr>
-        <w:rFonts w:ascii="Symbol" w:hAnsi="Symbol" w:hint="default"/>
-      </w:rPr>
-    </w:lvl>
-    <w:lvl w:ilvl="4" w:tplc="240A0003" w:tentative="1">
-      <w:start w:val="1"/>
-      <w:numFmt w:val="bullet"/>
-      <w:lvlText w:val="o"/>
-      <w:lvlJc w:val="left"/>
-      <w:pPr>
-        <w:ind w:left="4309" w:hanging="360"/>
-      </w:pPr>
-      <w:rPr>
-        <w:rFonts w:ascii="Courier New" w:hAnsi="Courier New" w:cs="Courier New" w:hint="default"/>
-      </w:rPr>
-    </w:lvl>
-    <w:lvl w:ilvl="5" w:tplc="240A0005" w:tentative="1">
-      <w:start w:val="1"/>
-      <w:numFmt w:val="bullet"/>
-      <w:lvlText w:val=""/>
-      <w:lvlJc w:val="left"/>
-      <w:pPr>
-        <w:ind w:left="5029" w:hanging="360"/>
-      </w:pPr>
-      <w:rPr>
-        <w:rFonts w:ascii="Wingdings" w:hAnsi="Wingdings" w:hint="default"/>
-      </w:rPr>
-    </w:lvl>
-    <w:lvl w:ilvl="6" w:tplc="240A0001" w:tentative="1">
-      <w:start w:val="1"/>
-      <w:numFmt w:val="bullet"/>
-      <w:lvlText w:val=""/>
-      <w:lvlJc w:val="left"/>
-      <w:pPr>
-        <w:ind w:left="5749" w:hanging="360"/>
-      </w:pPr>
-      <w:rPr>
-        <w:rFonts w:ascii="Symbol" w:hAnsi="Symbol" w:hint="default"/>
-      </w:rPr>
-    </w:lvl>
-    <w:lvl w:ilvl="7" w:tplc="240A0003" w:tentative="1">
-      <w:start w:val="1"/>
-      <w:numFmt w:val="bullet"/>
-      <w:lvlText w:val="o"/>
-      <w:lvlJc w:val="left"/>
-      <w:pPr>
-        <w:ind w:left="6469" w:hanging="360"/>
-      </w:pPr>
-      <w:rPr>
-        <w:rFonts w:ascii="Courier New" w:hAnsi="Courier New" w:cs="Courier New" w:hint="default"/>
-      </w:rPr>
-    </w:lvl>
-    <w:lvl w:ilvl="8" w:tplc="240A0005" w:tentative="1">
-      <w:start w:val="1"/>
-      <w:numFmt w:val="bullet"/>
-      <w:lvlText w:val=""/>
-      <w:lvlJc w:val="left"/>
-      <w:pPr>
-        <w:ind w:left="7189" w:hanging="360"/>
-      </w:pPr>
-      <w:rPr>
-        <w:rFonts w:ascii="Wingdings" w:hAnsi="Wingdings" w:hint="default"/>
-      </w:rPr>
-    </w:lvl>
-  </w:abstractNum>
-  <w:abstractNum w:abstractNumId="77" w15:restartNumberingAfterBreak="0">
-    <w:nsid w:val="7E6B23B2"/>
-    <w:multiLevelType w:val="hybridMultilevel"/>
-    <w:tmpl w:val="4FF83D24"/>
-    <w:lvl w:ilvl="0" w:tplc="240A0001">
-      <w:start w:val="1"/>
-      <w:numFmt w:val="bullet"/>
-      <w:lvlText w:val=""/>
-      <w:lvlJc w:val="left"/>
-      <w:pPr>
-        <w:ind w:left="1429" w:hanging="360"/>
-      </w:pPr>
-      <w:rPr>
-        <w:rFonts w:ascii="Symbol" w:hAnsi="Symbol" w:hint="default"/>
-      </w:rPr>
-    </w:lvl>
-    <w:lvl w:ilvl="1" w:tplc="240A0003" w:tentative="1">
-      <w:start w:val="1"/>
-      <w:numFmt w:val="bullet"/>
-      <w:lvlText w:val="o"/>
-      <w:lvlJc w:val="left"/>
-      <w:pPr>
-        <w:ind w:left="2149" w:hanging="360"/>
-      </w:pPr>
-      <w:rPr>
-        <w:rFonts w:ascii="Courier New" w:hAnsi="Courier New" w:cs="Courier New" w:hint="default"/>
-      </w:rPr>
-    </w:lvl>
-    <w:lvl w:ilvl="2" w:tplc="240A0005" w:tentative="1">
-      <w:start w:val="1"/>
-      <w:numFmt w:val="bullet"/>
-      <w:lvlText w:val=""/>
-      <w:lvlJc w:val="left"/>
-      <w:pPr>
-        <w:ind w:left="2869" w:hanging="360"/>
-      </w:pPr>
-      <w:rPr>
-        <w:rFonts w:ascii="Wingdings" w:hAnsi="Wingdings" w:hint="default"/>
-      </w:rPr>
-    </w:lvl>
-    <w:lvl w:ilvl="3" w:tplc="240A0001" w:tentative="1">
-      <w:start w:val="1"/>
-      <w:numFmt w:val="bullet"/>
-      <w:lvlText w:val=""/>
-      <w:lvlJc w:val="left"/>
-      <w:pPr>
-        <w:ind w:left="3589" w:hanging="360"/>
-      </w:pPr>
-      <w:rPr>
-        <w:rFonts w:ascii="Symbol" w:hAnsi="Symbol" w:hint="default"/>
-      </w:rPr>
-    </w:lvl>
-    <w:lvl w:ilvl="4" w:tplc="240A0003" w:tentative="1">
-      <w:start w:val="1"/>
-      <w:numFmt w:val="bullet"/>
-      <w:lvlText w:val="o"/>
-      <w:lvlJc w:val="left"/>
-      <w:pPr>
-        <w:ind w:left="4309" w:hanging="360"/>
-      </w:pPr>
-      <w:rPr>
-        <w:rFonts w:ascii="Courier New" w:hAnsi="Courier New" w:cs="Courier New" w:hint="default"/>
-      </w:rPr>
-    </w:lvl>
-    <w:lvl w:ilvl="5" w:tplc="240A0005" w:tentative="1">
-      <w:start w:val="1"/>
-      <w:numFmt w:val="bullet"/>
-      <w:lvlText w:val=""/>
-      <w:lvlJc w:val="left"/>
-      <w:pPr>
-        <w:ind w:left="5029" w:hanging="360"/>
-      </w:pPr>
-      <w:rPr>
-        <w:rFonts w:ascii="Wingdings" w:hAnsi="Wingdings" w:hint="default"/>
-      </w:rPr>
-    </w:lvl>
-    <w:lvl w:ilvl="6" w:tplc="240A0001" w:tentative="1">
-      <w:start w:val="1"/>
-      <w:numFmt w:val="bullet"/>
-      <w:lvlText w:val=""/>
-      <w:lvlJc w:val="left"/>
-      <w:pPr>
-        <w:ind w:left="5749" w:hanging="360"/>
-      </w:pPr>
-      <w:rPr>
-        <w:rFonts w:ascii="Symbol" w:hAnsi="Symbol" w:hint="default"/>
-      </w:rPr>
-    </w:lvl>
-    <w:lvl w:ilvl="7" w:tplc="240A0003" w:tentative="1">
-      <w:start w:val="1"/>
-      <w:numFmt w:val="bullet"/>
-      <w:lvlText w:val="o"/>
-      <w:lvlJc w:val="left"/>
-      <w:pPr>
-        <w:ind w:left="6469" w:hanging="360"/>
-      </w:pPr>
-      <w:rPr>
-        <w:rFonts w:ascii="Courier New" w:hAnsi="Courier New" w:cs="Courier New" w:hint="default"/>
-      </w:rPr>
-    </w:lvl>
-    <w:lvl w:ilvl="8" w:tplc="240A0005" w:tentative="1">
-      <w:start w:val="1"/>
-      <w:numFmt w:val="bullet"/>
-      <w:lvlText w:val=""/>
-      <w:lvlJc w:val="left"/>
-      <w:pPr>
-        <w:ind w:left="7189" w:hanging="360"/>
-      </w:pPr>
-      <w:rPr>
-        <w:rFonts w:ascii="Wingdings" w:hAnsi="Wingdings" w:hint="default"/>
-      </w:rPr>
-    </w:lvl>
-  </w:abstractNum>
   <w:num w:numId="1" w16cid:durableId="2000957126">
-    <w:abstractNumId w:val="75"/>
+    <w:abstractNumId w:val="13"/>
   </w:num>
   <w:num w:numId="2" w16cid:durableId="1585263860">
     <w:abstractNumId w:val="0"/>
   </w:num>
   <w:num w:numId="3" w16cid:durableId="1338381655">
-    <w:abstractNumId w:val="18"/>
+    <w:abstractNumId w:val="3"/>
   </w:num>
   <w:num w:numId="4" w16cid:durableId="1532257930">
-    <w:abstractNumId w:val="43"/>
+    <w:abstractNumId w:val="8"/>
   </w:num>
   <w:num w:numId="5" w16cid:durableId="998075588">
-    <w:abstractNumId w:val="29"/>
+    <w:abstractNumId w:val="6"/>
   </w:num>
-  <w:num w:numId="6" w16cid:durableId="219556625">
-    <w:abstractNumId w:val="67"/>
+  <w:num w:numId="6" w16cid:durableId="1167791781">
+    <w:abstractNumId w:val="11"/>
   </w:num>
-  <w:num w:numId="7" w16cid:durableId="1678380763">
+  <w:num w:numId="7" w16cid:durableId="532962611">
+    <w:abstractNumId w:val="2"/>
+  </w:num>
+  <w:num w:numId="8" w16cid:durableId="248779077">
+    <w:abstractNumId w:val="4"/>
+  </w:num>
+  <w:num w:numId="9" w16cid:durableId="1237862960">
+    <w:abstractNumId w:val="10"/>
+  </w:num>
+  <w:num w:numId="10" w16cid:durableId="1967079282">
     <w:abstractNumId w:val="7"/>
   </w:num>
-  <w:num w:numId="8" w16cid:durableId="1720089293">
-    <w:abstractNumId w:val="59"/>
+  <w:num w:numId="11" w16cid:durableId="16976043">
+    <w:abstractNumId w:val="5"/>
   </w:num>
-  <w:num w:numId="9" w16cid:durableId="1863854180">
-    <w:abstractNumId w:val="34"/>
+  <w:num w:numId="12" w16cid:durableId="108940520">
+    <w:abstractNumId w:val="1"/>
   </w:num>
-  <w:num w:numId="10" w16cid:durableId="616566608">
+  <w:num w:numId="13" w16cid:durableId="2083790271">
     <w:abstractNumId w:val="12"/>
   </w:num>
-  <w:num w:numId="11" w16cid:durableId="277372459">
-    <w:abstractNumId w:val="51"/>
-  </w:num>
-  <w:num w:numId="12" w16cid:durableId="2104523469">
-    <w:abstractNumId w:val="53"/>
-  </w:num>
-  <w:num w:numId="13" w16cid:durableId="1373849132">
-    <w:abstractNumId w:val="45"/>
-  </w:num>
-  <w:num w:numId="14" w16cid:durableId="309791785">
-    <w:abstractNumId w:val="21"/>
-  </w:num>
-  <w:num w:numId="15" w16cid:durableId="377584158">
+  <w:num w:numId="14" w16cid:durableId="859658247">
     <w:abstractNumId w:val="9"/>
   </w:num>
-  <w:num w:numId="16" w16cid:durableId="668214762">
-    <w:abstractNumId w:val="28"/>
-  </w:num>
-  <w:num w:numId="17" w16cid:durableId="156113795">
-    <w:abstractNumId w:val="8"/>
-  </w:num>
-  <w:num w:numId="18" w16cid:durableId="668755626">
-    <w:abstractNumId w:val="36"/>
-  </w:num>
-  <w:num w:numId="19" w16cid:durableId="1375930531">
-    <w:abstractNumId w:val="72"/>
-  </w:num>
-  <w:num w:numId="20" w16cid:durableId="769398242">
-    <w:abstractNumId w:val="14"/>
-  </w:num>
-  <w:num w:numId="21" w16cid:durableId="1953391211">
-    <w:abstractNumId w:val="60"/>
-  </w:num>
-  <w:num w:numId="22" w16cid:durableId="159124064">
-    <w:abstractNumId w:val="35"/>
-  </w:num>
-  <w:num w:numId="23" w16cid:durableId="1138837179">
-    <w:abstractNumId w:val="24"/>
-  </w:num>
-  <w:num w:numId="24" w16cid:durableId="2139909774">
-    <w:abstractNumId w:val="5"/>
-  </w:num>
-  <w:num w:numId="25" w16cid:durableId="1883593924">
-    <w:abstractNumId w:val="17"/>
-  </w:num>
-  <w:num w:numId="26" w16cid:durableId="643123202">
-    <w:abstractNumId w:val="32"/>
-  </w:num>
-  <w:num w:numId="27" w16cid:durableId="1677077661">
-    <w:abstractNumId w:val="38"/>
-  </w:num>
-  <w:num w:numId="28" w16cid:durableId="702093841">
-    <w:abstractNumId w:val="30"/>
-  </w:num>
-  <w:num w:numId="29" w16cid:durableId="56363478">
-    <w:abstractNumId w:val="6"/>
-  </w:num>
-  <w:num w:numId="30" w16cid:durableId="1811900584">
-    <w:abstractNumId w:val="47"/>
-  </w:num>
-  <w:num w:numId="31" w16cid:durableId="1905750024">
-    <w:abstractNumId w:val="25"/>
-  </w:num>
-  <w:num w:numId="32" w16cid:durableId="1231577587">
-    <w:abstractNumId w:val="65"/>
-  </w:num>
-  <w:num w:numId="33" w16cid:durableId="936139254">
-    <w:abstractNumId w:val="71"/>
-  </w:num>
-  <w:num w:numId="34" w16cid:durableId="1286084261">
-    <w:abstractNumId w:val="68"/>
-  </w:num>
-  <w:num w:numId="35" w16cid:durableId="1951813641">
-    <w:abstractNumId w:val="31"/>
-  </w:num>
-  <w:num w:numId="36" w16cid:durableId="626089872">
-    <w:abstractNumId w:val="46"/>
-  </w:num>
-  <w:num w:numId="37" w16cid:durableId="1430656222">
-    <w:abstractNumId w:val="23"/>
-  </w:num>
-  <w:num w:numId="38" w16cid:durableId="2034915073">
-    <w:abstractNumId w:val="4"/>
-  </w:num>
-  <w:num w:numId="39" w16cid:durableId="1543321289">
-    <w:abstractNumId w:val="74"/>
-  </w:num>
-  <w:num w:numId="40" w16cid:durableId="363673591">
-    <w:abstractNumId w:val="20"/>
-  </w:num>
-  <w:num w:numId="41" w16cid:durableId="1924410411">
-    <w:abstractNumId w:val="27"/>
-  </w:num>
-  <w:num w:numId="42" w16cid:durableId="1665427774">
-    <w:abstractNumId w:val="40"/>
-  </w:num>
-  <w:num w:numId="43" w16cid:durableId="726878580">
-    <w:abstractNumId w:val="13"/>
-  </w:num>
-  <w:num w:numId="44" w16cid:durableId="1560366013">
-    <w:abstractNumId w:val="42"/>
-  </w:num>
-  <w:num w:numId="45" w16cid:durableId="1849633602">
-    <w:abstractNumId w:val="37"/>
-  </w:num>
-  <w:num w:numId="46" w16cid:durableId="59669875">
-    <w:abstractNumId w:val="70"/>
-  </w:num>
-  <w:num w:numId="47" w16cid:durableId="1519810514">
-    <w:abstractNumId w:val="1"/>
-  </w:num>
-  <w:num w:numId="48" w16cid:durableId="2132018948">
-    <w:abstractNumId w:val="58"/>
-  </w:num>
-  <w:num w:numId="49" w16cid:durableId="700743430">
-    <w:abstractNumId w:val="55"/>
-  </w:num>
-  <w:num w:numId="50" w16cid:durableId="587227901">
-    <w:abstractNumId w:val="57"/>
-  </w:num>
-  <w:num w:numId="51" w16cid:durableId="2137068156">
-    <w:abstractNumId w:val="44"/>
-  </w:num>
-  <w:num w:numId="52" w16cid:durableId="1845242861">
-    <w:abstractNumId w:val="63"/>
-  </w:num>
-  <w:num w:numId="53" w16cid:durableId="425080213">
-    <w:abstractNumId w:val="49"/>
-  </w:num>
-  <w:num w:numId="54" w16cid:durableId="158887607">
-    <w:abstractNumId w:val="11"/>
-  </w:num>
-  <w:num w:numId="55" w16cid:durableId="274559678">
-    <w:abstractNumId w:val="22"/>
-  </w:num>
-  <w:num w:numId="56" w16cid:durableId="1285889098">
-    <w:abstractNumId w:val="2"/>
-  </w:num>
-  <w:num w:numId="57" w16cid:durableId="2061781008">
-    <w:abstractNumId w:val="41"/>
-  </w:num>
-  <w:num w:numId="58" w16cid:durableId="1294019792">
-    <w:abstractNumId w:val="54"/>
-  </w:num>
-  <w:num w:numId="59" w16cid:durableId="403601662">
-    <w:abstractNumId w:val="3"/>
-  </w:num>
-  <w:num w:numId="60" w16cid:durableId="1462110020">
-    <w:abstractNumId w:val="69"/>
-  </w:num>
-  <w:num w:numId="61" w16cid:durableId="1126851039">
-    <w:abstractNumId w:val="73"/>
-  </w:num>
-  <w:num w:numId="62" w16cid:durableId="1997029506">
-    <w:abstractNumId w:val="76"/>
-  </w:num>
-  <w:num w:numId="63" w16cid:durableId="1773670800">
-    <w:abstractNumId w:val="64"/>
-  </w:num>
-  <w:num w:numId="64" w16cid:durableId="1744333549">
-    <w:abstractNumId w:val="50"/>
-  </w:num>
-  <w:num w:numId="65" w16cid:durableId="1366566175">
-    <w:abstractNumId w:val="33"/>
-  </w:num>
-  <w:num w:numId="66" w16cid:durableId="1543443599">
-    <w:abstractNumId w:val="48"/>
-  </w:num>
-  <w:num w:numId="67" w16cid:durableId="199326180">
-    <w:abstractNumId w:val="77"/>
-  </w:num>
-  <w:num w:numId="68" w16cid:durableId="2023974672">
-    <w:abstractNumId w:val="16"/>
-  </w:num>
-  <w:num w:numId="69" w16cid:durableId="1104882185">
-    <w:abstractNumId w:val="62"/>
-  </w:num>
-  <w:num w:numId="70" w16cid:durableId="1167791781">
-    <w:abstractNumId w:val="61"/>
-  </w:num>
-  <w:num w:numId="71" w16cid:durableId="532962611">
-    <w:abstractNumId w:val="15"/>
-  </w:num>
-  <w:num w:numId="72" w16cid:durableId="248779077">
-    <w:abstractNumId w:val="19"/>
-  </w:num>
-  <w:num w:numId="73" w16cid:durableId="1237862960">
-    <w:abstractNumId w:val="56"/>
-  </w:num>
-  <w:num w:numId="74" w16cid:durableId="1967079282">
-    <w:abstractNumId w:val="39"/>
-  </w:num>
-  <w:num w:numId="75" w16cid:durableId="16976043">
-    <w:abstractNumId w:val="26"/>
-  </w:num>
-  <w:num w:numId="76" w16cid:durableId="108940520">
-    <w:abstractNumId w:val="10"/>
-  </w:num>
-  <w:num w:numId="77" w16cid:durableId="2083790271">
-    <w:abstractNumId w:val="66"/>
-  </w:num>
-  <w:num w:numId="78" w16cid:durableId="859658247">
-    <w:abstractNumId w:val="52"/>
-  </w:num>
-  <w:numIdMacAtCleanup w:val="57"/>
+  <w:numIdMacAtCleanup w:val="14"/>
 </w:numbering>
 </file>
 
 <file path=word/styles.xml><?xml version="1.0" encoding="utf-8"?>
-<w:styles xmlns:mc="http://schemas.openxmlformats.org/markup-compatibility/2006" xmlns:r="http://schemas.openxmlformats.org/officeDocument/2006/relationships" xmlns:w="http://schemas.openxmlformats.org/wordprocessingml/2006/main" xmlns:w14="http://schemas.microsoft.com/office/word/2010/wordml" xmlns:w15="http://schemas.microsoft.com/office/word/2012/wordml" xmlns:w16cex="http://schemas.microsoft.com/office/word/2018/wordml/cex" xmlns:w16cid="http://schemas.microsoft.com/office/word/2016/wordml/cid" xmlns:w16="http://schemas.microsoft.com/office/word/2018/wordml" xmlns:w16du="http://schemas.microsoft.com/office/word/2023/wordml/word16du" xmlns:w16sdtdh="http://schemas.microsoft.com/office/word/2020/wordml/sdtdatahash" xmlns:w16sdtfl="http://schemas.microsoft.com/office/word/2024/wordml/sdtformatlock" xmlns:w16se="http://schemas.microsoft.com/office/word/2015/wordml/symex" mc:Ignorable="w14 w15 w16se w16cid w16 w16cex w16sdtdh w16sdtfl w16du">
+<w:styles xmlns:mc="http://schemas.openxmlformats.org/markup-compatibility/2006" xmlns:r="http://schemas.openxmlformats.org/officeDocument/2006/relationships" xmlns:w="http://schemas.openxmlformats.org/wordprocessingml/2006/main" xmlns:w14="http://schemas.microsoft.com/office/word/2010/wordml" xmlns:w15="http://schemas.microsoft.com/office/word/2012/wordml" xmlns:w16cex="http://schemas.microsoft.com/office/word/2018/wordml/cex" xmlns:w16cid="http://schemas.microsoft.com/office/word/2016/wordml/cid" xmlns:w16="http://schemas.microsoft.com/office/word/2018/wordml" xmlns:w16du="http://schemas.microsoft.com/office/word/2023/wordml/word16du" xmlns:w16sdtdh="http://schemas.microsoft.com/office/word/2020/wordml/sdtdatahash" xmlns:w16se="http://schemas.microsoft.com/office/word/2015/wordml/symex" mc:Ignorable="w14 w15 w16se w16cid w16 w16cex w16sdtdh w16du">
   <w:docDefaults>
     <w:rPrDefault>
       <w:rPr>
@@ -25219,6 +18001,7 @@
   <w:style w:type="character" w:default="1" w:styleId="Fuentedeprrafopredeter">
     <w:name w:val="Default Paragraph Font"/>
     <w:uiPriority w:val="1"/>
+    <w:semiHidden/>
     <w:unhideWhenUsed/>
   </w:style>
   <w:style w:type="table" w:default="1" w:styleId="Tablanormal">
@@ -26392,6 +19175,10 @@
 </file>
 
 <file path=customXml/item1.xml><?xml version="1.0" encoding="utf-8"?>
+<b:Sources xmlns:b="http://schemas.openxmlformats.org/officeDocument/2006/bibliography" xmlns="http://schemas.openxmlformats.org/officeDocument/2006/bibliography" SelectedStyle="\APASixthEditionOfficeOnline.xsl" StyleName="APA" Version="6"/>
+</file>
+
+<file path=customXml/item2.xml><?xml version="1.0" encoding="utf-8"?>
 <ct:contentTypeSchema xmlns:ct="http://schemas.microsoft.com/office/2006/metadata/contentType" xmlns:ma="http://schemas.microsoft.com/office/2006/metadata/properties/metaAttributes" ct:_="" ma:_="" ma:contentTypeName="Documento" ma:contentTypeID="0x01010049282E1EDBE9234EA9E6D38F720E265F" ma:contentTypeVersion="15" ma:contentTypeDescription="Crear nuevo documento." ma:contentTypeScope="" ma:versionID="b31c7aa9eaf043a08b87120b3c4916e3">
   <xsd:schema xmlns:xsd="http://www.w3.org/2001/XMLSchema" xmlns:xs="http://www.w3.org/2001/XMLSchema" xmlns:p="http://schemas.microsoft.com/office/2006/metadata/properties" xmlns:ns2="cb45339b-ced9-4d0d-8f64-77573914d53b" xmlns:ns3="43a3ca16-9c26-4813-b83f-4aec9927b43f" targetNamespace="http://schemas.microsoft.com/office/2006/metadata/properties" ma:root="true" ma:fieldsID="3533d065b04d75c457075bc55f1f5315" ns2:_="" ns3:_="">
     <xsd:import namespace="cb45339b-ced9-4d0d-8f64-77573914d53b"/>
@@ -26626,20 +19413,7 @@
 </ct:contentTypeSchema>
 </file>
 
-<file path=customXml/item2.xml><?xml version="1.0" encoding="utf-8"?>
-<b:Sources xmlns:b="http://schemas.openxmlformats.org/officeDocument/2006/bibliography" xmlns="http://schemas.openxmlformats.org/officeDocument/2006/bibliography" SelectedStyle="\APASixthEditionOfficeOnline.xsl" StyleName="APA" Version="6"/>
-</file>
-
 <file path=customXml/item3.xml><?xml version="1.0" encoding="utf-8"?>
-<?mso-contentType ?>
-<FormTemplates xmlns="http://schemas.microsoft.com/sharepoint/v3/contenttype/forms">
-  <Display>DocumentLibraryForm</Display>
-  <Edit>DocumentLibraryForm</Edit>
-  <New>DocumentLibraryForm</New>
-</FormTemplates>
-</file>
-
-<file path=customXml/item4.xml><?xml version="1.0" encoding="utf-8"?>
 <p:properties xmlns:p="http://schemas.microsoft.com/office/2006/metadata/properties" xmlns:xsi="http://www.w3.org/2001/XMLSchema-instance" xmlns:pc="http://schemas.microsoft.com/office/infopath/2007/PartnerControls">
   <documentManagement>
     <TaxCatchAll xmlns="cb45339b-ced9-4d0d-8f64-77573914d53b" xsi:nil="true"/>
@@ -26650,7 +19424,24 @@
 </p:properties>
 </file>
 
+<file path=customXml/item4.xml><?xml version="1.0" encoding="utf-8"?>
+<?mso-contentType ?>
+<FormTemplates xmlns="http://schemas.microsoft.com/sharepoint/v3/contenttype/forms">
+  <Display>DocumentLibraryForm</Display>
+  <Edit>DocumentLibraryForm</Edit>
+  <New>DocumentLibraryForm</New>
+</FormTemplates>
+</file>
+
 <file path=customXml/itemProps1.xml><?xml version="1.0" encoding="utf-8"?>
+<ds:datastoreItem xmlns:ds="http://schemas.openxmlformats.org/officeDocument/2006/customXml" ds:itemID="{EAE431FD-7059-4C09-804B-C9D69EB7B213}">
+  <ds:schemaRefs>
+    <ds:schemaRef ds:uri="http://schemas.openxmlformats.org/officeDocument/2006/bibliography"/>
+  </ds:schemaRefs>
+</ds:datastoreItem>
+</file>
+
+<file path=customXml/itemProps2.xml><?xml version="1.0" encoding="utf-8"?>
 <ds:datastoreItem xmlns:ds="http://schemas.openxmlformats.org/officeDocument/2006/customXml" ds:itemID="{ABC43734-40DA-4258-8AC6-EC91AAFFC9CD}">
   <ds:schemaRefs>
     <ds:schemaRef ds:uri="http://schemas.microsoft.com/office/2006/metadata/contentType"/>
@@ -26669,23 +19460,7 @@
 </ds:datastoreItem>
 </file>
 
-<file path=customXml/itemProps2.xml><?xml version="1.0" encoding="utf-8"?>
-<ds:datastoreItem xmlns:ds="http://schemas.openxmlformats.org/officeDocument/2006/customXml" ds:itemID="{EAE431FD-7059-4C09-804B-C9D69EB7B213}">
-  <ds:schemaRefs>
-    <ds:schemaRef ds:uri="http://schemas.openxmlformats.org/officeDocument/2006/bibliography"/>
-  </ds:schemaRefs>
-</ds:datastoreItem>
-</file>
-
 <file path=customXml/itemProps3.xml><?xml version="1.0" encoding="utf-8"?>
-<ds:datastoreItem xmlns:ds="http://schemas.openxmlformats.org/officeDocument/2006/customXml" ds:itemID="{10663269-2064-4804-8290-36D4A57F5557}">
-  <ds:schemaRefs>
-    <ds:schemaRef ds:uri="http://schemas.microsoft.com/sharepoint/v3/contenttype/forms"/>
-  </ds:schemaRefs>
-</ds:datastoreItem>
-</file>
-
-<file path=customXml/itemProps4.xml><?xml version="1.0" encoding="utf-8"?>
 <ds:datastoreItem xmlns:ds="http://schemas.openxmlformats.org/officeDocument/2006/customXml" ds:itemID="{1279454D-02BE-4A9C-A117-DCD1573E2608}">
   <ds:schemaRefs>
     <ds:schemaRef ds:uri="http://schemas.microsoft.com/office/2006/metadata/properties"/>
@@ -26694,4 +19469,12 @@
     <ds:schemaRef ds:uri="43a3ca16-9c26-4813-b83f-4aec9927b43f"/>
   </ds:schemaRefs>
 </ds:datastoreItem>
+</file>
+
+<file path=customXml/itemProps4.xml><?xml version="1.0" encoding="utf-8"?>
+<ds:datastoreItem xmlns:ds="http://schemas.openxmlformats.org/officeDocument/2006/customXml" ds:itemID="{10663269-2064-4804-8290-36D4A57F5557}">
+  <ds:schemaRefs>
+    <ds:schemaRef ds:uri="http://schemas.microsoft.com/sharepoint/v3/contenttype/forms"/>
+  </ds:schemaRefs>
+</ds:datastoreItem>
 </file>
--- a/fuentes/123101_CF19_DU.docx
+++ b/fuentes/123101_CF19_DU.docx
@@ -3534,13 +3534,13 @@
           <w:lang w:val="es-419" w:eastAsia="es-CO"/>
         </w:rPr>
         <w:drawing>
-          <wp:inline distT="0" distB="0" distL="0" distR="0" wp14:anchorId="43C593B2" wp14:editId="2F299357">
+          <wp:inline distT="0" distB="0" distL="0" distR="0" wp14:anchorId="43C593B2" wp14:editId="7C000CEA">
             <wp:extent cx="2038350" cy="809625"/>
             <wp:effectExtent l="0" t="0" r="0" b="9525"/>
             <wp:docPr id="687222375" name="Imagen 5" descr="Fórmula para calcular la pendiente (m) en una regresión lineal: se multiplica el número de datos (n) por la suma del producto de cada par de valores x*y, y a esto se le resta el producto entre la suma de x y la suma de y. El resultado se divide entre n por la suma de los cuadrados de x, menos el cuadrado de la suma de x.">
               <a:extLst xmlns:a="http://schemas.openxmlformats.org/drawingml/2006/main">
                 <a:ext uri="{C183D7F6-B498-43B3-948B-1728B52AA6E4}">
-                  <adec:decorative xmlns:adec="http://schemas.microsoft.com/office/drawing/2017/decorative" val="1"/>
+                  <adec:decorative xmlns:adec="http://schemas.microsoft.com/office/drawing/2017/decorative" val="0"/>
                 </a:ext>
               </a:extLst>
             </wp:docPr>
@@ -3554,7 +3554,7 @@
                     <pic:cNvPr id="687222375" name="Imagen 5" descr="Fórmula para calcular la pendiente (m) en una regresión lineal: se multiplica el número de datos (n) por la suma del producto de cada par de valores x*y, y a esto se le resta el producto entre la suma de x y la suma de y. El resultado se divide entre n por la suma de los cuadrados de x, menos el cuadrado de la suma de x.">
                       <a:extLst>
                         <a:ext uri="{C183D7F6-B498-43B3-948B-1728B52AA6E4}">
-                          <adec:decorative xmlns:adec="http://schemas.microsoft.com/office/drawing/2017/decorative" val="1"/>
+                          <adec:decorative xmlns:adec="http://schemas.microsoft.com/office/drawing/2017/decorative" val="0"/>
                         </a:ext>
                       </a:extLst>
                     </pic:cNvPr>
@@ -3661,13 +3661,13 @@
           <w:lang w:val="es-419" w:eastAsia="es-CO"/>
         </w:rPr>
         <w:drawing>
-          <wp:inline distT="0" distB="0" distL="0" distR="0" wp14:anchorId="62923F0F" wp14:editId="30385A93">
+          <wp:inline distT="0" distB="0" distL="0" distR="0" wp14:anchorId="62923F0F" wp14:editId="3A77FFFF">
             <wp:extent cx="2495550" cy="809625"/>
             <wp:effectExtent l="0" t="0" r="0" b="9525"/>
             <wp:docPr id="667279583" name="Imagen 7" descr="Fórmula matemática para calcular la pendiente b en una regresión lineal, con sumatorias de productos y cuadrados de variables x y y, y el número de observaciones n.">
               <a:extLst xmlns:a="http://schemas.openxmlformats.org/drawingml/2006/main">
                 <a:ext uri="{C183D7F6-B498-43B3-948B-1728B52AA6E4}">
-                  <adec:decorative xmlns:adec="http://schemas.microsoft.com/office/drawing/2017/decorative" val="1"/>
+                  <adec:decorative xmlns:adec="http://schemas.microsoft.com/office/drawing/2017/decorative" val="0"/>
                 </a:ext>
               </a:extLst>
             </wp:docPr>
@@ -3681,7 +3681,7 @@
                     <pic:cNvPr id="667279583" name="Imagen 7" descr="Fórmula matemática para calcular la pendiente b en una regresión lineal, con sumatorias de productos y cuadrados de variables x y y, y el número de observaciones n.">
                       <a:extLst>
                         <a:ext uri="{C183D7F6-B498-43B3-948B-1728B52AA6E4}">
-                          <adec:decorative xmlns:adec="http://schemas.microsoft.com/office/drawing/2017/decorative" val="1"/>
+                          <adec:decorative xmlns:adec="http://schemas.microsoft.com/office/drawing/2017/decorative" val="0"/>
                         </a:ext>
                       </a:extLst>
                     </pic:cNvPr>
@@ -5798,13 +5798,13 @@
           <w:lang w:val="es-419" w:eastAsia="es-CO"/>
         </w:rPr>
         <w:drawing>
-          <wp:inline distT="0" distB="0" distL="0" distR="0" wp14:anchorId="15EA195B" wp14:editId="60158E4F">
+          <wp:inline distT="0" distB="0" distL="0" distR="0" wp14:anchorId="15EA195B" wp14:editId="07829B89">
             <wp:extent cx="3343275" cy="710446"/>
             <wp:effectExtent l="0" t="0" r="0" b="0"/>
             <wp:docPr id="1656354722" name="Imagen 11" descr="Esquema con fórmula para calcular el crecimiento porcentual de ventas entre dos años, que incluye los valores $5.380.000 para el Año 2 y $4.950.000 para el Año 1, resultando en un aumento del 8,69 %.">
               <a:extLst xmlns:a="http://schemas.openxmlformats.org/drawingml/2006/main">
                 <a:ext uri="{C183D7F6-B498-43B3-948B-1728B52AA6E4}">
-                  <adec:decorative xmlns:adec="http://schemas.microsoft.com/office/drawing/2017/decorative" val="1"/>
+                  <adec:decorative xmlns:adec="http://schemas.microsoft.com/office/drawing/2017/decorative" val="0"/>
                 </a:ext>
               </a:extLst>
             </wp:docPr>
@@ -5818,7 +5818,7 @@
                     <pic:cNvPr id="1656354722" name="Imagen 11" descr="Esquema con fórmula para calcular el crecimiento porcentual de ventas entre dos años, que incluye los valores $5.380.000 para el Año 2 y $4.950.000 para el Año 1, resultando en un aumento del 8,69 %.">
                       <a:extLst>
                         <a:ext uri="{C183D7F6-B498-43B3-948B-1728B52AA6E4}">
-                          <adec:decorative xmlns:adec="http://schemas.microsoft.com/office/drawing/2017/decorative" val="1"/>
+                          <adec:decorative xmlns:adec="http://schemas.microsoft.com/office/drawing/2017/decorative" val="0"/>
                         </a:ext>
                       </a:extLst>
                     </pic:cNvPr>
@@ -7943,13 +7943,13 @@
           <w:lang w:eastAsia="es-CO"/>
         </w:rPr>
         <w:drawing>
-          <wp:inline distT="0" distB="0" distL="0" distR="0" wp14:anchorId="71FA1822" wp14:editId="4771182B">
+          <wp:inline distT="0" distB="0" distL="0" distR="0" wp14:anchorId="71FA1822" wp14:editId="4186E47E">
             <wp:extent cx="5512994" cy="1466850"/>
             <wp:effectExtent l="0" t="0" r="0" b="0"/>
             <wp:docPr id="685427670" name="Imagen 13" descr="Fórmula para calcular el inventario promedio de productos terminados, con un ejemplo numérico que multiplica un volumen de ventas de 125.000 por 75 días, dividido entre 360, dando como resultado 26.042.">
               <a:extLst xmlns:a="http://schemas.openxmlformats.org/drawingml/2006/main">
                 <a:ext uri="{C183D7F6-B498-43B3-948B-1728B52AA6E4}">
-                  <adec:decorative xmlns:adec="http://schemas.microsoft.com/office/drawing/2017/decorative" val="1"/>
+                  <adec:decorative xmlns:adec="http://schemas.microsoft.com/office/drawing/2017/decorative" val="0"/>
                 </a:ext>
               </a:extLst>
             </wp:docPr>
@@ -7963,7 +7963,7 @@
                     <pic:cNvPr id="685427670" name="Imagen 13" descr="Fórmula para calcular el inventario promedio de productos terminados, con un ejemplo numérico que multiplica un volumen de ventas de 125.000 por 75 días, dividido entre 360, dando como resultado 26.042.">
                       <a:extLst>
                         <a:ext uri="{C183D7F6-B498-43B3-948B-1728B52AA6E4}">
-                          <adec:decorative xmlns:adec="http://schemas.microsoft.com/office/drawing/2017/decorative" val="1"/>
+                          <adec:decorative xmlns:adec="http://schemas.microsoft.com/office/drawing/2017/decorative" val="0"/>
                         </a:ext>
                       </a:extLst>
                     </pic:cNvPr>
@@ -8028,13 +8028,13 @@
         </w:rPr>
         <w:lastRenderedPageBreak/>
         <w:drawing>
-          <wp:inline distT="0" distB="0" distL="0" distR="0" wp14:anchorId="1C769F0A" wp14:editId="67AA4B7C">
+          <wp:inline distT="0" distB="0" distL="0" distR="0" wp14:anchorId="1C769F0A" wp14:editId="4EE54139">
             <wp:extent cx="5298201" cy="1409700"/>
             <wp:effectExtent l="0" t="0" r="0" b="0"/>
             <wp:docPr id="387728243" name="Imagen 15" descr="Fórmula para calcular el inventario promedio de productos en proceso, con un ejemplo que multiplica un volumen de ventas de 125.000 por 15 días, dividido entre 360, dando como resultado 5.208.">
               <a:extLst xmlns:a="http://schemas.openxmlformats.org/drawingml/2006/main">
                 <a:ext uri="{C183D7F6-B498-43B3-948B-1728B52AA6E4}">
-                  <adec:decorative xmlns:adec="http://schemas.microsoft.com/office/drawing/2017/decorative" val="1"/>
+                  <adec:decorative xmlns:adec="http://schemas.microsoft.com/office/drawing/2017/decorative" val="0"/>
                 </a:ext>
               </a:extLst>
             </wp:docPr>
@@ -8048,7 +8048,7 @@
                     <pic:cNvPr id="387728243" name="Imagen 15" descr="Fórmula para calcular el inventario promedio de productos en proceso, con un ejemplo que multiplica un volumen de ventas de 125.000 por 15 días, dividido entre 360, dando como resultado 5.208.">
                       <a:extLst>
                         <a:ext uri="{C183D7F6-B498-43B3-948B-1728B52AA6E4}">
-                          <adec:decorative xmlns:adec="http://schemas.microsoft.com/office/drawing/2017/decorative" val="1"/>
+                          <adec:decorative xmlns:adec="http://schemas.microsoft.com/office/drawing/2017/decorative" val="0"/>
                         </a:ext>
                       </a:extLst>
                     </pic:cNvPr>
@@ -8882,21 +8882,12 @@
                 <w:bCs w:val="0"/>
               </w:rPr>
             </w:pPr>
-            <w:proofErr w:type="gramStart"/>
-            <w:r>
-              <w:rPr>
-                <w:b/>
-                <w:bCs w:val="0"/>
-              </w:rPr>
-              <w:t>Total</w:t>
-            </w:r>
-            <w:proofErr w:type="gramEnd"/>
-            <w:r>
-              <w:rPr>
-                <w:b/>
-                <w:bCs w:val="0"/>
-              </w:rPr>
-              <w:t xml:space="preserve"> costos en efectivo</w:t>
+            <w:r>
+              <w:rPr>
+                <w:b/>
+                <w:bCs w:val="0"/>
+              </w:rPr>
+              <w:t>Total costos en efectivo</w:t>
             </w:r>
           </w:p>
         </w:tc>
@@ -9484,21 +9475,12 @@
                 <w:bCs w:val="0"/>
               </w:rPr>
             </w:pPr>
-            <w:proofErr w:type="gramStart"/>
-            <w:r>
-              <w:rPr>
-                <w:b/>
-                <w:bCs w:val="0"/>
-              </w:rPr>
-              <w:t>Total</w:t>
-            </w:r>
-            <w:proofErr w:type="gramEnd"/>
-            <w:r>
-              <w:rPr>
-                <w:b/>
-                <w:bCs w:val="0"/>
-              </w:rPr>
-              <w:t xml:space="preserve"> inversión en capital de trabajo operativo</w:t>
+            <w:r>
+              <w:rPr>
+                <w:b/>
+                <w:bCs w:val="0"/>
+              </w:rPr>
+              <w:t>Total inversión en capital de trabajo operativo</w:t>
             </w:r>
           </w:p>
         </w:tc>
@@ -9574,13 +9556,13 @@
           <w:lang w:eastAsia="es-CO"/>
         </w:rPr>
         <w:drawing>
-          <wp:inline distT="0" distB="0" distL="0" distR="0" wp14:anchorId="35D1ABAE" wp14:editId="500D75D3">
+          <wp:inline distT="0" distB="0" distL="0" distR="0" wp14:anchorId="35D1ABAE" wp14:editId="00AB20A2">
             <wp:extent cx="2537159" cy="800100"/>
             <wp:effectExtent l="0" t="0" r="0" b="0"/>
             <wp:docPr id="701234769" name="Imagen 17" descr="Cálculo con división de 13.281.350 entre 360, cuyo resultado es 36.892,36.">
               <a:extLst xmlns:a="http://schemas.openxmlformats.org/drawingml/2006/main">
                 <a:ext uri="{C183D7F6-B498-43B3-948B-1728B52AA6E4}">
-                  <adec:decorative xmlns:adec="http://schemas.microsoft.com/office/drawing/2017/decorative" val="1"/>
+                  <adec:decorative xmlns:adec="http://schemas.microsoft.com/office/drawing/2017/decorative" val="0"/>
                 </a:ext>
               </a:extLst>
             </wp:docPr>
@@ -9594,7 +9576,7 @@
                     <pic:cNvPr id="701234769" name="Imagen 17" descr="Cálculo con división de 13.281.350 entre 360, cuyo resultado es 36.892,36.">
                       <a:extLst>
                         <a:ext uri="{C183D7F6-B498-43B3-948B-1728B52AA6E4}">
-                          <adec:decorative xmlns:adec="http://schemas.microsoft.com/office/drawing/2017/decorative" val="1"/>
+                          <adec:decorative xmlns:adec="http://schemas.microsoft.com/office/drawing/2017/decorative" val="0"/>
                         </a:ext>
                       </a:extLst>
                     </pic:cNvPr>
@@ -9658,13 +9640,13 @@
           <w:lang w:eastAsia="es-CO"/>
         </w:rPr>
         <w:drawing>
-          <wp:inline distT="0" distB="0" distL="0" distR="0" wp14:anchorId="3B067DDA" wp14:editId="2A4F691C">
+          <wp:inline distT="0" distB="0" distL="0" distR="0" wp14:anchorId="3B067DDA" wp14:editId="4398E67B">
             <wp:extent cx="2628900" cy="687223"/>
             <wp:effectExtent l="0" t="0" r="0" b="0"/>
             <wp:docPr id="1660356803" name="Imagen 19" descr="Multiplicación de 36.892,36 por 60, con resultado igual a 2.212.383.">
               <a:extLst xmlns:a="http://schemas.openxmlformats.org/drawingml/2006/main">
                 <a:ext uri="{C183D7F6-B498-43B3-948B-1728B52AA6E4}">
-                  <adec:decorative xmlns:adec="http://schemas.microsoft.com/office/drawing/2017/decorative" val="1"/>
+                  <adec:decorative xmlns:adec="http://schemas.microsoft.com/office/drawing/2017/decorative" val="0"/>
                 </a:ext>
               </a:extLst>
             </wp:docPr>
@@ -9678,7 +9660,7 @@
                     <pic:cNvPr id="1660356803" name="Imagen 19" descr="Multiplicación de 36.892,36 por 60, con resultado igual a 2.212.383.">
                       <a:extLst>
                         <a:ext uri="{C183D7F6-B498-43B3-948B-1728B52AA6E4}">
-                          <adec:decorative xmlns:adec="http://schemas.microsoft.com/office/drawing/2017/decorative" val="1"/>
+                          <adec:decorative xmlns:adec="http://schemas.microsoft.com/office/drawing/2017/decorative" val="0"/>
                         </a:ext>
                       </a:extLst>
                     </pic:cNvPr>
@@ -9743,13 +9725,13 @@
           <w:lang w:eastAsia="es-CO"/>
         </w:rPr>
         <w:drawing>
-          <wp:inline distT="0" distB="0" distL="0" distR="0" wp14:anchorId="12DD62B7" wp14:editId="53B03936">
+          <wp:inline distT="0" distB="0" distL="0" distR="0" wp14:anchorId="12DD62B7" wp14:editId="19519DF6">
             <wp:extent cx="2455948" cy="876300"/>
             <wp:effectExtent l="0" t="0" r="1905" b="0"/>
             <wp:docPr id="1929946551" name="Imagen 21" descr="Cálculo del promedio diario de compras: 125.000 dividido entre 360, multiplicado por 60, da como resultado 20.833.">
               <a:extLst xmlns:a="http://schemas.openxmlformats.org/drawingml/2006/main">
                 <a:ext uri="{C183D7F6-B498-43B3-948B-1728B52AA6E4}">
-                  <adec:decorative xmlns:adec="http://schemas.microsoft.com/office/drawing/2017/decorative" val="1"/>
+                  <adec:decorative xmlns:adec="http://schemas.microsoft.com/office/drawing/2017/decorative" val="0"/>
                 </a:ext>
               </a:extLst>
             </wp:docPr>
@@ -9763,7 +9745,7 @@
                     <pic:cNvPr id="1929946551" name="Imagen 21" descr="Cálculo del promedio diario de compras: 125.000 dividido entre 360, multiplicado por 60, da como resultado 20.833.">
                       <a:extLst>
                         <a:ext uri="{C183D7F6-B498-43B3-948B-1728B52AA6E4}">
-                          <adec:decorative xmlns:adec="http://schemas.microsoft.com/office/drawing/2017/decorative" val="1"/>
+                          <adec:decorative xmlns:adec="http://schemas.microsoft.com/office/drawing/2017/decorative" val="0"/>
                         </a:ext>
                       </a:extLst>
                     </pic:cNvPr>
@@ -9827,13 +9809,13 @@
           <w:lang w:eastAsia="es-CO"/>
         </w:rPr>
         <w:drawing>
-          <wp:inline distT="0" distB="0" distL="0" distR="0" wp14:anchorId="5A1AF88F" wp14:editId="52C00FA5">
+          <wp:inline distT="0" distB="0" distL="0" distR="0" wp14:anchorId="5A1AF88F" wp14:editId="292512FA">
             <wp:extent cx="3066142" cy="742950"/>
             <wp:effectExtent l="0" t="0" r="1270" b="0"/>
             <wp:docPr id="476182638" name="Imagen 23" descr="Multiplicación del promedio diario (20.833,98) por un valor unitario de 150,98, con resultado de 3.145.383.">
               <a:extLst xmlns:a="http://schemas.openxmlformats.org/drawingml/2006/main">
                 <a:ext uri="{C183D7F6-B498-43B3-948B-1728B52AA6E4}">
-                  <adec:decorative xmlns:adec="http://schemas.microsoft.com/office/drawing/2017/decorative" val="1"/>
+                  <adec:decorative xmlns:adec="http://schemas.microsoft.com/office/drawing/2017/decorative" val="0"/>
                 </a:ext>
               </a:extLst>
             </wp:docPr>
@@ -9847,7 +9829,7 @@
                     <pic:cNvPr id="476182638" name="Imagen 23" descr="Multiplicación del promedio diario (20.833,98) por un valor unitario de 150,98, con resultado de 3.145.383.">
                       <a:extLst>
                         <a:ext uri="{C183D7F6-B498-43B3-948B-1728B52AA6E4}">
-                          <adec:decorative xmlns:adec="http://schemas.microsoft.com/office/drawing/2017/decorative" val="1"/>
+                          <adec:decorative xmlns:adec="http://schemas.microsoft.com/office/drawing/2017/decorative" val="0"/>
                         </a:ext>
                       </a:extLst>
                     </pic:cNvPr>
@@ -10172,13 +10154,13 @@
           <w:lang w:eastAsia="es-CO"/>
         </w:rPr>
         <w:drawing>
-          <wp:inline distT="0" distB="0" distL="0" distR="0" wp14:anchorId="46F93496" wp14:editId="25241D8C">
+          <wp:inline distT="0" distB="0" distL="0" distR="0" wp14:anchorId="46F93496" wp14:editId="08FAAAEE">
             <wp:extent cx="3178404" cy="1066800"/>
             <wp:effectExtent l="0" t="0" r="3175" b="0"/>
             <wp:docPr id="1372697349" name="Imagen 25" descr="Fórmula para calcular el saldo promedio de cuentas por pagar: compras multiplicadas por días de proveedores, dividido entre 360.">
               <a:extLst xmlns:a="http://schemas.openxmlformats.org/drawingml/2006/main">
                 <a:ext uri="{C183D7F6-B498-43B3-948B-1728B52AA6E4}">
-                  <adec:decorative xmlns:adec="http://schemas.microsoft.com/office/drawing/2017/decorative" val="1"/>
+                  <adec:decorative xmlns:adec="http://schemas.microsoft.com/office/drawing/2017/decorative" val="0"/>
                 </a:ext>
               </a:extLst>
             </wp:docPr>
@@ -10192,7 +10174,7 @@
                     <pic:cNvPr id="1372697349" name="Imagen 25" descr="Fórmula para calcular el saldo promedio de cuentas por pagar: compras multiplicadas por días de proveedores, dividido entre 360.">
                       <a:extLst>
                         <a:ext uri="{C183D7F6-B498-43B3-948B-1728B52AA6E4}">
-                          <adec:decorative xmlns:adec="http://schemas.microsoft.com/office/drawing/2017/decorative" val="1"/>
+                          <adec:decorative xmlns:adec="http://schemas.microsoft.com/office/drawing/2017/decorative" val="0"/>
                         </a:ext>
                       </a:extLst>
                     </pic:cNvPr>
@@ -10549,21 +10531,12 @@
                 <w:bCs w:val="0"/>
               </w:rPr>
             </w:pPr>
-            <w:proofErr w:type="gramStart"/>
-            <w:r>
-              <w:rPr>
-                <w:b/>
-                <w:bCs w:val="0"/>
-              </w:rPr>
-              <w:t>Total</w:t>
-            </w:r>
-            <w:proofErr w:type="gramEnd"/>
-            <w:r>
-              <w:rPr>
-                <w:b/>
-                <w:bCs w:val="0"/>
-              </w:rPr>
-              <w:t xml:space="preserve"> inversión en activos</w:t>
+            <w:r>
+              <w:rPr>
+                <w:b/>
+                <w:bCs w:val="0"/>
+              </w:rPr>
+              <w:t>Total inversión en activos</w:t>
             </w:r>
           </w:p>
         </w:tc>
@@ -10788,21 +10761,12 @@
                 <w:bCs w:val="0"/>
               </w:rPr>
             </w:pPr>
-            <w:proofErr w:type="gramStart"/>
-            <w:r>
-              <w:rPr>
-                <w:b/>
-                <w:bCs w:val="0"/>
-              </w:rPr>
-              <w:t>Total</w:t>
-            </w:r>
-            <w:proofErr w:type="gramEnd"/>
-            <w:r>
-              <w:rPr>
-                <w:b/>
-                <w:bCs w:val="0"/>
-              </w:rPr>
-              <w:t xml:space="preserve"> financiación</w:t>
+            <w:r>
+              <w:rPr>
+                <w:b/>
+                <w:bCs w:val="0"/>
+              </w:rPr>
+              <w:t>Total financiación</w:t>
             </w:r>
           </w:p>
         </w:tc>
@@ -11467,10 +11431,10 @@
           <w:lang w:eastAsia="es-CO"/>
         </w:rPr>
         <w:drawing>
-          <wp:inline distT="0" distB="0" distL="0" distR="0" wp14:anchorId="75D7FD45" wp14:editId="639C2B86">
-            <wp:extent cx="4876372" cy="2924175"/>
-            <wp:effectExtent l="0" t="0" r="635" b="0"/>
-            <wp:docPr id="2078329585" name="Gráfico 1" descr="Esquema sobre flujos de efectivo clasificados en actividades operativas, de inversión y financiación."/>
+          <wp:inline distT="0" distB="0" distL="0" distR="0" wp14:anchorId="0A9BF272" wp14:editId="6630FB26">
+            <wp:extent cx="5146399" cy="3086100"/>
+            <wp:effectExtent l="0" t="0" r="0" b="0"/>
+            <wp:docPr id="911280764" name="Imagen 4" descr="Esquema sobre flujos de efectivo clasificados en actividades operativas, de inversión y financiación."/>
             <wp:cNvGraphicFramePr>
               <a:graphicFrameLocks xmlns:a="http://schemas.openxmlformats.org/drawingml/2006/main" noChangeAspect="1"/>
             </wp:cNvGraphicFramePr>
@@ -11478,29 +11442,36 @@
               <a:graphicData uri="http://schemas.openxmlformats.org/drawingml/2006/picture">
                 <pic:pic xmlns:pic="http://schemas.openxmlformats.org/drawingml/2006/picture">
                   <pic:nvPicPr>
-                    <pic:cNvPr id="2078329585" name="Gráfico 1" descr="Esquema sobre flujos de efectivo clasificados en actividades operativas, de inversión y financiación."/>
-                    <pic:cNvPicPr/>
+                    <pic:cNvPr id="911280764" name="Imagen 4" descr="Esquema sobre flujos de efectivo clasificados en actividades operativas, de inversión y financiación."/>
+                    <pic:cNvPicPr>
+                      <a:picLocks noChangeAspect="1" noChangeArrowheads="1"/>
+                    </pic:cNvPicPr>
                   </pic:nvPicPr>
                   <pic:blipFill>
-                    <a:blip r:embed="rId23">
+                    <a:blip r:embed="rId23" cstate="print">
                       <a:extLst>
-                        <a:ext uri="{96DAC541-7B7A-43D3-8B79-37D633B846F1}">
-                          <asvg:svgBlip xmlns:asvg="http://schemas.microsoft.com/office/drawing/2016/SVG/main" r:embed="rId24"/>
+                        <a:ext uri="{28A0092B-C50C-407E-A947-70E740481C1C}">
+                          <a14:useLocalDpi xmlns:a14="http://schemas.microsoft.com/office/drawing/2010/main" val="0"/>
                         </a:ext>
                       </a:extLst>
                     </a:blip>
+                    <a:srcRect/>
                     <a:stretch>
                       <a:fillRect/>
                     </a:stretch>
                   </pic:blipFill>
-                  <pic:spPr>
+                  <pic:spPr bwMode="auto">
                     <a:xfrm>
                       <a:off x="0" y="0"/>
-                      <a:ext cx="4883979" cy="2928737"/>
+                      <a:ext cx="5150285" cy="3088430"/>
                     </a:xfrm>
                     <a:prstGeom prst="rect">
                       <a:avLst/>
                     </a:prstGeom>
+                    <a:noFill/>
+                    <a:ln>
+                      <a:noFill/>
+                    </a:ln>
                   </pic:spPr>
                 </pic:pic>
               </a:graphicData>
@@ -12270,21 +12241,12 @@
                 <w:bCs w:val="0"/>
               </w:rPr>
             </w:pPr>
-            <w:proofErr w:type="gramStart"/>
-            <w:r>
-              <w:rPr>
-                <w:b/>
-                <w:bCs w:val="0"/>
-              </w:rPr>
-              <w:t>Total</w:t>
-            </w:r>
-            <w:proofErr w:type="gramEnd"/>
-            <w:r>
-              <w:rPr>
-                <w:b/>
-                <w:bCs w:val="0"/>
-              </w:rPr>
-              <w:t xml:space="preserve"> egresos operativos</w:t>
+            <w:r>
+              <w:rPr>
+                <w:b/>
+                <w:bCs w:val="0"/>
+              </w:rPr>
+              <w:t>Total egresos operativos</w:t>
             </w:r>
           </w:p>
         </w:tc>
@@ -12328,21 +12290,12 @@
                 <w:bCs w:val="0"/>
               </w:rPr>
             </w:pPr>
-            <w:proofErr w:type="gramStart"/>
-            <w:r>
-              <w:rPr>
-                <w:b/>
-                <w:bCs w:val="0"/>
-              </w:rPr>
-              <w:t>Total</w:t>
-            </w:r>
-            <w:proofErr w:type="gramEnd"/>
-            <w:r>
-              <w:rPr>
-                <w:b/>
-                <w:bCs w:val="0"/>
-              </w:rPr>
-              <w:t xml:space="preserve"> efectivo generado por operaciones</w:t>
+            <w:r>
+              <w:rPr>
+                <w:b/>
+                <w:bCs w:val="0"/>
+              </w:rPr>
+              <w:t>Total efectivo generado por operaciones</w:t>
             </w:r>
           </w:p>
         </w:tc>
@@ -13401,21 +13354,12 @@
                 <w:bCs w:val="0"/>
               </w:rPr>
             </w:pPr>
-            <w:proofErr w:type="gramStart"/>
-            <w:r>
-              <w:rPr>
-                <w:b/>
-                <w:bCs w:val="0"/>
-              </w:rPr>
-              <w:t>Total</w:t>
-            </w:r>
-            <w:proofErr w:type="gramEnd"/>
-            <w:r>
-              <w:rPr>
-                <w:b/>
-                <w:bCs w:val="0"/>
-              </w:rPr>
-              <w:t xml:space="preserve"> activos</w:t>
+            <w:r>
+              <w:rPr>
+                <w:b/>
+                <w:bCs w:val="0"/>
+              </w:rPr>
+              <w:t>Total activos</w:t>
             </w:r>
           </w:p>
         </w:tc>
@@ -13690,21 +13634,12 @@
                 <w:bCs w:val="0"/>
               </w:rPr>
             </w:pPr>
-            <w:proofErr w:type="gramStart"/>
-            <w:r>
-              <w:rPr>
-                <w:b/>
-                <w:bCs w:val="0"/>
-              </w:rPr>
-              <w:t>Total</w:t>
-            </w:r>
-            <w:proofErr w:type="gramEnd"/>
-            <w:r>
-              <w:rPr>
-                <w:b/>
-                <w:bCs w:val="0"/>
-              </w:rPr>
-              <w:t xml:space="preserve"> pasivos</w:t>
+            <w:r>
+              <w:rPr>
+                <w:b/>
+                <w:bCs w:val="0"/>
+              </w:rPr>
+              <w:t>Total pasivos</w:t>
             </w:r>
           </w:p>
         </w:tc>
@@ -13896,21 +13831,12 @@
                 <w:bCs w:val="0"/>
               </w:rPr>
             </w:pPr>
-            <w:proofErr w:type="gramStart"/>
-            <w:r>
-              <w:rPr>
-                <w:b/>
-                <w:bCs w:val="0"/>
-              </w:rPr>
-              <w:t>Total</w:t>
-            </w:r>
-            <w:proofErr w:type="gramEnd"/>
-            <w:r>
-              <w:rPr>
-                <w:b/>
-                <w:bCs w:val="0"/>
-              </w:rPr>
-              <w:t xml:space="preserve"> patrimonio</w:t>
+            <w:r>
+              <w:rPr>
+                <w:b/>
+                <w:bCs w:val="0"/>
+              </w:rPr>
+              <w:t>Total patrimonio</w:t>
             </w:r>
           </w:p>
         </w:tc>
@@ -14210,7 +14136,7 @@
                     </pic:cNvPicPr>
                   </pic:nvPicPr>
                   <pic:blipFill>
-                    <a:blip r:embed="rId25">
+                    <a:blip r:embed="rId24">
                       <a:extLst>
                         <a:ext uri="{28A0092B-C50C-407E-A947-70E740481C1C}">
                           <a14:useLocalDpi xmlns:a14="http://schemas.microsoft.com/office/drawing/2010/main" val="0"/>
@@ -14439,7 +14365,7 @@
                 <w:rStyle w:val="Hipervnculo"/>
               </w:rPr>
             </w:pPr>
-            <w:hyperlink r:id="rId26" w:history="1">
+            <w:hyperlink r:id="rId25" w:history="1">
               <w:r>
                 <w:rPr>
                   <w:rStyle w:val="Hipervnculo"/>
@@ -14517,7 +14443,7 @@
             <w:pPr>
               <w:pStyle w:val="TextoTablas"/>
             </w:pPr>
-            <w:hyperlink r:id="rId27" w:history="1">
+            <w:hyperlink r:id="rId26" w:history="1">
               <w:r>
                 <w:rPr>
                   <w:rStyle w:val="Hipervnculo"/>
@@ -14601,7 +14527,7 @@
             <w:pPr>
               <w:pStyle w:val="TextoTablas"/>
             </w:pPr>
-            <w:hyperlink r:id="rId28" w:history="1">
+            <w:hyperlink r:id="rId27" w:history="1">
               <w:r>
                 <w:rPr>
                   <w:rStyle w:val="Hipervnculo"/>
@@ -14797,7 +14723,7 @@
       </w:r>
     </w:p>
     <w:p>
-      <w:hyperlink r:id="rId29" w:history="1">
+      <w:hyperlink r:id="rId28" w:history="1">
         <w:r>
           <w:rPr>
             <w:rStyle w:val="Hipervnculo"/>
@@ -15661,8 +15587,8 @@
       </w:pPr>
     </w:p>
     <w:sectPr>
-      <w:headerReference w:type="default" r:id="rId30"/>
-      <w:footerReference w:type="default" r:id="rId31"/>
+      <w:headerReference w:type="default" r:id="rId29"/>
+      <w:footerReference w:type="default" r:id="rId30"/>
       <w:pgSz w:w="12240" w:h="15840"/>
       <w:pgMar w:top="1701" w:right="1134" w:bottom="1134" w:left="1134" w:header="709" w:footer="737" w:gutter="0"/>
       <w:pgNumType w:start="1"/>
@@ -15966,6 +15892,180 @@
 <file path=word/numbering.xml><?xml version="1.0" encoding="utf-8"?>
 <w:numbering xmlns:wpc="http://schemas.microsoft.com/office/word/2010/wordprocessingCanvas" xmlns:cx="http://schemas.microsoft.com/office/drawing/2014/chartex" xmlns:cx1="http://schemas.microsoft.com/office/drawing/2015/9/8/chartex" xmlns:cx2="http://schemas.microsoft.com/office/drawing/2015/10/21/chartex" xmlns:cx3="http://schemas.microsoft.com/office/drawing/2016/5/9/chartex" xmlns:cx4="http://schemas.microsoft.com/office/drawing/2016/5/10/chartex" xmlns:cx5="http://schemas.microsoft.com/office/drawing/2016/5/11/chartex" xmlns:cx6="http://schemas.microsoft.com/office/drawing/2016/5/12/chartex" xmlns:cx7="http://schemas.microsoft.com/office/drawing/2016/5/13/chartex" xmlns:cx8="http://schemas.microsoft.com/office/drawing/2016/5/14/chartex" xmlns:mc="http://schemas.openxmlformats.org/markup-compatibility/2006" xmlns:aink="http://schemas.microsoft.com/office/drawing/2016/ink" xmlns:am3d="http://schemas.microsoft.com/office/drawing/2017/model3d" xmlns:o="urn:schemas-microsoft-com:office:office" xmlns:oel="http://schemas.microsoft.com/office/2019/extlst" xmlns:r="http://schemas.openxmlformats.org/officeDocument/2006/relationships" xmlns:m="http://schemas.openxmlformats.org/officeDocument/2006/math" xmlns:v="urn:schemas-microsoft-com:vml" xmlns:wp14="http://schemas.microsoft.com/office/word/2010/wordprocessingDrawing" xmlns:wp="http://schemas.openxmlformats.org/drawingml/2006/wordprocessingDrawing" xmlns:w10="urn:schemas-microsoft-com:office:word" xmlns:w="http://schemas.openxmlformats.org/wordprocessingml/2006/main" xmlns:w14="http://schemas.microsoft.com/office/word/2010/wordml" xmlns:w15="http://schemas.microsoft.com/office/word/2012/wordml" xmlns:w16cex="http://schemas.microsoft.com/office/word/2018/wordml/cex" xmlns:w16cid="http://schemas.microsoft.com/office/word/2016/wordml/cid" xmlns:w16="http://schemas.microsoft.com/office/word/2018/wordml" xmlns:w16du="http://schemas.microsoft.com/office/word/2023/wordml/word16du" xmlns:w16sdtdh="http://schemas.microsoft.com/office/word/2020/wordml/sdtdatahash" xmlns:w16se="http://schemas.microsoft.com/office/word/2015/wordml/symex" xmlns:wpg="http://schemas.microsoft.com/office/word/2010/wordprocessingGroup" xmlns:wpi="http://schemas.microsoft.com/office/word/2010/wordprocessingInk" xmlns:wne="http://schemas.microsoft.com/office/word/2006/wordml" xmlns:wps="http://schemas.microsoft.com/office/word/2010/wordprocessingShape" mc:Ignorable="w14 w15 w16se w16cid w16 w16cex w16sdtdh w16du wp14">
   <w:abstractNum w:abstractNumId="0" w15:restartNumberingAfterBreak="0">
+    <w:nsid w:val="FFFFFF7C"/>
+    <w:multiLevelType w:val="singleLevel"/>
+    <w:tmpl w:val="A378DEE8"/>
+    <w:lvl w:ilvl="0">
+      <w:start w:val="1"/>
+      <w:numFmt w:val="decimal"/>
+      <w:pStyle w:val="Listaconnmeros5"/>
+      <w:lvlText w:val="%1."/>
+      <w:lvlJc w:val="left"/>
+      <w:pPr>
+        <w:tabs>
+          <w:tab w:val="num" w:pos="1492"/>
+        </w:tabs>
+        <w:ind w:left="1492" w:hanging="360"/>
+      </w:pPr>
+    </w:lvl>
+  </w:abstractNum>
+  <w:abstractNum w:abstractNumId="1" w15:restartNumberingAfterBreak="0">
+    <w:nsid w:val="FFFFFF7D"/>
+    <w:multiLevelType w:val="singleLevel"/>
+    <w:tmpl w:val="B94C4E08"/>
+    <w:lvl w:ilvl="0">
+      <w:start w:val="1"/>
+      <w:numFmt w:val="decimal"/>
+      <w:pStyle w:val="Listaconnmeros4"/>
+      <w:lvlText w:val="%1."/>
+      <w:lvlJc w:val="left"/>
+      <w:pPr>
+        <w:tabs>
+          <w:tab w:val="num" w:pos="1209"/>
+        </w:tabs>
+        <w:ind w:left="1209" w:hanging="360"/>
+      </w:pPr>
+    </w:lvl>
+  </w:abstractNum>
+  <w:abstractNum w:abstractNumId="2" w15:restartNumberingAfterBreak="0">
+    <w:nsid w:val="FFFFFF7E"/>
+    <w:multiLevelType w:val="singleLevel"/>
+    <w:tmpl w:val="43080C6C"/>
+    <w:lvl w:ilvl="0">
+      <w:start w:val="1"/>
+      <w:numFmt w:val="decimal"/>
+      <w:pStyle w:val="Listaconnmeros3"/>
+      <w:lvlText w:val="%1."/>
+      <w:lvlJc w:val="left"/>
+      <w:pPr>
+        <w:tabs>
+          <w:tab w:val="num" w:pos="926"/>
+        </w:tabs>
+        <w:ind w:left="926" w:hanging="360"/>
+      </w:pPr>
+    </w:lvl>
+  </w:abstractNum>
+  <w:abstractNum w:abstractNumId="3" w15:restartNumberingAfterBreak="0">
+    <w:nsid w:val="FFFFFF7F"/>
+    <w:multiLevelType w:val="singleLevel"/>
+    <w:tmpl w:val="A9CC6230"/>
+    <w:lvl w:ilvl="0">
+      <w:start w:val="1"/>
+      <w:numFmt w:val="decimal"/>
+      <w:pStyle w:val="Listaconnmeros2"/>
+      <w:lvlText w:val="%1."/>
+      <w:lvlJc w:val="left"/>
+      <w:pPr>
+        <w:tabs>
+          <w:tab w:val="num" w:pos="643"/>
+        </w:tabs>
+        <w:ind w:left="643" w:hanging="360"/>
+      </w:pPr>
+    </w:lvl>
+  </w:abstractNum>
+  <w:abstractNum w:abstractNumId="4" w15:restartNumberingAfterBreak="0">
+    <w:nsid w:val="FFFFFF80"/>
+    <w:multiLevelType w:val="singleLevel"/>
+    <w:tmpl w:val="54CC77F4"/>
+    <w:lvl w:ilvl="0">
+      <w:start w:val="1"/>
+      <w:numFmt w:val="bullet"/>
+      <w:pStyle w:val="Listaconvietas5"/>
+      <w:lvlText w:val=""/>
+      <w:lvlJc w:val="left"/>
+      <w:pPr>
+        <w:tabs>
+          <w:tab w:val="num" w:pos="1492"/>
+        </w:tabs>
+        <w:ind w:left="1492" w:hanging="360"/>
+      </w:pPr>
+      <w:rPr>
+        <w:rFonts w:ascii="Symbol" w:hAnsi="Symbol" w:hint="default"/>
+      </w:rPr>
+    </w:lvl>
+  </w:abstractNum>
+  <w:abstractNum w:abstractNumId="5" w15:restartNumberingAfterBreak="0">
+    <w:nsid w:val="FFFFFF81"/>
+    <w:multiLevelType w:val="singleLevel"/>
+    <w:tmpl w:val="0E6CAFAE"/>
+    <w:lvl w:ilvl="0">
+      <w:start w:val="1"/>
+      <w:numFmt w:val="bullet"/>
+      <w:pStyle w:val="Listaconvietas4"/>
+      <w:lvlText w:val=""/>
+      <w:lvlJc w:val="left"/>
+      <w:pPr>
+        <w:tabs>
+          <w:tab w:val="num" w:pos="1209"/>
+        </w:tabs>
+        <w:ind w:left="1209" w:hanging="360"/>
+      </w:pPr>
+      <w:rPr>
+        <w:rFonts w:ascii="Symbol" w:hAnsi="Symbol" w:hint="default"/>
+      </w:rPr>
+    </w:lvl>
+  </w:abstractNum>
+  <w:abstractNum w:abstractNumId="6" w15:restartNumberingAfterBreak="0">
+    <w:nsid w:val="FFFFFF82"/>
+    <w:multiLevelType w:val="singleLevel"/>
+    <w:tmpl w:val="05FE3B7E"/>
+    <w:lvl w:ilvl="0">
+      <w:start w:val="1"/>
+      <w:numFmt w:val="bullet"/>
+      <w:pStyle w:val="Listaconvietas3"/>
+      <w:lvlText w:val=""/>
+      <w:lvlJc w:val="left"/>
+      <w:pPr>
+        <w:tabs>
+          <w:tab w:val="num" w:pos="926"/>
+        </w:tabs>
+        <w:ind w:left="926" w:hanging="360"/>
+      </w:pPr>
+      <w:rPr>
+        <w:rFonts w:ascii="Symbol" w:hAnsi="Symbol" w:hint="default"/>
+      </w:rPr>
+    </w:lvl>
+  </w:abstractNum>
+  <w:abstractNum w:abstractNumId="7" w15:restartNumberingAfterBreak="0">
+    <w:nsid w:val="FFFFFF83"/>
+    <w:multiLevelType w:val="singleLevel"/>
+    <w:tmpl w:val="644E6C00"/>
+    <w:lvl w:ilvl="0">
+      <w:start w:val="1"/>
+      <w:numFmt w:val="bullet"/>
+      <w:pStyle w:val="Listaconvietas2"/>
+      <w:lvlText w:val=""/>
+      <w:lvlJc w:val="left"/>
+      <w:pPr>
+        <w:tabs>
+          <w:tab w:val="num" w:pos="643"/>
+        </w:tabs>
+        <w:ind w:left="643" w:hanging="360"/>
+      </w:pPr>
+      <w:rPr>
+        <w:rFonts w:ascii="Symbol" w:hAnsi="Symbol" w:hint="default"/>
+      </w:rPr>
+    </w:lvl>
+  </w:abstractNum>
+  <w:abstractNum w:abstractNumId="8" w15:restartNumberingAfterBreak="0">
+    <w:nsid w:val="FFFFFF88"/>
+    <w:multiLevelType w:val="singleLevel"/>
+    <w:tmpl w:val="1D20C954"/>
+    <w:lvl w:ilvl="0">
+      <w:start w:val="1"/>
+      <w:numFmt w:val="decimal"/>
+      <w:pStyle w:val="Listaconnmeros"/>
+      <w:lvlText w:val="%1."/>
+      <w:lvlJc w:val="left"/>
+      <w:pPr>
+        <w:tabs>
+          <w:tab w:val="num" w:pos="360"/>
+        </w:tabs>
+        <w:ind w:left="360" w:hanging="360"/>
+      </w:pPr>
+    </w:lvl>
+  </w:abstractNum>
+  <w:abstractNum w:abstractNumId="9" w15:restartNumberingAfterBreak="0">
     <w:nsid w:val="FFFFFF89"/>
     <w:multiLevelType w:val="singleLevel"/>
     <w:tmpl w:val="68AC1D00"/>
@@ -15986,7 +16086,7 @@
       </w:rPr>
     </w:lvl>
   </w:abstractNum>
-  <w:abstractNum w:abstractNumId="1" w15:restartNumberingAfterBreak="0">
+  <w:abstractNum w:abstractNumId="10" w15:restartNumberingAfterBreak="0">
     <w:nsid w:val="1F194628"/>
     <w:multiLevelType w:val="hybridMultilevel"/>
     <w:tmpl w:val="600623DE"/>
@@ -16099,7 +16199,7 @@
       </w:rPr>
     </w:lvl>
   </w:abstractNum>
-  <w:abstractNum w:abstractNumId="2" w15:restartNumberingAfterBreak="0">
+  <w:abstractNum w:abstractNumId="11" w15:restartNumberingAfterBreak="0">
     <w:nsid w:val="262F1DFA"/>
     <w:multiLevelType w:val="hybridMultilevel"/>
     <w:tmpl w:val="853E3254"/>
@@ -16212,7 +16312,7 @@
       </w:rPr>
     </w:lvl>
   </w:abstractNum>
-  <w:abstractNum w:abstractNumId="3" w15:restartNumberingAfterBreak="0">
+  <w:abstractNum w:abstractNumId="12" w15:restartNumberingAfterBreak="0">
     <w:nsid w:val="27412B07"/>
     <w:multiLevelType w:val="hybridMultilevel"/>
     <w:tmpl w:val="DE40D30A"/>
@@ -16303,7 +16403,7 @@
       </w:pPr>
     </w:lvl>
   </w:abstractNum>
-  <w:abstractNum w:abstractNumId="4" w15:restartNumberingAfterBreak="0">
+  <w:abstractNum w:abstractNumId="13" w15:restartNumberingAfterBreak="0">
     <w:nsid w:val="2AE13B3B"/>
     <w:multiLevelType w:val="hybridMultilevel"/>
     <w:tmpl w:val="25A8F0BC"/>
@@ -16416,7 +16516,7 @@
       </w:rPr>
     </w:lvl>
   </w:abstractNum>
-  <w:abstractNum w:abstractNumId="5" w15:restartNumberingAfterBreak="0">
+  <w:abstractNum w:abstractNumId="14" w15:restartNumberingAfterBreak="0">
     <w:nsid w:val="3483484E"/>
     <w:multiLevelType w:val="hybridMultilevel"/>
     <w:tmpl w:val="2488D422"/>
@@ -16529,7 +16629,7 @@
       </w:rPr>
     </w:lvl>
   </w:abstractNum>
-  <w:abstractNum w:abstractNumId="6" w15:restartNumberingAfterBreak="0">
+  <w:abstractNum w:abstractNumId="15" w15:restartNumberingAfterBreak="0">
     <w:nsid w:val="368E176E"/>
     <w:multiLevelType w:val="hybridMultilevel"/>
     <w:tmpl w:val="BDF054FE"/>
@@ -16623,7 +16723,7 @@
       </w:pPr>
     </w:lvl>
   </w:abstractNum>
-  <w:abstractNum w:abstractNumId="7" w15:restartNumberingAfterBreak="0">
+  <w:abstractNum w:abstractNumId="16" w15:restartNumberingAfterBreak="0">
     <w:nsid w:val="4CCF545C"/>
     <w:multiLevelType w:val="hybridMultilevel"/>
     <w:tmpl w:val="2A765760"/>
@@ -16736,7 +16836,7 @@
       </w:rPr>
     </w:lvl>
   </w:abstractNum>
-  <w:abstractNum w:abstractNumId="8" w15:restartNumberingAfterBreak="0">
+  <w:abstractNum w:abstractNumId="17" w15:restartNumberingAfterBreak="0">
     <w:nsid w:val="4EBE1EF6"/>
     <w:multiLevelType w:val="hybridMultilevel"/>
     <w:tmpl w:val="AF3C2E24"/>
@@ -16827,7 +16927,7 @@
       </w:pPr>
     </w:lvl>
   </w:abstractNum>
-  <w:abstractNum w:abstractNumId="9" w15:restartNumberingAfterBreak="0">
+  <w:abstractNum w:abstractNumId="18" w15:restartNumberingAfterBreak="0">
     <w:nsid w:val="57830ABF"/>
     <w:multiLevelType w:val="hybridMultilevel"/>
     <w:tmpl w:val="A7AAB8EA"/>
@@ -16940,7 +17040,7 @@
       </w:rPr>
     </w:lvl>
   </w:abstractNum>
-  <w:abstractNum w:abstractNumId="10" w15:restartNumberingAfterBreak="0">
+  <w:abstractNum w:abstractNumId="19" w15:restartNumberingAfterBreak="0">
     <w:nsid w:val="5AA254E1"/>
     <w:multiLevelType w:val="hybridMultilevel"/>
     <w:tmpl w:val="014E6B94"/>
@@ -17053,7 +17153,7 @@
       </w:rPr>
     </w:lvl>
   </w:abstractNum>
-  <w:abstractNum w:abstractNumId="11" w15:restartNumberingAfterBreak="0">
+  <w:abstractNum w:abstractNumId="20" w15:restartNumberingAfterBreak="0">
     <w:nsid w:val="635E571B"/>
     <w:multiLevelType w:val="hybridMultilevel"/>
     <w:tmpl w:val="00C6EF4A"/>
@@ -17166,7 +17266,7 @@
       </w:rPr>
     </w:lvl>
   </w:abstractNum>
-  <w:abstractNum w:abstractNumId="12" w15:restartNumberingAfterBreak="0">
+  <w:abstractNum w:abstractNumId="21" w15:restartNumberingAfterBreak="0">
     <w:nsid w:val="692A3F41"/>
     <w:multiLevelType w:val="hybridMultilevel"/>
     <w:tmpl w:val="985A4782"/>
@@ -17256,7 +17356,7 @@
       </w:pPr>
     </w:lvl>
   </w:abstractNum>
-  <w:abstractNum w:abstractNumId="13" w15:restartNumberingAfterBreak="0">
+  <w:abstractNum w:abstractNumId="22" w15:restartNumberingAfterBreak="0">
     <w:nsid w:val="7C161D1C"/>
     <w:multiLevelType w:val="multilevel"/>
     <w:tmpl w:val="EE7A69C8"/>
@@ -17393,46 +17493,73 @@
     </w:lvl>
   </w:abstractNum>
   <w:num w:numId="1" w16cid:durableId="2000957126">
+    <w:abstractNumId w:val="22"/>
+  </w:num>
+  <w:num w:numId="2" w16cid:durableId="1585263860">
+    <w:abstractNumId w:val="9"/>
+  </w:num>
+  <w:num w:numId="3" w16cid:durableId="1338381655">
+    <w:abstractNumId w:val="12"/>
+  </w:num>
+  <w:num w:numId="4" w16cid:durableId="1532257930">
+    <w:abstractNumId w:val="17"/>
+  </w:num>
+  <w:num w:numId="5" w16cid:durableId="998075588">
+    <w:abstractNumId w:val="15"/>
+  </w:num>
+  <w:num w:numId="6" w16cid:durableId="1167791781">
+    <w:abstractNumId w:val="20"/>
+  </w:num>
+  <w:num w:numId="7" w16cid:durableId="532962611">
+    <w:abstractNumId w:val="11"/>
+  </w:num>
+  <w:num w:numId="8" w16cid:durableId="248779077">
     <w:abstractNumId w:val="13"/>
   </w:num>
-  <w:num w:numId="2" w16cid:durableId="1585263860">
+  <w:num w:numId="9" w16cid:durableId="1237862960">
+    <w:abstractNumId w:val="19"/>
+  </w:num>
+  <w:num w:numId="10" w16cid:durableId="1967079282">
+    <w:abstractNumId w:val="16"/>
+  </w:num>
+  <w:num w:numId="11" w16cid:durableId="16976043">
+    <w:abstractNumId w:val="14"/>
+  </w:num>
+  <w:num w:numId="12" w16cid:durableId="108940520">
+    <w:abstractNumId w:val="10"/>
+  </w:num>
+  <w:num w:numId="13" w16cid:durableId="2083790271">
+    <w:abstractNumId w:val="21"/>
+  </w:num>
+  <w:num w:numId="14" w16cid:durableId="859658247">
+    <w:abstractNumId w:val="18"/>
+  </w:num>
+  <w:num w:numId="15" w16cid:durableId="564030304">
+    <w:abstractNumId w:val="8"/>
+  </w:num>
+  <w:num w:numId="16" w16cid:durableId="1277757145">
+    <w:abstractNumId w:val="3"/>
+  </w:num>
+  <w:num w:numId="17" w16cid:durableId="1917544165">
+    <w:abstractNumId w:val="2"/>
+  </w:num>
+  <w:num w:numId="18" w16cid:durableId="993530512">
+    <w:abstractNumId w:val="1"/>
+  </w:num>
+  <w:num w:numId="19" w16cid:durableId="2131826050">
     <w:abstractNumId w:val="0"/>
   </w:num>
-  <w:num w:numId="3" w16cid:durableId="1338381655">
-    <w:abstractNumId w:val="3"/>
+  <w:num w:numId="20" w16cid:durableId="1804350131">
+    <w:abstractNumId w:val="7"/>
   </w:num>
-  <w:num w:numId="4" w16cid:durableId="1532257930">
-    <w:abstractNumId w:val="8"/>
-  </w:num>
-  <w:num w:numId="5" w16cid:durableId="998075588">
+  <w:num w:numId="21" w16cid:durableId="101077914">
     <w:abstractNumId w:val="6"/>
   </w:num>
-  <w:num w:numId="6" w16cid:durableId="1167791781">
-    <w:abstractNumId w:val="11"/>
-  </w:num>
-  <w:num w:numId="7" w16cid:durableId="532962611">
-    <w:abstractNumId w:val="2"/>
-  </w:num>
-  <w:num w:numId="8" w16cid:durableId="248779077">
-    <w:abstractNumId w:val="4"/>
-  </w:num>
-  <w:num w:numId="9" w16cid:durableId="1237862960">
-    <w:abstractNumId w:val="10"/>
-  </w:num>
-  <w:num w:numId="10" w16cid:durableId="1967079282">
-    <w:abstractNumId w:val="7"/>
-  </w:num>
-  <w:num w:numId="11" w16cid:durableId="16976043">
+  <w:num w:numId="22" w16cid:durableId="1126510538">
     <w:abstractNumId w:val="5"/>
   </w:num>
-  <w:num w:numId="12" w16cid:durableId="108940520">
-    <w:abstractNumId w:val="1"/>
-  </w:num>
-  <w:num w:numId="13" w16cid:durableId="2083790271">
-    <w:abstractNumId w:val="12"/>
-  </w:num>
-  <w:num w:numId="14" w16cid:durableId="859658247">
-    <w:abstractNumId w:val="9"/>
+  <w:num w:numId="23" w16cid:durableId="434447159">
+    <w:abstractNumId w:val="4"/>
   </w:num>
   <w:numIdMacAtCleanup w:val="14"/>
 </w:numbering>
@@ -17996,6 +18123,54 @@
       <w:i/>
       <w:iCs/>
       <w:color w:val="1F3763" w:themeColor="accent1" w:themeShade="7F"/>
+    </w:rPr>
+  </w:style>
+  <w:style w:type="paragraph" w:styleId="Ttulo8">
+    <w:name w:val="heading 8"/>
+    <w:basedOn w:val="Normal"/>
+    <w:next w:val="Normal"/>
+    <w:link w:val="Ttulo8Car"/>
+    <w:uiPriority w:val="9"/>
+    <w:semiHidden/>
+    <w:unhideWhenUsed/>
+    <w:qFormat/>
+    <w:rsid w:val="00005321"/>
+    <w:pPr>
+      <w:keepNext/>
+      <w:keepLines/>
+      <w:spacing w:before="40" w:after="0"/>
+      <w:outlineLvl w:val="7"/>
+    </w:pPr>
+    <w:rPr>
+      <w:rFonts w:asciiTheme="majorHAnsi" w:eastAsiaTheme="majorEastAsia" w:hAnsiTheme="majorHAnsi" w:cstheme="majorBidi"/>
+      <w:color w:val="272727" w:themeColor="text1" w:themeTint="D8"/>
+      <w:sz w:val="21"/>
+      <w:szCs w:val="21"/>
+    </w:rPr>
+  </w:style>
+  <w:style w:type="paragraph" w:styleId="Ttulo9">
+    <w:name w:val="heading 9"/>
+    <w:basedOn w:val="Normal"/>
+    <w:next w:val="Normal"/>
+    <w:link w:val="Ttulo9Car"/>
+    <w:uiPriority w:val="9"/>
+    <w:semiHidden/>
+    <w:unhideWhenUsed/>
+    <w:qFormat/>
+    <w:rsid w:val="00005321"/>
+    <w:pPr>
+      <w:keepNext/>
+      <w:keepLines/>
+      <w:spacing w:before="40" w:after="0"/>
+      <w:outlineLvl w:val="8"/>
+    </w:pPr>
+    <w:rPr>
+      <w:rFonts w:asciiTheme="majorHAnsi" w:eastAsiaTheme="majorEastAsia" w:hAnsiTheme="majorHAnsi" w:cstheme="majorBidi"/>
+      <w:i/>
+      <w:iCs/>
+      <w:color w:val="272727" w:themeColor="text1" w:themeTint="D8"/>
+      <w:sz w:val="21"/>
+      <w:szCs w:val="21"/>
     </w:rPr>
   </w:style>
   <w:style w:type="character" w:default="1" w:styleId="Fuentedeprrafopredeter">
@@ -18875,6 +19050,1350 @@
     <w:name w:val="text-danger"/>
     <w:basedOn w:val="Fuentedeprrafopredeter"/>
     <w:rsid w:val="00900624"/>
+  </w:style>
+  <w:style w:type="paragraph" w:styleId="Textocomentario">
+    <w:name w:val="annotation text"/>
+    <w:basedOn w:val="Normal"/>
+    <w:link w:val="TextocomentarioCar"/>
+    <w:uiPriority w:val="99"/>
+    <w:semiHidden/>
+    <w:unhideWhenUsed/>
+    <w:rsid w:val="00005321"/>
+    <w:pPr>
+      <w:spacing w:line="240" w:lineRule="auto"/>
+    </w:pPr>
+    <w:rPr>
+      <w:sz w:val="20"/>
+      <w:szCs w:val="20"/>
+    </w:rPr>
+  </w:style>
+  <w:style w:type="character" w:customStyle="1" w:styleId="TextocomentarioCar">
+    <w:name w:val="Texto comentario Car"/>
+    <w:basedOn w:val="Fuentedeprrafopredeter"/>
+    <w:link w:val="Textocomentario"/>
+    <w:uiPriority w:val="99"/>
+    <w:semiHidden/>
+    <w:rsid w:val="00005321"/>
+    <w:rPr>
+      <w:sz w:val="20"/>
+      <w:szCs w:val="20"/>
+    </w:rPr>
+  </w:style>
+  <w:style w:type="paragraph" w:styleId="Asuntodelcomentario">
+    <w:name w:val="annotation subject"/>
+    <w:basedOn w:val="Textocomentario"/>
+    <w:next w:val="Textocomentario"/>
+    <w:link w:val="AsuntodelcomentarioCar"/>
+    <w:uiPriority w:val="99"/>
+    <w:semiHidden/>
+    <w:unhideWhenUsed/>
+    <w:rsid w:val="00005321"/>
+    <w:rPr>
+      <w:b/>
+      <w:bCs/>
+    </w:rPr>
+  </w:style>
+  <w:style w:type="character" w:customStyle="1" w:styleId="AsuntodelcomentarioCar">
+    <w:name w:val="Asunto del comentario Car"/>
+    <w:basedOn w:val="TextocomentarioCar"/>
+    <w:link w:val="Asuntodelcomentario"/>
+    <w:uiPriority w:val="99"/>
+    <w:semiHidden/>
+    <w:rsid w:val="00005321"/>
+    <w:rPr>
+      <w:b/>
+      <w:bCs/>
+      <w:sz w:val="20"/>
+      <w:szCs w:val="20"/>
+    </w:rPr>
+  </w:style>
+  <w:style w:type="paragraph" w:styleId="Bibliografa">
+    <w:name w:val="Bibliography"/>
+    <w:basedOn w:val="Normal"/>
+    <w:next w:val="Normal"/>
+    <w:uiPriority w:val="37"/>
+    <w:semiHidden/>
+    <w:unhideWhenUsed/>
+    <w:rsid w:val="00005321"/>
+  </w:style>
+  <w:style w:type="paragraph" w:styleId="Cierre">
+    <w:name w:val="Closing"/>
+    <w:basedOn w:val="Normal"/>
+    <w:link w:val="CierreCar"/>
+    <w:uiPriority w:val="99"/>
+    <w:semiHidden/>
+    <w:unhideWhenUsed/>
+    <w:rsid w:val="00005321"/>
+    <w:pPr>
+      <w:spacing w:before="0" w:after="0" w:line="240" w:lineRule="auto"/>
+      <w:ind w:left="4252"/>
+    </w:pPr>
+  </w:style>
+  <w:style w:type="character" w:customStyle="1" w:styleId="CierreCar">
+    <w:name w:val="Cierre Car"/>
+    <w:basedOn w:val="Fuentedeprrafopredeter"/>
+    <w:link w:val="Cierre"/>
+    <w:uiPriority w:val="99"/>
+    <w:semiHidden/>
+    <w:rsid w:val="00005321"/>
+    <w:rPr>
+      <w:sz w:val="28"/>
+    </w:rPr>
+  </w:style>
+  <w:style w:type="paragraph" w:styleId="Citadestacada">
+    <w:name w:val="Intense Quote"/>
+    <w:basedOn w:val="Normal"/>
+    <w:next w:val="Normal"/>
+    <w:link w:val="CitadestacadaCar"/>
+    <w:uiPriority w:val="30"/>
+    <w:qFormat/>
+    <w:rsid w:val="00005321"/>
+    <w:pPr>
+      <w:pBdr>
+        <w:top w:val="single" w:sz="4" w:space="10" w:color="4472C4" w:themeColor="accent1"/>
+        <w:bottom w:val="single" w:sz="4" w:space="10" w:color="4472C4" w:themeColor="accent1"/>
+      </w:pBdr>
+      <w:spacing w:before="360" w:after="360"/>
+      <w:ind w:left="864" w:right="864"/>
+      <w:jc w:val="center"/>
+    </w:pPr>
+    <w:rPr>
+      <w:i/>
+      <w:iCs/>
+      <w:color w:val="4472C4" w:themeColor="accent1"/>
+    </w:rPr>
+  </w:style>
+  <w:style w:type="character" w:customStyle="1" w:styleId="CitadestacadaCar">
+    <w:name w:val="Cita destacada Car"/>
+    <w:basedOn w:val="Fuentedeprrafopredeter"/>
+    <w:link w:val="Citadestacada"/>
+    <w:uiPriority w:val="30"/>
+    <w:rsid w:val="00005321"/>
+    <w:rPr>
+      <w:i/>
+      <w:iCs/>
+      <w:color w:val="4472C4" w:themeColor="accent1"/>
+      <w:sz w:val="28"/>
+    </w:rPr>
+  </w:style>
+  <w:style w:type="paragraph" w:styleId="Continuarlista">
+    <w:name w:val="List Continue"/>
+    <w:basedOn w:val="Normal"/>
+    <w:uiPriority w:val="99"/>
+    <w:semiHidden/>
+    <w:unhideWhenUsed/>
+    <w:rsid w:val="00005321"/>
+    <w:pPr>
+      <w:ind w:left="283"/>
+      <w:contextualSpacing/>
+    </w:pPr>
+  </w:style>
+  <w:style w:type="paragraph" w:styleId="Continuarlista2">
+    <w:name w:val="List Continue 2"/>
+    <w:basedOn w:val="Normal"/>
+    <w:uiPriority w:val="99"/>
+    <w:semiHidden/>
+    <w:unhideWhenUsed/>
+    <w:rsid w:val="00005321"/>
+    <w:pPr>
+      <w:ind w:left="566"/>
+      <w:contextualSpacing/>
+    </w:pPr>
+  </w:style>
+  <w:style w:type="paragraph" w:styleId="Continuarlista3">
+    <w:name w:val="List Continue 3"/>
+    <w:basedOn w:val="Normal"/>
+    <w:uiPriority w:val="99"/>
+    <w:semiHidden/>
+    <w:unhideWhenUsed/>
+    <w:rsid w:val="00005321"/>
+    <w:pPr>
+      <w:ind w:left="849"/>
+      <w:contextualSpacing/>
+    </w:pPr>
+  </w:style>
+  <w:style w:type="paragraph" w:styleId="Continuarlista4">
+    <w:name w:val="List Continue 4"/>
+    <w:basedOn w:val="Normal"/>
+    <w:uiPriority w:val="99"/>
+    <w:semiHidden/>
+    <w:unhideWhenUsed/>
+    <w:rsid w:val="00005321"/>
+    <w:pPr>
+      <w:ind w:left="1132"/>
+      <w:contextualSpacing/>
+    </w:pPr>
+  </w:style>
+  <w:style w:type="paragraph" w:styleId="Continuarlista5">
+    <w:name w:val="List Continue 5"/>
+    <w:basedOn w:val="Normal"/>
+    <w:uiPriority w:val="99"/>
+    <w:semiHidden/>
+    <w:unhideWhenUsed/>
+    <w:rsid w:val="00005321"/>
+    <w:pPr>
+      <w:ind w:left="1415"/>
+      <w:contextualSpacing/>
+    </w:pPr>
+  </w:style>
+  <w:style w:type="paragraph" w:styleId="Descripcin">
+    <w:name w:val="caption"/>
+    <w:basedOn w:val="Normal"/>
+    <w:next w:val="Normal"/>
+    <w:uiPriority w:val="35"/>
+    <w:semiHidden/>
+    <w:unhideWhenUsed/>
+    <w:qFormat/>
+    <w:rsid w:val="00005321"/>
+    <w:pPr>
+      <w:spacing w:before="0" w:after="200" w:line="240" w:lineRule="auto"/>
+    </w:pPr>
+    <w:rPr>
+      <w:i/>
+      <w:iCs/>
+      <w:color w:val="44546A" w:themeColor="text2"/>
+      <w:sz w:val="18"/>
+      <w:szCs w:val="18"/>
+    </w:rPr>
+  </w:style>
+  <w:style w:type="paragraph" w:styleId="DireccinHTML">
+    <w:name w:val="HTML Address"/>
+    <w:basedOn w:val="Normal"/>
+    <w:link w:val="DireccinHTMLCar"/>
+    <w:uiPriority w:val="99"/>
+    <w:semiHidden/>
+    <w:unhideWhenUsed/>
+    <w:rsid w:val="00005321"/>
+    <w:pPr>
+      <w:spacing w:before="0" w:after="0" w:line="240" w:lineRule="auto"/>
+    </w:pPr>
+    <w:rPr>
+      <w:i/>
+      <w:iCs/>
+    </w:rPr>
+  </w:style>
+  <w:style w:type="character" w:customStyle="1" w:styleId="DireccinHTMLCar">
+    <w:name w:val="Dirección HTML Car"/>
+    <w:basedOn w:val="Fuentedeprrafopredeter"/>
+    <w:link w:val="DireccinHTML"/>
+    <w:uiPriority w:val="99"/>
+    <w:semiHidden/>
+    <w:rsid w:val="00005321"/>
+    <w:rPr>
+      <w:i/>
+      <w:iCs/>
+      <w:sz w:val="28"/>
+    </w:rPr>
+  </w:style>
+  <w:style w:type="paragraph" w:styleId="Direccinsobre">
+    <w:name w:val="envelope address"/>
+    <w:basedOn w:val="Normal"/>
+    <w:uiPriority w:val="99"/>
+    <w:semiHidden/>
+    <w:unhideWhenUsed/>
+    <w:rsid w:val="00005321"/>
+    <w:pPr>
+      <w:framePr w:w="7920" w:h="1980" w:hRule="exact" w:hSpace="141" w:wrap="auto" w:hAnchor="page" w:xAlign="center" w:yAlign="bottom"/>
+      <w:spacing w:before="0" w:after="0" w:line="240" w:lineRule="auto"/>
+      <w:ind w:left="2880"/>
+    </w:pPr>
+    <w:rPr>
+      <w:rFonts w:asciiTheme="majorHAnsi" w:eastAsiaTheme="majorEastAsia" w:hAnsiTheme="majorHAnsi" w:cstheme="majorBidi"/>
+      <w:sz w:val="24"/>
+      <w:szCs w:val="24"/>
+    </w:rPr>
+  </w:style>
+  <w:style w:type="paragraph" w:styleId="Encabezadodelista">
+    <w:name w:val="toa heading"/>
+    <w:basedOn w:val="Normal"/>
+    <w:next w:val="Normal"/>
+    <w:uiPriority w:val="99"/>
+    <w:semiHidden/>
+    <w:unhideWhenUsed/>
+    <w:rsid w:val="00005321"/>
+    <w:pPr>
+      <w:spacing w:before="120"/>
+    </w:pPr>
+    <w:rPr>
+      <w:rFonts w:asciiTheme="majorHAnsi" w:eastAsiaTheme="majorEastAsia" w:hAnsiTheme="majorHAnsi" w:cstheme="majorBidi"/>
+      <w:b/>
+      <w:bCs/>
+      <w:sz w:val="24"/>
+      <w:szCs w:val="24"/>
+    </w:rPr>
+  </w:style>
+  <w:style w:type="paragraph" w:styleId="Encabezadodemensaje">
+    <w:name w:val="Message Header"/>
+    <w:basedOn w:val="Normal"/>
+    <w:link w:val="EncabezadodemensajeCar"/>
+    <w:uiPriority w:val="99"/>
+    <w:semiHidden/>
+    <w:unhideWhenUsed/>
+    <w:rsid w:val="00005321"/>
+    <w:pPr>
+      <w:pBdr>
+        <w:top w:val="single" w:sz="6" w:space="1" w:color="auto"/>
+        <w:left w:val="single" w:sz="6" w:space="1" w:color="auto"/>
+        <w:bottom w:val="single" w:sz="6" w:space="1" w:color="auto"/>
+        <w:right w:val="single" w:sz="6" w:space="1" w:color="auto"/>
+      </w:pBdr>
+      <w:shd w:val="pct20" w:color="auto" w:fill="auto"/>
+      <w:spacing w:before="0" w:after="0" w:line="240" w:lineRule="auto"/>
+      <w:ind w:left="1134" w:hanging="1134"/>
+    </w:pPr>
+    <w:rPr>
+      <w:rFonts w:asciiTheme="majorHAnsi" w:eastAsiaTheme="majorEastAsia" w:hAnsiTheme="majorHAnsi" w:cstheme="majorBidi"/>
+      <w:sz w:val="24"/>
+      <w:szCs w:val="24"/>
+    </w:rPr>
+  </w:style>
+  <w:style w:type="character" w:customStyle="1" w:styleId="EncabezadodemensajeCar">
+    <w:name w:val="Encabezado de mensaje Car"/>
+    <w:basedOn w:val="Fuentedeprrafopredeter"/>
+    <w:link w:val="Encabezadodemensaje"/>
+    <w:uiPriority w:val="99"/>
+    <w:semiHidden/>
+    <w:rsid w:val="00005321"/>
+    <w:rPr>
+      <w:rFonts w:asciiTheme="majorHAnsi" w:eastAsiaTheme="majorEastAsia" w:hAnsiTheme="majorHAnsi" w:cstheme="majorBidi"/>
+      <w:sz w:val="24"/>
+      <w:szCs w:val="24"/>
+      <w:shd w:val="pct20" w:color="auto" w:fill="auto"/>
+    </w:rPr>
+  </w:style>
+  <w:style w:type="paragraph" w:styleId="Encabezadodenota">
+    <w:name w:val="Note Heading"/>
+    <w:basedOn w:val="Normal"/>
+    <w:next w:val="Normal"/>
+    <w:link w:val="EncabezadodenotaCar"/>
+    <w:uiPriority w:val="99"/>
+    <w:semiHidden/>
+    <w:unhideWhenUsed/>
+    <w:rsid w:val="00005321"/>
+    <w:pPr>
+      <w:spacing w:before="0" w:after="0" w:line="240" w:lineRule="auto"/>
+    </w:pPr>
+  </w:style>
+  <w:style w:type="character" w:customStyle="1" w:styleId="EncabezadodenotaCar">
+    <w:name w:val="Encabezado de nota Car"/>
+    <w:basedOn w:val="Fuentedeprrafopredeter"/>
+    <w:link w:val="Encabezadodenota"/>
+    <w:uiPriority w:val="99"/>
+    <w:semiHidden/>
+    <w:rsid w:val="00005321"/>
+    <w:rPr>
+      <w:sz w:val="28"/>
+    </w:rPr>
+  </w:style>
+  <w:style w:type="paragraph" w:styleId="Fecha">
+    <w:name w:val="Date"/>
+    <w:basedOn w:val="Normal"/>
+    <w:next w:val="Normal"/>
+    <w:link w:val="FechaCar"/>
+    <w:uiPriority w:val="99"/>
+    <w:semiHidden/>
+    <w:unhideWhenUsed/>
+    <w:rsid w:val="00005321"/>
+  </w:style>
+  <w:style w:type="character" w:customStyle="1" w:styleId="FechaCar">
+    <w:name w:val="Fecha Car"/>
+    <w:basedOn w:val="Fuentedeprrafopredeter"/>
+    <w:link w:val="Fecha"/>
+    <w:uiPriority w:val="99"/>
+    <w:semiHidden/>
+    <w:rsid w:val="00005321"/>
+    <w:rPr>
+      <w:sz w:val="28"/>
+    </w:rPr>
+  </w:style>
+  <w:style w:type="paragraph" w:styleId="Firma">
+    <w:name w:val="Signature"/>
+    <w:basedOn w:val="Normal"/>
+    <w:link w:val="FirmaCar"/>
+    <w:uiPriority w:val="99"/>
+    <w:semiHidden/>
+    <w:unhideWhenUsed/>
+    <w:rsid w:val="00005321"/>
+    <w:pPr>
+      <w:spacing w:before="0" w:after="0" w:line="240" w:lineRule="auto"/>
+      <w:ind w:left="4252"/>
+    </w:pPr>
+  </w:style>
+  <w:style w:type="character" w:customStyle="1" w:styleId="FirmaCar">
+    <w:name w:val="Firma Car"/>
+    <w:basedOn w:val="Fuentedeprrafopredeter"/>
+    <w:link w:val="Firma"/>
+    <w:uiPriority w:val="99"/>
+    <w:semiHidden/>
+    <w:rsid w:val="00005321"/>
+    <w:rPr>
+      <w:sz w:val="28"/>
+    </w:rPr>
+  </w:style>
+  <w:style w:type="paragraph" w:styleId="Firmadecorreoelectrnico">
+    <w:name w:val="E-mail Signature"/>
+    <w:basedOn w:val="Normal"/>
+    <w:link w:val="FirmadecorreoelectrnicoCar"/>
+    <w:uiPriority w:val="99"/>
+    <w:semiHidden/>
+    <w:unhideWhenUsed/>
+    <w:rsid w:val="00005321"/>
+    <w:pPr>
+      <w:spacing w:before="0" w:after="0" w:line="240" w:lineRule="auto"/>
+    </w:pPr>
+  </w:style>
+  <w:style w:type="character" w:customStyle="1" w:styleId="FirmadecorreoelectrnicoCar">
+    <w:name w:val="Firma de correo electrónico Car"/>
+    <w:basedOn w:val="Fuentedeprrafopredeter"/>
+    <w:link w:val="Firmadecorreoelectrnico"/>
+    <w:uiPriority w:val="99"/>
+    <w:semiHidden/>
+    <w:rsid w:val="00005321"/>
+    <w:rPr>
+      <w:sz w:val="28"/>
+    </w:rPr>
+  </w:style>
+  <w:style w:type="paragraph" w:styleId="HTMLconformatoprevio">
+    <w:name w:val="HTML Preformatted"/>
+    <w:basedOn w:val="Normal"/>
+    <w:link w:val="HTMLconformatoprevioCar"/>
+    <w:uiPriority w:val="99"/>
+    <w:semiHidden/>
+    <w:unhideWhenUsed/>
+    <w:rsid w:val="00005321"/>
+    <w:pPr>
+      <w:spacing w:before="0" w:after="0" w:line="240" w:lineRule="auto"/>
+    </w:pPr>
+    <w:rPr>
+      <w:rFonts w:ascii="Consolas" w:hAnsi="Consolas"/>
+      <w:sz w:val="20"/>
+      <w:szCs w:val="20"/>
+    </w:rPr>
+  </w:style>
+  <w:style w:type="character" w:customStyle="1" w:styleId="HTMLconformatoprevioCar">
+    <w:name w:val="HTML con formato previo Car"/>
+    <w:basedOn w:val="Fuentedeprrafopredeter"/>
+    <w:link w:val="HTMLconformatoprevio"/>
+    <w:uiPriority w:val="99"/>
+    <w:semiHidden/>
+    <w:rsid w:val="00005321"/>
+    <w:rPr>
+      <w:rFonts w:ascii="Consolas" w:hAnsi="Consolas"/>
+      <w:sz w:val="20"/>
+      <w:szCs w:val="20"/>
+    </w:rPr>
+  </w:style>
+  <w:style w:type="paragraph" w:styleId="ndice1">
+    <w:name w:val="index 1"/>
+    <w:basedOn w:val="Normal"/>
+    <w:next w:val="Normal"/>
+    <w:autoRedefine/>
+    <w:uiPriority w:val="99"/>
+    <w:semiHidden/>
+    <w:unhideWhenUsed/>
+    <w:rsid w:val="00005321"/>
+    <w:pPr>
+      <w:spacing w:before="0" w:after="0" w:line="240" w:lineRule="auto"/>
+      <w:ind w:left="280" w:hanging="280"/>
+    </w:pPr>
+  </w:style>
+  <w:style w:type="paragraph" w:styleId="ndice2">
+    <w:name w:val="index 2"/>
+    <w:basedOn w:val="Normal"/>
+    <w:next w:val="Normal"/>
+    <w:autoRedefine/>
+    <w:uiPriority w:val="99"/>
+    <w:semiHidden/>
+    <w:unhideWhenUsed/>
+    <w:rsid w:val="00005321"/>
+    <w:pPr>
+      <w:spacing w:before="0" w:after="0" w:line="240" w:lineRule="auto"/>
+      <w:ind w:left="560" w:hanging="280"/>
+    </w:pPr>
+  </w:style>
+  <w:style w:type="paragraph" w:styleId="ndice3">
+    <w:name w:val="index 3"/>
+    <w:basedOn w:val="Normal"/>
+    <w:next w:val="Normal"/>
+    <w:autoRedefine/>
+    <w:uiPriority w:val="99"/>
+    <w:semiHidden/>
+    <w:unhideWhenUsed/>
+    <w:rsid w:val="00005321"/>
+    <w:pPr>
+      <w:spacing w:before="0" w:after="0" w:line="240" w:lineRule="auto"/>
+      <w:ind w:left="840" w:hanging="280"/>
+    </w:pPr>
+  </w:style>
+  <w:style w:type="paragraph" w:styleId="ndice4">
+    <w:name w:val="index 4"/>
+    <w:basedOn w:val="Normal"/>
+    <w:next w:val="Normal"/>
+    <w:autoRedefine/>
+    <w:uiPriority w:val="99"/>
+    <w:semiHidden/>
+    <w:unhideWhenUsed/>
+    <w:rsid w:val="00005321"/>
+    <w:pPr>
+      <w:spacing w:before="0" w:after="0" w:line="240" w:lineRule="auto"/>
+      <w:ind w:left="1120" w:hanging="280"/>
+    </w:pPr>
+  </w:style>
+  <w:style w:type="paragraph" w:styleId="ndice5">
+    <w:name w:val="index 5"/>
+    <w:basedOn w:val="Normal"/>
+    <w:next w:val="Normal"/>
+    <w:autoRedefine/>
+    <w:uiPriority w:val="99"/>
+    <w:semiHidden/>
+    <w:unhideWhenUsed/>
+    <w:rsid w:val="00005321"/>
+    <w:pPr>
+      <w:spacing w:before="0" w:after="0" w:line="240" w:lineRule="auto"/>
+      <w:ind w:left="1400" w:hanging="280"/>
+    </w:pPr>
+  </w:style>
+  <w:style w:type="paragraph" w:styleId="ndice6">
+    <w:name w:val="index 6"/>
+    <w:basedOn w:val="Normal"/>
+    <w:next w:val="Normal"/>
+    <w:autoRedefine/>
+    <w:uiPriority w:val="99"/>
+    <w:semiHidden/>
+    <w:unhideWhenUsed/>
+    <w:rsid w:val="00005321"/>
+    <w:pPr>
+      <w:spacing w:before="0" w:after="0" w:line="240" w:lineRule="auto"/>
+      <w:ind w:left="1680" w:hanging="280"/>
+    </w:pPr>
+  </w:style>
+  <w:style w:type="paragraph" w:styleId="ndice7">
+    <w:name w:val="index 7"/>
+    <w:basedOn w:val="Normal"/>
+    <w:next w:val="Normal"/>
+    <w:autoRedefine/>
+    <w:uiPriority w:val="99"/>
+    <w:semiHidden/>
+    <w:unhideWhenUsed/>
+    <w:rsid w:val="00005321"/>
+    <w:pPr>
+      <w:spacing w:before="0" w:after="0" w:line="240" w:lineRule="auto"/>
+      <w:ind w:left="1960" w:hanging="280"/>
+    </w:pPr>
+  </w:style>
+  <w:style w:type="paragraph" w:styleId="ndice8">
+    <w:name w:val="index 8"/>
+    <w:basedOn w:val="Normal"/>
+    <w:next w:val="Normal"/>
+    <w:autoRedefine/>
+    <w:uiPriority w:val="99"/>
+    <w:semiHidden/>
+    <w:unhideWhenUsed/>
+    <w:rsid w:val="00005321"/>
+    <w:pPr>
+      <w:spacing w:before="0" w:after="0" w:line="240" w:lineRule="auto"/>
+      <w:ind w:left="2240" w:hanging="280"/>
+    </w:pPr>
+  </w:style>
+  <w:style w:type="paragraph" w:styleId="ndice9">
+    <w:name w:val="index 9"/>
+    <w:basedOn w:val="Normal"/>
+    <w:next w:val="Normal"/>
+    <w:autoRedefine/>
+    <w:uiPriority w:val="99"/>
+    <w:semiHidden/>
+    <w:unhideWhenUsed/>
+    <w:rsid w:val="00005321"/>
+    <w:pPr>
+      <w:spacing w:before="0" w:after="0" w:line="240" w:lineRule="auto"/>
+      <w:ind w:left="2520" w:hanging="280"/>
+    </w:pPr>
+  </w:style>
+  <w:style w:type="paragraph" w:styleId="Lista">
+    <w:name w:val="List"/>
+    <w:basedOn w:val="Normal"/>
+    <w:uiPriority w:val="99"/>
+    <w:semiHidden/>
+    <w:unhideWhenUsed/>
+    <w:rsid w:val="00005321"/>
+    <w:pPr>
+      <w:ind w:left="283" w:hanging="283"/>
+      <w:contextualSpacing/>
+    </w:pPr>
+  </w:style>
+  <w:style w:type="paragraph" w:styleId="Lista2">
+    <w:name w:val="List 2"/>
+    <w:basedOn w:val="Normal"/>
+    <w:uiPriority w:val="99"/>
+    <w:semiHidden/>
+    <w:unhideWhenUsed/>
+    <w:rsid w:val="00005321"/>
+    <w:pPr>
+      <w:ind w:left="566" w:hanging="283"/>
+      <w:contextualSpacing/>
+    </w:pPr>
+  </w:style>
+  <w:style w:type="paragraph" w:styleId="Lista3">
+    <w:name w:val="List 3"/>
+    <w:basedOn w:val="Normal"/>
+    <w:uiPriority w:val="99"/>
+    <w:semiHidden/>
+    <w:unhideWhenUsed/>
+    <w:rsid w:val="00005321"/>
+    <w:pPr>
+      <w:ind w:left="849" w:hanging="283"/>
+      <w:contextualSpacing/>
+    </w:pPr>
+  </w:style>
+  <w:style w:type="paragraph" w:styleId="Lista4">
+    <w:name w:val="List 4"/>
+    <w:basedOn w:val="Normal"/>
+    <w:uiPriority w:val="99"/>
+    <w:semiHidden/>
+    <w:unhideWhenUsed/>
+    <w:rsid w:val="00005321"/>
+    <w:pPr>
+      <w:ind w:left="1132" w:hanging="283"/>
+      <w:contextualSpacing/>
+    </w:pPr>
+  </w:style>
+  <w:style w:type="paragraph" w:styleId="Lista5">
+    <w:name w:val="List 5"/>
+    <w:basedOn w:val="Normal"/>
+    <w:uiPriority w:val="99"/>
+    <w:semiHidden/>
+    <w:unhideWhenUsed/>
+    <w:rsid w:val="00005321"/>
+    <w:pPr>
+      <w:ind w:left="1415" w:hanging="283"/>
+      <w:contextualSpacing/>
+    </w:pPr>
+  </w:style>
+  <w:style w:type="paragraph" w:styleId="Listaconnmeros">
+    <w:name w:val="List Number"/>
+    <w:basedOn w:val="Normal"/>
+    <w:uiPriority w:val="99"/>
+    <w:semiHidden/>
+    <w:unhideWhenUsed/>
+    <w:rsid w:val="00005321"/>
+    <w:pPr>
+      <w:numPr>
+        <w:numId w:val="15"/>
+      </w:numPr>
+      <w:contextualSpacing/>
+    </w:pPr>
+  </w:style>
+  <w:style w:type="paragraph" w:styleId="Listaconnmeros2">
+    <w:name w:val="List Number 2"/>
+    <w:basedOn w:val="Normal"/>
+    <w:uiPriority w:val="99"/>
+    <w:semiHidden/>
+    <w:unhideWhenUsed/>
+    <w:rsid w:val="00005321"/>
+    <w:pPr>
+      <w:numPr>
+        <w:numId w:val="16"/>
+      </w:numPr>
+      <w:contextualSpacing/>
+    </w:pPr>
+  </w:style>
+  <w:style w:type="paragraph" w:styleId="Listaconnmeros3">
+    <w:name w:val="List Number 3"/>
+    <w:basedOn w:val="Normal"/>
+    <w:uiPriority w:val="99"/>
+    <w:semiHidden/>
+    <w:unhideWhenUsed/>
+    <w:rsid w:val="00005321"/>
+    <w:pPr>
+      <w:numPr>
+        <w:numId w:val="17"/>
+      </w:numPr>
+      <w:contextualSpacing/>
+    </w:pPr>
+  </w:style>
+  <w:style w:type="paragraph" w:styleId="Listaconnmeros4">
+    <w:name w:val="List Number 4"/>
+    <w:basedOn w:val="Normal"/>
+    <w:uiPriority w:val="99"/>
+    <w:semiHidden/>
+    <w:unhideWhenUsed/>
+    <w:rsid w:val="00005321"/>
+    <w:pPr>
+      <w:numPr>
+        <w:numId w:val="18"/>
+      </w:numPr>
+      <w:contextualSpacing/>
+    </w:pPr>
+  </w:style>
+  <w:style w:type="paragraph" w:styleId="Listaconnmeros5">
+    <w:name w:val="List Number 5"/>
+    <w:basedOn w:val="Normal"/>
+    <w:uiPriority w:val="99"/>
+    <w:semiHidden/>
+    <w:unhideWhenUsed/>
+    <w:rsid w:val="00005321"/>
+    <w:pPr>
+      <w:numPr>
+        <w:numId w:val="19"/>
+      </w:numPr>
+      <w:contextualSpacing/>
+    </w:pPr>
+  </w:style>
+  <w:style w:type="paragraph" w:styleId="Listaconvietas2">
+    <w:name w:val="List Bullet 2"/>
+    <w:basedOn w:val="Normal"/>
+    <w:uiPriority w:val="99"/>
+    <w:semiHidden/>
+    <w:unhideWhenUsed/>
+    <w:rsid w:val="00005321"/>
+    <w:pPr>
+      <w:numPr>
+        <w:numId w:val="20"/>
+      </w:numPr>
+      <w:contextualSpacing/>
+    </w:pPr>
+  </w:style>
+  <w:style w:type="paragraph" w:styleId="Listaconvietas3">
+    <w:name w:val="List Bullet 3"/>
+    <w:basedOn w:val="Normal"/>
+    <w:uiPriority w:val="99"/>
+    <w:semiHidden/>
+    <w:unhideWhenUsed/>
+    <w:rsid w:val="00005321"/>
+    <w:pPr>
+      <w:numPr>
+        <w:numId w:val="21"/>
+      </w:numPr>
+      <w:contextualSpacing/>
+    </w:pPr>
+  </w:style>
+  <w:style w:type="paragraph" w:styleId="Listaconvietas4">
+    <w:name w:val="List Bullet 4"/>
+    <w:basedOn w:val="Normal"/>
+    <w:uiPriority w:val="99"/>
+    <w:semiHidden/>
+    <w:unhideWhenUsed/>
+    <w:rsid w:val="00005321"/>
+    <w:pPr>
+      <w:numPr>
+        <w:numId w:val="22"/>
+      </w:numPr>
+      <w:contextualSpacing/>
+    </w:pPr>
+  </w:style>
+  <w:style w:type="paragraph" w:styleId="Listaconvietas5">
+    <w:name w:val="List Bullet 5"/>
+    <w:basedOn w:val="Normal"/>
+    <w:uiPriority w:val="99"/>
+    <w:semiHidden/>
+    <w:unhideWhenUsed/>
+    <w:rsid w:val="00005321"/>
+    <w:pPr>
+      <w:numPr>
+        <w:numId w:val="23"/>
+      </w:numPr>
+      <w:contextualSpacing/>
+    </w:pPr>
+  </w:style>
+  <w:style w:type="paragraph" w:styleId="Mapadeldocumento">
+    <w:name w:val="Document Map"/>
+    <w:basedOn w:val="Normal"/>
+    <w:link w:val="MapadeldocumentoCar"/>
+    <w:uiPriority w:val="99"/>
+    <w:semiHidden/>
+    <w:unhideWhenUsed/>
+    <w:rsid w:val="00005321"/>
+    <w:pPr>
+      <w:spacing w:before="0" w:after="0" w:line="240" w:lineRule="auto"/>
+    </w:pPr>
+    <w:rPr>
+      <w:rFonts w:ascii="Segoe UI" w:hAnsi="Segoe UI" w:cs="Segoe UI"/>
+      <w:sz w:val="16"/>
+      <w:szCs w:val="16"/>
+    </w:rPr>
+  </w:style>
+  <w:style w:type="character" w:customStyle="1" w:styleId="MapadeldocumentoCar">
+    <w:name w:val="Mapa del documento Car"/>
+    <w:basedOn w:val="Fuentedeprrafopredeter"/>
+    <w:link w:val="Mapadeldocumento"/>
+    <w:uiPriority w:val="99"/>
+    <w:semiHidden/>
+    <w:rsid w:val="00005321"/>
+    <w:rPr>
+      <w:rFonts w:ascii="Segoe UI" w:hAnsi="Segoe UI" w:cs="Segoe UI"/>
+      <w:sz w:val="16"/>
+      <w:szCs w:val="16"/>
+    </w:rPr>
+  </w:style>
+  <w:style w:type="paragraph" w:styleId="Remitedesobre">
+    <w:name w:val="envelope return"/>
+    <w:basedOn w:val="Normal"/>
+    <w:uiPriority w:val="99"/>
+    <w:semiHidden/>
+    <w:unhideWhenUsed/>
+    <w:rsid w:val="00005321"/>
+    <w:pPr>
+      <w:spacing w:before="0" w:after="0" w:line="240" w:lineRule="auto"/>
+    </w:pPr>
+    <w:rPr>
+      <w:rFonts w:asciiTheme="majorHAnsi" w:eastAsiaTheme="majorEastAsia" w:hAnsiTheme="majorHAnsi" w:cstheme="majorBidi"/>
+      <w:sz w:val="20"/>
+      <w:szCs w:val="20"/>
+    </w:rPr>
+  </w:style>
+  <w:style w:type="paragraph" w:styleId="Saludo">
+    <w:name w:val="Salutation"/>
+    <w:basedOn w:val="Normal"/>
+    <w:next w:val="Normal"/>
+    <w:link w:val="SaludoCar"/>
+    <w:uiPriority w:val="99"/>
+    <w:semiHidden/>
+    <w:unhideWhenUsed/>
+    <w:rsid w:val="00005321"/>
+  </w:style>
+  <w:style w:type="character" w:customStyle="1" w:styleId="SaludoCar">
+    <w:name w:val="Saludo Car"/>
+    <w:basedOn w:val="Fuentedeprrafopredeter"/>
+    <w:link w:val="Saludo"/>
+    <w:uiPriority w:val="99"/>
+    <w:semiHidden/>
+    <w:rsid w:val="00005321"/>
+    <w:rPr>
+      <w:sz w:val="28"/>
+    </w:rPr>
+  </w:style>
+  <w:style w:type="paragraph" w:styleId="Sangra2detindependiente">
+    <w:name w:val="Body Text Indent 2"/>
+    <w:basedOn w:val="Normal"/>
+    <w:link w:val="Sangra2detindependienteCar"/>
+    <w:uiPriority w:val="99"/>
+    <w:semiHidden/>
+    <w:unhideWhenUsed/>
+    <w:rsid w:val="00005321"/>
+    <w:pPr>
+      <w:spacing w:line="480" w:lineRule="auto"/>
+      <w:ind w:left="283"/>
+    </w:pPr>
+  </w:style>
+  <w:style w:type="character" w:customStyle="1" w:styleId="Sangra2detindependienteCar">
+    <w:name w:val="Sangría 2 de t. independiente Car"/>
+    <w:basedOn w:val="Fuentedeprrafopredeter"/>
+    <w:link w:val="Sangra2detindependiente"/>
+    <w:uiPriority w:val="99"/>
+    <w:semiHidden/>
+    <w:rsid w:val="00005321"/>
+    <w:rPr>
+      <w:sz w:val="28"/>
+    </w:rPr>
+  </w:style>
+  <w:style w:type="paragraph" w:styleId="Sangra3detindependiente">
+    <w:name w:val="Body Text Indent 3"/>
+    <w:basedOn w:val="Normal"/>
+    <w:link w:val="Sangra3detindependienteCar"/>
+    <w:uiPriority w:val="99"/>
+    <w:semiHidden/>
+    <w:unhideWhenUsed/>
+    <w:rsid w:val="00005321"/>
+    <w:pPr>
+      <w:ind w:left="283"/>
+    </w:pPr>
+    <w:rPr>
+      <w:sz w:val="16"/>
+      <w:szCs w:val="16"/>
+    </w:rPr>
+  </w:style>
+  <w:style w:type="character" w:customStyle="1" w:styleId="Sangra3detindependienteCar">
+    <w:name w:val="Sangría 3 de t. independiente Car"/>
+    <w:basedOn w:val="Fuentedeprrafopredeter"/>
+    <w:link w:val="Sangra3detindependiente"/>
+    <w:uiPriority w:val="99"/>
+    <w:semiHidden/>
+    <w:rsid w:val="00005321"/>
+    <w:rPr>
+      <w:sz w:val="16"/>
+      <w:szCs w:val="16"/>
+    </w:rPr>
+  </w:style>
+  <w:style w:type="paragraph" w:styleId="Sangradetextonormal">
+    <w:name w:val="Body Text Indent"/>
+    <w:basedOn w:val="Normal"/>
+    <w:link w:val="SangradetextonormalCar"/>
+    <w:uiPriority w:val="99"/>
+    <w:semiHidden/>
+    <w:unhideWhenUsed/>
+    <w:rsid w:val="00005321"/>
+    <w:pPr>
+      <w:ind w:left="283"/>
+    </w:pPr>
+  </w:style>
+  <w:style w:type="character" w:customStyle="1" w:styleId="SangradetextonormalCar">
+    <w:name w:val="Sangría de texto normal Car"/>
+    <w:basedOn w:val="Fuentedeprrafopredeter"/>
+    <w:link w:val="Sangradetextonormal"/>
+    <w:uiPriority w:val="99"/>
+    <w:semiHidden/>
+    <w:rsid w:val="00005321"/>
+    <w:rPr>
+      <w:sz w:val="28"/>
+    </w:rPr>
+  </w:style>
+  <w:style w:type="paragraph" w:styleId="Sangranormal">
+    <w:name w:val="Normal Indent"/>
+    <w:basedOn w:val="Normal"/>
+    <w:uiPriority w:val="99"/>
+    <w:semiHidden/>
+    <w:unhideWhenUsed/>
+    <w:rsid w:val="00005321"/>
+    <w:pPr>
+      <w:ind w:left="708"/>
+    </w:pPr>
+  </w:style>
+  <w:style w:type="paragraph" w:styleId="Tabladeilustraciones">
+    <w:name w:val="table of figures"/>
+    <w:basedOn w:val="Normal"/>
+    <w:next w:val="Normal"/>
+    <w:uiPriority w:val="99"/>
+    <w:semiHidden/>
+    <w:unhideWhenUsed/>
+    <w:rsid w:val="00005321"/>
+    <w:pPr>
+      <w:spacing w:after="0"/>
+    </w:pPr>
+  </w:style>
+  <w:style w:type="paragraph" w:styleId="TDC4">
+    <w:name w:val="toc 4"/>
+    <w:basedOn w:val="Normal"/>
+    <w:next w:val="Normal"/>
+    <w:autoRedefine/>
+    <w:uiPriority w:val="39"/>
+    <w:semiHidden/>
+    <w:unhideWhenUsed/>
+    <w:rsid w:val="00005321"/>
+    <w:pPr>
+      <w:spacing w:after="100"/>
+      <w:ind w:left="840"/>
+    </w:pPr>
+  </w:style>
+  <w:style w:type="paragraph" w:styleId="TDC5">
+    <w:name w:val="toc 5"/>
+    <w:basedOn w:val="Normal"/>
+    <w:next w:val="Normal"/>
+    <w:autoRedefine/>
+    <w:uiPriority w:val="39"/>
+    <w:semiHidden/>
+    <w:unhideWhenUsed/>
+    <w:rsid w:val="00005321"/>
+    <w:pPr>
+      <w:spacing w:after="100"/>
+      <w:ind w:left="1120"/>
+    </w:pPr>
+  </w:style>
+  <w:style w:type="paragraph" w:styleId="TDC6">
+    <w:name w:val="toc 6"/>
+    <w:basedOn w:val="Normal"/>
+    <w:next w:val="Normal"/>
+    <w:autoRedefine/>
+    <w:uiPriority w:val="39"/>
+    <w:semiHidden/>
+    <w:unhideWhenUsed/>
+    <w:rsid w:val="00005321"/>
+    <w:pPr>
+      <w:spacing w:after="100"/>
+      <w:ind w:left="1400"/>
+    </w:pPr>
+  </w:style>
+  <w:style w:type="paragraph" w:styleId="TDC7">
+    <w:name w:val="toc 7"/>
+    <w:basedOn w:val="Normal"/>
+    <w:next w:val="Normal"/>
+    <w:autoRedefine/>
+    <w:uiPriority w:val="39"/>
+    <w:semiHidden/>
+    <w:unhideWhenUsed/>
+    <w:rsid w:val="00005321"/>
+    <w:pPr>
+      <w:spacing w:after="100"/>
+      <w:ind w:left="1680"/>
+    </w:pPr>
+  </w:style>
+  <w:style w:type="paragraph" w:styleId="TDC8">
+    <w:name w:val="toc 8"/>
+    <w:basedOn w:val="Normal"/>
+    <w:next w:val="Normal"/>
+    <w:autoRedefine/>
+    <w:uiPriority w:val="39"/>
+    <w:semiHidden/>
+    <w:unhideWhenUsed/>
+    <w:rsid w:val="00005321"/>
+    <w:pPr>
+      <w:spacing w:after="100"/>
+      <w:ind w:left="1960"/>
+    </w:pPr>
+  </w:style>
+  <w:style w:type="paragraph" w:styleId="TDC9">
+    <w:name w:val="toc 9"/>
+    <w:basedOn w:val="Normal"/>
+    <w:next w:val="Normal"/>
+    <w:autoRedefine/>
+    <w:uiPriority w:val="39"/>
+    <w:semiHidden/>
+    <w:unhideWhenUsed/>
+    <w:rsid w:val="00005321"/>
+    <w:pPr>
+      <w:spacing w:after="100"/>
+      <w:ind w:left="2240"/>
+    </w:pPr>
+  </w:style>
+  <w:style w:type="paragraph" w:styleId="Textoconsangra">
+    <w:name w:val="table of authorities"/>
+    <w:basedOn w:val="Normal"/>
+    <w:next w:val="Normal"/>
+    <w:uiPriority w:val="99"/>
+    <w:semiHidden/>
+    <w:unhideWhenUsed/>
+    <w:rsid w:val="00005321"/>
+    <w:pPr>
+      <w:spacing w:after="0"/>
+      <w:ind w:left="280" w:hanging="280"/>
+    </w:pPr>
+  </w:style>
+  <w:style w:type="paragraph" w:styleId="Textodebloque">
+    <w:name w:val="Block Text"/>
+    <w:basedOn w:val="Normal"/>
+    <w:uiPriority w:val="99"/>
+    <w:semiHidden/>
+    <w:unhideWhenUsed/>
+    <w:rsid w:val="00005321"/>
+    <w:pPr>
+      <w:pBdr>
+        <w:top w:val="single" w:sz="2" w:space="10" w:color="4472C4" w:themeColor="accent1"/>
+        <w:left w:val="single" w:sz="2" w:space="10" w:color="4472C4" w:themeColor="accent1"/>
+        <w:bottom w:val="single" w:sz="2" w:space="10" w:color="4472C4" w:themeColor="accent1"/>
+        <w:right w:val="single" w:sz="2" w:space="10" w:color="4472C4" w:themeColor="accent1"/>
+      </w:pBdr>
+      <w:ind w:left="1152" w:right="1152"/>
+    </w:pPr>
+    <w:rPr>
+      <w:rFonts w:eastAsiaTheme="minorEastAsia"/>
+      <w:i/>
+      <w:iCs/>
+      <w:color w:val="4472C4" w:themeColor="accent1"/>
+    </w:rPr>
+  </w:style>
+  <w:style w:type="paragraph" w:styleId="Textodeglobo">
+    <w:name w:val="Balloon Text"/>
+    <w:basedOn w:val="Normal"/>
+    <w:link w:val="TextodegloboCar"/>
+    <w:uiPriority w:val="99"/>
+    <w:semiHidden/>
+    <w:unhideWhenUsed/>
+    <w:rsid w:val="00005321"/>
+    <w:pPr>
+      <w:spacing w:before="0" w:after="0" w:line="240" w:lineRule="auto"/>
+    </w:pPr>
+    <w:rPr>
+      <w:rFonts w:ascii="Segoe UI" w:hAnsi="Segoe UI" w:cs="Segoe UI"/>
+      <w:sz w:val="18"/>
+      <w:szCs w:val="18"/>
+    </w:rPr>
+  </w:style>
+  <w:style w:type="character" w:customStyle="1" w:styleId="TextodegloboCar">
+    <w:name w:val="Texto de globo Car"/>
+    <w:basedOn w:val="Fuentedeprrafopredeter"/>
+    <w:link w:val="Textodeglobo"/>
+    <w:uiPriority w:val="99"/>
+    <w:semiHidden/>
+    <w:rsid w:val="00005321"/>
+    <w:rPr>
+      <w:rFonts w:ascii="Segoe UI" w:hAnsi="Segoe UI" w:cs="Segoe UI"/>
+      <w:sz w:val="18"/>
+      <w:szCs w:val="18"/>
+    </w:rPr>
+  </w:style>
+  <w:style w:type="paragraph" w:styleId="Textoindependiente">
+    <w:name w:val="Body Text"/>
+    <w:basedOn w:val="Normal"/>
+    <w:link w:val="TextoindependienteCar"/>
+    <w:uiPriority w:val="99"/>
+    <w:semiHidden/>
+    <w:unhideWhenUsed/>
+    <w:rsid w:val="00005321"/>
+  </w:style>
+  <w:style w:type="character" w:customStyle="1" w:styleId="TextoindependienteCar">
+    <w:name w:val="Texto independiente Car"/>
+    <w:basedOn w:val="Fuentedeprrafopredeter"/>
+    <w:link w:val="Textoindependiente"/>
+    <w:uiPriority w:val="99"/>
+    <w:semiHidden/>
+    <w:rsid w:val="00005321"/>
+    <w:rPr>
+      <w:sz w:val="28"/>
+    </w:rPr>
+  </w:style>
+  <w:style w:type="paragraph" w:styleId="Textoindependiente2">
+    <w:name w:val="Body Text 2"/>
+    <w:basedOn w:val="Normal"/>
+    <w:link w:val="Textoindependiente2Car"/>
+    <w:uiPriority w:val="99"/>
+    <w:semiHidden/>
+    <w:unhideWhenUsed/>
+    <w:rsid w:val="00005321"/>
+    <w:pPr>
+      <w:spacing w:line="480" w:lineRule="auto"/>
+    </w:pPr>
+  </w:style>
+  <w:style w:type="character" w:customStyle="1" w:styleId="Textoindependiente2Car">
+    <w:name w:val="Texto independiente 2 Car"/>
+    <w:basedOn w:val="Fuentedeprrafopredeter"/>
+    <w:link w:val="Textoindependiente2"/>
+    <w:uiPriority w:val="99"/>
+    <w:semiHidden/>
+    <w:rsid w:val="00005321"/>
+    <w:rPr>
+      <w:sz w:val="28"/>
+    </w:rPr>
+  </w:style>
+  <w:style w:type="paragraph" w:styleId="Textoindependiente3">
+    <w:name w:val="Body Text 3"/>
+    <w:basedOn w:val="Normal"/>
+    <w:link w:val="Textoindependiente3Car"/>
+    <w:uiPriority w:val="99"/>
+    <w:semiHidden/>
+    <w:unhideWhenUsed/>
+    <w:rsid w:val="00005321"/>
+    <w:rPr>
+      <w:sz w:val="16"/>
+      <w:szCs w:val="16"/>
+    </w:rPr>
+  </w:style>
+  <w:style w:type="character" w:customStyle="1" w:styleId="Textoindependiente3Car">
+    <w:name w:val="Texto independiente 3 Car"/>
+    <w:basedOn w:val="Fuentedeprrafopredeter"/>
+    <w:link w:val="Textoindependiente3"/>
+    <w:uiPriority w:val="99"/>
+    <w:semiHidden/>
+    <w:rsid w:val="00005321"/>
+    <w:rPr>
+      <w:sz w:val="16"/>
+      <w:szCs w:val="16"/>
+    </w:rPr>
+  </w:style>
+  <w:style w:type="paragraph" w:styleId="Textoindependienteprimerasangra">
+    <w:name w:val="Body Text First Indent"/>
+    <w:basedOn w:val="Textoindependiente"/>
+    <w:link w:val="TextoindependienteprimerasangraCar"/>
+    <w:uiPriority w:val="99"/>
+    <w:semiHidden/>
+    <w:unhideWhenUsed/>
+    <w:rsid w:val="00005321"/>
+    <w:pPr>
+      <w:ind w:firstLine="360"/>
+    </w:pPr>
+  </w:style>
+  <w:style w:type="character" w:customStyle="1" w:styleId="TextoindependienteprimerasangraCar">
+    <w:name w:val="Texto independiente primera sangría Car"/>
+    <w:basedOn w:val="TextoindependienteCar"/>
+    <w:link w:val="Textoindependienteprimerasangra"/>
+    <w:uiPriority w:val="99"/>
+    <w:semiHidden/>
+    <w:rsid w:val="00005321"/>
+    <w:rPr>
+      <w:sz w:val="28"/>
+    </w:rPr>
+  </w:style>
+  <w:style w:type="paragraph" w:styleId="Textoindependienteprimerasangra2">
+    <w:name w:val="Body Text First Indent 2"/>
+    <w:basedOn w:val="Sangradetextonormal"/>
+    <w:link w:val="Textoindependienteprimerasangra2Car"/>
+    <w:uiPriority w:val="99"/>
+    <w:semiHidden/>
+    <w:unhideWhenUsed/>
+    <w:rsid w:val="00005321"/>
+    <w:pPr>
+      <w:ind w:left="360" w:firstLine="360"/>
+    </w:pPr>
+  </w:style>
+  <w:style w:type="character" w:customStyle="1" w:styleId="Textoindependienteprimerasangra2Car">
+    <w:name w:val="Texto independiente primera sangría 2 Car"/>
+    <w:basedOn w:val="SangradetextonormalCar"/>
+    <w:link w:val="Textoindependienteprimerasangra2"/>
+    <w:uiPriority w:val="99"/>
+    <w:semiHidden/>
+    <w:rsid w:val="00005321"/>
+    <w:rPr>
+      <w:sz w:val="28"/>
+    </w:rPr>
+  </w:style>
+  <w:style w:type="paragraph" w:styleId="Textomacro">
+    <w:name w:val="macro"/>
+    <w:link w:val="TextomacroCar"/>
+    <w:uiPriority w:val="99"/>
+    <w:semiHidden/>
+    <w:unhideWhenUsed/>
+    <w:rsid w:val="00005321"/>
+    <w:pPr>
+      <w:tabs>
+        <w:tab w:val="left" w:pos="480"/>
+        <w:tab w:val="left" w:pos="960"/>
+        <w:tab w:val="left" w:pos="1440"/>
+        <w:tab w:val="left" w:pos="1920"/>
+        <w:tab w:val="left" w:pos="2400"/>
+        <w:tab w:val="left" w:pos="2880"/>
+        <w:tab w:val="left" w:pos="3360"/>
+        <w:tab w:val="left" w:pos="3840"/>
+        <w:tab w:val="left" w:pos="4320"/>
+      </w:tabs>
+      <w:spacing w:before="160" w:after="0" w:line="360" w:lineRule="auto"/>
+      <w:ind w:firstLine="709"/>
+    </w:pPr>
+    <w:rPr>
+      <w:rFonts w:ascii="Consolas" w:hAnsi="Consolas"/>
+      <w:sz w:val="20"/>
+      <w:szCs w:val="20"/>
+    </w:rPr>
+  </w:style>
+  <w:style w:type="character" w:customStyle="1" w:styleId="TextomacroCar">
+    <w:name w:val="Texto macro Car"/>
+    <w:basedOn w:val="Fuentedeprrafopredeter"/>
+    <w:link w:val="Textomacro"/>
+    <w:uiPriority w:val="99"/>
+    <w:semiHidden/>
+    <w:rsid w:val="00005321"/>
+    <w:rPr>
+      <w:rFonts w:ascii="Consolas" w:hAnsi="Consolas"/>
+      <w:sz w:val="20"/>
+      <w:szCs w:val="20"/>
+    </w:rPr>
+  </w:style>
+  <w:style w:type="paragraph" w:styleId="Textonotaalfinal">
+    <w:name w:val="endnote text"/>
+    <w:basedOn w:val="Normal"/>
+    <w:link w:val="TextonotaalfinalCar"/>
+    <w:uiPriority w:val="99"/>
+    <w:semiHidden/>
+    <w:unhideWhenUsed/>
+    <w:rsid w:val="00005321"/>
+    <w:pPr>
+      <w:spacing w:before="0" w:after="0" w:line="240" w:lineRule="auto"/>
+    </w:pPr>
+    <w:rPr>
+      <w:sz w:val="20"/>
+      <w:szCs w:val="20"/>
+    </w:rPr>
+  </w:style>
+  <w:style w:type="character" w:customStyle="1" w:styleId="TextonotaalfinalCar">
+    <w:name w:val="Texto nota al final Car"/>
+    <w:basedOn w:val="Fuentedeprrafopredeter"/>
+    <w:link w:val="Textonotaalfinal"/>
+    <w:uiPriority w:val="99"/>
+    <w:semiHidden/>
+    <w:rsid w:val="00005321"/>
+    <w:rPr>
+      <w:sz w:val="20"/>
+      <w:szCs w:val="20"/>
+    </w:rPr>
+  </w:style>
+  <w:style w:type="paragraph" w:styleId="Textonotapie">
+    <w:name w:val="footnote text"/>
+    <w:basedOn w:val="Normal"/>
+    <w:link w:val="TextonotapieCar"/>
+    <w:uiPriority w:val="99"/>
+    <w:semiHidden/>
+    <w:unhideWhenUsed/>
+    <w:rsid w:val="00005321"/>
+    <w:pPr>
+      <w:spacing w:before="0" w:after="0" w:line="240" w:lineRule="auto"/>
+    </w:pPr>
+    <w:rPr>
+      <w:sz w:val="20"/>
+      <w:szCs w:val="20"/>
+    </w:rPr>
+  </w:style>
+  <w:style w:type="character" w:customStyle="1" w:styleId="TextonotapieCar">
+    <w:name w:val="Texto nota pie Car"/>
+    <w:basedOn w:val="Fuentedeprrafopredeter"/>
+    <w:link w:val="Textonotapie"/>
+    <w:uiPriority w:val="99"/>
+    <w:semiHidden/>
+    <w:rsid w:val="00005321"/>
+    <w:rPr>
+      <w:sz w:val="20"/>
+      <w:szCs w:val="20"/>
+    </w:rPr>
+  </w:style>
+  <w:style w:type="paragraph" w:styleId="Textosinformato">
+    <w:name w:val="Plain Text"/>
+    <w:basedOn w:val="Normal"/>
+    <w:link w:val="TextosinformatoCar"/>
+    <w:uiPriority w:val="99"/>
+    <w:semiHidden/>
+    <w:unhideWhenUsed/>
+    <w:rsid w:val="00005321"/>
+    <w:pPr>
+      <w:spacing w:before="0" w:after="0" w:line="240" w:lineRule="auto"/>
+    </w:pPr>
+    <w:rPr>
+      <w:rFonts w:ascii="Consolas" w:hAnsi="Consolas"/>
+      <w:sz w:val="21"/>
+      <w:szCs w:val="21"/>
+    </w:rPr>
+  </w:style>
+  <w:style w:type="character" w:customStyle="1" w:styleId="TextosinformatoCar">
+    <w:name w:val="Texto sin formato Car"/>
+    <w:basedOn w:val="Fuentedeprrafopredeter"/>
+    <w:link w:val="Textosinformato"/>
+    <w:uiPriority w:val="99"/>
+    <w:semiHidden/>
+    <w:rsid w:val="00005321"/>
+    <w:rPr>
+      <w:rFonts w:ascii="Consolas" w:hAnsi="Consolas"/>
+      <w:sz w:val="21"/>
+      <w:szCs w:val="21"/>
+    </w:rPr>
+  </w:style>
+  <w:style w:type="character" w:customStyle="1" w:styleId="Ttulo8Car">
+    <w:name w:val="Título 8 Car"/>
+    <w:basedOn w:val="Fuentedeprrafopredeter"/>
+    <w:link w:val="Ttulo8"/>
+    <w:uiPriority w:val="9"/>
+    <w:semiHidden/>
+    <w:rsid w:val="00005321"/>
+    <w:rPr>
+      <w:rFonts w:asciiTheme="majorHAnsi" w:eastAsiaTheme="majorEastAsia" w:hAnsiTheme="majorHAnsi" w:cstheme="majorBidi"/>
+      <w:color w:val="272727" w:themeColor="text1" w:themeTint="D8"/>
+      <w:sz w:val="21"/>
+      <w:szCs w:val="21"/>
+    </w:rPr>
+  </w:style>
+  <w:style w:type="character" w:customStyle="1" w:styleId="Ttulo9Car">
+    <w:name w:val="Título 9 Car"/>
+    <w:basedOn w:val="Fuentedeprrafopredeter"/>
+    <w:link w:val="Ttulo9"/>
+    <w:uiPriority w:val="9"/>
+    <w:semiHidden/>
+    <w:rsid w:val="00005321"/>
+    <w:rPr>
+      <w:rFonts w:asciiTheme="majorHAnsi" w:eastAsiaTheme="majorEastAsia" w:hAnsiTheme="majorHAnsi" w:cstheme="majorBidi"/>
+      <w:i/>
+      <w:iCs/>
+      <w:color w:val="272727" w:themeColor="text1" w:themeTint="D8"/>
+      <w:sz w:val="21"/>
+      <w:szCs w:val="21"/>
+    </w:rPr>
+  </w:style>
+  <w:style w:type="paragraph" w:styleId="Ttulodendice">
+    <w:name w:val="index heading"/>
+    <w:basedOn w:val="Normal"/>
+    <w:next w:val="ndice1"/>
+    <w:uiPriority w:val="99"/>
+    <w:semiHidden/>
+    <w:unhideWhenUsed/>
+    <w:rsid w:val="00005321"/>
+    <w:rPr>
+      <w:rFonts w:asciiTheme="majorHAnsi" w:eastAsiaTheme="majorEastAsia" w:hAnsiTheme="majorHAnsi" w:cstheme="majorBidi"/>
+      <w:b/>
+      <w:bCs/>
+    </w:rPr>
   </w:style>
 </w:styles>
 </file>
